--- a/บทที่ 5.docx
+++ b/บทที่ 5.docx
@@ -1,6 +1,6 @@
 
 <file path=word/document.xml><?xml version="1.0" encoding="utf-8"?>
-<w:document xmlns:wpc="http://schemas.microsoft.com/office/word/2010/wordprocessingCanvas" xmlns:cx="http://schemas.microsoft.com/office/drawing/2014/chartex" xmlns:cx1="http://schemas.microsoft.com/office/drawing/2015/9/8/chartex" xmlns:cx2="http://schemas.microsoft.com/office/drawing/2015/10/21/chartex" xmlns:cx3="http://schemas.microsoft.com/office/drawing/2016/5/9/chartex" xmlns:cx4="http://schemas.microsoft.com/office/drawing/2016/5/10/chartex" xmlns:cx5="http://schemas.microsoft.com/office/drawing/2016/5/11/chartex" xmlns:cx6="http://schemas.microsoft.com/office/drawing/2016/5/12/chartex" xmlns:cx7="http://schemas.microsoft.com/office/drawing/2016/5/13/chartex" xmlns:cx8="http://schemas.microsoft.com/office/drawing/2016/5/14/chartex" xmlns:mc="http://schemas.openxmlformats.org/markup-compatibility/2006" xmlns:aink="http://schemas.microsoft.com/office/drawing/2016/ink" xmlns:am3d="http://schemas.microsoft.com/office/drawing/2017/model3d" xmlns:o="urn:schemas-microsoft-com:office:office" xmlns:oel="http://schemas.microsoft.com/office/2019/extlst" xmlns:r="http://schemas.openxmlformats.org/officeDocument/2006/relationships" xmlns:m="http://schemas.openxmlformats.org/officeDocument/2006/math" xmlns:v="urn:schemas-microsoft-com:vml" xmlns:wp14="http://schemas.microsoft.com/office/word/2010/wordprocessingDrawing" xmlns:wp="http://schemas.openxmlformats.org/drawingml/2006/wordprocessingDrawing" xmlns:w10="urn:schemas-microsoft-com:office:word" xmlns:w="http://schemas.openxmlformats.org/wordprocessingml/2006/main" xmlns:w14="http://schemas.microsoft.com/office/word/2010/wordml" xmlns:w15="http://schemas.microsoft.com/office/word/2012/wordml" xmlns:w16cex="http://schemas.microsoft.com/office/word/2018/wordml/cex" xmlns:w16cid="http://schemas.microsoft.com/office/word/2016/wordml/cid" xmlns:w16="http://schemas.microsoft.com/office/word/2018/wordml" xmlns:w16du="http://schemas.microsoft.com/office/word/2023/wordml/word16du" xmlns:w16sdtdh="http://schemas.microsoft.com/office/word/2020/wordml/sdtdatahash" xmlns:w16sdtfl="http://schemas.microsoft.com/office/word/2024/wordml/sdtformatlock" xmlns:w16se="http://schemas.microsoft.com/office/word/2015/wordml/symex" xmlns:wpg="http://schemas.microsoft.com/office/word/2010/wordprocessingGroup" xmlns:wpi="http://schemas.microsoft.com/office/word/2010/wordprocessingInk" xmlns:wne="http://schemas.microsoft.com/office/word/2006/wordml" xmlns:wps="http://schemas.microsoft.com/office/word/2010/wordprocessingShape" mc:Ignorable="w14 w15 w16se w16cid w16 w16cex w16sdtdh w16sdtfl w16du wp14">
+<w:document xmlns:wpc="http://schemas.microsoft.com/office/word/2010/wordprocessingCanvas" xmlns:cx="http://schemas.microsoft.com/office/drawing/2014/chartex" xmlns:cx1="http://schemas.microsoft.com/office/drawing/2015/9/8/chartex" xmlns:cx2="http://schemas.microsoft.com/office/drawing/2015/10/21/chartex" xmlns:cx3="http://schemas.microsoft.com/office/drawing/2016/5/9/chartex" xmlns:cx4="http://schemas.microsoft.com/office/drawing/2016/5/10/chartex" xmlns:cx5="http://schemas.microsoft.com/office/drawing/2016/5/11/chartex" xmlns:cx6="http://schemas.microsoft.com/office/drawing/2016/5/12/chartex" xmlns:cx7="http://schemas.microsoft.com/office/drawing/2016/5/13/chartex" xmlns:cx8="http://schemas.microsoft.com/office/drawing/2016/5/14/chartex" xmlns:mc="http://schemas.openxmlformats.org/markup-compatibility/2006" xmlns:aink="http://schemas.microsoft.com/office/drawing/2016/ink" xmlns:am3d="http://schemas.microsoft.com/office/drawing/2017/model3d" xmlns:o="urn:schemas-microsoft-com:office:office" xmlns:r="http://schemas.openxmlformats.org/officeDocument/2006/relationships" xmlns:m="http://schemas.openxmlformats.org/officeDocument/2006/math" xmlns:v="urn:schemas-microsoft-com:vml" xmlns:wp14="http://schemas.microsoft.com/office/word/2010/wordprocessingDrawing" xmlns:wp="http://schemas.openxmlformats.org/drawingml/2006/wordprocessingDrawing" xmlns:w10="urn:schemas-microsoft-com:office:word" xmlns:w="http://schemas.openxmlformats.org/wordprocessingml/2006/main" xmlns:w14="http://schemas.microsoft.com/office/word/2010/wordml" xmlns:w15="http://schemas.microsoft.com/office/word/2012/wordml" xmlns:w16cex="http://schemas.microsoft.com/office/word/2018/wordml/cex" xmlns:w16cid="http://schemas.microsoft.com/office/word/2016/wordml/cid" xmlns:w16="http://schemas.microsoft.com/office/word/2018/wordml" xmlns:w16sdtdh="http://schemas.microsoft.com/office/word/2020/wordml/sdtdatahash" xmlns:w16se="http://schemas.microsoft.com/office/word/2015/wordml/symex" xmlns:wpg="http://schemas.microsoft.com/office/word/2010/wordprocessingGroup" xmlns:wpi="http://schemas.microsoft.com/office/word/2010/wordprocessingInk" xmlns:wne="http://schemas.microsoft.com/office/word/2006/wordml" xmlns:wps="http://schemas.microsoft.com/office/word/2010/wordprocessingShape" mc:Ignorable="w14 w15 w16se w16cid w16 w16cex w16sdtdh wp14">
   <w:body>
     <w:p>
       <w:pPr>
@@ -14,7 +14,7 @@
         <w:spacing w:after="0"/>
         <w:jc w:val="center"/>
         <w:rPr>
-          <w:rFonts w:ascii="TH SarabunPSK" w:hAnsi="TH SarabunPSK" w:cs="TH SarabunPSK"/>
+          <w:rFonts w:ascii="TH SarabunPSK" w:hAnsi="TH SarabunPSK" w:cs="TH SarabunPSK" w:hint="cs"/>
           <w:b/>
           <w:bCs/>
           <w:sz w:val="40"/>
@@ -23,7 +23,7 @@
       </w:pPr>
       <w:r>
         <w:rPr>
-          <w:rFonts w:ascii="TH SarabunPSK" w:hAnsi="TH SarabunPSK" w:cs="TH SarabunPSK"/>
+          <w:rFonts w:ascii="TH SarabunPSK" w:hAnsi="TH SarabunPSK" w:cs="TH SarabunPSK" w:hint="cs"/>
           <w:b/>
           <w:bCs/>
           <w:sz w:val="40"/>
@@ -45,7 +45,7 @@
         <w:spacing w:after="0"/>
         <w:jc w:val="center"/>
         <w:rPr>
-          <w:rFonts w:ascii="TH SarabunPSK" w:hAnsi="TH SarabunPSK" w:cs="TH SarabunPSK"/>
+          <w:rFonts w:ascii="TH SarabunPSK" w:hAnsi="TH SarabunPSK" w:cs="TH SarabunPSK" w:hint="cs"/>
           <w:b/>
           <w:bCs/>
           <w:sz w:val="32"/>
@@ -54,7 +54,7 @@
       </w:pPr>
       <w:r>
         <w:rPr>
-          <w:rFonts w:ascii="TH SarabunPSK" w:hAnsi="TH SarabunPSK" w:cs="TH SarabunPSK"/>
+          <w:rFonts w:ascii="TH SarabunPSK" w:hAnsi="TH SarabunPSK" w:cs="TH SarabunPSK" w:hint="cs"/>
           <w:b/>
           <w:bCs/>
           <w:sz w:val="40"/>
@@ -97,14 +97,14 @@
         <w:spacing w:after="0"/>
         <w:jc w:val="thaiDistribute"/>
         <w:rPr>
-          <w:rFonts w:ascii="TH SarabunPSK" w:hAnsi="TH SarabunPSK" w:cs="TH SarabunPSK"/>
-          <w:sz w:val="32"/>
-          <w:szCs w:val="32"/>
-        </w:rPr>
-      </w:pPr>
-      <w:r>
-        <w:rPr>
-          <w:rFonts w:ascii="TH SarabunPSK" w:hAnsi="TH SarabunPSK" w:cs="TH SarabunPSK"/>
+          <w:rFonts w:ascii="TH SarabunPSK" w:hAnsi="TH SarabunPSK" w:cs="TH SarabunPSK" w:hint="cs"/>
+          <w:sz w:val="32"/>
+          <w:szCs w:val="32"/>
+        </w:rPr>
+      </w:pPr>
+      <w:r>
+        <w:rPr>
+          <w:rFonts w:ascii="TH SarabunPSK" w:hAnsi="TH SarabunPSK" w:cs="TH SarabunPSK" w:hint="cs"/>
           <w:b/>
           <w:bCs/>
           <w:sz w:val="32"/>
@@ -115,7 +115,7 @@
       </w:r>
       <w:r>
         <w:rPr>
-          <w:rFonts w:ascii="TH SarabunPSK" w:hAnsi="TH SarabunPSK" w:cs="TH SarabunPSK"/>
+          <w:rFonts w:ascii="TH SarabunPSK" w:hAnsi="TH SarabunPSK" w:cs="TH SarabunPSK" w:hint="cs"/>
           <w:b/>
           <w:bCs/>
           <w:sz w:val="32"/>
@@ -126,21 +126,56 @@
       </w:r>
       <w:r>
         <w:rPr>
+          <w:rFonts w:ascii="TH SarabunPSK" w:hAnsi="TH SarabunPSK" w:cs="TH SarabunPSK" w:hint="cs"/>
+          <w:sz w:val="32"/>
+          <w:szCs w:val="32"/>
+          <w:cs/>
+        </w:rPr>
+        <w:t>การทำ</w:t>
+      </w:r>
+      <w:r>
+        <w:rPr>
+          <w:rFonts w:ascii="TH SarabunPSK" w:hAnsi="TH SarabunPSK" w:cs="TH SarabunPSK" w:hint="cs"/>
+          <w:sz w:val="32"/>
+          <w:szCs w:val="32"/>
+          <w:cs/>
+        </w:rPr>
+        <w:t>โครงงานสหกิจศึกษา</w:t>
+      </w:r>
+      <w:r>
+        <w:rPr>
+          <w:rFonts w:ascii="TH SarabunPSK" w:hAnsi="TH SarabunPSK" w:cs="TH SarabunPSK" w:hint="cs"/>
+          <w:sz w:val="32"/>
+          <w:szCs w:val="32"/>
+          <w:cs/>
+        </w:rPr>
+        <w:t>ครั้งนี้มีวัตถุประสงค์ เพื่อ</w:t>
+      </w:r>
+      <w:r>
+        <w:rPr>
           <w:rFonts w:ascii="TH SarabunPSK" w:hAnsi="TH SarabunPSK" w:cs="TH SarabunPSK"/>
           <w:sz w:val="32"/>
           <w:szCs w:val="32"/>
           <w:cs/>
         </w:rPr>
-        <w:t>การทำ</w:t>
-      </w:r>
-      <w:r>
-        <w:rPr>
-          <w:rFonts w:ascii="TH SarabunPSK" w:hAnsi="TH SarabunPSK" w:cs="TH SarabunPSK" w:hint="cs"/>
-          <w:sz w:val="32"/>
-          <w:szCs w:val="32"/>
-          <w:cs/>
-        </w:rPr>
-        <w:t>โครงงานสหกิจศึกษา</w:t>
+        <w:t>พัฒนาระบบผู้ช่วยแบบตัวแทนเชิงปัญญาประดิษฐ์สำหรับองค์กร</w:t>
+      </w:r>
+      <w:r>
+        <w:rPr>
+          <w:rFonts w:ascii="TH SarabunPSK" w:hAnsi="TH SarabunPSK" w:cs="TH SarabunPSK" w:hint="cs"/>
+          <w:sz w:val="32"/>
+          <w:szCs w:val="32"/>
+        </w:rPr>
+        <w:t xml:space="preserve"> </w:t>
+      </w:r>
+      <w:r>
+        <w:rPr>
+          <w:rFonts w:ascii="TH SarabunPSK" w:hAnsi="TH SarabunPSK" w:cs="TH SarabunPSK" w:hint="cs"/>
+          <w:sz w:val="32"/>
+          <w:szCs w:val="32"/>
+          <w:cs/>
+        </w:rPr>
+        <w:t>เมื่อพัฒนาเสร็จเรียบร้อยจึงหาประสิทธิภาพและความพึงพอใจของผู้ใช้</w:t>
       </w:r>
       <w:r>
         <w:rPr>
@@ -149,184 +184,11 @@
           <w:szCs w:val="32"/>
           <w:cs/>
         </w:rPr>
-        <w:t>ครั้งนี้มีวัตถุประสงค์ เพื่อพัฒนาระบบ</w:t>
-      </w:r>
-      <w:r>
-        <w:rPr>
-          <w:rFonts w:ascii="TH SarabunPSK" w:hAnsi="TH SarabunPSK" w:cs="TH SarabunPSK"/>
-          <w:sz w:val="32"/>
-          <w:szCs w:val="32"/>
-          <w:cs/>
-        </w:rPr>
-        <w:t xml:space="preserve">ผู้ช่วยอัตโนมัติ </w:t>
-      </w:r>
-      <w:r>
-        <w:rPr>
-          <w:rFonts w:ascii="TH SarabunPSK" w:hAnsi="TH SarabunPSK" w:cs="TH SarabunPSK"/>
-          <w:sz w:val="32"/>
-          <w:szCs w:val="32"/>
-        </w:rPr>
-        <w:t>n</w:t>
-      </w:r>
-      <w:r>
-        <w:rPr>
-          <w:rFonts w:ascii="TH SarabunPSK" w:hAnsi="TH SarabunPSK" w:cs="TH SarabunPSK"/>
-          <w:sz w:val="32"/>
-          <w:szCs w:val="32"/>
-          <w:cs/>
-        </w:rPr>
-        <w:t>8</w:t>
-      </w:r>
-      <w:r>
-        <w:rPr>
-          <w:rFonts w:ascii="TH SarabunPSK" w:hAnsi="TH SarabunPSK" w:cs="TH SarabunPSK"/>
-          <w:sz w:val="32"/>
-          <w:szCs w:val="32"/>
-        </w:rPr>
-        <w:t xml:space="preserve">n </w:t>
-      </w:r>
-      <w:r>
-        <w:rPr>
-          <w:rFonts w:ascii="TH SarabunPSK" w:hAnsi="TH SarabunPSK" w:cs="TH SarabunPSK"/>
-          <w:sz w:val="32"/>
-          <w:szCs w:val="32"/>
-          <w:cs/>
-        </w:rPr>
-        <w:t xml:space="preserve">ผ่าน </w:t>
-      </w:r>
-      <w:r>
-        <w:rPr>
-          <w:rFonts w:ascii="TH SarabunPSK" w:hAnsi="TH SarabunPSK" w:cs="TH SarabunPSK"/>
-          <w:sz w:val="32"/>
-          <w:szCs w:val="32"/>
-        </w:rPr>
-        <w:t>LINE OA</w:t>
-      </w:r>
-      <w:r>
-        <w:rPr>
-          <w:rFonts w:ascii="TH SarabunPSK" w:hAnsi="TH SarabunPSK" w:cs="TH SarabunPSK" w:hint="cs"/>
-          <w:sz w:val="32"/>
-          <w:szCs w:val="32"/>
-          <w:cs/>
-        </w:rPr>
-        <w:t xml:space="preserve"> </w:t>
-      </w:r>
-      <w:r>
-        <w:rPr>
-          <w:rFonts w:ascii="TH SarabunPSK" w:hAnsi="TH SarabunPSK" w:cs="TH SarabunPSK"/>
-          <w:sz w:val="32"/>
-          <w:szCs w:val="32"/>
-          <w:cs/>
-        </w:rPr>
-        <w:t>สำหรับองค์กร</w:t>
-      </w:r>
-      <w:r>
-        <w:rPr>
-          <w:rFonts w:ascii="TH SarabunPSK" w:hAnsi="TH SarabunPSK" w:cs="TH SarabunPSK"/>
-          <w:sz w:val="32"/>
-          <w:szCs w:val="32"/>
-        </w:rPr>
-        <w:t xml:space="preserve"> </w:t>
-      </w:r>
-      <w:r>
-        <w:rPr>
-          <w:rFonts w:ascii="TH SarabunPSK" w:hAnsi="TH SarabunPSK" w:cs="TH SarabunPSK"/>
-          <w:sz w:val="32"/>
-          <w:szCs w:val="32"/>
-          <w:cs/>
-        </w:rPr>
-        <w:t>เมื่อพัฒนาเสร็จเรียบร้อยจึงหาประสิทธิภาพและความพึงพอใจของผู้ใช้ระบ</w:t>
-      </w:r>
-      <w:r>
-        <w:rPr>
-          <w:rFonts w:ascii="TH SarabunPSK" w:hAnsi="TH SarabunPSK" w:cs="TH SarabunPSK" w:hint="cs"/>
-          <w:sz w:val="32"/>
-          <w:szCs w:val="32"/>
-          <w:cs/>
-        </w:rPr>
-        <w:t>บ</w:t>
-      </w:r>
-      <w:r>
-        <w:rPr>
-          <w:rFonts w:ascii="TH SarabunPSK" w:hAnsi="TH SarabunPSK" w:cs="TH SarabunPSK"/>
-          <w:sz w:val="32"/>
-          <w:szCs w:val="32"/>
-          <w:cs/>
-        </w:rPr>
-        <w:t xml:space="preserve">ผู้ช่วยอัตโนมัติ </w:t>
-      </w:r>
-      <w:r>
-        <w:rPr>
-          <w:rFonts w:ascii="TH SarabunPSK" w:hAnsi="TH SarabunPSK" w:cs="TH SarabunPSK"/>
-          <w:sz w:val="32"/>
-          <w:szCs w:val="32"/>
-        </w:rPr>
-        <w:t>n</w:t>
-      </w:r>
-      <w:r>
-        <w:rPr>
-          <w:rFonts w:ascii="TH SarabunPSK" w:hAnsi="TH SarabunPSK" w:cs="TH SarabunPSK"/>
-          <w:sz w:val="32"/>
-          <w:szCs w:val="32"/>
-          <w:cs/>
-        </w:rPr>
-        <w:t>8</w:t>
-      </w:r>
-      <w:r>
-        <w:rPr>
-          <w:rFonts w:ascii="TH SarabunPSK" w:hAnsi="TH SarabunPSK" w:cs="TH SarabunPSK"/>
-          <w:sz w:val="32"/>
-          <w:szCs w:val="32"/>
-        </w:rPr>
-        <w:t xml:space="preserve">n </w:t>
-      </w:r>
-      <w:r>
-        <w:rPr>
-          <w:rFonts w:ascii="TH SarabunPSK" w:hAnsi="TH SarabunPSK" w:cs="TH SarabunPSK"/>
-          <w:sz w:val="32"/>
-          <w:szCs w:val="32"/>
-          <w:cs/>
-        </w:rPr>
-        <w:t xml:space="preserve">ผ่าน </w:t>
-      </w:r>
-      <w:r>
-        <w:rPr>
-          <w:rFonts w:ascii="TH SarabunPSK" w:hAnsi="TH SarabunPSK" w:cs="TH SarabunPSK"/>
-          <w:sz w:val="32"/>
-          <w:szCs w:val="32"/>
-        </w:rPr>
-        <w:t>LINE OA</w:t>
-      </w:r>
-      <w:r>
-        <w:rPr>
-          <w:rFonts w:ascii="TH SarabunPSK" w:hAnsi="TH SarabunPSK" w:cs="TH SarabunPSK" w:hint="cs"/>
-          <w:sz w:val="32"/>
-          <w:szCs w:val="32"/>
-          <w:cs/>
-        </w:rPr>
-        <w:t xml:space="preserve"> </w:t>
-      </w:r>
-      <w:r>
-        <w:rPr>
-          <w:rFonts w:ascii="TH SarabunPSK" w:hAnsi="TH SarabunPSK" w:cs="TH SarabunPSK"/>
-          <w:sz w:val="32"/>
-          <w:szCs w:val="32"/>
-          <w:cs/>
-        </w:rPr>
-        <w:t>สำหรับองค์กร</w:t>
-      </w:r>
-      <w:r>
-        <w:rPr>
-          <w:rFonts w:ascii="TH SarabunPSK" w:hAnsi="TH SarabunPSK" w:cs="TH SarabunPSK" w:hint="cs"/>
-          <w:sz w:val="32"/>
-          <w:szCs w:val="32"/>
-          <w:cs/>
-        </w:rPr>
-        <w:t xml:space="preserve"> </w:t>
-      </w:r>
-      <w:r>
-        <w:rPr>
-          <w:rFonts w:ascii="TH SarabunPSK" w:hAnsi="TH SarabunPSK" w:cs="TH SarabunPSK"/>
+        <w:t>ระบบผู้ช่วยแบบตัวแทนเชิงปัญญาประดิษฐ์สำหรับองค์กร</w:t>
+      </w:r>
+      <w:r>
+        <w:rPr>
+          <w:rFonts w:ascii="TH SarabunPSK" w:hAnsi="TH SarabunPSK" w:cs="TH SarabunPSK" w:hint="cs"/>
           <w:sz w:val="32"/>
           <w:szCs w:val="32"/>
           <w:cs/>
@@ -354,12 +216,66 @@
       </w:pPr>
       <w:r>
         <w:rPr>
+          <w:rFonts w:ascii="TH SarabunPSK" w:hAnsi="TH SarabunPSK" w:cs="TH SarabunPSK" w:hint="cs"/>
+          <w:sz w:val="32"/>
+          <w:szCs w:val="32"/>
+          <w:cs/>
+        </w:rPr>
+        <w:tab/>
+      </w:r>
+      <w:r>
+        <w:rPr>
+          <w:rFonts w:ascii="TH SarabunPSK" w:hAnsi="TH SarabunPSK" w:cs="TH SarabunPSK" w:hint="cs"/>
+          <w:sz w:val="32"/>
+          <w:szCs w:val="32"/>
+          <w:cs/>
+        </w:rPr>
+        <w:tab/>
+      </w:r>
+      <w:r>
+        <w:rPr>
           <w:rFonts w:ascii="TH SarabunPSK" w:hAnsi="TH SarabunPSK" w:cs="TH SarabunPSK"/>
           <w:sz w:val="32"/>
           <w:szCs w:val="32"/>
           <w:cs/>
         </w:rPr>
-        <w:tab/>
+        <w:t>การพัฒนาระบบผู้ช่วยแบบตัวแทนเชิงปัญญาประดิษฐ์สำหรับองค์กร</w:t>
+      </w:r>
+      <w:r>
+        <w:rPr>
+          <w:rFonts w:ascii="TH SarabunPSK" w:hAnsi="TH SarabunPSK" w:cs="TH SarabunPSK" w:hint="cs"/>
+          <w:sz w:val="32"/>
+          <w:szCs w:val="32"/>
+          <w:cs/>
+        </w:rPr>
+        <w:t xml:space="preserve"> </w:t>
+      </w:r>
+      <w:r>
+        <w:rPr>
+          <w:rFonts w:ascii="TH SarabunPSK" w:hAnsi="TH SarabunPSK" w:cs="TH SarabunPSK" w:hint="cs"/>
+          <w:sz w:val="32"/>
+          <w:szCs w:val="32"/>
+          <w:cs/>
+        </w:rPr>
+        <w:t>ครั้งนี้ เริ่มตั้งแต่ศึกษาข้อมูลที่เกี่ยวข้องกับการทำ</w:t>
+      </w:r>
+      <w:r>
+        <w:rPr>
+          <w:rFonts w:ascii="TH SarabunPSK" w:hAnsi="TH SarabunPSK" w:cs="TH SarabunPSK" w:hint="cs"/>
+          <w:sz w:val="32"/>
+          <w:szCs w:val="32"/>
+          <w:cs/>
+        </w:rPr>
+        <w:t xml:space="preserve">โครงงานสหกิจศึกษา </w:t>
+      </w:r>
+      <w:r>
+        <w:rPr>
+          <w:rFonts w:ascii="TH SarabunPSK" w:hAnsi="TH SarabunPSK" w:cs="TH SarabunPSK" w:hint="cs"/>
+          <w:sz w:val="32"/>
+          <w:szCs w:val="32"/>
+          <w:cs/>
+        </w:rPr>
+        <w:t>โดยศึกษาข้อมูลและศึกษารายละเอียดที่เกี่ยวข้องกับ</w:t>
       </w:r>
       <w:r>
         <w:rPr>
@@ -368,67 +284,7 @@
           <w:szCs w:val="32"/>
           <w:cs/>
         </w:rPr>
-        <w:tab/>
-      </w:r>
-      <w:r>
-        <w:rPr>
-          <w:rFonts w:ascii="TH SarabunPSK" w:hAnsi="TH SarabunPSK" w:cs="TH SarabunPSK"/>
-          <w:sz w:val="32"/>
-          <w:szCs w:val="32"/>
-          <w:cs/>
-        </w:rPr>
-        <w:t>การพัฒนาระบบ</w:t>
-      </w:r>
-      <w:r>
-        <w:rPr>
-          <w:rFonts w:ascii="TH SarabunPSK" w:hAnsi="TH SarabunPSK" w:cs="TH SarabunPSK"/>
-          <w:sz w:val="32"/>
-          <w:szCs w:val="32"/>
-          <w:cs/>
-        </w:rPr>
-        <w:t xml:space="preserve">ผู้ช่วยอัตโนมัติ </w:t>
-      </w:r>
-      <w:r>
-        <w:rPr>
-          <w:rFonts w:ascii="TH SarabunPSK" w:hAnsi="TH SarabunPSK" w:cs="TH SarabunPSK"/>
-          <w:sz w:val="32"/>
-          <w:szCs w:val="32"/>
-        </w:rPr>
-        <w:t>n</w:t>
-      </w:r>
-      <w:r>
-        <w:rPr>
-          <w:rFonts w:ascii="TH SarabunPSK" w:hAnsi="TH SarabunPSK" w:cs="TH SarabunPSK"/>
-          <w:sz w:val="32"/>
-          <w:szCs w:val="32"/>
-          <w:cs/>
-        </w:rPr>
-        <w:t>8</w:t>
-      </w:r>
-      <w:r>
-        <w:rPr>
-          <w:rFonts w:ascii="TH SarabunPSK" w:hAnsi="TH SarabunPSK" w:cs="TH SarabunPSK"/>
-          <w:sz w:val="32"/>
-          <w:szCs w:val="32"/>
-        </w:rPr>
-        <w:t xml:space="preserve">n </w:t>
-      </w:r>
-      <w:r>
-        <w:rPr>
-          <w:rFonts w:ascii="TH SarabunPSK" w:hAnsi="TH SarabunPSK" w:cs="TH SarabunPSK"/>
-          <w:sz w:val="32"/>
-          <w:szCs w:val="32"/>
-          <w:cs/>
-        </w:rPr>
-        <w:t xml:space="preserve">ผ่าน </w:t>
-      </w:r>
-      <w:r>
-        <w:rPr>
-          <w:rFonts w:ascii="TH SarabunPSK" w:hAnsi="TH SarabunPSK" w:cs="TH SarabunPSK"/>
-          <w:sz w:val="32"/>
-          <w:szCs w:val="32"/>
-        </w:rPr>
-        <w:t>LINE OA</w:t>
+        <w:t>การพัฒนาระบบผู้ช่วยแบบตัวแทนเชิงปัญญาประดิษฐ์สำหรับองค์กร</w:t>
       </w:r>
       <w:r>
         <w:rPr>
@@ -441,182 +297,41 @@
       </w:r>
       <w:r>
         <w:rPr>
-          <w:rFonts w:ascii="TH SarabunPSK" w:hAnsi="TH SarabunPSK" w:cs="TH SarabunPSK"/>
-          <w:sz w:val="32"/>
-          <w:szCs w:val="32"/>
-          <w:cs/>
-        </w:rPr>
-        <w:t>สำหรับองค์กร</w:t>
-      </w:r>
-      <w:r>
-        <w:rPr>
-          <w:rFonts w:ascii="TH SarabunPSK" w:hAnsi="TH SarabunPSK" w:cs="TH SarabunPSK" w:hint="cs"/>
-          <w:sz w:val="32"/>
-          <w:szCs w:val="32"/>
-          <w:cs/>
+          <w:rFonts w:ascii="TH SarabunPSK" w:hAnsi="TH SarabunPSK" w:cs="TH SarabunPSK" w:hint="cs"/>
+          <w:sz w:val="32"/>
+          <w:szCs w:val="32"/>
+          <w:cs/>
+        </w:rPr>
+        <w:t>ในและต่างประเทศ และศึกษาเครื่องมือสำหรับพัฒนาระบบสารสนเทศ และโปรแกรมอื่น</w:t>
+      </w:r>
+      <w:r>
+        <w:rPr>
+          <w:rFonts w:ascii="TH SarabunPSK" w:hAnsi="TH SarabunPSK" w:cs="TH SarabunPSK" w:hint="cs"/>
+          <w:sz w:val="32"/>
+          <w:szCs w:val="32"/>
         </w:rPr>
         <w:t xml:space="preserve"> </w:t>
       </w:r>
       <w:r>
         <w:rPr>
-          <w:rFonts w:ascii="TH SarabunPSK" w:hAnsi="TH SarabunPSK" w:cs="TH SarabunPSK"/>
-          <w:sz w:val="32"/>
-          <w:szCs w:val="32"/>
-          <w:cs/>
-        </w:rPr>
-        <w:t>ครั้งนี้ เริ่มตั้งแต่ศึกษาข้อมูลที่เกี่ยวข้องกับการทำ</w:t>
-      </w:r>
-      <w:r>
-        <w:rPr>
-          <w:rFonts w:ascii="TH SarabunPSK" w:hAnsi="TH SarabunPSK" w:cs="TH SarabunPSK" w:hint="cs"/>
-          <w:sz w:val="32"/>
-          <w:szCs w:val="32"/>
-          <w:cs/>
-        </w:rPr>
-        <w:t xml:space="preserve">โครงงานสหกิจศึกษา </w:t>
-      </w:r>
-      <w:r>
-        <w:rPr>
-          <w:rFonts w:ascii="TH SarabunPSK" w:hAnsi="TH SarabunPSK" w:cs="TH SarabunPSK"/>
-          <w:sz w:val="32"/>
-          <w:szCs w:val="32"/>
-          <w:cs/>
-        </w:rPr>
-        <w:t>โดยศึกษาข้อมูลและศึกษารายละเอียดที่เกี่ยวข้องกับการพัฒนาระบบสารสนเทศ เว็บไซต์ที่เกี่ยวข้องกับ</w:t>
-      </w:r>
-      <w:r>
-        <w:rPr>
-          <w:rFonts w:ascii="TH SarabunPSK" w:hAnsi="TH SarabunPSK" w:cs="TH SarabunPSK" w:hint="cs"/>
-          <w:sz w:val="32"/>
-          <w:szCs w:val="32"/>
-          <w:cs/>
-        </w:rPr>
-        <w:t>ระบบ</w:t>
-      </w:r>
-      <w:r>
-        <w:rPr>
-          <w:rFonts w:ascii="TH SarabunPSK" w:hAnsi="TH SarabunPSK" w:cs="TH SarabunPSK"/>
-          <w:sz w:val="32"/>
-          <w:szCs w:val="32"/>
-          <w:cs/>
-        </w:rPr>
-        <w:t xml:space="preserve">ผู้ช่วยอัตโนมัติ </w:t>
-      </w:r>
-      <w:r>
-        <w:rPr>
-          <w:rFonts w:ascii="TH SarabunPSK" w:hAnsi="TH SarabunPSK" w:cs="TH SarabunPSK"/>
-          <w:sz w:val="32"/>
-          <w:szCs w:val="32"/>
-        </w:rPr>
-        <w:t>n</w:t>
-      </w:r>
-      <w:r>
-        <w:rPr>
-          <w:rFonts w:ascii="TH SarabunPSK" w:hAnsi="TH SarabunPSK" w:cs="TH SarabunPSK"/>
-          <w:sz w:val="32"/>
-          <w:szCs w:val="32"/>
-          <w:cs/>
-        </w:rPr>
-        <w:t>8</w:t>
-      </w:r>
-      <w:r>
-        <w:rPr>
-          <w:rFonts w:ascii="TH SarabunPSK" w:hAnsi="TH SarabunPSK" w:cs="TH SarabunPSK"/>
-          <w:sz w:val="32"/>
-          <w:szCs w:val="32"/>
-        </w:rPr>
-        <w:t xml:space="preserve">n </w:t>
-      </w:r>
-      <w:r>
-        <w:rPr>
-          <w:rFonts w:ascii="TH SarabunPSK" w:hAnsi="TH SarabunPSK" w:cs="TH SarabunPSK"/>
-          <w:sz w:val="32"/>
-          <w:szCs w:val="32"/>
-          <w:cs/>
-        </w:rPr>
-        <w:t xml:space="preserve">ผ่าน </w:t>
-      </w:r>
-      <w:r>
-        <w:rPr>
-          <w:rFonts w:ascii="TH SarabunPSK" w:hAnsi="TH SarabunPSK" w:cs="TH SarabunPSK"/>
-          <w:sz w:val="32"/>
-          <w:szCs w:val="32"/>
-        </w:rPr>
-        <w:t>LINE OA</w:t>
-      </w:r>
-      <w:r>
-        <w:rPr>
-          <w:rFonts w:ascii="TH SarabunPSK" w:hAnsi="TH SarabunPSK" w:cs="TH SarabunPSK" w:hint="cs"/>
-          <w:sz w:val="32"/>
-          <w:szCs w:val="32"/>
-          <w:cs/>
+          <w:rFonts w:ascii="TH SarabunPSK" w:hAnsi="TH SarabunPSK" w:cs="TH SarabunPSK" w:hint="cs"/>
+          <w:sz w:val="32"/>
+          <w:szCs w:val="32"/>
+          <w:cs/>
+        </w:rPr>
+        <w:t>ๆ</w:t>
+      </w:r>
+      <w:r>
+        <w:rPr>
+          <w:rFonts w:ascii="TH SarabunPSK" w:hAnsi="TH SarabunPSK" w:cs="TH SarabunPSK" w:hint="cs"/>
+          <w:sz w:val="32"/>
+          <w:szCs w:val="32"/>
         </w:rPr>
         <w:t xml:space="preserve"> </w:t>
       </w:r>
       <w:r>
         <w:rPr>
-          <w:rFonts w:ascii="TH SarabunPSK" w:hAnsi="TH SarabunPSK" w:cs="TH SarabunPSK"/>
-          <w:sz w:val="32"/>
-          <w:szCs w:val="32"/>
-          <w:cs/>
-        </w:rPr>
-        <w:t>สำหรับองค์กร</w:t>
-      </w:r>
-      <w:r>
-        <w:rPr>
-          <w:rFonts w:ascii="TH SarabunPSK" w:hAnsi="TH SarabunPSK" w:cs="TH SarabunPSK" w:hint="cs"/>
-          <w:sz w:val="32"/>
-          <w:szCs w:val="32"/>
-          <w:cs/>
-        </w:rPr>
-        <w:t xml:space="preserve"> </w:t>
-      </w:r>
-      <w:r>
-        <w:rPr>
-          <w:rFonts w:ascii="TH SarabunPSK" w:hAnsi="TH SarabunPSK" w:cs="TH SarabunPSK" w:hint="cs"/>
-          <w:sz w:val="32"/>
-          <w:szCs w:val="32"/>
-          <w:cs/>
-        </w:rPr>
-        <w:t xml:space="preserve"> </w:t>
-      </w:r>
-      <w:r>
-        <w:rPr>
-          <w:rFonts w:ascii="TH SarabunPSK" w:hAnsi="TH SarabunPSK" w:cs="TH SarabunPSK"/>
-          <w:sz w:val="32"/>
-          <w:szCs w:val="32"/>
-          <w:cs/>
-        </w:rPr>
-        <w:t>ในและต่างประเทศ และศึกษาเครื่องมือสำหรับพัฒนาระบบสารสนเทศ และโปรแกรมอื่น</w:t>
-      </w:r>
-      <w:r>
-        <w:rPr>
-          <w:rFonts w:ascii="TH SarabunPSK" w:hAnsi="TH SarabunPSK" w:cs="TH SarabunPSK"/>
-          <w:sz w:val="32"/>
-          <w:szCs w:val="32"/>
-        </w:rPr>
-        <w:t xml:space="preserve"> </w:t>
-      </w:r>
-      <w:r>
-        <w:rPr>
-          <w:rFonts w:ascii="TH SarabunPSK" w:hAnsi="TH SarabunPSK" w:cs="TH SarabunPSK"/>
-          <w:sz w:val="32"/>
-          <w:szCs w:val="32"/>
-          <w:cs/>
-        </w:rPr>
-        <w:t>ๆ</w:t>
-      </w:r>
-      <w:r>
-        <w:rPr>
-          <w:rFonts w:ascii="TH SarabunPSK" w:hAnsi="TH SarabunPSK" w:cs="TH SarabunPSK"/>
-          <w:sz w:val="32"/>
-          <w:szCs w:val="32"/>
-        </w:rPr>
-        <w:t xml:space="preserve"> </w:t>
-      </w:r>
-      <w:r>
-        <w:rPr>
-          <w:rFonts w:ascii="TH SarabunPSK" w:hAnsi="TH SarabunPSK" w:cs="TH SarabunPSK"/>
+          <w:rFonts w:ascii="TH SarabunPSK" w:hAnsi="TH SarabunPSK" w:cs="TH SarabunPSK" w:hint="cs"/>
           <w:sz w:val="32"/>
           <w:szCs w:val="32"/>
           <w:cs/>
@@ -653,309 +368,147 @@
       </w:pPr>
       <w:r>
         <w:rPr>
+          <w:rFonts w:ascii="TH SarabunPSK" w:hAnsi="TH SarabunPSK" w:cs="TH SarabunPSK" w:hint="cs"/>
+          <w:sz w:val="32"/>
+          <w:szCs w:val="32"/>
+          <w:cs/>
+        </w:rPr>
+        <w:tab/>
+      </w:r>
+      <w:r>
+        <w:rPr>
+          <w:rFonts w:ascii="TH SarabunPSK" w:hAnsi="TH SarabunPSK" w:cs="TH SarabunPSK" w:hint="cs"/>
+          <w:sz w:val="32"/>
+          <w:szCs w:val="32"/>
+          <w:cs/>
+        </w:rPr>
+        <w:tab/>
+      </w:r>
+      <w:r>
+        <w:rPr>
+          <w:rFonts w:ascii="TH SarabunPSK" w:hAnsi="TH SarabunPSK" w:cs="TH SarabunPSK" w:hint="cs"/>
+          <w:sz w:val="32"/>
+          <w:szCs w:val="32"/>
+          <w:cs/>
+        </w:rPr>
+        <w:t>เมื่อศึกษารายละเอียดและกำหนดข้อมูลต่าง ๆ ครบถ้วนแล้ว จึงนำข้อมูลที่ได้ทั้งหมดมาสร้างเครื่องมือที่ใช้ในการทำ</w:t>
+      </w:r>
+      <w:r>
+        <w:rPr>
+          <w:rFonts w:ascii="TH SarabunPSK" w:hAnsi="TH SarabunPSK" w:cs="TH SarabunPSK" w:hint="cs"/>
+          <w:sz w:val="32"/>
+          <w:szCs w:val="32"/>
+          <w:cs/>
+        </w:rPr>
+        <w:t>โครงงานสหกิจศึกษา</w:t>
+      </w:r>
+      <w:r>
+        <w:rPr>
+          <w:rFonts w:ascii="TH SarabunPSK" w:hAnsi="TH SarabunPSK" w:cs="TH SarabunPSK" w:hint="cs"/>
+          <w:sz w:val="32"/>
+          <w:szCs w:val="32"/>
+          <w:cs/>
+        </w:rPr>
+        <w:t xml:space="preserve"> แบ่งออกเป็น</w:t>
+      </w:r>
+      <w:r>
+        <w:rPr>
           <w:rFonts w:ascii="TH SarabunPSK" w:hAnsi="TH SarabunPSK" w:cs="TH SarabunPSK"/>
           <w:sz w:val="32"/>
           <w:szCs w:val="32"/>
           <w:cs/>
         </w:rPr>
+        <w:t>ระบบผู้ช่วยแบบตัวแทนเชิงปัญญาประดิษฐ์สำหรับองค์กร</w:t>
+      </w:r>
+      <w:r>
+        <w:rPr>
+          <w:rFonts w:ascii="TH SarabunPSK" w:hAnsi="TH SarabunPSK" w:cs="TH SarabunPSK" w:hint="cs"/>
+          <w:sz w:val="32"/>
+          <w:szCs w:val="32"/>
+          <w:cs/>
+        </w:rPr>
+        <w:t xml:space="preserve"> แบบสอบถาม</w:t>
+      </w:r>
+      <w:r>
+        <w:rPr>
+          <w:rFonts w:ascii="TH SarabunPSK" w:hAnsi="TH SarabunPSK" w:cs="TH SarabunPSK" w:hint="cs"/>
+          <w:sz w:val="32"/>
+          <w:szCs w:val="32"/>
+          <w:cs/>
+        </w:rPr>
+        <w:t>โครงงานสหกิจศึกษา</w:t>
+      </w:r>
+      <w:r>
+        <w:rPr>
+          <w:rFonts w:ascii="TH SarabunPSK" w:hAnsi="TH SarabunPSK" w:cs="TH SarabunPSK" w:hint="cs"/>
+          <w:sz w:val="32"/>
+          <w:szCs w:val="32"/>
+          <w:cs/>
+        </w:rPr>
+        <w:t>เกี่ยวกับการประเมินประสิทธิภาพของ</w:t>
+      </w:r>
+      <w:r>
+        <w:rPr>
+          <w:rFonts w:ascii="TH SarabunPSK" w:hAnsi="TH SarabunPSK" w:cs="TH SarabunPSK"/>
+          <w:sz w:val="32"/>
+          <w:szCs w:val="32"/>
+          <w:cs/>
+        </w:rPr>
+        <w:t>ระบบผู้ช่วยแบบตัวแทนเชิงปัญญาประดิษฐ์สำหรับองค์กร</w:t>
+      </w:r>
+      <w:r>
+        <w:rPr>
+          <w:rFonts w:ascii="TH SarabunPSK" w:hAnsi="TH SarabunPSK" w:cs="TH SarabunPSK" w:hint="cs"/>
+          <w:sz w:val="32"/>
+          <w:szCs w:val="32"/>
+          <w:cs/>
+        </w:rPr>
+        <w:t xml:space="preserve"> และแบบสอบถาม</w:t>
+      </w:r>
+      <w:r>
+        <w:rPr>
+          <w:rFonts w:ascii="TH SarabunPSK" w:hAnsi="TH SarabunPSK" w:cs="TH SarabunPSK" w:hint="cs"/>
+          <w:sz w:val="32"/>
+          <w:szCs w:val="32"/>
+          <w:cs/>
+        </w:rPr>
+        <w:t>โครงงานสหกิจศึกษา</w:t>
+      </w:r>
+      <w:r>
+        <w:rPr>
+          <w:rFonts w:ascii="TH SarabunPSK" w:hAnsi="TH SarabunPSK" w:cs="TH SarabunPSK" w:hint="cs"/>
+          <w:sz w:val="32"/>
+          <w:szCs w:val="32"/>
+          <w:cs/>
+        </w:rPr>
+        <w:t>เกี่ยวกับการประเมินระดับความพึงพอใจของกลุ่มตัวอย่างที่มีต่อ</w:t>
+      </w:r>
+      <w:r>
+        <w:rPr>
+          <w:rFonts w:ascii="TH SarabunPSK" w:hAnsi="TH SarabunPSK" w:cs="TH SarabunPSK"/>
+          <w:sz w:val="32"/>
+          <w:szCs w:val="32"/>
+          <w:cs/>
+        </w:rPr>
+        <w:t>ระบบผู้ช่วยแบบตัวแทนเชิงปัญญาประดิษฐ์สำหรับองค์กร</w:t>
+      </w:r>
+      <w:r>
+        <w:rPr>
+          <w:rFonts w:ascii="TH SarabunPSK" w:hAnsi="TH SarabunPSK" w:cs="TH SarabunPSK" w:hint="cs"/>
+          <w:sz w:val="32"/>
+          <w:szCs w:val="32"/>
+          <w:cs/>
+        </w:rPr>
         <w:tab/>
       </w:r>
       <w:r>
         <w:rPr>
-          <w:rFonts w:ascii="TH SarabunPSK" w:hAnsi="TH SarabunPSK" w:cs="TH SarabunPSK"/>
+          <w:rFonts w:ascii="TH SarabunPSK" w:hAnsi="TH SarabunPSK" w:cs="TH SarabunPSK" w:hint="cs"/>
           <w:sz w:val="32"/>
           <w:szCs w:val="32"/>
           <w:cs/>
         </w:rPr>
         <w:tab/>
-      </w:r>
-      <w:r>
-        <w:rPr>
-          <w:rFonts w:ascii="TH SarabunPSK" w:hAnsi="TH SarabunPSK" w:cs="TH SarabunPSK"/>
-          <w:sz w:val="32"/>
-          <w:szCs w:val="32"/>
-          <w:cs/>
-        </w:rPr>
-        <w:t>เมื่อศึกษารายละเอียดและกำหนดข้อมูลต่าง ๆ ครบถ้วนแล้ว จึงนำข้อมูลที่ได้ทั้งหมดมาสร้างเครื่องมือที่ใช้ในการทำ</w:t>
-      </w:r>
-      <w:r>
-        <w:rPr>
-          <w:rFonts w:ascii="TH SarabunPSK" w:hAnsi="TH SarabunPSK" w:cs="TH SarabunPSK" w:hint="cs"/>
-          <w:sz w:val="32"/>
-          <w:szCs w:val="32"/>
-          <w:cs/>
-        </w:rPr>
-        <w:t>โครงงานสหกิจศึกษา</w:t>
-      </w:r>
-      <w:r>
-        <w:rPr>
-          <w:rFonts w:ascii="TH SarabunPSK" w:hAnsi="TH SarabunPSK" w:cs="TH SarabunPSK"/>
-          <w:sz w:val="32"/>
-          <w:szCs w:val="32"/>
-          <w:cs/>
-        </w:rPr>
-        <w:t xml:space="preserve"> แบ่งออกเป็นระบบ</w:t>
-      </w:r>
-      <w:r>
-        <w:rPr>
-          <w:rFonts w:ascii="TH SarabunPSK" w:hAnsi="TH SarabunPSK" w:cs="TH SarabunPSK"/>
-          <w:sz w:val="32"/>
-          <w:szCs w:val="32"/>
-          <w:cs/>
-        </w:rPr>
-        <w:t xml:space="preserve">ผู้ช่วยอัตโนมัติ </w:t>
-      </w:r>
-      <w:r>
-        <w:rPr>
-          <w:rFonts w:ascii="TH SarabunPSK" w:hAnsi="TH SarabunPSK" w:cs="TH SarabunPSK"/>
-          <w:sz w:val="32"/>
-          <w:szCs w:val="32"/>
-        </w:rPr>
-        <w:t>n</w:t>
-      </w:r>
-      <w:r>
-        <w:rPr>
-          <w:rFonts w:ascii="TH SarabunPSK" w:hAnsi="TH SarabunPSK" w:cs="TH SarabunPSK"/>
-          <w:sz w:val="32"/>
-          <w:szCs w:val="32"/>
-          <w:cs/>
-        </w:rPr>
-        <w:t>8</w:t>
-      </w:r>
-      <w:r>
-        <w:rPr>
-          <w:rFonts w:ascii="TH SarabunPSK" w:hAnsi="TH SarabunPSK" w:cs="TH SarabunPSK"/>
-          <w:sz w:val="32"/>
-          <w:szCs w:val="32"/>
-        </w:rPr>
-        <w:t xml:space="preserve">n </w:t>
-      </w:r>
-      <w:r>
-        <w:rPr>
-          <w:rFonts w:ascii="TH SarabunPSK" w:hAnsi="TH SarabunPSK" w:cs="TH SarabunPSK"/>
-          <w:sz w:val="32"/>
-          <w:szCs w:val="32"/>
-          <w:cs/>
-        </w:rPr>
-        <w:t xml:space="preserve">ผ่าน </w:t>
-      </w:r>
-      <w:r>
-        <w:rPr>
-          <w:rFonts w:ascii="TH SarabunPSK" w:hAnsi="TH SarabunPSK" w:cs="TH SarabunPSK"/>
-          <w:sz w:val="32"/>
-          <w:szCs w:val="32"/>
-        </w:rPr>
-        <w:t>LINE OA</w:t>
-      </w:r>
-      <w:r>
-        <w:rPr>
-          <w:rFonts w:ascii="TH SarabunPSK" w:hAnsi="TH SarabunPSK" w:cs="TH SarabunPSK" w:hint="cs"/>
-          <w:sz w:val="32"/>
-          <w:szCs w:val="32"/>
-          <w:cs/>
-        </w:rPr>
-        <w:t xml:space="preserve"> </w:t>
-      </w:r>
-      <w:r>
-        <w:rPr>
-          <w:rFonts w:ascii="TH SarabunPSK" w:hAnsi="TH SarabunPSK" w:cs="TH SarabunPSK"/>
-          <w:sz w:val="32"/>
-          <w:szCs w:val="32"/>
-          <w:cs/>
-        </w:rPr>
-        <w:t>สำหรับองค์กร</w:t>
-      </w:r>
-      <w:r>
-        <w:rPr>
-          <w:rFonts w:ascii="TH SarabunPSK" w:hAnsi="TH SarabunPSK" w:cs="TH SarabunPSK"/>
-          <w:sz w:val="32"/>
-          <w:szCs w:val="32"/>
-          <w:cs/>
-        </w:rPr>
-        <w:t xml:space="preserve"> แบบสอบถาม</w:t>
-      </w:r>
-      <w:r>
-        <w:rPr>
-          <w:rFonts w:ascii="TH SarabunPSK" w:hAnsi="TH SarabunPSK" w:cs="TH SarabunPSK" w:hint="cs"/>
-          <w:sz w:val="32"/>
-          <w:szCs w:val="32"/>
-          <w:cs/>
-        </w:rPr>
-        <w:t>โครงงานสหกิจศึกษา</w:t>
-      </w:r>
-      <w:r>
-        <w:rPr>
-          <w:rFonts w:ascii="TH SarabunPSK" w:hAnsi="TH SarabunPSK" w:cs="TH SarabunPSK"/>
-          <w:sz w:val="32"/>
-          <w:szCs w:val="32"/>
-          <w:cs/>
-        </w:rPr>
-        <w:t>เกี่ยวกับการประเมินประสิทธิภาพของระบบ</w:t>
-      </w:r>
-      <w:r>
-        <w:rPr>
-          <w:rFonts w:ascii="TH SarabunPSK" w:hAnsi="TH SarabunPSK" w:cs="TH SarabunPSK"/>
-          <w:sz w:val="32"/>
-          <w:szCs w:val="32"/>
-          <w:cs/>
-        </w:rPr>
-        <w:t xml:space="preserve">ผู้ช่วยอัตโนมัติ </w:t>
-      </w:r>
-      <w:r>
-        <w:rPr>
-          <w:rFonts w:ascii="TH SarabunPSK" w:hAnsi="TH SarabunPSK" w:cs="TH SarabunPSK"/>
-          <w:sz w:val="32"/>
-          <w:szCs w:val="32"/>
-        </w:rPr>
-        <w:t>n</w:t>
-      </w:r>
-      <w:r>
-        <w:rPr>
-          <w:rFonts w:ascii="TH SarabunPSK" w:hAnsi="TH SarabunPSK" w:cs="TH SarabunPSK"/>
-          <w:sz w:val="32"/>
-          <w:szCs w:val="32"/>
-          <w:cs/>
-        </w:rPr>
-        <w:t>8</w:t>
-      </w:r>
-      <w:r>
-        <w:rPr>
-          <w:rFonts w:ascii="TH SarabunPSK" w:hAnsi="TH SarabunPSK" w:cs="TH SarabunPSK"/>
-          <w:sz w:val="32"/>
-          <w:szCs w:val="32"/>
-        </w:rPr>
-        <w:t xml:space="preserve">n </w:t>
-      </w:r>
-      <w:r>
-        <w:rPr>
-          <w:rFonts w:ascii="TH SarabunPSK" w:hAnsi="TH SarabunPSK" w:cs="TH SarabunPSK"/>
-          <w:sz w:val="32"/>
-          <w:szCs w:val="32"/>
-          <w:cs/>
-        </w:rPr>
-        <w:t xml:space="preserve">ผ่าน </w:t>
-      </w:r>
-      <w:r>
-        <w:rPr>
-          <w:rFonts w:ascii="TH SarabunPSK" w:hAnsi="TH SarabunPSK" w:cs="TH SarabunPSK"/>
-          <w:sz w:val="32"/>
-          <w:szCs w:val="32"/>
-        </w:rPr>
-        <w:t>LINE OA</w:t>
-      </w:r>
-      <w:r>
-        <w:rPr>
-          <w:rFonts w:ascii="TH SarabunPSK" w:hAnsi="TH SarabunPSK" w:cs="TH SarabunPSK" w:hint="cs"/>
-          <w:sz w:val="32"/>
-          <w:szCs w:val="32"/>
-          <w:cs/>
-        </w:rPr>
-        <w:t xml:space="preserve"> </w:t>
-      </w:r>
-      <w:r>
-        <w:rPr>
-          <w:rFonts w:ascii="TH SarabunPSK" w:hAnsi="TH SarabunPSK" w:cs="TH SarabunPSK"/>
-          <w:sz w:val="32"/>
-          <w:szCs w:val="32"/>
-          <w:cs/>
-        </w:rPr>
-        <w:t>สำหรับองค์กร</w:t>
-      </w:r>
-      <w:r>
-        <w:rPr>
-          <w:rFonts w:ascii="TH SarabunPSK" w:hAnsi="TH SarabunPSK" w:cs="TH SarabunPSK"/>
-          <w:sz w:val="32"/>
-          <w:szCs w:val="32"/>
-          <w:cs/>
-        </w:rPr>
-        <w:t xml:space="preserve"> และแบบสอบถาม</w:t>
-      </w:r>
-      <w:r>
-        <w:rPr>
-          <w:rFonts w:ascii="TH SarabunPSK" w:hAnsi="TH SarabunPSK" w:cs="TH SarabunPSK" w:hint="cs"/>
-          <w:sz w:val="32"/>
-          <w:szCs w:val="32"/>
-          <w:cs/>
-        </w:rPr>
-        <w:t>โครงงานสหกิจศึกษา</w:t>
-      </w:r>
-      <w:r>
-        <w:rPr>
-          <w:rFonts w:ascii="TH SarabunPSK" w:hAnsi="TH SarabunPSK" w:cs="TH SarabunPSK"/>
-          <w:sz w:val="32"/>
-          <w:szCs w:val="32"/>
-          <w:cs/>
-        </w:rPr>
-        <w:t>เกี่ยวกับการประเมินระดับความพึงพอใจของกลุ่มตัวอย่างที่มีต่อระบบ</w:t>
-      </w:r>
-      <w:r>
-        <w:rPr>
-          <w:rFonts w:ascii="TH SarabunPSK" w:hAnsi="TH SarabunPSK" w:cs="TH SarabunPSK"/>
-          <w:sz w:val="32"/>
-          <w:szCs w:val="32"/>
-          <w:cs/>
-        </w:rPr>
-        <w:t xml:space="preserve">ผู้ช่วยอัตโนมัติ </w:t>
-      </w:r>
-      <w:r>
-        <w:rPr>
-          <w:rFonts w:ascii="TH SarabunPSK" w:hAnsi="TH SarabunPSK" w:cs="TH SarabunPSK"/>
-          <w:sz w:val="32"/>
-          <w:szCs w:val="32"/>
-        </w:rPr>
-        <w:t>n</w:t>
-      </w:r>
-      <w:r>
-        <w:rPr>
-          <w:rFonts w:ascii="TH SarabunPSK" w:hAnsi="TH SarabunPSK" w:cs="TH SarabunPSK"/>
-          <w:sz w:val="32"/>
-          <w:szCs w:val="32"/>
-          <w:cs/>
-        </w:rPr>
-        <w:t>8</w:t>
-      </w:r>
-      <w:r>
-        <w:rPr>
-          <w:rFonts w:ascii="TH SarabunPSK" w:hAnsi="TH SarabunPSK" w:cs="TH SarabunPSK"/>
-          <w:sz w:val="32"/>
-          <w:szCs w:val="32"/>
-        </w:rPr>
-        <w:t xml:space="preserve">n </w:t>
-      </w:r>
-      <w:r>
-        <w:rPr>
-          <w:rFonts w:ascii="TH SarabunPSK" w:hAnsi="TH SarabunPSK" w:cs="TH SarabunPSK"/>
-          <w:sz w:val="32"/>
-          <w:szCs w:val="32"/>
-          <w:cs/>
-        </w:rPr>
-        <w:t xml:space="preserve">ผ่าน </w:t>
-      </w:r>
-      <w:r>
-        <w:rPr>
-          <w:rFonts w:ascii="TH SarabunPSK" w:hAnsi="TH SarabunPSK" w:cs="TH SarabunPSK"/>
-          <w:sz w:val="32"/>
-          <w:szCs w:val="32"/>
-        </w:rPr>
-        <w:t>LINE OA</w:t>
-      </w:r>
-      <w:r>
-        <w:rPr>
-          <w:rFonts w:ascii="TH SarabunPSK" w:hAnsi="TH SarabunPSK" w:cs="TH SarabunPSK" w:hint="cs"/>
-          <w:sz w:val="32"/>
-          <w:szCs w:val="32"/>
-          <w:cs/>
-        </w:rPr>
-        <w:t xml:space="preserve"> </w:t>
-      </w:r>
-      <w:r>
-        <w:rPr>
-          <w:rFonts w:ascii="TH SarabunPSK" w:hAnsi="TH SarabunPSK" w:cs="TH SarabunPSK"/>
-          <w:sz w:val="32"/>
-          <w:szCs w:val="32"/>
-          <w:cs/>
-        </w:rPr>
-        <w:t>สำหรับองค์กร</w:t>
       </w:r>
     </w:p>
     <w:p>
@@ -971,11 +524,29 @@
         <w:spacing w:after="0"/>
         <w:jc w:val="thaiDistribute"/>
         <w:rPr>
+          <w:rFonts w:ascii="TH SarabunPSK" w:hAnsi="TH SarabunPSK" w:cs="TH SarabunPSK" w:hint="cs"/>
+          <w:sz w:val="32"/>
+          <w:szCs w:val="32"/>
+        </w:rPr>
+      </w:pPr>
+      <w:r>
+        <w:rPr>
           <w:rFonts w:ascii="TH SarabunPSK" w:hAnsi="TH SarabunPSK" w:cs="TH SarabunPSK"/>
           <w:sz w:val="32"/>
           <w:szCs w:val="32"/>
-        </w:rPr>
-      </w:pPr>
+          <w:cs/>
+        </w:rPr>
+        <w:tab/>
+      </w:r>
+      <w:r>
+        <w:rPr>
+          <w:rFonts w:ascii="TH SarabunPSK" w:hAnsi="TH SarabunPSK" w:cs="TH SarabunPSK" w:hint="cs"/>
+          <w:sz w:val="32"/>
+          <w:szCs w:val="32"/>
+          <w:cs/>
+        </w:rPr>
+        <w:t>เมื่อสร้างเครื่องมือที่เกี่ยวข้องแล้ว จึงนำ</w:t>
+      </w:r>
       <w:r>
         <w:rPr>
           <w:rFonts w:ascii="TH SarabunPSK" w:hAnsi="TH SarabunPSK" w:cs="TH SarabunPSK"/>
@@ -983,7 +554,127 @@
           <w:szCs w:val="32"/>
           <w:cs/>
         </w:rPr>
-        <w:tab/>
+        <w:t>ระบบผู้ช่วยแบบตัวแทนเชิงปัญญาประดิษฐ์สำหรับองค์กร</w:t>
+      </w:r>
+      <w:r>
+        <w:rPr>
+          <w:rFonts w:ascii="TH SarabunPSK" w:hAnsi="TH SarabunPSK" w:cs="TH SarabunPSK" w:hint="cs"/>
+          <w:sz w:val="32"/>
+          <w:szCs w:val="32"/>
+          <w:cs/>
+        </w:rPr>
+        <w:t xml:space="preserve"> </w:t>
+      </w:r>
+      <w:r>
+        <w:rPr>
+          <w:rFonts w:ascii="TH SarabunPSK" w:hAnsi="TH SarabunPSK" w:cs="TH SarabunPSK" w:hint="cs"/>
+          <w:sz w:val="32"/>
+          <w:szCs w:val="32"/>
+          <w:cs/>
+        </w:rPr>
+        <w:t>ไปหาประสิทธิภาพโดยผู้เชี่ยวชาญด้านพัฒนาโปรแกรม</w:t>
+      </w:r>
+      <w:r>
+        <w:rPr>
+          <w:rFonts w:ascii="TH SarabunPSK" w:hAnsi="TH SarabunPSK" w:cs="TH SarabunPSK" w:hint="cs"/>
+          <w:sz w:val="32"/>
+          <w:szCs w:val="32"/>
+        </w:rPr>
+        <w:t xml:space="preserve"> </w:t>
+      </w:r>
+      <w:r>
+        <w:rPr>
+          <w:rFonts w:ascii="TH SarabunPSK" w:hAnsi="TH SarabunPSK" w:cs="TH SarabunPSK" w:hint="cs"/>
+          <w:sz w:val="32"/>
+          <w:szCs w:val="32"/>
+          <w:cs/>
+        </w:rPr>
+        <w:t>ที่มีประสบการณ์ทำงานด้านการเขียนโปรแกรม</w:t>
+      </w:r>
+      <w:r>
+        <w:rPr>
+          <w:rFonts w:ascii="TH SarabunPSK" w:hAnsi="TH SarabunPSK" w:cs="TH SarabunPSK" w:hint="cs"/>
+          <w:sz w:val="32"/>
+          <w:szCs w:val="32"/>
+        </w:rPr>
+        <w:t xml:space="preserve"> </w:t>
+      </w:r>
+      <w:r>
+        <w:rPr>
+          <w:rFonts w:ascii="TH SarabunPSK" w:hAnsi="TH SarabunPSK" w:cs="TH SarabunPSK" w:hint="cs"/>
+          <w:sz w:val="32"/>
+          <w:szCs w:val="32"/>
+          <w:cs/>
+        </w:rPr>
+        <w:t>หรือนักวิชาการที่มีประสบการณ์สอนด้านพัฒนาโปรแกรม จำนวน</w:t>
+      </w:r>
+      <w:r>
+        <w:rPr>
+          <w:rFonts w:ascii="TH SarabunPSK" w:hAnsi="TH SarabunPSK" w:cs="TH SarabunPSK" w:hint="cs"/>
+          <w:sz w:val="32"/>
+          <w:szCs w:val="32"/>
+        </w:rPr>
+        <w:t xml:space="preserve"> </w:t>
+      </w:r>
+      <w:r>
+        <w:rPr>
+          <w:rFonts w:ascii="TH SarabunPSK" w:hAnsi="TH SarabunPSK" w:cs="TH SarabunPSK" w:hint="cs"/>
+          <w:sz w:val="32"/>
+          <w:szCs w:val="32"/>
+        </w:rPr>
+        <w:t>3</w:t>
+      </w:r>
+      <w:r>
+        <w:rPr>
+          <w:rFonts w:ascii="TH SarabunPSK" w:hAnsi="TH SarabunPSK" w:cs="TH SarabunPSK" w:hint="cs"/>
+          <w:sz w:val="32"/>
+          <w:szCs w:val="32"/>
+        </w:rPr>
+        <w:t xml:space="preserve"> </w:t>
+      </w:r>
+      <w:r>
+        <w:rPr>
+          <w:rFonts w:ascii="TH SarabunPSK" w:hAnsi="TH SarabunPSK" w:cs="TH SarabunPSK" w:hint="cs"/>
+          <w:sz w:val="32"/>
+          <w:szCs w:val="32"/>
+          <w:cs/>
+        </w:rPr>
+        <w:t>คน วิเคราะห์ข้อมูลเพื่อทดสอบสมมติฐานข้อที่</w:t>
+      </w:r>
+      <w:r>
+        <w:rPr>
+          <w:rFonts w:ascii="TH SarabunPSK" w:hAnsi="TH SarabunPSK" w:cs="TH SarabunPSK" w:hint="cs"/>
+          <w:sz w:val="32"/>
+          <w:szCs w:val="32"/>
+        </w:rPr>
+        <w:t xml:space="preserve"> 1</w:t>
+      </w:r>
+      <w:r>
+        <w:rPr>
+          <w:rFonts w:ascii="TH SarabunPSK" w:hAnsi="TH SarabunPSK" w:cs="TH SarabunPSK" w:hint="cs"/>
+          <w:sz w:val="32"/>
+          <w:szCs w:val="32"/>
+          <w:cs/>
+        </w:rPr>
+        <w:t xml:space="preserve"> ผลการวิเคราะห์ข้อมูลตามหลักสถิติในการหาประสิทธิภาพใช้คะแนนจากแบบสอบถาม</w:t>
+      </w:r>
+      <w:r>
+        <w:rPr>
+          <w:rFonts w:ascii="TH SarabunPSK" w:hAnsi="TH SarabunPSK" w:cs="TH SarabunPSK" w:hint="cs"/>
+          <w:sz w:val="32"/>
+          <w:szCs w:val="32"/>
+          <w:cs/>
+        </w:rPr>
+        <w:t>โครงงานสหกิจศึกษา</w:t>
+      </w:r>
+      <w:r>
+        <w:rPr>
+          <w:rFonts w:ascii="TH SarabunPSK" w:hAnsi="TH SarabunPSK" w:cs="TH SarabunPSK" w:hint="cs"/>
+          <w:sz w:val="32"/>
+          <w:szCs w:val="32"/>
+          <w:cs/>
+        </w:rPr>
+        <w:t>เกี่ยวกับการประเมินประสิทธิภาพของ</w:t>
       </w:r>
       <w:r>
         <w:rPr>
@@ -992,7 +683,16 @@
           <w:szCs w:val="32"/>
           <w:cs/>
         </w:rPr>
-        <w:tab/>
+        <w:t>ระบบผู้ช่วยแบบตัวแทนเชิงปัญญาประดิษฐ์สำหรับองค์กร</w:t>
+      </w:r>
+      <w:r>
+        <w:rPr>
+          <w:rFonts w:ascii="TH SarabunPSK" w:hAnsi="TH SarabunPSK" w:cs="TH SarabunPSK" w:hint="cs"/>
+          <w:sz w:val="32"/>
+          <w:szCs w:val="32"/>
+          <w:cs/>
+        </w:rPr>
+        <w:t xml:space="preserve"> สรุปได้ว่าประสิทธิภาพของ</w:t>
       </w:r>
       <w:r>
         <w:rPr>
@@ -1001,58 +701,7 @@
           <w:szCs w:val="32"/>
           <w:cs/>
         </w:rPr>
-        <w:t>เมื่อสร้างเครื่องมือที่เกี่ยวข้องแล้ว จึงนำระบบ</w:t>
-      </w:r>
-      <w:r>
-        <w:rPr>
-          <w:rFonts w:ascii="TH SarabunPSK" w:hAnsi="TH SarabunPSK" w:cs="TH SarabunPSK"/>
-          <w:sz w:val="32"/>
-          <w:szCs w:val="32"/>
-          <w:cs/>
-        </w:rPr>
-        <w:t xml:space="preserve">ผู้ช่วยอัตโนมัติ </w:t>
-      </w:r>
-      <w:r>
-        <w:rPr>
-          <w:rFonts w:ascii="TH SarabunPSK" w:hAnsi="TH SarabunPSK" w:cs="TH SarabunPSK"/>
-          <w:sz w:val="32"/>
-          <w:szCs w:val="32"/>
-        </w:rPr>
-        <w:t>n</w:t>
-      </w:r>
-      <w:r>
-        <w:rPr>
-          <w:rFonts w:ascii="TH SarabunPSK" w:hAnsi="TH SarabunPSK" w:cs="TH SarabunPSK"/>
-          <w:sz w:val="32"/>
-          <w:szCs w:val="32"/>
-          <w:cs/>
-        </w:rPr>
-        <w:t>8</w:t>
-      </w:r>
-      <w:r>
-        <w:rPr>
-          <w:rFonts w:ascii="TH SarabunPSK" w:hAnsi="TH SarabunPSK" w:cs="TH SarabunPSK"/>
-          <w:sz w:val="32"/>
-          <w:szCs w:val="32"/>
-        </w:rPr>
-        <w:t xml:space="preserve">n </w:t>
-      </w:r>
-      <w:r>
-        <w:rPr>
-          <w:rFonts w:ascii="TH SarabunPSK" w:hAnsi="TH SarabunPSK" w:cs="TH SarabunPSK"/>
-          <w:sz w:val="32"/>
-          <w:szCs w:val="32"/>
-          <w:cs/>
-        </w:rPr>
-        <w:t xml:space="preserve">ผ่าน </w:t>
-      </w:r>
-      <w:r>
-        <w:rPr>
-          <w:rFonts w:ascii="TH SarabunPSK" w:hAnsi="TH SarabunPSK" w:cs="TH SarabunPSK"/>
-          <w:sz w:val="32"/>
-          <w:szCs w:val="32"/>
-        </w:rPr>
-        <w:t>LINE OA</w:t>
+        <w:t>ระบบผู้ช่วยแบบตัวแทนเชิงปัญญาประดิษฐ์สำหรับองค์กร</w:t>
       </w:r>
       <w:r>
         <w:rPr>
@@ -1065,292 +714,7 @@
       </w:r>
       <w:r>
         <w:rPr>
-          <w:rFonts w:ascii="TH SarabunPSK" w:hAnsi="TH SarabunPSK" w:cs="TH SarabunPSK"/>
-          <w:sz w:val="32"/>
-          <w:szCs w:val="32"/>
-          <w:cs/>
-        </w:rPr>
-        <w:t>สำหรับองค์กร</w:t>
-      </w:r>
-      <w:r>
-        <w:rPr>
-          <w:rFonts w:ascii="TH SarabunPSK" w:hAnsi="TH SarabunPSK" w:cs="TH SarabunPSK" w:hint="cs"/>
-          <w:sz w:val="32"/>
-          <w:szCs w:val="32"/>
-          <w:cs/>
-        </w:rPr>
-        <w:t xml:space="preserve"> </w:t>
-      </w:r>
-      <w:r>
-        <w:rPr>
-          <w:rFonts w:ascii="TH SarabunPSK" w:hAnsi="TH SarabunPSK" w:cs="TH SarabunPSK"/>
-          <w:sz w:val="32"/>
-          <w:szCs w:val="32"/>
-          <w:cs/>
-        </w:rPr>
-        <w:t>ไปหาประสิทธิภาพโดยผู้เชี่ยวชาญด้านพัฒนาโปรแกรม</w:t>
-      </w:r>
-      <w:r>
-        <w:rPr>
-          <w:rFonts w:ascii="TH SarabunPSK" w:hAnsi="TH SarabunPSK" w:cs="TH SarabunPSK"/>
-          <w:sz w:val="32"/>
-          <w:szCs w:val="32"/>
-        </w:rPr>
-        <w:t xml:space="preserve"> </w:t>
-      </w:r>
-      <w:r>
-        <w:rPr>
-          <w:rFonts w:ascii="TH SarabunPSK" w:hAnsi="TH SarabunPSK" w:cs="TH SarabunPSK"/>
-          <w:sz w:val="32"/>
-          <w:szCs w:val="32"/>
-          <w:cs/>
-        </w:rPr>
-        <w:t>ที่มีประสบการณ์ทำงานด้านการเขียนโปรแกรม</w:t>
-      </w:r>
-      <w:r>
-        <w:rPr>
-          <w:rFonts w:ascii="TH SarabunPSK" w:hAnsi="TH SarabunPSK" w:cs="TH SarabunPSK"/>
-          <w:sz w:val="32"/>
-          <w:szCs w:val="32"/>
-        </w:rPr>
-        <w:t xml:space="preserve"> </w:t>
-      </w:r>
-      <w:r>
-        <w:rPr>
-          <w:rFonts w:ascii="TH SarabunPSK" w:hAnsi="TH SarabunPSK" w:cs="TH SarabunPSK"/>
-          <w:sz w:val="32"/>
-          <w:szCs w:val="32"/>
-          <w:cs/>
-        </w:rPr>
-        <w:t>หรือนักวิชาการที่มีประสบการณ์สอนด้านพัฒนาโปรแกรม จำนวน</w:t>
-      </w:r>
-      <w:r>
-        <w:rPr>
-          <w:rFonts w:ascii="TH SarabunPSK" w:hAnsi="TH SarabunPSK" w:cs="TH SarabunPSK"/>
-          <w:sz w:val="32"/>
-          <w:szCs w:val="32"/>
-        </w:rPr>
-        <w:t xml:space="preserve"> </w:t>
-      </w:r>
-      <w:r>
-        <w:rPr>
-          <w:rFonts w:ascii="TH SarabunPSK" w:hAnsi="TH SarabunPSK" w:cs="TH SarabunPSK"/>
-          <w:sz w:val="32"/>
-          <w:szCs w:val="32"/>
-        </w:rPr>
-        <w:t>3</w:t>
-      </w:r>
-      <w:r>
-        <w:rPr>
-          <w:rFonts w:ascii="TH SarabunPSK" w:hAnsi="TH SarabunPSK" w:cs="TH SarabunPSK"/>
-          <w:sz w:val="32"/>
-          <w:szCs w:val="32"/>
-        </w:rPr>
-        <w:t xml:space="preserve"> </w:t>
-      </w:r>
-      <w:r>
-        <w:rPr>
-          <w:rFonts w:ascii="TH SarabunPSK" w:hAnsi="TH SarabunPSK" w:cs="TH SarabunPSK"/>
-          <w:sz w:val="32"/>
-          <w:szCs w:val="32"/>
-          <w:cs/>
-        </w:rPr>
-        <w:t>คน วิเคราะห์ข้อมูลเพื่อทดสอบสมมติฐานข้อที่</w:t>
-      </w:r>
-      <w:r>
-        <w:rPr>
-          <w:rFonts w:ascii="TH SarabunPSK" w:hAnsi="TH SarabunPSK" w:cs="TH SarabunPSK"/>
-          <w:sz w:val="32"/>
-          <w:szCs w:val="32"/>
-        </w:rPr>
-        <w:t xml:space="preserve"> 1</w:t>
-      </w:r>
-      <w:r>
-        <w:rPr>
-          <w:rFonts w:ascii="TH SarabunPSK" w:hAnsi="TH SarabunPSK" w:cs="TH SarabunPSK"/>
-          <w:sz w:val="32"/>
-          <w:szCs w:val="32"/>
-          <w:cs/>
-        </w:rPr>
-        <w:t xml:space="preserve"> ผลการวิเคราะห์ข้อมูลตามหลักสถิติในการหาประสิทธิภาพใช้คะแนนจากแบบสอบถาม</w:t>
-      </w:r>
-      <w:r>
-        <w:rPr>
-          <w:rFonts w:ascii="TH SarabunPSK" w:hAnsi="TH SarabunPSK" w:cs="TH SarabunPSK" w:hint="cs"/>
-          <w:sz w:val="32"/>
-          <w:szCs w:val="32"/>
-          <w:cs/>
-        </w:rPr>
-        <w:t>โครงงานสหกิจศึกษา</w:t>
-      </w:r>
-      <w:r>
-        <w:rPr>
-          <w:rFonts w:ascii="TH SarabunPSK" w:hAnsi="TH SarabunPSK" w:cs="TH SarabunPSK"/>
-          <w:sz w:val="32"/>
-          <w:szCs w:val="32"/>
-          <w:cs/>
-        </w:rPr>
-        <w:t>เกี่ยวกับการประเมินประสิทธิภาพของระบบ</w:t>
-      </w:r>
-      <w:r>
-        <w:rPr>
-          <w:rFonts w:ascii="TH SarabunPSK" w:hAnsi="TH SarabunPSK" w:cs="TH SarabunPSK"/>
-          <w:sz w:val="32"/>
-          <w:szCs w:val="32"/>
-          <w:cs/>
-        </w:rPr>
-        <w:t xml:space="preserve">ผู้ช่วยอัตโนมัติ </w:t>
-      </w:r>
-      <w:r>
-        <w:rPr>
-          <w:rFonts w:ascii="TH SarabunPSK" w:hAnsi="TH SarabunPSK" w:cs="TH SarabunPSK"/>
-          <w:sz w:val="32"/>
-          <w:szCs w:val="32"/>
-        </w:rPr>
-        <w:t>n</w:t>
-      </w:r>
-      <w:r>
-        <w:rPr>
-          <w:rFonts w:ascii="TH SarabunPSK" w:hAnsi="TH SarabunPSK" w:cs="TH SarabunPSK"/>
-          <w:sz w:val="32"/>
-          <w:szCs w:val="32"/>
-          <w:cs/>
-        </w:rPr>
-        <w:t>8</w:t>
-      </w:r>
-      <w:r>
-        <w:rPr>
-          <w:rFonts w:ascii="TH SarabunPSK" w:hAnsi="TH SarabunPSK" w:cs="TH SarabunPSK"/>
-          <w:sz w:val="32"/>
-          <w:szCs w:val="32"/>
-        </w:rPr>
-        <w:t xml:space="preserve">n </w:t>
-      </w:r>
-      <w:r>
-        <w:rPr>
-          <w:rFonts w:ascii="TH SarabunPSK" w:hAnsi="TH SarabunPSK" w:cs="TH SarabunPSK"/>
-          <w:sz w:val="32"/>
-          <w:szCs w:val="32"/>
-          <w:cs/>
-        </w:rPr>
-        <w:t xml:space="preserve">ผ่าน </w:t>
-      </w:r>
-      <w:r>
-        <w:rPr>
-          <w:rFonts w:ascii="TH SarabunPSK" w:hAnsi="TH SarabunPSK" w:cs="TH SarabunPSK"/>
-          <w:sz w:val="32"/>
-          <w:szCs w:val="32"/>
-        </w:rPr>
-        <w:t>LINE OA</w:t>
-      </w:r>
-      <w:r>
-        <w:rPr>
-          <w:rFonts w:ascii="TH SarabunPSK" w:hAnsi="TH SarabunPSK" w:cs="TH SarabunPSK" w:hint="cs"/>
-          <w:sz w:val="32"/>
-          <w:szCs w:val="32"/>
-          <w:cs/>
-        </w:rPr>
-        <w:t xml:space="preserve"> </w:t>
-      </w:r>
-      <w:r>
-        <w:rPr>
-          <w:rFonts w:ascii="TH SarabunPSK" w:hAnsi="TH SarabunPSK" w:cs="TH SarabunPSK"/>
-          <w:sz w:val="32"/>
-          <w:szCs w:val="32"/>
-          <w:cs/>
-        </w:rPr>
-        <w:t>สำหรับองค์กร</w:t>
-      </w:r>
-      <w:r>
-        <w:rPr>
-          <w:rFonts w:ascii="TH SarabunPSK" w:hAnsi="TH SarabunPSK" w:cs="TH SarabunPSK"/>
-          <w:sz w:val="32"/>
-          <w:szCs w:val="32"/>
-          <w:cs/>
-        </w:rPr>
-        <w:t xml:space="preserve"> สรุปได้ว่าประสิทธิภาพของระบบ</w:t>
-      </w:r>
-      <w:r>
-        <w:rPr>
-          <w:rFonts w:ascii="TH SarabunPSK" w:hAnsi="TH SarabunPSK" w:cs="TH SarabunPSK"/>
-          <w:sz w:val="32"/>
-          <w:szCs w:val="32"/>
-          <w:cs/>
-        </w:rPr>
-        <w:t xml:space="preserve">ผู้ช่วยอัตโนมัติ </w:t>
-      </w:r>
-      <w:r>
-        <w:rPr>
-          <w:rFonts w:ascii="TH SarabunPSK" w:hAnsi="TH SarabunPSK" w:cs="TH SarabunPSK"/>
-          <w:sz w:val="32"/>
-          <w:szCs w:val="32"/>
-        </w:rPr>
-        <w:t>n</w:t>
-      </w:r>
-      <w:r>
-        <w:rPr>
-          <w:rFonts w:ascii="TH SarabunPSK" w:hAnsi="TH SarabunPSK" w:cs="TH SarabunPSK"/>
-          <w:sz w:val="32"/>
-          <w:szCs w:val="32"/>
-          <w:cs/>
-        </w:rPr>
-        <w:t>8</w:t>
-      </w:r>
-      <w:r>
-        <w:rPr>
-          <w:rFonts w:ascii="TH SarabunPSK" w:hAnsi="TH SarabunPSK" w:cs="TH SarabunPSK"/>
-          <w:sz w:val="32"/>
-          <w:szCs w:val="32"/>
-        </w:rPr>
-        <w:t xml:space="preserve">n </w:t>
-      </w:r>
-      <w:r>
-        <w:rPr>
-          <w:rFonts w:ascii="TH SarabunPSK" w:hAnsi="TH SarabunPSK" w:cs="TH SarabunPSK"/>
-          <w:sz w:val="32"/>
-          <w:szCs w:val="32"/>
-          <w:cs/>
-        </w:rPr>
-        <w:t xml:space="preserve">ผ่าน </w:t>
-      </w:r>
-      <w:r>
-        <w:rPr>
-          <w:rFonts w:ascii="TH SarabunPSK" w:hAnsi="TH SarabunPSK" w:cs="TH SarabunPSK"/>
-          <w:sz w:val="32"/>
-          <w:szCs w:val="32"/>
-        </w:rPr>
-        <w:t>LINE OA</w:t>
-      </w:r>
-      <w:r>
-        <w:rPr>
-          <w:rFonts w:ascii="TH SarabunPSK" w:hAnsi="TH SarabunPSK" w:cs="TH SarabunPSK" w:hint="cs"/>
-          <w:sz w:val="32"/>
-          <w:szCs w:val="32"/>
-          <w:cs/>
-        </w:rPr>
-        <w:t xml:space="preserve"> </w:t>
-      </w:r>
-      <w:r>
-        <w:rPr>
-          <w:rFonts w:ascii="TH SarabunPSK" w:hAnsi="TH SarabunPSK" w:cs="TH SarabunPSK"/>
-          <w:sz w:val="32"/>
-          <w:szCs w:val="32"/>
-          <w:cs/>
-        </w:rPr>
-        <w:t>สำหรับองค์กร</w:t>
-      </w:r>
-      <w:r>
-        <w:rPr>
-          <w:rFonts w:ascii="TH SarabunPSK" w:hAnsi="TH SarabunPSK" w:cs="TH SarabunPSK" w:hint="cs"/>
-          <w:sz w:val="32"/>
-          <w:szCs w:val="32"/>
-          <w:cs/>
-        </w:rPr>
-        <w:t xml:space="preserve"> </w:t>
-      </w:r>
-      <w:r>
-        <w:rPr>
-          <w:rFonts w:ascii="TH SarabunPSK" w:hAnsi="TH SarabunPSK" w:cs="TH SarabunPSK"/>
+          <w:rFonts w:ascii="TH SarabunPSK" w:hAnsi="TH SarabunPSK" w:cs="TH SarabunPSK" w:hint="cs"/>
           <w:sz w:val="32"/>
           <w:szCs w:val="32"/>
           <w:cs/>
@@ -1368,7 +732,7 @@
       </w:r>
       <w:r>
         <w:rPr>
-          <w:rFonts w:ascii="TH SarabunPSK" w:hAnsi="TH SarabunPSK" w:cs="TH SarabunPSK"/>
+          <w:rFonts w:ascii="TH SarabunPSK" w:hAnsi="TH SarabunPSK" w:cs="TH SarabunPSK" w:hint="cs"/>
           <w:sz w:val="32"/>
           <w:szCs w:val="32"/>
           <w:cs/>
@@ -1389,122 +753,140 @@
         <w:spacing w:after="0"/>
         <w:jc w:val="thaiDistribute"/>
         <w:rPr>
+          <w:rFonts w:ascii="TH SarabunPSK" w:hAnsi="TH SarabunPSK" w:cs="TH SarabunPSK" w:hint="cs"/>
+          <w:sz w:val="32"/>
+          <w:szCs w:val="32"/>
+        </w:rPr>
+      </w:pPr>
+      <w:r>
+        <w:rPr>
+          <w:rFonts w:ascii="TH SarabunPSK" w:hAnsi="TH SarabunPSK" w:cs="TH SarabunPSK" w:hint="cs"/>
+          <w:sz w:val="32"/>
+          <w:szCs w:val="32"/>
+        </w:rPr>
+        <w:tab/>
+      </w:r>
+      <w:r>
+        <w:rPr>
+          <w:rFonts w:ascii="TH SarabunPSK" w:hAnsi="TH SarabunPSK" w:cs="TH SarabunPSK" w:hint="cs"/>
+          <w:sz w:val="32"/>
+          <w:szCs w:val="32"/>
+        </w:rPr>
+        <w:tab/>
+      </w:r>
+      <w:r>
+        <w:rPr>
+          <w:rFonts w:ascii="TH SarabunPSK" w:hAnsi="TH SarabunPSK" w:cs="TH SarabunPSK" w:hint="cs"/>
+          <w:sz w:val="32"/>
+          <w:szCs w:val="32"/>
+          <w:cs/>
+        </w:rPr>
+        <w:t>ขั้นสุดท้ายเป็นการหาความพึงพอใจของกลุ่มตัวอย่างซึ่งเป็น</w:t>
+      </w:r>
+      <w:r>
+        <w:rPr>
+          <w:rFonts w:ascii="TH SarabunPSK" w:hAnsi="TH SarabunPSK" w:cs="TH SarabunPSK" w:hint="cs"/>
+          <w:sz w:val="32"/>
+          <w:szCs w:val="32"/>
+          <w:cs/>
+        </w:rPr>
+        <w:t>พนักงานองค์กร</w:t>
+      </w:r>
+      <w:r>
+        <w:rPr>
+          <w:rFonts w:ascii="TH SarabunPSK" w:hAnsi="TH SarabunPSK" w:cs="TH SarabunPSK" w:hint="cs"/>
+          <w:sz w:val="32"/>
+          <w:szCs w:val="32"/>
+          <w:cs/>
+        </w:rPr>
+        <w:t xml:space="preserve"> จำนวน </w:t>
+      </w:r>
+      <w:r>
+        <w:rPr>
+          <w:rFonts w:ascii="TH SarabunPSK" w:hAnsi="TH SarabunPSK" w:cs="TH SarabunPSK" w:hint="cs"/>
+          <w:sz w:val="32"/>
+          <w:szCs w:val="32"/>
+        </w:rPr>
+        <w:t>10</w:t>
+      </w:r>
+      <w:r>
+        <w:rPr>
+          <w:rFonts w:ascii="TH SarabunPSK" w:hAnsi="TH SarabunPSK" w:cs="TH SarabunPSK" w:hint="cs"/>
+          <w:sz w:val="32"/>
+          <w:szCs w:val="32"/>
+          <w:cs/>
+        </w:rPr>
+        <w:t xml:space="preserve"> คน ภายหลังการทดลองใช้ระบบโดยลำพังแล้วจึงให้กลุ่มตัวอย่างตอบแบบสอบถามเกี่ยวกับการประเมินระดับความพึงพอใจของกลุ่มตัวอย่างที่มีต่อ</w:t>
+      </w:r>
+      <w:r>
+        <w:rPr>
           <w:rFonts w:ascii="TH SarabunPSK" w:hAnsi="TH SarabunPSK" w:cs="TH SarabunPSK"/>
           <w:sz w:val="32"/>
           <w:szCs w:val="32"/>
-        </w:rPr>
-      </w:pPr>
+          <w:cs/>
+        </w:rPr>
+        <w:t>ระบบผู้ช่วยแบบตัวแทนเชิงปัญญาประดิษฐ์สำหรับองค์กร</w:t>
+      </w:r>
+      <w:r>
+        <w:rPr>
+          <w:rFonts w:ascii="TH SarabunPSK" w:hAnsi="TH SarabunPSK" w:cs="TH SarabunPSK" w:hint="cs"/>
+          <w:sz w:val="32"/>
+          <w:szCs w:val="32"/>
+          <w:cs/>
+        </w:rPr>
+        <w:t xml:space="preserve"> แล้วจึงนำผลที่ได้ไปวิเคราะห์ตามหลักสถิติ</w:t>
+      </w:r>
+      <w:r>
+        <w:rPr>
+          <w:rFonts w:ascii="TH SarabunPSK" w:hAnsi="TH SarabunPSK" w:cs="TH SarabunPSK" w:hint="cs"/>
+          <w:sz w:val="32"/>
+          <w:szCs w:val="32"/>
+        </w:rPr>
+        <w:t xml:space="preserve"> </w:t>
+      </w:r>
+      <w:r>
+        <w:rPr>
+          <w:rFonts w:ascii="TH SarabunPSK" w:hAnsi="TH SarabunPSK" w:cs="TH SarabunPSK" w:hint="cs"/>
+          <w:sz w:val="32"/>
+          <w:szCs w:val="32"/>
+          <w:cs/>
+        </w:rPr>
+        <w:t>วิเคราะห์ข้อมูลเพื่อทดสอบสมมติฐานข้อที่</w:t>
+      </w:r>
+      <w:r>
+        <w:rPr>
+          <w:rFonts w:ascii="TH SarabunPSK" w:hAnsi="TH SarabunPSK" w:cs="TH SarabunPSK" w:hint="cs"/>
+          <w:sz w:val="32"/>
+          <w:szCs w:val="32"/>
+        </w:rPr>
+        <w:t xml:space="preserve"> 2</w:t>
+      </w:r>
+      <w:r>
+        <w:rPr>
+          <w:rFonts w:ascii="TH SarabunPSK" w:hAnsi="TH SarabunPSK" w:cs="TH SarabunPSK" w:hint="cs"/>
+          <w:sz w:val="32"/>
+          <w:szCs w:val="32"/>
+          <w:cs/>
+        </w:rPr>
+        <w:t xml:space="preserve"> ผลการวิเคราะห์สรุปได้ว่าความพึงพอใจ</w:t>
+      </w:r>
+      <w:r>
+        <w:rPr>
+          <w:rFonts w:ascii="TH SarabunPSK" w:hAnsi="TH SarabunPSK" w:cs="TH SarabunPSK" w:hint="cs"/>
+          <w:sz w:val="32"/>
+          <w:szCs w:val="32"/>
+          <w:cs/>
+        </w:rPr>
+        <w:t>ของผู้ใช้ระบบที่มีต่อ</w:t>
+      </w:r>
       <w:r>
         <w:rPr>
           <w:rFonts w:ascii="TH SarabunPSK" w:hAnsi="TH SarabunPSK" w:cs="TH SarabunPSK"/>
           <w:sz w:val="32"/>
           <w:szCs w:val="32"/>
-        </w:rPr>
-        <w:lastRenderedPageBreak/>
-        <w:tab/>
-      </w:r>
-      <w:r>
-        <w:rPr>
-          <w:rFonts w:ascii="TH SarabunPSK" w:hAnsi="TH SarabunPSK" w:cs="TH SarabunPSK"/>
-          <w:sz w:val="32"/>
-          <w:szCs w:val="32"/>
-        </w:rPr>
-        <w:tab/>
-      </w:r>
-      <w:r>
-        <w:rPr>
-          <w:rFonts w:ascii="TH SarabunPSK" w:hAnsi="TH SarabunPSK" w:cs="TH SarabunPSK"/>
-          <w:sz w:val="32"/>
-          <w:szCs w:val="32"/>
-          <w:cs/>
-        </w:rPr>
-        <w:t>ขั้นสุดท้ายเป็นการหาความพึงพอใจของกลุ่มตัวอย่างซึ่งเป็น</w:t>
-      </w:r>
-      <w:r>
-        <w:rPr>
-          <w:rFonts w:ascii="TH SarabunPSK" w:hAnsi="TH SarabunPSK" w:cs="TH SarabunPSK" w:hint="cs"/>
-          <w:sz w:val="32"/>
-          <w:szCs w:val="32"/>
-          <w:cs/>
-        </w:rPr>
-        <w:t>พนักงานองค์กร</w:t>
-      </w:r>
-      <w:r>
-        <w:rPr>
-          <w:rFonts w:ascii="TH SarabunPSK" w:hAnsi="TH SarabunPSK" w:cs="TH SarabunPSK"/>
-          <w:sz w:val="32"/>
-          <w:szCs w:val="32"/>
-          <w:cs/>
-        </w:rPr>
-        <w:t xml:space="preserve"> จำนวน </w:t>
-      </w:r>
-      <w:r>
-        <w:rPr>
-          <w:rFonts w:ascii="TH SarabunPSK" w:hAnsi="TH SarabunPSK" w:cs="TH SarabunPSK"/>
-          <w:sz w:val="32"/>
-          <w:szCs w:val="32"/>
-        </w:rPr>
-        <w:t>10</w:t>
-      </w:r>
-      <w:r>
-        <w:rPr>
-          <w:rFonts w:ascii="TH SarabunPSK" w:hAnsi="TH SarabunPSK" w:cs="TH SarabunPSK"/>
-          <w:sz w:val="32"/>
-          <w:szCs w:val="32"/>
-          <w:cs/>
-        </w:rPr>
-        <w:t xml:space="preserve"> คน ภายหลังการทดลองใช้ระบบโดยลำพังแล้วจึงให้กลุ่มตัวอย่างตอบแบบสอบถามเกี่ยวกับการประเมินระดับความพึงพอใจของกลุ่มตัวอย่างที่มีต่อระบบ</w:t>
-      </w:r>
-      <w:r>
-        <w:rPr>
-          <w:rFonts w:ascii="TH SarabunPSK" w:hAnsi="TH SarabunPSK" w:cs="TH SarabunPSK"/>
-          <w:sz w:val="32"/>
-          <w:szCs w:val="32"/>
-          <w:cs/>
-        </w:rPr>
-        <w:t xml:space="preserve">ผู้ช่วยอัตโนมัติ </w:t>
-      </w:r>
-      <w:r>
-        <w:rPr>
-          <w:rFonts w:ascii="TH SarabunPSK" w:hAnsi="TH SarabunPSK" w:cs="TH SarabunPSK"/>
-          <w:sz w:val="32"/>
-          <w:szCs w:val="32"/>
-        </w:rPr>
-        <w:t>n</w:t>
-      </w:r>
-      <w:r>
-        <w:rPr>
-          <w:rFonts w:ascii="TH SarabunPSK" w:hAnsi="TH SarabunPSK" w:cs="TH SarabunPSK"/>
-          <w:sz w:val="32"/>
-          <w:szCs w:val="32"/>
-          <w:cs/>
-        </w:rPr>
-        <w:t>8</w:t>
-      </w:r>
-      <w:r>
-        <w:rPr>
-          <w:rFonts w:ascii="TH SarabunPSK" w:hAnsi="TH SarabunPSK" w:cs="TH SarabunPSK"/>
-          <w:sz w:val="32"/>
-          <w:szCs w:val="32"/>
-        </w:rPr>
-        <w:t xml:space="preserve">n </w:t>
-      </w:r>
-      <w:r>
-        <w:rPr>
-          <w:rFonts w:ascii="TH SarabunPSK" w:hAnsi="TH SarabunPSK" w:cs="TH SarabunPSK"/>
-          <w:sz w:val="32"/>
-          <w:szCs w:val="32"/>
-          <w:cs/>
-        </w:rPr>
-        <w:t xml:space="preserve">ผ่าน </w:t>
-      </w:r>
-      <w:r>
-        <w:rPr>
-          <w:rFonts w:ascii="TH SarabunPSK" w:hAnsi="TH SarabunPSK" w:cs="TH SarabunPSK"/>
-          <w:sz w:val="32"/>
-          <w:szCs w:val="32"/>
-        </w:rPr>
-        <w:t>LINE OA</w:t>
+          <w:cs/>
+        </w:rPr>
+        <w:t>ระบบผู้ช่วยแบบตัวแทนเชิงปัญญาประดิษฐ์สำหรับองค์กร</w:t>
       </w:r>
       <w:r>
         <w:rPr>
@@ -1517,155 +899,16 @@
       </w:r>
       <w:r>
         <w:rPr>
-          <w:rFonts w:ascii="TH SarabunPSK" w:hAnsi="TH SarabunPSK" w:cs="TH SarabunPSK"/>
-          <w:sz w:val="32"/>
-          <w:szCs w:val="32"/>
-          <w:cs/>
-        </w:rPr>
-        <w:t>สำหรับองค์กร</w:t>
-      </w:r>
-      <w:r>
-        <w:rPr>
-          <w:rFonts w:ascii="TH SarabunPSK" w:hAnsi="TH SarabunPSK" w:cs="TH SarabunPSK"/>
-          <w:sz w:val="32"/>
-          <w:szCs w:val="32"/>
-          <w:cs/>
-        </w:rPr>
-        <w:t xml:space="preserve"> แล้วจึงนำผลที่ได้ไปวิเคราะห์</w:t>
-      </w:r>
-      <w:r>
-        <w:rPr>
-          <w:rFonts w:ascii="TH SarabunPSK" w:hAnsi="TH SarabunPSK" w:cs="TH SarabunPSK"/>
-          <w:sz w:val="32"/>
-          <w:szCs w:val="32"/>
-          <w:cs/>
-        </w:rPr>
-        <w:t>ตามหลักสถิติ</w:t>
-      </w:r>
-      <w:r>
-        <w:rPr>
-          <w:rFonts w:ascii="TH SarabunPSK" w:hAnsi="TH SarabunPSK" w:cs="TH SarabunPSK"/>
-          <w:sz w:val="32"/>
-          <w:szCs w:val="32"/>
-        </w:rPr>
-        <w:t xml:space="preserve"> </w:t>
-      </w:r>
-      <w:r>
-        <w:rPr>
-          <w:rFonts w:ascii="TH SarabunPSK" w:hAnsi="TH SarabunPSK" w:cs="TH SarabunPSK"/>
-          <w:sz w:val="32"/>
-          <w:szCs w:val="32"/>
-          <w:cs/>
-        </w:rPr>
-        <w:t>วิเคราะห์ข้อมูลเพื่อทดสอบสมมติฐานข้อที่</w:t>
-      </w:r>
-      <w:r>
-        <w:rPr>
-          <w:rFonts w:ascii="TH SarabunPSK" w:hAnsi="TH SarabunPSK" w:cs="TH SarabunPSK"/>
-          <w:sz w:val="32"/>
-          <w:szCs w:val="32"/>
-        </w:rPr>
-        <w:t xml:space="preserve"> 2</w:t>
-      </w:r>
-      <w:r>
-        <w:rPr>
-          <w:rFonts w:ascii="TH SarabunPSK" w:hAnsi="TH SarabunPSK" w:cs="TH SarabunPSK"/>
-          <w:sz w:val="32"/>
-          <w:szCs w:val="32"/>
-          <w:cs/>
-        </w:rPr>
-        <w:t xml:space="preserve"> ผลการวิเคราะห์สรุปได้ว่าความพึงพอใจ</w:t>
-      </w:r>
-      <w:r>
-        <w:rPr>
-          <w:rFonts w:ascii="TH SarabunPSK" w:hAnsi="TH SarabunPSK" w:cs="TH SarabunPSK"/>
-          <w:sz w:val="32"/>
-          <w:szCs w:val="32"/>
-          <w:cs/>
-        </w:rPr>
-        <w:t>ของผู้ใช้ระบบที่มีต่อระบบ</w:t>
-      </w:r>
-      <w:r>
-        <w:rPr>
-          <w:rFonts w:ascii="TH SarabunPSK" w:hAnsi="TH SarabunPSK" w:cs="TH SarabunPSK"/>
-          <w:sz w:val="32"/>
-          <w:szCs w:val="32"/>
-          <w:cs/>
-        </w:rPr>
-        <w:t xml:space="preserve">ผู้ช่วยอัตโนมัติ </w:t>
-      </w:r>
-      <w:r>
-        <w:rPr>
-          <w:rFonts w:ascii="TH SarabunPSK" w:hAnsi="TH SarabunPSK" w:cs="TH SarabunPSK"/>
-          <w:sz w:val="32"/>
-          <w:szCs w:val="32"/>
-        </w:rPr>
-        <w:t>n</w:t>
-      </w:r>
-      <w:r>
-        <w:rPr>
-          <w:rFonts w:ascii="TH SarabunPSK" w:hAnsi="TH SarabunPSK" w:cs="TH SarabunPSK"/>
-          <w:sz w:val="32"/>
-          <w:szCs w:val="32"/>
-          <w:cs/>
-        </w:rPr>
-        <w:t>8</w:t>
-      </w:r>
-      <w:r>
-        <w:rPr>
-          <w:rFonts w:ascii="TH SarabunPSK" w:hAnsi="TH SarabunPSK" w:cs="TH SarabunPSK"/>
-          <w:sz w:val="32"/>
-          <w:szCs w:val="32"/>
-        </w:rPr>
-        <w:t xml:space="preserve">n </w:t>
-      </w:r>
-      <w:r>
-        <w:rPr>
-          <w:rFonts w:ascii="TH SarabunPSK" w:hAnsi="TH SarabunPSK" w:cs="TH SarabunPSK"/>
-          <w:sz w:val="32"/>
-          <w:szCs w:val="32"/>
-          <w:cs/>
-        </w:rPr>
-        <w:t xml:space="preserve">ผ่าน </w:t>
-      </w:r>
-      <w:r>
-        <w:rPr>
-          <w:rFonts w:ascii="TH SarabunPSK" w:hAnsi="TH SarabunPSK" w:cs="TH SarabunPSK"/>
-          <w:sz w:val="32"/>
-          <w:szCs w:val="32"/>
-        </w:rPr>
-        <w:t>LINE OA</w:t>
-      </w:r>
-      <w:r>
-        <w:rPr>
-          <w:rFonts w:ascii="TH SarabunPSK" w:hAnsi="TH SarabunPSK" w:cs="TH SarabunPSK" w:hint="cs"/>
-          <w:sz w:val="32"/>
-          <w:szCs w:val="32"/>
-          <w:cs/>
-        </w:rPr>
-        <w:t xml:space="preserve"> </w:t>
-      </w:r>
-      <w:r>
-        <w:rPr>
-          <w:rFonts w:ascii="TH SarabunPSK" w:hAnsi="TH SarabunPSK" w:cs="TH SarabunPSK"/>
-          <w:sz w:val="32"/>
-          <w:szCs w:val="32"/>
-          <w:cs/>
-        </w:rPr>
-        <w:t>สำหรับองค์กร</w:t>
-      </w:r>
-      <w:r>
-        <w:rPr>
-          <w:rFonts w:ascii="TH SarabunPSK" w:hAnsi="TH SarabunPSK" w:cs="TH SarabunPSK" w:hint="cs"/>
-          <w:sz w:val="32"/>
-          <w:szCs w:val="32"/>
-          <w:cs/>
-        </w:rPr>
-        <w:t xml:space="preserve"> </w:t>
-      </w:r>
-      <w:r>
-        <w:rPr>
-          <w:rFonts w:ascii="TH SarabunPSK" w:hAnsi="TH SarabunPSK" w:cs="TH SarabunPSK"/>
+          <w:rFonts w:ascii="TH SarabunPSK" w:hAnsi="TH SarabunPSK" w:cs="TH SarabunPSK" w:hint="cs"/>
+          <w:sz w:val="32"/>
+          <w:szCs w:val="32"/>
+          <w:cs/>
+        </w:rPr>
+        <w:t>ที่</w:t>
+      </w:r>
+      <w:r>
+        <w:rPr>
+          <w:rFonts w:ascii="TH SarabunPSK" w:hAnsi="TH SarabunPSK" w:cs="TH SarabunPSK" w:hint="cs"/>
           <w:sz w:val="32"/>
           <w:szCs w:val="32"/>
           <w:cs/>
@@ -1683,48 +926,21 @@
       </w:r>
       <w:r>
         <w:rPr>
-          <w:rFonts w:ascii="TH SarabunPSK" w:hAnsi="TH SarabunPSK" w:cs="TH SarabunPSK"/>
-          <w:sz w:val="32"/>
-          <w:szCs w:val="32"/>
-          <w:cs/>
-        </w:rPr>
-        <w:t>ที่</w:t>
-      </w:r>
-      <w:r>
-        <w:rPr>
-          <w:rFonts w:ascii="TH SarabunPSK" w:hAnsi="TH SarabunPSK" w:cs="TH SarabunPSK" w:hint="cs"/>
-          <w:sz w:val="32"/>
-          <w:szCs w:val="32"/>
-          <w:cs/>
-        </w:rPr>
-        <w:t>สอดคล้</w:t>
-      </w:r>
-      <w:r>
-        <w:rPr>
-          <w:rFonts w:ascii="TH SarabunPSK" w:hAnsi="TH SarabunPSK" w:cs="TH SarabunPSK" w:hint="cs"/>
-          <w:sz w:val="32"/>
-          <w:szCs w:val="32"/>
-          <w:cs/>
-        </w:rPr>
-        <w:t xml:space="preserve">อง </w:t>
-      </w:r>
-      <w:r>
-        <w:rPr>
-          <w:rFonts w:ascii="TH SarabunPSK" w:hAnsi="TH SarabunPSK" w:cs="TH SarabunPSK" w:hint="cs"/>
-          <w:sz w:val="32"/>
-          <w:szCs w:val="32"/>
-          <w:cs/>
-        </w:rPr>
-        <w:t>กับ</w:t>
-      </w:r>
-      <w:r>
-        <w:rPr>
-          <w:rFonts w:ascii="TH SarabunPSK" w:hAnsi="TH SarabunPSK" w:cs="TH SarabunPSK"/>
-          <w:sz w:val="32"/>
-          <w:szCs w:val="32"/>
-          <w:cs/>
-        </w:rPr>
-        <w:t>สมมติฐานข้อที่ 2 และสามารถนำไปใช้ได้อย่างมีประสิทธิภาพ</w:t>
+          <w:rFonts w:ascii="TH SarabunPSK" w:hAnsi="TH SarabunPSK" w:cs="TH SarabunPSK" w:hint="cs"/>
+          <w:sz w:val="32"/>
+          <w:szCs w:val="32"/>
+          <w:cs/>
+        </w:rPr>
+        <w:t>ที่สอดคล้</w:t>
+      </w:r>
+      <w:r>
+        <w:rPr>
+          <w:rFonts w:ascii="TH SarabunPSK" w:hAnsi="TH SarabunPSK" w:cs="TH SarabunPSK" w:hint="cs"/>
+          <w:sz w:val="32"/>
+          <w:szCs w:val="32"/>
+          <w:cs/>
+        </w:rPr>
+        <w:t>อง กับสมมติฐานข้อที่ 2 และสามารถนำไปใช้ได้อย่างมีประสิทธิภาพ</w:t>
       </w:r>
     </w:p>
     <w:p>
@@ -1740,23 +956,24 @@
         <w:spacing w:after="0"/>
         <w:jc w:val="thaiDistribute"/>
         <w:rPr>
-          <w:rFonts w:ascii="TH SarabunPSK" w:hAnsi="TH SarabunPSK" w:cs="TH SarabunPSK"/>
-          <w:sz w:val="32"/>
-          <w:szCs w:val="32"/>
-        </w:rPr>
-      </w:pPr>
-      <w:r>
-        <w:rPr>
-          <w:rFonts w:ascii="TH SarabunPSK" w:hAnsi="TH SarabunPSK" w:cs="TH SarabunPSK"/>
-          <w:sz w:val="32"/>
-          <w:szCs w:val="32"/>
-          <w:cs/>
-        </w:rPr>
+          <w:rFonts w:ascii="TH SarabunPSK" w:hAnsi="TH SarabunPSK" w:cs="TH SarabunPSK" w:hint="cs"/>
+          <w:sz w:val="32"/>
+          <w:szCs w:val="32"/>
+        </w:rPr>
+      </w:pPr>
+      <w:r>
+        <w:rPr>
+          <w:rFonts w:ascii="TH SarabunPSK" w:hAnsi="TH SarabunPSK" w:cs="TH SarabunPSK" w:hint="cs"/>
+          <w:sz w:val="32"/>
+          <w:szCs w:val="32"/>
+          <w:cs/>
+        </w:rPr>
+        <w:lastRenderedPageBreak/>
         <w:tab/>
       </w:r>
       <w:r>
         <w:rPr>
-          <w:rFonts w:ascii="TH SarabunPSK" w:hAnsi="TH SarabunPSK" w:cs="TH SarabunPSK"/>
+          <w:rFonts w:ascii="TH SarabunPSK" w:hAnsi="TH SarabunPSK" w:cs="TH SarabunPSK" w:hint="cs"/>
           <w:sz w:val="32"/>
           <w:szCs w:val="32"/>
           <w:cs/>
@@ -1765,7 +982,7 @@
       </w:r>
       <w:r>
         <w:rPr>
-          <w:rFonts w:ascii="TH SarabunPSK" w:hAnsi="TH SarabunPSK" w:cs="TH SarabunPSK"/>
+          <w:rFonts w:ascii="TH SarabunPSK" w:hAnsi="TH SarabunPSK" w:cs="TH SarabunPSK" w:hint="cs"/>
           <w:spacing w:val="-2"/>
           <w:sz w:val="32"/>
           <w:szCs w:val="32"/>
@@ -1784,7 +1001,7 @@
       </w:r>
       <w:r>
         <w:rPr>
-          <w:rFonts w:ascii="TH SarabunPSK" w:hAnsi="TH SarabunPSK" w:cs="TH SarabunPSK"/>
+          <w:rFonts w:ascii="TH SarabunPSK" w:hAnsi="TH SarabunPSK" w:cs="TH SarabunPSK" w:hint="cs"/>
           <w:spacing w:val="-2"/>
           <w:sz w:val="32"/>
           <w:szCs w:val="32"/>
@@ -1794,7 +1011,7 @@
       </w:r>
       <w:r>
         <w:rPr>
-          <w:rFonts w:ascii="TH SarabunPSK" w:hAnsi="TH SarabunPSK" w:cs="TH SarabunPSK"/>
+          <w:rFonts w:ascii="TH SarabunPSK" w:hAnsi="TH SarabunPSK" w:cs="TH SarabunPSK" w:hint="cs"/>
           <w:spacing w:val="-2"/>
           <w:sz w:val="32"/>
           <w:szCs w:val="32"/>
@@ -1803,7 +1020,7 @@
       </w:r>
       <w:r>
         <w:rPr>
-          <w:rFonts w:ascii="TH SarabunPSK" w:hAnsi="TH SarabunPSK" w:cs="TH SarabunPSK"/>
+          <w:rFonts w:ascii="TH SarabunPSK" w:hAnsi="TH SarabunPSK" w:cs="TH SarabunPSK" w:hint="cs"/>
           <w:spacing w:val="-2"/>
           <w:sz w:val="32"/>
           <w:szCs w:val="32"/>
@@ -1813,7 +1030,7 @@
       </w:r>
       <w:r>
         <w:rPr>
-          <w:rFonts w:ascii="TH SarabunPSK" w:hAnsi="TH SarabunPSK" w:cs="TH SarabunPSK"/>
+          <w:rFonts w:ascii="TH SarabunPSK" w:hAnsi="TH SarabunPSK" w:cs="TH SarabunPSK" w:hint="cs"/>
           <w:sz w:val="32"/>
           <w:szCs w:val="32"/>
           <w:cs/>
@@ -1834,14 +1051,14 @@
         <w:spacing w:after="0"/>
         <w:jc w:val="thaiDistribute"/>
         <w:rPr>
-          <w:rFonts w:ascii="TH SarabunPSK" w:hAnsi="TH SarabunPSK" w:cs="TH SarabunPSK"/>
-          <w:sz w:val="32"/>
-          <w:szCs w:val="32"/>
-        </w:rPr>
-      </w:pPr>
-      <w:r>
-        <w:rPr>
-          <w:rFonts w:ascii="TH SarabunPSK" w:hAnsi="TH SarabunPSK" w:cs="TH SarabunPSK"/>
+          <w:rFonts w:ascii="TH SarabunPSK" w:hAnsi="TH SarabunPSK" w:cs="TH SarabunPSK" w:hint="cs"/>
+          <w:sz w:val="32"/>
+          <w:szCs w:val="32"/>
+        </w:rPr>
+      </w:pPr>
+      <w:r>
+        <w:rPr>
+          <w:rFonts w:ascii="TH SarabunPSK" w:hAnsi="TH SarabunPSK" w:cs="TH SarabunPSK" w:hint="cs"/>
           <w:sz w:val="32"/>
           <w:szCs w:val="32"/>
         </w:rPr>
@@ -1849,7 +1066,7 @@
       </w:r>
       <w:r>
         <w:rPr>
-          <w:rFonts w:ascii="TH SarabunPSK" w:hAnsi="TH SarabunPSK" w:cs="TH SarabunPSK"/>
+          <w:rFonts w:ascii="TH SarabunPSK" w:hAnsi="TH SarabunPSK" w:cs="TH SarabunPSK" w:hint="cs"/>
           <w:sz w:val="32"/>
           <w:szCs w:val="32"/>
         </w:rPr>
@@ -1879,14 +1096,14 @@
         <w:spacing w:after="0"/>
         <w:jc w:val="thaiDistribute"/>
         <w:rPr>
-          <w:rFonts w:ascii="TH SarabunPSK" w:hAnsi="TH SarabunPSK" w:cs="TH SarabunPSK"/>
-          <w:sz w:val="32"/>
-          <w:szCs w:val="32"/>
-        </w:rPr>
-      </w:pPr>
-      <w:r>
-        <w:rPr>
-          <w:rFonts w:ascii="TH SarabunPSK" w:hAnsi="TH SarabunPSK" w:cs="TH SarabunPSK"/>
+          <w:rFonts w:ascii="TH SarabunPSK" w:hAnsi="TH SarabunPSK" w:cs="TH SarabunPSK" w:hint="cs"/>
+          <w:sz w:val="32"/>
+          <w:szCs w:val="32"/>
+        </w:rPr>
+      </w:pPr>
+      <w:r>
+        <w:rPr>
+          <w:rFonts w:ascii="TH SarabunPSK" w:hAnsi="TH SarabunPSK" w:cs="TH SarabunPSK" w:hint="cs"/>
           <w:sz w:val="32"/>
           <w:szCs w:val="32"/>
           <w:cs/>
@@ -1895,7 +1112,7 @@
       </w:r>
       <w:r>
         <w:rPr>
-          <w:rFonts w:ascii="TH SarabunPSK" w:hAnsi="TH SarabunPSK" w:cs="TH SarabunPSK"/>
+          <w:rFonts w:ascii="TH SarabunPSK" w:hAnsi="TH SarabunPSK" w:cs="TH SarabunPSK" w:hint="cs"/>
           <w:sz w:val="32"/>
           <w:szCs w:val="32"/>
           <w:cs/>
@@ -1904,7 +1121,7 @@
       </w:r>
       <w:r>
         <w:rPr>
-          <w:rFonts w:ascii="TH SarabunPSK" w:hAnsi="TH SarabunPSK" w:cs="TH SarabunPSK"/>
+          <w:rFonts w:ascii="TH SarabunPSK" w:hAnsi="TH SarabunPSK" w:cs="TH SarabunPSK" w:hint="cs"/>
           <w:sz w:val="32"/>
           <w:szCs w:val="32"/>
         </w:rPr>
@@ -1933,14 +1150,14 @@
         <w:spacing w:after="0"/>
         <w:jc w:val="thaiDistribute"/>
         <w:rPr>
-          <w:rFonts w:ascii="TH SarabunPSK" w:hAnsi="TH SarabunPSK" w:cs="TH SarabunPSK"/>
-          <w:sz w:val="32"/>
-          <w:szCs w:val="32"/>
-        </w:rPr>
-      </w:pPr>
-      <w:r>
-        <w:rPr>
-          <w:rFonts w:ascii="TH SarabunPSK" w:hAnsi="TH SarabunPSK" w:cs="TH SarabunPSK"/>
+          <w:rFonts w:ascii="TH SarabunPSK" w:hAnsi="TH SarabunPSK" w:cs="TH SarabunPSK" w:hint="cs"/>
+          <w:sz w:val="32"/>
+          <w:szCs w:val="32"/>
+        </w:rPr>
+      </w:pPr>
+      <w:r>
+        <w:rPr>
+          <w:rFonts w:ascii="TH SarabunPSK" w:hAnsi="TH SarabunPSK" w:cs="TH SarabunPSK" w:hint="cs"/>
           <w:sz w:val="32"/>
           <w:szCs w:val="32"/>
           <w:cs/>
@@ -1949,7 +1166,7 @@
       </w:r>
       <w:r>
         <w:rPr>
-          <w:rFonts w:ascii="TH SarabunPSK" w:hAnsi="TH SarabunPSK" w:cs="TH SarabunPSK"/>
+          <w:rFonts w:ascii="TH SarabunPSK" w:hAnsi="TH SarabunPSK" w:cs="TH SarabunPSK" w:hint="cs"/>
           <w:sz w:val="32"/>
           <w:szCs w:val="32"/>
           <w:cs/>
@@ -1958,7 +1175,7 @@
       </w:r>
       <w:r>
         <w:rPr>
-          <w:rFonts w:ascii="TH SarabunPSK" w:hAnsi="TH SarabunPSK" w:cs="TH SarabunPSK"/>
+          <w:rFonts w:ascii="TH SarabunPSK" w:hAnsi="TH SarabunPSK" w:cs="TH SarabunPSK" w:hint="cs"/>
           <w:sz w:val="32"/>
           <w:szCs w:val="32"/>
         </w:rPr>
@@ -1987,14 +1204,14 @@
         <w:spacing w:after="0"/>
         <w:jc w:val="thaiDistribute"/>
         <w:rPr>
-          <w:rFonts w:ascii="TH SarabunPSK" w:hAnsi="TH SarabunPSK" w:cs="TH SarabunPSK"/>
-          <w:sz w:val="32"/>
-          <w:szCs w:val="32"/>
-        </w:rPr>
-      </w:pPr>
-      <w:r>
-        <w:rPr>
-          <w:rFonts w:ascii="TH SarabunPSK" w:hAnsi="TH SarabunPSK" w:cs="TH SarabunPSK"/>
+          <w:rFonts w:ascii="TH SarabunPSK" w:hAnsi="TH SarabunPSK" w:cs="TH SarabunPSK" w:hint="cs"/>
+          <w:sz w:val="32"/>
+          <w:szCs w:val="32"/>
+        </w:rPr>
+      </w:pPr>
+      <w:r>
+        <w:rPr>
+          <w:rFonts w:ascii="TH SarabunPSK" w:hAnsi="TH SarabunPSK" w:cs="TH SarabunPSK" w:hint="cs"/>
           <w:sz w:val="32"/>
           <w:szCs w:val="32"/>
           <w:cs/>
@@ -2003,7 +1220,7 @@
       </w:r>
       <w:r>
         <w:rPr>
-          <w:rFonts w:ascii="TH SarabunPSK" w:hAnsi="TH SarabunPSK" w:cs="TH SarabunPSK"/>
+          <w:rFonts w:ascii="TH SarabunPSK" w:hAnsi="TH SarabunPSK" w:cs="TH SarabunPSK" w:hint="cs"/>
           <w:sz w:val="32"/>
           <w:szCs w:val="32"/>
           <w:cs/>
@@ -2012,7 +1229,7 @@
       </w:r>
       <w:r>
         <w:rPr>
-          <w:rFonts w:ascii="TH SarabunPSK" w:hAnsi="TH SarabunPSK" w:cs="TH SarabunPSK"/>
+          <w:rFonts w:ascii="TH SarabunPSK" w:hAnsi="TH SarabunPSK" w:cs="TH SarabunPSK" w:hint="cs"/>
           <w:sz w:val="32"/>
           <w:szCs w:val="32"/>
         </w:rPr>
@@ -2025,16 +1242,7 @@
           <w:szCs w:val="32"/>
           <w:cs/>
         </w:rPr>
-        <w:t>ข้อเสนอแน</w:t>
-      </w:r>
-      <w:r>
-        <w:rPr>
-          <w:rFonts w:ascii="TH SarabunPSK" w:hAnsi="TH SarabunPSK" w:cs="TH SarabunPSK" w:hint="cs"/>
-          <w:sz w:val="32"/>
-          <w:szCs w:val="32"/>
-          <w:cs/>
-        </w:rPr>
-        <w:t>ะ</w:t>
+        <w:t>ข้อเสนอแนะ</w:t>
       </w:r>
     </w:p>
     <w:p>
@@ -2050,7 +1258,7 @@
         <w:spacing w:after="0"/>
         <w:jc w:val="thaiDistribute"/>
         <w:rPr>
-          <w:rFonts w:ascii="TH SarabunPSK" w:hAnsi="TH SarabunPSK" w:cs="TH SarabunPSK"/>
+          <w:rFonts w:ascii="TH SarabunPSK" w:hAnsi="TH SarabunPSK" w:cs="TH SarabunPSK" w:hint="cs"/>
           <w:sz w:val="32"/>
           <w:szCs w:val="32"/>
         </w:rPr>
@@ -2069,7 +1277,7 @@
         <w:spacing w:after="0"/>
         <w:jc w:val="thaiDistribute"/>
         <w:rPr>
-          <w:rFonts w:ascii="TH SarabunPSK" w:hAnsi="TH SarabunPSK" w:cs="TH SarabunPSK"/>
+          <w:rFonts w:ascii="TH SarabunPSK" w:hAnsi="TH SarabunPSK" w:cs="TH SarabunPSK" w:hint="cs"/>
           <w:b/>
           <w:bCs/>
           <w:sz w:val="32"/>
@@ -2078,7 +1286,7 @@
       </w:pPr>
       <w:r>
         <w:rPr>
-          <w:rFonts w:ascii="TH SarabunPSK" w:hAnsi="TH SarabunPSK" w:cs="TH SarabunPSK"/>
+          <w:rFonts w:ascii="TH SarabunPSK" w:hAnsi="TH SarabunPSK" w:cs="TH SarabunPSK" w:hint="cs"/>
           <w:b/>
           <w:bCs/>
           <w:sz w:val="32"/>
@@ -2089,7 +1297,7 @@
       </w:r>
       <w:r>
         <w:rPr>
-          <w:rFonts w:ascii="TH SarabunPSK" w:hAnsi="TH SarabunPSK" w:cs="TH SarabunPSK"/>
+          <w:rFonts w:ascii="TH SarabunPSK" w:hAnsi="TH SarabunPSK" w:cs="TH SarabunPSK" w:hint="cs"/>
           <w:b/>
           <w:bCs/>
           <w:sz w:val="32"/>
@@ -2113,145 +1321,59 @@
         <w:spacing w:after="0"/>
         <w:jc w:val="thaiDistribute"/>
         <w:rPr>
+          <w:rFonts w:ascii="TH SarabunPSK" w:hAnsi="TH SarabunPSK" w:cs="TH SarabunPSK" w:hint="cs"/>
+          <w:sz w:val="32"/>
+          <w:szCs w:val="32"/>
+        </w:rPr>
+      </w:pPr>
+      <w:r>
+        <w:rPr>
+          <w:rFonts w:ascii="TH SarabunPSK" w:hAnsi="TH SarabunPSK" w:cs="TH SarabunPSK" w:hint="cs"/>
+          <w:sz w:val="32"/>
+          <w:szCs w:val="32"/>
+          <w:cs/>
+        </w:rPr>
+        <w:tab/>
+      </w:r>
+      <w:r>
+        <w:rPr>
+          <w:rFonts w:ascii="TH SarabunPSK" w:hAnsi="TH SarabunPSK" w:cs="TH SarabunPSK" w:hint="cs"/>
+          <w:sz w:val="32"/>
+          <w:szCs w:val="32"/>
+          <w:cs/>
+        </w:rPr>
+        <w:tab/>
+        <w:t>โครงงานสหกิจศึกษาเรื่อง</w:t>
+      </w:r>
+      <w:r>
+        <w:rPr>
+          <w:rFonts w:ascii="TH SarabunPSK" w:hAnsi="TH SarabunPSK" w:cs="TH SarabunPSK" w:hint="cs"/>
+          <w:sz w:val="32"/>
+          <w:szCs w:val="32"/>
+          <w:cs/>
+        </w:rPr>
+        <w:t xml:space="preserve"> </w:t>
+      </w:r>
+      <w:r>
+        <w:rPr>
           <w:rFonts w:ascii="TH SarabunPSK" w:hAnsi="TH SarabunPSK" w:cs="TH SarabunPSK"/>
           <w:sz w:val="32"/>
           <w:szCs w:val="32"/>
-        </w:rPr>
-      </w:pPr>
-      <w:r>
-        <w:rPr>
-          <w:rFonts w:ascii="TH SarabunPSK" w:hAnsi="TH SarabunPSK" w:cs="TH SarabunPSK"/>
-          <w:sz w:val="32"/>
-          <w:szCs w:val="32"/>
-          <w:cs/>
-        </w:rPr>
-        <w:tab/>
-      </w:r>
-      <w:r>
-        <w:rPr>
-          <w:rFonts w:ascii="TH SarabunPSK" w:hAnsi="TH SarabunPSK" w:cs="TH SarabunPSK"/>
-          <w:sz w:val="32"/>
-          <w:szCs w:val="32"/>
-          <w:cs/>
-        </w:rPr>
-        <w:tab/>
-      </w:r>
-      <w:r>
-        <w:rPr>
-          <w:rFonts w:ascii="TH SarabunPSK" w:hAnsi="TH SarabunPSK" w:cs="TH SarabunPSK" w:hint="cs"/>
-          <w:sz w:val="32"/>
-          <w:szCs w:val="32"/>
-          <w:cs/>
-        </w:rPr>
-        <w:t>โครงงานสหกิจศึกษา</w:t>
-      </w:r>
-      <w:r>
-        <w:rPr>
-          <w:rFonts w:ascii="TH SarabunPSK" w:hAnsi="TH SarabunPSK" w:cs="TH SarabunPSK"/>
-          <w:sz w:val="32"/>
-          <w:szCs w:val="32"/>
-          <w:cs/>
-        </w:rPr>
-        <w:t>เรื่อง</w:t>
-      </w:r>
-      <w:r>
-        <w:rPr>
-          <w:rFonts w:ascii="TH SarabunPSK" w:hAnsi="TH SarabunPSK" w:cs="TH SarabunPSK" w:hint="cs"/>
-          <w:sz w:val="32"/>
-          <w:szCs w:val="32"/>
-          <w:cs/>
+          <w:cs/>
+        </w:rPr>
+        <w:t>การพัฒนาระบบผู้ช่วยแบบตัวแทนเชิงปัญญาประดิษฐ์สำหรับองค์กร</w:t>
+      </w:r>
+      <w:r>
+        <w:rPr>
+          <w:rFonts w:ascii="TH SarabunPSK" w:hAnsi="TH SarabunPSK" w:cs="TH SarabunPSK" w:hint="cs"/>
+          <w:sz w:val="32"/>
+          <w:szCs w:val="32"/>
         </w:rPr>
         <w:t xml:space="preserve"> </w:t>
       </w:r>
       <w:r>
         <w:rPr>
-          <w:rFonts w:ascii="TH SarabunPSK" w:hAnsi="TH SarabunPSK" w:cs="TH SarabunPSK"/>
-          <w:sz w:val="32"/>
-          <w:szCs w:val="32"/>
-          <w:cs/>
-        </w:rPr>
-        <w:t>ระบบ</w:t>
-      </w:r>
-      <w:r>
-        <w:rPr>
-          <w:rFonts w:ascii="TH SarabunPSK" w:hAnsi="TH SarabunPSK" w:cs="TH SarabunPSK"/>
-          <w:sz w:val="32"/>
-          <w:szCs w:val="32"/>
-          <w:cs/>
-        </w:rPr>
-        <w:t xml:space="preserve">ผู้ช่วยอัตโนมัติ </w:t>
-      </w:r>
-      <w:r>
-        <w:rPr>
-          <w:rFonts w:ascii="TH SarabunPSK" w:hAnsi="TH SarabunPSK" w:cs="TH SarabunPSK"/>
-          <w:sz w:val="32"/>
-          <w:szCs w:val="32"/>
-        </w:rPr>
-        <w:t>n</w:t>
-      </w:r>
-      <w:r>
-        <w:rPr>
-          <w:rFonts w:ascii="TH SarabunPSK" w:hAnsi="TH SarabunPSK" w:cs="TH SarabunPSK"/>
-          <w:sz w:val="32"/>
-          <w:szCs w:val="32"/>
-          <w:cs/>
-        </w:rPr>
-        <w:t>8</w:t>
-      </w:r>
-      <w:r>
-        <w:rPr>
-          <w:rFonts w:ascii="TH SarabunPSK" w:hAnsi="TH SarabunPSK" w:cs="TH SarabunPSK"/>
-          <w:sz w:val="32"/>
-          <w:szCs w:val="32"/>
-        </w:rPr>
-        <w:t xml:space="preserve">n </w:t>
-      </w:r>
-      <w:r>
-        <w:rPr>
-          <w:rFonts w:ascii="TH SarabunPSK" w:hAnsi="TH SarabunPSK" w:cs="TH SarabunPSK"/>
-          <w:sz w:val="32"/>
-          <w:szCs w:val="32"/>
-          <w:cs/>
-        </w:rPr>
-        <w:t xml:space="preserve">ผ่าน </w:t>
-      </w:r>
-      <w:r>
-        <w:rPr>
-          <w:rFonts w:ascii="TH SarabunPSK" w:hAnsi="TH SarabunPSK" w:cs="TH SarabunPSK"/>
-          <w:sz w:val="32"/>
-          <w:szCs w:val="32"/>
-        </w:rPr>
-        <w:t>LINE OA</w:t>
-      </w:r>
-      <w:r>
-        <w:rPr>
-          <w:rFonts w:ascii="TH SarabunPSK" w:hAnsi="TH SarabunPSK" w:cs="TH SarabunPSK" w:hint="cs"/>
-          <w:sz w:val="32"/>
-          <w:szCs w:val="32"/>
-          <w:cs/>
-        </w:rPr>
-        <w:t xml:space="preserve"> </w:t>
-      </w:r>
-      <w:r>
-        <w:rPr>
-          <w:rFonts w:ascii="TH SarabunPSK" w:hAnsi="TH SarabunPSK" w:cs="TH SarabunPSK"/>
-          <w:sz w:val="32"/>
-          <w:szCs w:val="32"/>
-          <w:cs/>
-        </w:rPr>
-        <w:t>สำหรับองค์กร</w:t>
-      </w:r>
-      <w:r>
-        <w:rPr>
-          <w:rFonts w:ascii="TH SarabunPSK" w:hAnsi="TH SarabunPSK" w:cs="TH SarabunPSK"/>
-          <w:sz w:val="32"/>
-          <w:szCs w:val="32"/>
-        </w:rPr>
-        <w:t xml:space="preserve"> </w:t>
-      </w:r>
-      <w:r>
-        <w:rPr>
-          <w:rFonts w:ascii="TH SarabunPSK" w:hAnsi="TH SarabunPSK" w:cs="TH SarabunPSK"/>
+          <w:rFonts w:ascii="TH SarabunPSK" w:hAnsi="TH SarabunPSK" w:cs="TH SarabunPSK" w:hint="cs"/>
           <w:sz w:val="32"/>
           <w:szCs w:val="32"/>
           <w:cs/>
@@ -2272,6 +1394,228 @@
         <w:spacing w:after="0"/>
         <w:jc w:val="thaiDistribute"/>
         <w:rPr>
+          <w:rFonts w:ascii="TH SarabunPSK" w:hAnsi="TH SarabunPSK" w:cs="TH SarabunPSK" w:hint="cs"/>
+          <w:snapToGrid w:val="0"/>
+          <w:color w:val="000000"/>
+          <w:sz w:val="32"/>
+          <w:szCs w:val="32"/>
+          <w:lang w:eastAsia="th-TH"/>
+        </w:rPr>
+      </w:pPr>
+      <w:r>
+        <w:rPr>
+          <w:rFonts w:ascii="TH SarabunPSK" w:hAnsi="TH SarabunPSK" w:cs="TH SarabunPSK" w:hint="cs"/>
+          <w:sz w:val="32"/>
+          <w:szCs w:val="32"/>
+        </w:rPr>
+        <w:tab/>
+        <w:t>5.1.1</w:t>
+      </w:r>
+      <w:r>
+        <w:rPr>
+          <w:rFonts w:ascii="TH SarabunPSK" w:hAnsi="TH SarabunPSK" w:cs="TH SarabunPSK" w:hint="cs"/>
+          <w:sz w:val="32"/>
+          <w:szCs w:val="32"/>
+        </w:rPr>
+        <w:tab/>
+      </w:r>
+      <w:r>
+        <w:rPr>
+          <w:rFonts w:ascii="TH SarabunPSK" w:hAnsi="TH SarabunPSK" w:cs="TH SarabunPSK" w:hint="cs"/>
+          <w:sz w:val="32"/>
+          <w:szCs w:val="32"/>
+          <w:cs/>
+        </w:rPr>
+        <w:t>ผลการสำรวจความคิดเห็นของกลุ่มตัวอย่างผู้เชี่ยวชาญที่มีต่อประสิทธิภาพของ</w:t>
+      </w:r>
+      <w:r>
+        <w:rPr>
+          <w:rFonts w:ascii="TH SarabunPSK" w:hAnsi="TH SarabunPSK" w:cs="TH SarabunPSK"/>
+          <w:sz w:val="32"/>
+          <w:szCs w:val="32"/>
+          <w:cs/>
+        </w:rPr>
+        <w:t>ระบบผู้ช่วยแบบตัวแทนเชิงปัญญาประดิษฐ์สำหรับองค์กร</w:t>
+      </w:r>
+      <w:r>
+        <w:rPr>
+          <w:rFonts w:ascii="TH SarabunPSK" w:hAnsi="TH SarabunPSK" w:cs="TH SarabunPSK" w:hint="cs"/>
+          <w:sz w:val="32"/>
+          <w:szCs w:val="32"/>
+          <w:cs/>
+        </w:rPr>
+        <w:t xml:space="preserve"> </w:t>
+      </w:r>
+      <w:r>
+        <w:rPr>
+          <w:rFonts w:ascii="TH SarabunPSK" w:hAnsi="TH SarabunPSK" w:cs="TH SarabunPSK" w:hint="cs"/>
+          <w:sz w:val="32"/>
+          <w:szCs w:val="32"/>
+          <w:cs/>
+        </w:rPr>
+        <w:t>ที่พัฒนาขึ้น</w:t>
+      </w:r>
+      <w:r>
+        <w:rPr>
+          <w:rFonts w:ascii="TH SarabunPSK" w:hAnsi="TH SarabunPSK" w:cs="TH SarabunPSK" w:hint="cs"/>
+          <w:sz w:val="32"/>
+          <w:szCs w:val="32"/>
+        </w:rPr>
+        <w:t xml:space="preserve"> </w:t>
+      </w:r>
+      <w:r>
+        <w:rPr>
+          <w:rFonts w:ascii="TH SarabunPSK" w:hAnsi="TH SarabunPSK" w:cs="TH SarabunPSK" w:hint="cs"/>
+          <w:sz w:val="32"/>
+          <w:szCs w:val="32"/>
+          <w:cs/>
+        </w:rPr>
+        <w:t>พบว่าระดับความคิดเห็นอยู่ในเกณฑ์</w:t>
+      </w:r>
+      <w:r>
+        <w:rPr>
+          <w:rFonts w:ascii="TH SarabunPSK" w:hAnsi="TH SarabunPSK" w:cs="TH SarabunPSK" w:hint="cs"/>
+          <w:sz w:val="32"/>
+          <w:szCs w:val="32"/>
+          <w:cs/>
+        </w:rPr>
+        <w:t xml:space="preserve"> </w:t>
+      </w:r>
+      <w:r>
+        <w:rPr>
+          <w:rStyle w:val="Strong"/>
+          <w:rFonts w:ascii="TH SarabunPSK" w:hAnsi="TH SarabunPSK" w:cs="TH SarabunPSK" w:hint="cs"/>
+          <w:b w:val="0"/>
+          <w:bCs w:val="0"/>
+          <w:sz w:val="32"/>
+          <w:szCs w:val="32"/>
+          <w:cs/>
+        </w:rPr>
+        <w:t>ดี (</w:t>
+      </w:r>
+      <w:r>
+        <w:rPr>
+          <w:rFonts w:ascii="Cambria Math" w:hAnsi="Cambria Math" w:cs="Cambria Math" w:hint="cs"/>
+          <w:sz w:val="32"/>
+          <w:szCs w:val="32"/>
+          <w:cs/>
+        </w:rPr>
+        <w:t>𝑥̅</w:t>
+      </w:r>
+      <w:r>
+        <w:rPr>
+          <w:rStyle w:val="Strong"/>
+          <w:rFonts w:ascii="TH SarabunPSK" w:hAnsi="TH SarabunPSK" w:cs="TH SarabunPSK" w:hint="cs"/>
+          <w:b w:val="0"/>
+          <w:bCs w:val="0"/>
+          <w:sz w:val="32"/>
+          <w:szCs w:val="32"/>
+        </w:rPr>
+        <w:t xml:space="preserve"> = 4.10, S.D. = 0.35)</w:t>
+      </w:r>
+      <w:r>
+        <w:rPr>
+          <w:rFonts w:ascii="TH SarabunPSK" w:hAnsi="TH SarabunPSK" w:cs="TH SarabunPSK" w:hint="cs"/>
+          <w:b/>
+          <w:bCs/>
+          <w:sz w:val="32"/>
+          <w:szCs w:val="32"/>
+        </w:rPr>
+        <w:t xml:space="preserve"> </w:t>
+      </w:r>
+      <w:r>
+        <w:rPr>
+          <w:rFonts w:ascii="TH SarabunPSK" w:hAnsi="TH SarabunPSK" w:cs="TH SarabunPSK" w:hint="cs"/>
+          <w:sz w:val="32"/>
+          <w:szCs w:val="32"/>
+          <w:cs/>
+        </w:rPr>
+        <w:t>โดยมีค่าเฉลี่ย</w:t>
+      </w:r>
+      <w:r>
+        <w:rPr>
+          <w:rFonts w:ascii="TH SarabunPSK" w:hAnsi="TH SarabunPSK" w:cs="TH SarabunPSK"/>
+          <w:sz w:val="32"/>
+          <w:szCs w:val="32"/>
+        </w:rPr>
+        <w:t xml:space="preserve"> </w:t>
+      </w:r>
+      <w:r>
+        <w:rPr>
+          <w:rFonts w:ascii="Cambria Math" w:hAnsi="Cambria Math" w:cs="Cambria Math" w:hint="cs"/>
+          <w:sz w:val="32"/>
+          <w:szCs w:val="32"/>
+          <w:cs/>
+        </w:rPr>
+        <w:t>𝑥̅</w:t>
+      </w:r>
+      <w:r>
+        <w:rPr>
+          <w:rFonts w:ascii="TH SarabunPSK" w:hAnsi="TH SarabunPSK" w:cs="TH SarabunPSK" w:hint="cs"/>
+          <w:sz w:val="32"/>
+          <w:szCs w:val="32"/>
+        </w:rPr>
+        <w:t xml:space="preserve"> </w:t>
+      </w:r>
+      <w:r>
+        <w:rPr>
+          <w:rFonts w:ascii="TH SarabunPSK" w:hAnsi="TH SarabunPSK" w:cs="TH SarabunPSK" w:hint="cs"/>
+          <w:sz w:val="32"/>
+          <w:szCs w:val="32"/>
+        </w:rPr>
+        <w:t>= 4.10</w:t>
+      </w:r>
+      <w:r>
+        <w:rPr>
+          <w:rFonts w:ascii="TH SarabunPSK" w:hAnsi="TH SarabunPSK" w:cs="TH SarabunPSK" w:hint="cs"/>
+        </w:rPr>
+        <w:t xml:space="preserve"> </w:t>
+      </w:r>
+      <w:r>
+        <w:rPr>
+          <w:rFonts w:ascii="TH SarabunPSK" w:hAnsi="TH SarabunPSK" w:cs="TH SarabunPSK" w:hint="cs"/>
+          <w:snapToGrid w:val="0"/>
+          <w:color w:val="000000"/>
+          <w:sz w:val="32"/>
+          <w:szCs w:val="32"/>
+          <w:cs/>
+          <w:lang w:eastAsia="th-TH"/>
+        </w:rPr>
+        <w:t xml:space="preserve">และมีค่าส่วนเบี่ยงเบนมาตรฐาน </w:t>
+      </w:r>
+      <w:r>
+        <w:rPr>
+          <w:rFonts w:ascii="TH SarabunPSK" w:hAnsi="TH SarabunPSK" w:cs="TH SarabunPSK" w:hint="cs"/>
+          <w:sz w:val="32"/>
+          <w:szCs w:val="32"/>
+        </w:rPr>
+        <w:t>S.D. = 0.35</w:t>
+      </w:r>
+      <w:r>
+        <w:rPr>
+          <w:rFonts w:ascii="TH SarabunPSK" w:hAnsi="TH SarabunPSK" w:cs="TH SarabunPSK" w:hint="cs"/>
+          <w:snapToGrid w:val="0"/>
+          <w:color w:val="000000"/>
+          <w:sz w:val="32"/>
+          <w:szCs w:val="32"/>
+          <w:lang w:eastAsia="th-TH"/>
+        </w:rPr>
+        <w:t xml:space="preserve"> </w:t>
+      </w:r>
+      <w:r>
+        <w:rPr>
+          <w:rFonts w:ascii="TH SarabunPSK" w:hAnsi="TH SarabunPSK" w:cs="TH SarabunPSK" w:hint="cs"/>
+          <w:snapToGrid w:val="0"/>
+          <w:color w:val="000000"/>
+          <w:sz w:val="32"/>
+          <w:szCs w:val="32"/>
+          <w:cs/>
+          <w:lang w:eastAsia="th-TH"/>
+        </w:rPr>
+        <w:t>เป็นไปตามเกณฑ์ที่กำหนดไว้ในสมมติฐานข้อที่ 1</w:t>
+      </w:r>
+      <w:r>
+        <w:rPr>
           <w:rFonts w:ascii="TH SarabunPSK" w:hAnsi="TH SarabunPSK" w:cs="TH SarabunPSK"/>
           <w:snapToGrid w:val="0"/>
           <w:color w:val="000000"/>
@@ -2279,328 +1623,7 @@
           <w:szCs w:val="32"/>
           <w:lang w:eastAsia="th-TH"/>
         </w:rPr>
-      </w:pPr>
-      <w:r>
-        <w:rPr>
-          <w:rFonts w:ascii="TH SarabunPSK" w:hAnsi="TH SarabunPSK" w:cs="TH SarabunPSK"/>
-          <w:sz w:val="32"/>
-          <w:szCs w:val="32"/>
-        </w:rPr>
-        <w:tab/>
-        <w:t>5.1.1</w:t>
-      </w:r>
-      <w:r>
-        <w:rPr>
-          <w:rFonts w:ascii="TH SarabunPSK" w:hAnsi="TH SarabunPSK" w:cs="TH SarabunPSK"/>
-          <w:sz w:val="32"/>
-          <w:szCs w:val="32"/>
-        </w:rPr>
-        <w:tab/>
-      </w:r>
-      <w:r>
-        <w:rPr>
-          <w:rFonts w:ascii="TH SarabunPSK" w:hAnsi="TH SarabunPSK" w:cs="TH SarabunPSK"/>
-          <w:sz w:val="32"/>
-          <w:szCs w:val="32"/>
-          <w:cs/>
-        </w:rPr>
-        <w:t>ผลการสำรวจความคิดเห็นของกลุ่มตัวอย่างผู้เชี่ยวชาญที่มีต่อประสิทธิภาพของระบบ</w:t>
-      </w:r>
-      <w:r>
-        <w:rPr>
-          <w:rFonts w:ascii="TH SarabunPSK" w:hAnsi="TH SarabunPSK" w:cs="TH SarabunPSK"/>
-          <w:sz w:val="32"/>
-          <w:szCs w:val="32"/>
-          <w:cs/>
-        </w:rPr>
-        <w:t>ระบบ</w:t>
-      </w:r>
-      <w:r>
-        <w:rPr>
-          <w:rFonts w:ascii="TH SarabunPSK" w:hAnsi="TH SarabunPSK" w:cs="TH SarabunPSK"/>
-          <w:sz w:val="32"/>
-          <w:szCs w:val="32"/>
-          <w:cs/>
-        </w:rPr>
-        <w:t xml:space="preserve">ผู้ช่วยอัตโนมัติ </w:t>
-      </w:r>
-      <w:r>
-        <w:rPr>
-          <w:rFonts w:ascii="TH SarabunPSK" w:hAnsi="TH SarabunPSK" w:cs="TH SarabunPSK"/>
-          <w:sz w:val="32"/>
-          <w:szCs w:val="32"/>
-        </w:rPr>
-        <w:t>n</w:t>
-      </w:r>
-      <w:r>
-        <w:rPr>
-          <w:rFonts w:ascii="TH SarabunPSK" w:hAnsi="TH SarabunPSK" w:cs="TH SarabunPSK"/>
-          <w:sz w:val="32"/>
-          <w:szCs w:val="32"/>
-          <w:cs/>
-        </w:rPr>
-        <w:t>8</w:t>
-      </w:r>
-      <w:r>
-        <w:rPr>
-          <w:rFonts w:ascii="TH SarabunPSK" w:hAnsi="TH SarabunPSK" w:cs="TH SarabunPSK"/>
-          <w:sz w:val="32"/>
-          <w:szCs w:val="32"/>
-        </w:rPr>
-        <w:t xml:space="preserve">n </w:t>
-      </w:r>
-      <w:r>
-        <w:rPr>
-          <w:rFonts w:ascii="TH SarabunPSK" w:hAnsi="TH SarabunPSK" w:cs="TH SarabunPSK"/>
-          <w:sz w:val="32"/>
-          <w:szCs w:val="32"/>
-          <w:cs/>
-        </w:rPr>
-        <w:t xml:space="preserve">ผ่าน </w:t>
-      </w:r>
-      <w:r>
-        <w:rPr>
-          <w:rFonts w:ascii="TH SarabunPSK" w:hAnsi="TH SarabunPSK" w:cs="TH SarabunPSK"/>
-          <w:sz w:val="32"/>
-          <w:szCs w:val="32"/>
-        </w:rPr>
-        <w:t>LINE OA</w:t>
-      </w:r>
-      <w:r>
-        <w:rPr>
-          <w:rFonts w:ascii="TH SarabunPSK" w:hAnsi="TH SarabunPSK" w:cs="TH SarabunPSK" w:hint="cs"/>
-          <w:sz w:val="32"/>
-          <w:szCs w:val="32"/>
-          <w:cs/>
-        </w:rPr>
         <w:t xml:space="preserve"> </w:t>
-      </w:r>
-      <w:r>
-        <w:rPr>
-          <w:rFonts w:ascii="TH SarabunPSK" w:hAnsi="TH SarabunPSK" w:cs="TH SarabunPSK"/>
-          <w:sz w:val="32"/>
-          <w:szCs w:val="32"/>
-          <w:cs/>
-        </w:rPr>
-        <w:t>สำหรับองค์กร</w:t>
-      </w:r>
-      <w:r>
-        <w:rPr>
-          <w:rFonts w:ascii="TH SarabunPSK" w:hAnsi="TH SarabunPSK" w:cs="TH SarabunPSK"/>
-          <w:sz w:val="32"/>
-          <w:szCs w:val="32"/>
-          <w:cs/>
-        </w:rPr>
-        <w:t xml:space="preserve"> </w:t>
-      </w:r>
-      <w:r>
-        <w:rPr>
-          <w:rFonts w:ascii="TH SarabunPSK" w:hAnsi="TH SarabunPSK" w:cs="TH SarabunPSK"/>
-          <w:sz w:val="32"/>
-          <w:szCs w:val="32"/>
-          <w:cs/>
-        </w:rPr>
-        <w:t>ที่พัฒนาขึ้น</w:t>
-      </w:r>
-      <w:r>
-        <w:rPr>
-          <w:rFonts w:ascii="TH SarabunPSK" w:hAnsi="TH SarabunPSK" w:cs="TH SarabunPSK"/>
-          <w:sz w:val="32"/>
-          <w:szCs w:val="32"/>
-        </w:rPr>
-        <w:t xml:space="preserve"> </w:t>
-      </w:r>
-      <w:r>
-        <w:rPr>
-          <w:rFonts w:ascii="TH SarabunPSK" w:hAnsi="TH SarabunPSK" w:cs="TH SarabunPSK"/>
-          <w:sz w:val="32"/>
-          <w:szCs w:val="32"/>
-          <w:cs/>
-        </w:rPr>
-        <w:t>พบว่าระดับความคิดเห็นอยู่ในเกณฑ์</w:t>
-      </w:r>
-      <w:r>
-        <w:rPr>
-          <w:rFonts w:ascii="TH SarabunPSK" w:hAnsi="TH SarabunPSK" w:cs="TH SarabunPSK" w:hint="cs"/>
-          <w:sz w:val="32"/>
-          <w:szCs w:val="32"/>
-          <w:cs/>
-        </w:rPr>
-        <w:t xml:space="preserve"> </w:t>
-      </w:r>
-      <w:r>
-        <w:rPr>
-          <w:rStyle w:val="ae"/>
-          <w:rFonts w:ascii="TH SarabunPSK" w:hAnsi="TH SarabunPSK" w:cs="TH SarabunPSK"/>
-          <w:b w:val="0"/>
-          <w:bCs w:val="0"/>
-          <w:sz w:val="32"/>
-          <w:szCs w:val="32"/>
-          <w:cs/>
-        </w:rPr>
-        <w:t>ดี (</w:t>
-      </w:r>
-      <w:r>
-        <w:rPr>
-          <w:rStyle w:val="ae"/>
-          <w:rFonts w:ascii="TH SarabunPSK" w:hAnsi="TH SarabunPSK" w:cs="TH SarabunPSK"/>
-          <w:b w:val="0"/>
-          <w:bCs w:val="0"/>
-          <w:sz w:val="32"/>
-          <w:szCs w:val="32"/>
-        </w:rPr>
-        <w:t>x</w:t>
-      </w:r>
-      <w:r>
-        <w:rPr>
-          <w:rStyle w:val="ae"/>
-          <w:rFonts w:ascii="Arial" w:hAnsi="Arial" w:cs="Arial"/>
-          <w:b w:val="0"/>
-          <w:bCs w:val="0"/>
-          <w:sz w:val="32"/>
-          <w:szCs w:val="32"/>
-        </w:rPr>
-        <w:t>̄</w:t>
-      </w:r>
-      <w:r>
-        <w:rPr>
-          <w:rStyle w:val="ae"/>
-          <w:rFonts w:ascii="TH SarabunPSK" w:hAnsi="TH SarabunPSK" w:cs="TH SarabunPSK"/>
-          <w:b w:val="0"/>
-          <w:bCs w:val="0"/>
-          <w:sz w:val="32"/>
-          <w:szCs w:val="32"/>
-        </w:rPr>
-        <w:t xml:space="preserve"> = 4.10, S.D. = 0.35)</w:t>
-      </w:r>
-      <w:r>
-        <w:rPr>
-          <w:rFonts w:ascii="TH SarabunPSK" w:hAnsi="TH SarabunPSK" w:cs="TH SarabunPSK"/>
-          <w:b/>
-          <w:bCs/>
-          <w:sz w:val="32"/>
-          <w:szCs w:val="32"/>
-        </w:rPr>
-        <w:t xml:space="preserve"> </w:t>
-      </w:r>
-      <w:r>
-        <w:rPr>
-          <w:rFonts w:ascii="TH SarabunPSK" w:hAnsi="TH SarabunPSK" w:cs="TH SarabunPSK"/>
-          <w:sz w:val="32"/>
-          <w:szCs w:val="32"/>
-          <w:cs/>
-        </w:rPr>
-        <w:t>โดยมีค่าเฉลี่ย</w:t>
-      </w:r>
-      <w:r>
-        <w:rPr>
-          <w:rFonts w:ascii="TH SarabunPSK" w:hAnsi="TH SarabunPSK" w:cs="TH SarabunPSK"/>
-          <w:sz w:val="32"/>
-          <w:szCs w:val="32"/>
-        </w:rPr>
-        <w:t xml:space="preserve"> </w:t>
-      </w:r>
-      <w:r>
-        <w:rPr>
-          <w:rFonts w:ascii="TH SarabunPSK" w:hAnsi="TH SarabunPSK" w:cs="TH SarabunPSK"/>
-          <w:sz w:val="32"/>
-          <w:szCs w:val="32"/>
-        </w:rPr>
-        <w:t>x</w:t>
-      </w:r>
-      <w:r>
-        <w:rPr>
-          <w:rFonts w:ascii="Arial" w:hAnsi="Arial" w:cs="Arial"/>
-          <w:sz w:val="32"/>
-          <w:szCs w:val="32"/>
-        </w:rPr>
-        <w:t>̄</w:t>
-      </w:r>
-      <w:r>
-        <w:rPr>
-          <w:rFonts w:ascii="TH SarabunPSK" w:hAnsi="TH SarabunPSK" w:cs="TH SarabunPSK"/>
-          <w:sz w:val="32"/>
-          <w:szCs w:val="32"/>
-        </w:rPr>
-        <w:t xml:space="preserve"> = 4.10</w:t>
-      </w:r>
-      <w:r>
-        <w:t xml:space="preserve"> </w:t>
-      </w:r>
-      <w:r>
-        <w:rPr>
-          <w:rFonts w:ascii="TH SarabunPSK" w:hAnsi="TH SarabunPSK" w:cs="TH SarabunPSK"/>
-          <w:snapToGrid w:val="0"/>
-          <w:color w:val="000000"/>
-          <w:sz w:val="32"/>
-          <w:szCs w:val="32"/>
-          <w:cs/>
-          <w:lang w:eastAsia="th-TH"/>
-        </w:rPr>
-        <w:t>และมี</w:t>
-      </w:r>
-      <w:r>
-        <w:rPr>
-          <w:rFonts w:ascii="TH SarabunPSK" w:hAnsi="TH SarabunPSK" w:cs="TH SarabunPSK" w:hint="cs"/>
-          <w:snapToGrid w:val="0"/>
-          <w:color w:val="000000"/>
-          <w:sz w:val="32"/>
-          <w:szCs w:val="32"/>
-          <w:cs/>
-          <w:lang w:eastAsia="th-TH"/>
-        </w:rPr>
-        <w:t>ค่า</w:t>
-      </w:r>
-      <w:r>
-        <w:rPr>
-          <w:rFonts w:ascii="TH SarabunPSK" w:hAnsi="TH SarabunPSK" w:cs="TH SarabunPSK"/>
-          <w:snapToGrid w:val="0"/>
-          <w:color w:val="000000"/>
-          <w:sz w:val="32"/>
-          <w:szCs w:val="32"/>
-          <w:cs/>
-          <w:lang w:eastAsia="th-TH"/>
-        </w:rPr>
-        <w:t xml:space="preserve">ส่วนเบี่ยงเบนมาตรฐาน </w:t>
-      </w:r>
-      <w:r>
-        <w:rPr>
-          <w:rFonts w:ascii="TH SarabunPSK" w:hAnsi="TH SarabunPSK" w:cs="TH SarabunPSK"/>
-          <w:sz w:val="32"/>
-          <w:szCs w:val="32"/>
-        </w:rPr>
-        <w:t>S.D. = 0.3</w:t>
-      </w:r>
-      <w:r>
-        <w:rPr>
-          <w:rFonts w:ascii="TH SarabunPSK" w:hAnsi="TH SarabunPSK" w:cs="TH SarabunPSK"/>
-          <w:sz w:val="32"/>
-          <w:szCs w:val="32"/>
-        </w:rPr>
-        <w:t>5</w:t>
-      </w:r>
-      <w:r>
-        <w:rPr>
-          <w:rFonts w:ascii="TH SarabunPSK" w:hAnsi="TH SarabunPSK" w:cs="TH SarabunPSK"/>
-          <w:snapToGrid w:val="0"/>
-          <w:color w:val="000000"/>
-          <w:sz w:val="32"/>
-          <w:szCs w:val="32"/>
-          <w:lang w:eastAsia="th-TH"/>
-        </w:rPr>
-        <w:t xml:space="preserve"> </w:t>
-      </w:r>
-      <w:r>
-        <w:rPr>
-          <w:rFonts w:ascii="TH SarabunPSK" w:hAnsi="TH SarabunPSK" w:cs="TH SarabunPSK"/>
-          <w:snapToGrid w:val="0"/>
-          <w:color w:val="000000"/>
-          <w:sz w:val="32"/>
-          <w:szCs w:val="32"/>
-          <w:cs/>
-          <w:lang w:eastAsia="th-TH"/>
-        </w:rPr>
-        <w:t>เป็นไปตามเกณฑ์ที่กำหนดไว้ในสมมติฐานข้อที่ 1</w:t>
       </w:r>
     </w:p>
     <w:p>
@@ -2616,14 +1639,14 @@
         <w:spacing w:after="0"/>
         <w:jc w:val="thaiDistribute"/>
         <w:rPr>
-          <w:rFonts w:ascii="TH SarabunPSK" w:hAnsi="TH SarabunPSK" w:cs="TH SarabunPSK"/>
-          <w:sz w:val="32"/>
-          <w:szCs w:val="32"/>
-        </w:rPr>
-      </w:pPr>
-      <w:r>
-        <w:rPr>
-          <w:rFonts w:ascii="TH SarabunPSK" w:hAnsi="TH SarabunPSK" w:cs="TH SarabunPSK"/>
+          <w:rFonts w:ascii="TH SarabunPSK" w:hAnsi="TH SarabunPSK" w:cs="TH SarabunPSK" w:hint="cs"/>
+          <w:sz w:val="32"/>
+          <w:szCs w:val="32"/>
+        </w:rPr>
+      </w:pPr>
+      <w:r>
+        <w:rPr>
+          <w:rFonts w:ascii="TH SarabunPSK" w:hAnsi="TH SarabunPSK" w:cs="TH SarabunPSK" w:hint="cs"/>
           <w:snapToGrid w:val="0"/>
           <w:color w:val="000000"/>
           <w:sz w:val="32"/>
@@ -2636,7 +1659,7 @@
       </w:r>
       <w:r>
         <w:rPr>
-          <w:rFonts w:ascii="TH SarabunPSK" w:hAnsi="TH SarabunPSK" w:cs="TH SarabunPSK"/>
+          <w:rFonts w:ascii="TH SarabunPSK" w:hAnsi="TH SarabunPSK" w:cs="TH SarabunPSK" w:hint="cs"/>
           <w:snapToGrid w:val="0"/>
           <w:color w:val="000000"/>
           <w:sz w:val="32"/>
@@ -2648,104 +1671,88 @@
       </w:r>
       <w:r>
         <w:rPr>
+          <w:rFonts w:ascii="TH SarabunPSK" w:hAnsi="TH SarabunPSK" w:cs="TH SarabunPSK" w:hint="cs"/>
+          <w:sz w:val="32"/>
+          <w:szCs w:val="32"/>
+          <w:cs/>
+        </w:rPr>
+        <w:t>ผลการสำรวจความพึงพอใจของกลุ่มตัวอย่างซึ่งเป็น</w:t>
+      </w:r>
+      <w:r>
+        <w:rPr>
+          <w:rFonts w:ascii="TH SarabunPSK" w:hAnsi="TH SarabunPSK" w:cs="TH SarabunPSK" w:hint="cs"/>
+          <w:sz w:val="32"/>
+          <w:szCs w:val="32"/>
+          <w:cs/>
+        </w:rPr>
+        <w:t>พนักงานในองค์กร</w:t>
+      </w:r>
+      <w:r>
+        <w:rPr>
+          <w:rFonts w:ascii="TH SarabunPSK" w:hAnsi="TH SarabunPSK" w:cs="TH SarabunPSK" w:hint="cs"/>
+          <w:sz w:val="32"/>
+          <w:szCs w:val="32"/>
+          <w:cs/>
+        </w:rPr>
+        <w:t xml:space="preserve"> พบว่า ระดับความคิดเห็นอยู่ในเกณฑ์</w:t>
+      </w:r>
+      <w:r>
+        <w:rPr>
+          <w:rFonts w:ascii="TH SarabunPSK" w:hAnsi="TH SarabunPSK" w:cs="TH SarabunPSK" w:hint="cs"/>
+          <w:sz w:val="32"/>
+          <w:szCs w:val="32"/>
+          <w:cs/>
+        </w:rPr>
+        <w:t xml:space="preserve"> </w:t>
+      </w:r>
+      <w:r>
+        <w:rPr>
+          <w:rFonts w:ascii="TH SarabunPSK" w:hAnsi="TH SarabunPSK" w:cs="TH SarabunPSK" w:hint="cs"/>
+          <w:cs/>
+        </w:rPr>
+        <w:t>ดี</w:t>
+      </w:r>
+      <w:r>
+        <w:rPr>
+          <w:rFonts w:ascii="TH SarabunPSK" w:hAnsi="TH SarabunPSK" w:cs="TH SarabunPSK" w:hint="cs"/>
+          <w:cs/>
+        </w:rPr>
+        <w:t xml:space="preserve"> </w:t>
+      </w:r>
+      <w:r>
+        <w:rPr>
+          <w:rFonts w:ascii="TH SarabunPSK" w:hAnsi="TH SarabunPSK" w:cs="TH SarabunPSK" w:hint="cs"/>
+        </w:rPr>
+        <w:t>(</w:t>
+      </w:r>
+      <w:r>
+        <w:rPr>
+          <w:rFonts w:ascii="Cambria Math" w:hAnsi="Cambria Math" w:cs="Cambria Math" w:hint="cs"/>
+          <w:sz w:val="32"/>
+          <w:szCs w:val="32"/>
+          <w:cs/>
+        </w:rPr>
+        <w:t>𝑥̅</w:t>
+      </w:r>
+      <w:r>
+        <w:rPr>
           <w:rFonts w:ascii="TH SarabunPSK" w:hAnsi="TH SarabunPSK" w:cs="TH SarabunPSK"/>
           <w:sz w:val="32"/>
           <w:szCs w:val="32"/>
-          <w:cs/>
-        </w:rPr>
-        <w:t>ผลการสำรวจความพึงพอใจของกลุ่มตัวอย่างซึ่งเป็น</w:t>
-      </w:r>
-      <w:r>
-        <w:rPr>
-          <w:rFonts w:ascii="TH SarabunPSK" w:hAnsi="TH SarabunPSK" w:cs="TH SarabunPSK" w:hint="cs"/>
-          <w:sz w:val="32"/>
-          <w:szCs w:val="32"/>
-          <w:cs/>
-        </w:rPr>
-        <w:t>พนักงานในองค์กร</w:t>
-      </w:r>
-      <w:r>
-        <w:rPr>
-          <w:rFonts w:ascii="TH SarabunPSK" w:hAnsi="TH SarabunPSK" w:cs="TH SarabunPSK" w:hint="cs"/>
-          <w:sz w:val="32"/>
-          <w:szCs w:val="32"/>
-          <w:cs/>
         </w:rPr>
         <w:t xml:space="preserve"> </w:t>
       </w:r>
       <w:r>
         <w:rPr>
-          <w:rFonts w:ascii="TH SarabunPSK" w:hAnsi="TH SarabunPSK" w:cs="TH SarabunPSK"/>
-          <w:sz w:val="32"/>
-          <w:szCs w:val="32"/>
-          <w:cs/>
-        </w:rPr>
-        <w:t>พบว่า</w:t>
-      </w:r>
-      <w:r>
-        <w:rPr>
-          <w:rFonts w:ascii="TH SarabunPSK" w:hAnsi="TH SarabunPSK" w:cs="TH SarabunPSK" w:hint="cs"/>
-          <w:sz w:val="32"/>
-          <w:szCs w:val="32"/>
-          <w:cs/>
-        </w:rPr>
-        <w:t xml:space="preserve"> </w:t>
-      </w:r>
-      <w:r>
-        <w:rPr>
-          <w:rFonts w:ascii="TH SarabunPSK" w:hAnsi="TH SarabunPSK" w:cs="TH SarabunPSK"/>
-          <w:sz w:val="32"/>
-          <w:szCs w:val="32"/>
-          <w:cs/>
-        </w:rPr>
-        <w:t>ระดับความคิดเห็นอยู่ในเกณฑ์</w:t>
-      </w:r>
-      <w:r>
-        <w:rPr>
-          <w:rFonts w:ascii="TH SarabunPSK" w:hAnsi="TH SarabunPSK" w:cs="TH SarabunPSK" w:hint="cs"/>
-          <w:sz w:val="32"/>
-          <w:szCs w:val="32"/>
-          <w:cs/>
-        </w:rPr>
-        <w:t xml:space="preserve"> </w:t>
-      </w:r>
-      <w:r>
-        <w:rPr>
-          <w:rFonts w:hint="cs"/>
-          <w:cs/>
-        </w:rPr>
-        <w:t>ดี</w:t>
-      </w:r>
-      <w:r>
-        <w:t>(</w:t>
-      </w:r>
-      <w:r>
-        <w:rPr>
-          <w:rFonts w:ascii="TH SarabunPSK" w:hAnsi="TH SarabunPSK" w:cs="TH SarabunPSK"/>
-          <w:sz w:val="32"/>
-          <w:szCs w:val="32"/>
-        </w:rPr>
-        <w:t>x</w:t>
-      </w:r>
-      <w:r>
-        <w:rPr>
-          <w:rFonts w:ascii="Arial" w:hAnsi="Arial" w:cs="Arial"/>
-          <w:sz w:val="32"/>
-          <w:szCs w:val="32"/>
-        </w:rPr>
-        <w:t>̄</w:t>
-      </w:r>
-      <w:r>
-        <w:rPr>
-          <w:rFonts w:ascii="TH SarabunPSK" w:hAnsi="TH SarabunPSK" w:cs="TH SarabunPSK"/>
-          <w:sz w:val="32"/>
-          <w:szCs w:val="32"/>
-        </w:rPr>
-        <w:t xml:space="preserve"> = 4.10, S.D. = 0.33</w:t>
-      </w:r>
-      <w:r>
-        <w:rPr>
-          <w:rFonts w:ascii="TH SarabunPSK" w:hAnsi="TH SarabunPSK" w:cs="TH SarabunPSK"/>
+          <w:rFonts w:ascii="TH SarabunPSK" w:hAnsi="TH SarabunPSK" w:cs="TH SarabunPSK" w:hint="cs"/>
+          <w:sz w:val="32"/>
+          <w:szCs w:val="32"/>
+        </w:rPr>
+        <w:t>= 4.10, S.D. = 0.33</w:t>
+      </w:r>
+      <w:r>
+        <w:rPr>
+          <w:rFonts w:ascii="TH SarabunPSK" w:hAnsi="TH SarabunPSK" w:cs="TH SarabunPSK" w:hint="cs"/>
           <w:snapToGrid w:val="0"/>
           <w:color w:val="000000"/>
           <w:sz w:val="32"/>
@@ -2756,40 +1763,33 @@
       </w:r>
       <w:r>
         <w:rPr>
+          <w:rFonts w:ascii="TH SarabunPSK" w:hAnsi="TH SarabunPSK" w:cs="TH SarabunPSK" w:hint="cs"/>
+          <w:sz w:val="32"/>
+          <w:szCs w:val="32"/>
+          <w:cs/>
+        </w:rPr>
+        <w:t>โดยมีค่าเฉลี่ย</w:t>
+      </w:r>
+      <w:r>
+        <w:rPr>
           <w:rFonts w:ascii="TH SarabunPSK" w:hAnsi="TH SarabunPSK" w:cs="TH SarabunPSK"/>
           <w:sz w:val="32"/>
           <w:szCs w:val="32"/>
-          <w:cs/>
-        </w:rPr>
-        <w:t>โดยมีค่าเฉลี่ย</w:t>
-      </w:r>
-      <w:r>
-        <w:rPr>
-          <w:rFonts w:ascii="TH SarabunPSK" w:hAnsi="TH SarabunPSK" w:cs="TH SarabunPSK"/>
-          <w:sz w:val="32"/>
-          <w:szCs w:val="32"/>
         </w:rPr>
         <w:t xml:space="preserve"> </w:t>
       </w:r>
       <w:r>
         <w:rPr>
-          <w:rFonts w:ascii="TH SarabunPSK" w:hAnsi="TH SarabunPSK" w:cs="TH SarabunPSK"/>
-          <w:sz w:val="32"/>
-          <w:szCs w:val="32"/>
-        </w:rPr>
-        <w:t>x</w:t>
-      </w:r>
-      <w:r>
-        <w:rPr>
-          <w:rFonts w:ascii="Arial" w:hAnsi="Arial" w:cs="Arial"/>
-          <w:sz w:val="32"/>
-          <w:szCs w:val="32"/>
-        </w:rPr>
-        <w:t>̄</w:t>
-      </w:r>
-      <w:r>
-        <w:rPr>
-          <w:rFonts w:ascii="TH SarabunPSK" w:hAnsi="TH SarabunPSK" w:cs="TH SarabunPSK"/>
+          <w:rFonts w:ascii="Cambria Math" w:hAnsi="Cambria Math" w:cs="Cambria Math" w:hint="cs"/>
+          <w:sz w:val="32"/>
+          <w:szCs w:val="32"/>
+          <w:cs/>
+        </w:rPr>
+        <w:t>𝑥̅</w:t>
+      </w:r>
+      <w:r>
+        <w:rPr>
+          <w:rFonts w:ascii="TH SarabunPSK" w:hAnsi="TH SarabunPSK" w:cs="TH SarabunPSK" w:hint="cs"/>
           <w:sz w:val="32"/>
           <w:szCs w:val="32"/>
         </w:rPr>
@@ -2797,7 +1797,7 @@
       </w:r>
       <w:r>
         <w:rPr>
-          <w:rFonts w:ascii="TH SarabunPSK" w:hAnsi="TH SarabunPSK" w:cs="TH SarabunPSK"/>
+          <w:rFonts w:ascii="TH SarabunPSK" w:hAnsi="TH SarabunPSK" w:cs="TH SarabunPSK" w:hint="cs"/>
           <w:snapToGrid w:val="0"/>
           <w:color w:val="000000"/>
           <w:sz w:val="32"/>
@@ -2805,11 +1805,19 @@
           <w:cs/>
           <w:lang w:eastAsia="th-TH"/>
         </w:rPr>
-        <w:t xml:space="preserve"> </w:t>
-      </w:r>
-      <w:r>
-        <w:rPr>
-          <w:rFonts w:ascii="TH SarabunPSK" w:hAnsi="TH SarabunPSK" w:cs="TH SarabunPSK"/>
+        <w:t xml:space="preserve"> และมีค่าส่วนเบี่ยงเบนมาตรฐาน </w:t>
+      </w:r>
+      <w:r>
+        <w:rPr>
+          <w:rFonts w:ascii="TH SarabunPSK" w:hAnsi="TH SarabunPSK" w:cs="TH SarabunPSK" w:hint="cs"/>
+          <w:sz w:val="32"/>
+          <w:szCs w:val="32"/>
+        </w:rPr>
+        <w:t>S.D. = 0.33</w:t>
+      </w:r>
+      <w:r>
+        <w:rPr>
+          <w:rFonts w:ascii="TH SarabunPSK" w:hAnsi="TH SarabunPSK" w:cs="TH SarabunPSK" w:hint="cs"/>
           <w:snapToGrid w:val="0"/>
           <w:color w:val="000000"/>
           <w:sz w:val="32"/>
@@ -2817,55 +1825,11 @@
           <w:cs/>
           <w:lang w:eastAsia="th-TH"/>
         </w:rPr>
-        <w:t>และมี</w:t>
-      </w:r>
-      <w:r>
-        <w:rPr>
-          <w:rFonts w:ascii="TH SarabunPSK" w:hAnsi="TH SarabunPSK" w:cs="TH SarabunPSK" w:hint="cs"/>
-          <w:snapToGrid w:val="0"/>
-          <w:color w:val="000000"/>
-          <w:sz w:val="32"/>
-          <w:szCs w:val="32"/>
-          <w:cs/>
-          <w:lang w:eastAsia="th-TH"/>
-        </w:rPr>
-        <w:t>ค่า</w:t>
-      </w:r>
-      <w:r>
-        <w:rPr>
-          <w:rFonts w:ascii="TH SarabunPSK" w:hAnsi="TH SarabunPSK" w:cs="TH SarabunPSK"/>
-          <w:snapToGrid w:val="0"/>
-          <w:color w:val="000000"/>
-          <w:sz w:val="32"/>
-          <w:szCs w:val="32"/>
-          <w:cs/>
-          <w:lang w:eastAsia="th-TH"/>
-        </w:rPr>
-        <w:t xml:space="preserve">ส่วนเบี่ยงเบนมาตรฐาน </w:t>
-      </w:r>
-      <w:r>
-        <w:rPr>
-          <w:rFonts w:ascii="TH SarabunPSK" w:hAnsi="TH SarabunPSK" w:cs="TH SarabunPSK"/>
-          <w:sz w:val="32"/>
-          <w:szCs w:val="32"/>
-        </w:rPr>
-        <w:t>S.D. = 0.33</w:t>
-      </w:r>
-      <w:r>
-        <w:rPr>
-          <w:rFonts w:ascii="TH SarabunPSK" w:hAnsi="TH SarabunPSK" w:cs="TH SarabunPSK"/>
-          <w:snapToGrid w:val="0"/>
-          <w:color w:val="000000"/>
-          <w:sz w:val="32"/>
-          <w:szCs w:val="32"/>
-          <w:cs/>
-          <w:lang w:eastAsia="th-TH"/>
-        </w:rPr>
         <w:t xml:space="preserve"> </w:t>
       </w:r>
       <w:r>
         <w:rPr>
-          <w:rFonts w:ascii="TH SarabunPSK" w:hAnsi="TH SarabunPSK" w:cs="TH SarabunPSK"/>
+          <w:rFonts w:ascii="TH SarabunPSK" w:hAnsi="TH SarabunPSK" w:cs="TH SarabunPSK" w:hint="cs"/>
           <w:snapToGrid w:val="0"/>
           <w:color w:val="000000"/>
           <w:sz w:val="32"/>
@@ -2889,119 +1853,51 @@
         <w:spacing w:after="0"/>
         <w:jc w:val="thaiDistribute"/>
         <w:rPr>
+          <w:rFonts w:ascii="TH SarabunPSK" w:hAnsi="TH SarabunPSK" w:cs="TH SarabunPSK" w:hint="cs"/>
+          <w:sz w:val="32"/>
+          <w:szCs w:val="32"/>
+          <w:cs/>
+        </w:rPr>
+      </w:pPr>
+      <w:r>
+        <w:rPr>
+          <w:rFonts w:ascii="TH SarabunPSK" w:hAnsi="TH SarabunPSK" w:cs="TH SarabunPSK" w:hint="cs"/>
+          <w:sz w:val="32"/>
+          <w:szCs w:val="32"/>
+          <w:cs/>
+        </w:rPr>
+        <w:tab/>
+      </w:r>
+      <w:r>
+        <w:rPr>
+          <w:rFonts w:ascii="TH SarabunPSK" w:hAnsi="TH SarabunPSK" w:cs="TH SarabunPSK" w:hint="cs"/>
+          <w:sz w:val="32"/>
+          <w:szCs w:val="32"/>
+          <w:cs/>
+        </w:rPr>
+        <w:tab/>
+        <w:t>สรุปได้ว่า</w:t>
+      </w:r>
+      <w:r>
+        <w:rPr>
           <w:rFonts w:ascii="TH SarabunPSK" w:hAnsi="TH SarabunPSK" w:cs="TH SarabunPSK"/>
           <w:sz w:val="32"/>
           <w:szCs w:val="32"/>
           <w:cs/>
         </w:rPr>
-      </w:pPr>
-      <w:r>
-        <w:rPr>
-          <w:rFonts w:ascii="TH SarabunPSK" w:hAnsi="TH SarabunPSK" w:cs="TH SarabunPSK"/>
-          <w:sz w:val="32"/>
-          <w:szCs w:val="32"/>
-          <w:cs/>
-        </w:rPr>
-        <w:tab/>
-      </w:r>
-      <w:r>
-        <w:rPr>
-          <w:rFonts w:ascii="TH SarabunPSK" w:hAnsi="TH SarabunPSK" w:cs="TH SarabunPSK"/>
-          <w:sz w:val="32"/>
-          <w:szCs w:val="32"/>
-          <w:cs/>
-        </w:rPr>
-        <w:tab/>
-      </w:r>
-      <w:r>
-        <w:rPr>
-          <w:rFonts w:ascii="TH SarabunPSK" w:hAnsi="TH SarabunPSK" w:cs="TH SarabunPSK"/>
-          <w:sz w:val="32"/>
-          <w:szCs w:val="32"/>
-          <w:cs/>
-        </w:rPr>
-        <w:t>สรุปได้ว่าระบบ</w:t>
-      </w:r>
-      <w:r>
-        <w:rPr>
-          <w:rFonts w:ascii="TH SarabunPSK" w:hAnsi="TH SarabunPSK" w:cs="TH SarabunPSK"/>
-          <w:sz w:val="32"/>
-          <w:szCs w:val="32"/>
-          <w:cs/>
-        </w:rPr>
-        <w:t xml:space="preserve">ผู้ช่วยอัตโนมัติ </w:t>
-      </w:r>
-      <w:r>
-        <w:rPr>
-          <w:rFonts w:ascii="TH SarabunPSK" w:hAnsi="TH SarabunPSK" w:cs="TH SarabunPSK"/>
-          <w:sz w:val="32"/>
-          <w:szCs w:val="32"/>
-        </w:rPr>
-        <w:t>n</w:t>
-      </w:r>
-      <w:r>
-        <w:rPr>
-          <w:rFonts w:ascii="TH SarabunPSK" w:hAnsi="TH SarabunPSK" w:cs="TH SarabunPSK"/>
-          <w:sz w:val="32"/>
-          <w:szCs w:val="32"/>
-          <w:cs/>
-        </w:rPr>
-        <w:t>8</w:t>
-      </w:r>
-      <w:r>
-        <w:rPr>
-          <w:rFonts w:ascii="TH SarabunPSK" w:hAnsi="TH SarabunPSK" w:cs="TH SarabunPSK"/>
-          <w:sz w:val="32"/>
-          <w:szCs w:val="32"/>
-        </w:rPr>
-        <w:t xml:space="preserve">n </w:t>
-      </w:r>
-      <w:r>
-        <w:rPr>
-          <w:rFonts w:ascii="TH SarabunPSK" w:hAnsi="TH SarabunPSK" w:cs="TH SarabunPSK"/>
-          <w:sz w:val="32"/>
-          <w:szCs w:val="32"/>
-          <w:cs/>
-        </w:rPr>
-        <w:t xml:space="preserve">ผ่าน </w:t>
-      </w:r>
-      <w:r>
-        <w:rPr>
-          <w:rFonts w:ascii="TH SarabunPSK" w:hAnsi="TH SarabunPSK" w:cs="TH SarabunPSK"/>
-          <w:sz w:val="32"/>
-          <w:szCs w:val="32"/>
-        </w:rPr>
-        <w:t>LINE OA</w:t>
-      </w:r>
-      <w:r>
-        <w:rPr>
-          <w:rFonts w:ascii="TH SarabunPSK" w:hAnsi="TH SarabunPSK" w:cs="TH SarabunPSK" w:hint="cs"/>
-          <w:sz w:val="32"/>
-          <w:szCs w:val="32"/>
-          <w:cs/>
+        <w:t>ระบบผู้ช่วยแบบตัวแทนเชิงปัญญาประดิษฐ์สำหรับองค์กร</w:t>
+      </w:r>
+      <w:r>
+        <w:rPr>
+          <w:rFonts w:ascii="TH SarabunPSK" w:hAnsi="TH SarabunPSK" w:cs="TH SarabunPSK" w:hint="cs"/>
+          <w:sz w:val="32"/>
+          <w:szCs w:val="32"/>
         </w:rPr>
         <w:t xml:space="preserve"> </w:t>
       </w:r>
       <w:r>
         <w:rPr>
-          <w:rFonts w:ascii="TH SarabunPSK" w:hAnsi="TH SarabunPSK" w:cs="TH SarabunPSK"/>
-          <w:sz w:val="32"/>
-          <w:szCs w:val="32"/>
-          <w:cs/>
-        </w:rPr>
-        <w:t>สำหรับองค์กร</w:t>
-      </w:r>
-      <w:r>
-        <w:rPr>
-          <w:rFonts w:ascii="TH SarabunPSK" w:hAnsi="TH SarabunPSK" w:cs="TH SarabunPSK"/>
-          <w:sz w:val="32"/>
-          <w:szCs w:val="32"/>
-        </w:rPr>
-        <w:t xml:space="preserve"> </w:t>
-      </w:r>
-      <w:r>
-        <w:rPr>
-          <w:rFonts w:ascii="TH SarabunPSK" w:hAnsi="TH SarabunPSK" w:cs="TH SarabunPSK"/>
+          <w:rFonts w:ascii="TH SarabunPSK" w:hAnsi="TH SarabunPSK" w:cs="TH SarabunPSK" w:hint="cs"/>
           <w:sz w:val="32"/>
           <w:szCs w:val="32"/>
           <w:cs/>
@@ -3022,14 +1918,14 @@
         <w:spacing w:after="0"/>
         <w:jc w:val="thaiDistribute"/>
         <w:rPr>
-          <w:rFonts w:ascii="TH SarabunPSK" w:hAnsi="TH SarabunPSK" w:cs="TH SarabunPSK"/>
+          <w:rFonts w:ascii="TH SarabunPSK" w:hAnsi="TH SarabunPSK" w:cs="TH SarabunPSK" w:hint="cs"/>
           <w:color w:val="00B0F0"/>
           <w:szCs w:val="22"/>
         </w:rPr>
       </w:pPr>
       <w:r>
         <w:rPr>
-          <w:rFonts w:ascii="TH SarabunPSK" w:hAnsi="TH SarabunPSK" w:cs="TH SarabunPSK"/>
+          <w:rFonts w:ascii="TH SarabunPSK" w:hAnsi="TH SarabunPSK" w:cs="TH SarabunPSK" w:hint="cs"/>
           <w:color w:val="00B0F0"/>
           <w:szCs w:val="22"/>
           <w:cs/>
@@ -3050,7 +1946,7 @@
         <w:spacing w:after="0"/>
         <w:jc w:val="thaiDistribute"/>
         <w:rPr>
-          <w:rFonts w:ascii="TH SarabunPSK" w:hAnsi="TH SarabunPSK" w:cs="TH SarabunPSK"/>
+          <w:rFonts w:ascii="TH SarabunPSK" w:hAnsi="TH SarabunPSK" w:cs="TH SarabunPSK" w:hint="cs"/>
           <w:b/>
           <w:bCs/>
           <w:sz w:val="32"/>
@@ -3059,19 +1955,18 @@
       </w:pPr>
       <w:r>
         <w:rPr>
-          <w:rFonts w:ascii="TH SarabunPSK" w:hAnsi="TH SarabunPSK" w:cs="TH SarabunPSK"/>
+          <w:rFonts w:ascii="TH SarabunPSK" w:hAnsi="TH SarabunPSK" w:cs="TH SarabunPSK" w:hint="cs"/>
           <w:b/>
           <w:bCs/>
           <w:sz w:val="32"/>
           <w:szCs w:val="32"/>
           <w:cs/>
         </w:rPr>
-        <w:lastRenderedPageBreak/>
         <w:t>5.2</w:t>
       </w:r>
       <w:r>
         <w:rPr>
-          <w:rFonts w:ascii="TH SarabunPSK" w:hAnsi="TH SarabunPSK" w:cs="TH SarabunPSK"/>
+          <w:rFonts w:ascii="TH SarabunPSK" w:hAnsi="TH SarabunPSK" w:cs="TH SarabunPSK" w:hint="cs"/>
           <w:b/>
           <w:bCs/>
           <w:sz w:val="32"/>
@@ -3095,115 +1990,64 @@
         <w:spacing w:after="0"/>
         <w:jc w:val="thaiDistribute"/>
         <w:rPr>
+          <w:rFonts w:ascii="TH SarabunPSK" w:hAnsi="TH SarabunPSK" w:cs="TH SarabunPSK" w:hint="cs"/>
+          <w:sz w:val="32"/>
+          <w:szCs w:val="32"/>
+          <w:cs/>
+        </w:rPr>
+      </w:pPr>
+      <w:r>
+        <w:rPr>
+          <w:rFonts w:ascii="TH SarabunPSK" w:hAnsi="TH SarabunPSK" w:cs="TH SarabunPSK" w:hint="cs"/>
+          <w:sz w:val="32"/>
+          <w:szCs w:val="32"/>
+        </w:rPr>
+        <w:tab/>
+      </w:r>
+      <w:r>
+        <w:rPr>
+          <w:rFonts w:ascii="TH SarabunPSK" w:hAnsi="TH SarabunPSK" w:cs="TH SarabunPSK" w:hint="cs"/>
+          <w:sz w:val="32"/>
+          <w:szCs w:val="32"/>
+          <w:cs/>
+        </w:rPr>
+        <w:tab/>
+        <w:t>การทำโครงงานสหกิจศึกษาครั้งนี้เป็นการพัฒนา</w:t>
+      </w:r>
+      <w:r>
+        <w:rPr>
           <w:rFonts w:ascii="TH SarabunPSK" w:hAnsi="TH SarabunPSK" w:cs="TH SarabunPSK"/>
           <w:sz w:val="32"/>
           <w:szCs w:val="32"/>
           <w:cs/>
         </w:rPr>
-      </w:pPr>
+        <w:t>ระบบผู้ช่วยแบบตัวแทนเชิงปัญญาประดิษฐ์สำหรับองค์กร</w:t>
+      </w:r>
+      <w:r>
+        <w:rPr>
+          <w:rFonts w:ascii="TH SarabunPSK" w:hAnsi="TH SarabunPSK" w:cs="TH SarabunPSK" w:hint="cs"/>
+          <w:sz w:val="32"/>
+          <w:szCs w:val="32"/>
+        </w:rPr>
+        <w:t xml:space="preserve"> </w:t>
+      </w:r>
+      <w:r>
+        <w:rPr>
+          <w:rFonts w:ascii="TH SarabunPSK" w:hAnsi="TH SarabunPSK" w:cs="TH SarabunPSK" w:hint="cs"/>
+          <w:sz w:val="32"/>
+          <w:szCs w:val="32"/>
+          <w:cs/>
+        </w:rPr>
+        <w:t>โดยมี</w:t>
+      </w:r>
       <w:r>
         <w:rPr>
           <w:rFonts w:ascii="TH SarabunPSK" w:hAnsi="TH SarabunPSK" w:cs="TH SarabunPSK"/>
           <w:sz w:val="32"/>
           <w:szCs w:val="32"/>
-        </w:rPr>
-        <w:tab/>
-      </w:r>
-      <w:r>
-        <w:rPr>
-          <w:rFonts w:ascii="TH SarabunPSK" w:hAnsi="TH SarabunPSK" w:cs="TH SarabunPSK"/>
-          <w:sz w:val="32"/>
-          <w:szCs w:val="32"/>
-          <w:cs/>
-        </w:rPr>
-        <w:tab/>
-      </w:r>
-      <w:r>
-        <w:rPr>
-          <w:rFonts w:ascii="TH SarabunPSK" w:hAnsi="TH SarabunPSK" w:cs="TH SarabunPSK"/>
-          <w:sz w:val="32"/>
-          <w:szCs w:val="32"/>
-          <w:cs/>
-        </w:rPr>
-        <w:t>การทำ</w:t>
-      </w:r>
-      <w:r>
-        <w:rPr>
-          <w:rFonts w:ascii="TH SarabunPSK" w:hAnsi="TH SarabunPSK" w:cs="TH SarabunPSK" w:hint="cs"/>
-          <w:sz w:val="32"/>
-          <w:szCs w:val="32"/>
-          <w:cs/>
-        </w:rPr>
-        <w:t>โครงงานสหกิจศึกษา</w:t>
-      </w:r>
-      <w:r>
-        <w:rPr>
-          <w:rFonts w:ascii="TH SarabunPSK" w:hAnsi="TH SarabunPSK" w:cs="TH SarabunPSK"/>
-          <w:sz w:val="32"/>
-          <w:szCs w:val="32"/>
-          <w:cs/>
-        </w:rPr>
-        <w:t>ครั้งนี้เป็นการพัฒนา</w:t>
-      </w:r>
-      <w:r>
-        <w:rPr>
-          <w:rFonts w:ascii="TH SarabunPSK" w:hAnsi="TH SarabunPSK" w:cs="TH SarabunPSK"/>
-          <w:sz w:val="32"/>
-          <w:szCs w:val="32"/>
-          <w:cs/>
-        </w:rPr>
-        <w:t>ระบบ</w:t>
-      </w:r>
-      <w:r>
-        <w:rPr>
-          <w:rFonts w:ascii="TH SarabunPSK" w:hAnsi="TH SarabunPSK" w:cs="TH SarabunPSK"/>
-          <w:sz w:val="32"/>
-          <w:szCs w:val="32"/>
-          <w:cs/>
-        </w:rPr>
-        <w:t xml:space="preserve">ผู้ช่วยอัตโนมัติ </w:t>
-      </w:r>
-      <w:r>
-        <w:rPr>
-          <w:rFonts w:ascii="TH SarabunPSK" w:hAnsi="TH SarabunPSK" w:cs="TH SarabunPSK"/>
-          <w:sz w:val="32"/>
-          <w:szCs w:val="32"/>
-        </w:rPr>
-        <w:t>n</w:t>
-      </w:r>
-      <w:r>
-        <w:rPr>
-          <w:rFonts w:ascii="TH SarabunPSK" w:hAnsi="TH SarabunPSK" w:cs="TH SarabunPSK"/>
-          <w:sz w:val="32"/>
-          <w:szCs w:val="32"/>
-          <w:cs/>
-        </w:rPr>
-        <w:t>8</w:t>
-      </w:r>
-      <w:r>
-        <w:rPr>
-          <w:rFonts w:ascii="TH SarabunPSK" w:hAnsi="TH SarabunPSK" w:cs="TH SarabunPSK"/>
-          <w:sz w:val="32"/>
-          <w:szCs w:val="32"/>
-        </w:rPr>
-        <w:t xml:space="preserve">n </w:t>
-      </w:r>
-      <w:r>
-        <w:rPr>
-          <w:rFonts w:ascii="TH SarabunPSK" w:hAnsi="TH SarabunPSK" w:cs="TH SarabunPSK"/>
-          <w:sz w:val="32"/>
-          <w:szCs w:val="32"/>
-          <w:cs/>
-        </w:rPr>
-        <w:t xml:space="preserve">ผ่าน </w:t>
-      </w:r>
-      <w:r>
-        <w:rPr>
-          <w:rFonts w:ascii="TH SarabunPSK" w:hAnsi="TH SarabunPSK" w:cs="TH SarabunPSK"/>
-          <w:sz w:val="32"/>
-          <w:szCs w:val="32"/>
-        </w:rPr>
-        <w:t>LINE OA</w:t>
+          <w:cs/>
+        </w:rPr>
+        <w:t>การพัฒนาระบบผู้ช่วยแบบตัวแทนเชิงปัญญาประดิษฐ์สำหรับองค์กร</w:t>
       </w:r>
       <w:r>
         <w:rPr>
@@ -3216,16 +2060,16 @@
       </w:r>
       <w:r>
         <w:rPr>
-          <w:rFonts w:ascii="TH SarabunPSK" w:hAnsi="TH SarabunPSK" w:cs="TH SarabunPSK"/>
-          <w:sz w:val="32"/>
-          <w:szCs w:val="32"/>
-          <w:cs/>
-        </w:rPr>
-        <w:t>สำหรับองค์กร</w:t>
-      </w:r>
-      <w:r>
-        <w:rPr>
-          <w:rFonts w:ascii="TH SarabunPSK" w:hAnsi="TH SarabunPSK" w:cs="TH SarabunPSK"/>
+          <w:rFonts w:ascii="TH SarabunPSK" w:hAnsi="TH SarabunPSK" w:cs="TH SarabunPSK" w:hint="cs"/>
+          <w:sz w:val="32"/>
+          <w:szCs w:val="32"/>
+          <w:cs/>
+        </w:rPr>
+        <w:t>แล้วจึงหาประสิทธิภาพการทำงานและความพึงพอใจของระบบสารสนเทศที่พัฒนาขึ้น</w:t>
+      </w:r>
+      <w:r>
+        <w:rPr>
+          <w:rFonts w:ascii="TH SarabunPSK" w:hAnsi="TH SarabunPSK" w:cs="TH SarabunPSK" w:hint="cs"/>
           <w:sz w:val="32"/>
           <w:szCs w:val="32"/>
         </w:rPr>
@@ -3233,142 +2077,12 @@
       </w:r>
       <w:r>
         <w:rPr>
-          <w:rFonts w:ascii="TH SarabunPSK" w:hAnsi="TH SarabunPSK" w:cs="TH SarabunPSK"/>
-          <w:sz w:val="32"/>
-          <w:szCs w:val="32"/>
-          <w:cs/>
-        </w:rPr>
-        <w:t>โดยมีการพัฒนา</w:t>
-      </w:r>
-      <w:r>
-        <w:rPr>
-          <w:rFonts w:ascii="TH SarabunPSK" w:hAnsi="TH SarabunPSK" w:cs="TH SarabunPSK"/>
-          <w:sz w:val="32"/>
-          <w:szCs w:val="32"/>
-          <w:cs/>
-        </w:rPr>
-        <w:t>ระบบ</w:t>
-      </w:r>
-      <w:r>
-        <w:rPr>
-          <w:rFonts w:ascii="TH SarabunPSK" w:hAnsi="TH SarabunPSK" w:cs="TH SarabunPSK"/>
-          <w:sz w:val="32"/>
-          <w:szCs w:val="32"/>
-          <w:cs/>
-        </w:rPr>
-        <w:t xml:space="preserve">ผู้ช่วยอัตโนมัติ </w:t>
-      </w:r>
-      <w:r>
-        <w:rPr>
-          <w:rFonts w:ascii="TH SarabunPSK" w:hAnsi="TH SarabunPSK" w:cs="TH SarabunPSK"/>
-          <w:sz w:val="32"/>
-          <w:szCs w:val="32"/>
-        </w:rPr>
-        <w:t>n</w:t>
-      </w:r>
-      <w:r>
-        <w:rPr>
-          <w:rFonts w:ascii="TH SarabunPSK" w:hAnsi="TH SarabunPSK" w:cs="TH SarabunPSK"/>
-          <w:sz w:val="32"/>
-          <w:szCs w:val="32"/>
-          <w:cs/>
-        </w:rPr>
-        <w:t>8</w:t>
-      </w:r>
-      <w:r>
-        <w:rPr>
-          <w:rFonts w:ascii="TH SarabunPSK" w:hAnsi="TH SarabunPSK" w:cs="TH SarabunPSK"/>
-          <w:sz w:val="32"/>
-          <w:szCs w:val="32"/>
-        </w:rPr>
-        <w:t xml:space="preserve">n </w:t>
-      </w:r>
-      <w:r>
-        <w:rPr>
-          <w:rFonts w:ascii="TH SarabunPSK" w:hAnsi="TH SarabunPSK" w:cs="TH SarabunPSK"/>
-          <w:sz w:val="32"/>
-          <w:szCs w:val="32"/>
-          <w:cs/>
-        </w:rPr>
-        <w:t xml:space="preserve">ผ่าน </w:t>
-      </w:r>
-      <w:r>
-        <w:rPr>
-          <w:rFonts w:ascii="TH SarabunPSK" w:hAnsi="TH SarabunPSK" w:cs="TH SarabunPSK"/>
-          <w:sz w:val="32"/>
-          <w:szCs w:val="32"/>
-        </w:rPr>
-        <w:t>LINE OA</w:t>
-      </w:r>
-      <w:r>
-        <w:rPr>
-          <w:rFonts w:ascii="TH SarabunPSK" w:hAnsi="TH SarabunPSK" w:cs="TH SarabunPSK" w:hint="cs"/>
-          <w:sz w:val="32"/>
-          <w:szCs w:val="32"/>
-          <w:cs/>
-        </w:rPr>
-        <w:t xml:space="preserve"> </w:t>
-      </w:r>
-      <w:r>
-        <w:rPr>
-          <w:rFonts w:ascii="TH SarabunPSK" w:hAnsi="TH SarabunPSK" w:cs="TH SarabunPSK"/>
-          <w:sz w:val="32"/>
-          <w:szCs w:val="32"/>
-          <w:cs/>
-        </w:rPr>
-        <w:t>สำหรับองค์กร</w:t>
-      </w:r>
-      <w:r>
-        <w:rPr>
-          <w:rFonts w:ascii="TH SarabunPSK" w:hAnsi="TH SarabunPSK" w:cs="TH SarabunPSK"/>
-          <w:sz w:val="32"/>
-          <w:szCs w:val="32"/>
-        </w:rPr>
-        <w:t xml:space="preserve"> </w:t>
-      </w:r>
-      <w:r>
-        <w:rPr>
-          <w:rFonts w:ascii="TH SarabunPSK" w:hAnsi="TH SarabunPSK" w:cs="TH SarabunPSK"/>
-          <w:sz w:val="32"/>
-          <w:szCs w:val="32"/>
-          <w:cs/>
-        </w:rPr>
-        <w:t>แล้วจึงหาประสิทธิภาพการทำงานและความพึงพอใจของระบบสารสนเทศที่พัฒนาขึ้น</w:t>
-      </w:r>
-      <w:r>
-        <w:rPr>
-          <w:rFonts w:ascii="TH SarabunPSK" w:hAnsi="TH SarabunPSK" w:cs="TH SarabunPSK"/>
-          <w:sz w:val="32"/>
-          <w:szCs w:val="32"/>
-        </w:rPr>
-        <w:t xml:space="preserve"> </w:t>
-      </w:r>
-      <w:r>
-        <w:rPr>
-          <w:rFonts w:ascii="TH SarabunPSK" w:hAnsi="TH SarabunPSK" w:cs="TH SarabunPSK"/>
-          <w:sz w:val="32"/>
-          <w:szCs w:val="32"/>
-          <w:cs/>
-        </w:rPr>
-        <w:t>ผลการทำ</w:t>
-      </w:r>
-      <w:r>
-        <w:rPr>
-          <w:rFonts w:ascii="TH SarabunPSK" w:hAnsi="TH SarabunPSK" w:cs="TH SarabunPSK" w:hint="cs"/>
-          <w:sz w:val="32"/>
-          <w:szCs w:val="32"/>
-          <w:cs/>
-        </w:rPr>
-        <w:t>โครงงานสหกิจศึกษา</w:t>
-      </w:r>
-      <w:r>
-        <w:rPr>
-          <w:rFonts w:ascii="TH SarabunPSK" w:hAnsi="TH SarabunPSK" w:cs="TH SarabunPSK"/>
-          <w:sz w:val="32"/>
-          <w:szCs w:val="32"/>
-          <w:cs/>
-        </w:rPr>
-        <w:t>ที่ได้พบประเด็นที่สมควรนำมาพิจารณาดังนี้</w:t>
+          <w:rFonts w:ascii="TH SarabunPSK" w:hAnsi="TH SarabunPSK" w:cs="TH SarabunPSK" w:hint="cs"/>
+          <w:sz w:val="32"/>
+          <w:szCs w:val="32"/>
+          <w:cs/>
+        </w:rPr>
+        <w:t>ผลการทำโครงงานสหกิจศึกษาที่ได้พบประเด็นที่สมควรนำมาพิจารณาดังนี้</w:t>
       </w:r>
     </w:p>
     <w:p>
@@ -3384,7 +2098,7 @@
         <w:spacing w:after="0"/>
         <w:jc w:val="thaiDistribute"/>
         <w:rPr>
-          <w:rFonts w:ascii="TH SarabunPSK" w:hAnsi="TH SarabunPSK" w:cs="TH SarabunPSK"/>
+          <w:rFonts w:ascii="TH SarabunPSK" w:hAnsi="TH SarabunPSK" w:cs="TH SarabunPSK" w:hint="cs"/>
           <w:snapToGrid w:val="0"/>
           <w:color w:val="000000"/>
           <w:sz w:val="32"/>
@@ -3394,7 +2108,7 @@
       </w:pPr>
       <w:r>
         <w:rPr>
-          <w:rFonts w:ascii="TH SarabunPSK" w:hAnsi="TH SarabunPSK" w:cs="TH SarabunPSK"/>
+          <w:rFonts w:ascii="TH SarabunPSK" w:hAnsi="TH SarabunPSK" w:cs="TH SarabunPSK" w:hint="cs"/>
           <w:sz w:val="32"/>
           <w:szCs w:val="32"/>
           <w:cs/>
@@ -3404,7 +2118,7 @@
       </w:r>
       <w:r>
         <w:rPr>
-          <w:rFonts w:ascii="TH SarabunPSK" w:hAnsi="TH SarabunPSK" w:cs="TH SarabunPSK"/>
+          <w:rFonts w:ascii="TH SarabunPSK" w:hAnsi="TH SarabunPSK" w:cs="TH SarabunPSK" w:hint="cs"/>
           <w:sz w:val="32"/>
           <w:szCs w:val="32"/>
           <w:cs/>
@@ -3413,7 +2127,7 @@
       </w:r>
       <w:r>
         <w:rPr>
-          <w:rFonts w:ascii="TH SarabunPSK" w:hAnsi="TH SarabunPSK" w:cs="TH SarabunPSK"/>
+          <w:rFonts w:ascii="TH SarabunPSK" w:hAnsi="TH SarabunPSK" w:cs="TH SarabunPSK" w:hint="cs"/>
           <w:snapToGrid w:val="0"/>
           <w:color w:val="000000"/>
           <w:sz w:val="32"/>
@@ -3425,85 +2139,25 @@
       </w:r>
       <w:r>
         <w:rPr>
+          <w:rFonts w:ascii="TH SarabunPSK" w:hAnsi="TH SarabunPSK" w:cs="TH SarabunPSK" w:hint="cs"/>
+          <w:sz w:val="32"/>
+          <w:szCs w:val="32"/>
+          <w:cs/>
+        </w:rPr>
+        <w:t>ประสิทธิภาพของ</w:t>
+      </w:r>
+      <w:r>
+        <w:rPr>
           <w:rFonts w:ascii="TH SarabunPSK" w:hAnsi="TH SarabunPSK" w:cs="TH SarabunPSK"/>
           <w:sz w:val="32"/>
           <w:szCs w:val="32"/>
           <w:cs/>
         </w:rPr>
-        <w:t>ประสิทธิภาพของระบบ</w:t>
-      </w:r>
-      <w:r>
-        <w:rPr>
-          <w:rFonts w:ascii="TH SarabunPSK" w:hAnsi="TH SarabunPSK" w:cs="TH SarabunPSK"/>
-          <w:sz w:val="32"/>
-          <w:szCs w:val="32"/>
-          <w:cs/>
-        </w:rPr>
-        <w:t xml:space="preserve">ผู้ช่วยอัตโนมัติ </w:t>
-      </w:r>
-      <w:r>
-        <w:rPr>
-          <w:rFonts w:ascii="TH SarabunPSK" w:hAnsi="TH SarabunPSK" w:cs="TH SarabunPSK"/>
-          <w:sz w:val="32"/>
-          <w:szCs w:val="32"/>
-        </w:rPr>
-        <w:t>n</w:t>
-      </w:r>
-      <w:r>
-        <w:rPr>
-          <w:rFonts w:ascii="TH SarabunPSK" w:hAnsi="TH SarabunPSK" w:cs="TH SarabunPSK"/>
-          <w:sz w:val="32"/>
-          <w:szCs w:val="32"/>
-          <w:cs/>
-        </w:rPr>
-        <w:t>8</w:t>
-      </w:r>
-      <w:r>
-        <w:rPr>
-          <w:rFonts w:ascii="TH SarabunPSK" w:hAnsi="TH SarabunPSK" w:cs="TH SarabunPSK"/>
-          <w:sz w:val="32"/>
-          <w:szCs w:val="32"/>
-        </w:rPr>
-        <w:t xml:space="preserve">n </w:t>
-      </w:r>
-      <w:r>
-        <w:rPr>
-          <w:rFonts w:ascii="TH SarabunPSK" w:hAnsi="TH SarabunPSK" w:cs="TH SarabunPSK"/>
-          <w:sz w:val="32"/>
-          <w:szCs w:val="32"/>
-          <w:cs/>
-        </w:rPr>
-        <w:t xml:space="preserve">ผ่าน </w:t>
-      </w:r>
-      <w:r>
-        <w:rPr>
-          <w:rFonts w:ascii="TH SarabunPSK" w:hAnsi="TH SarabunPSK" w:cs="TH SarabunPSK"/>
-          <w:sz w:val="32"/>
-          <w:szCs w:val="32"/>
-        </w:rPr>
-        <w:t>LINE OA</w:t>
-      </w:r>
-      <w:r>
-        <w:rPr>
-          <w:rFonts w:ascii="TH SarabunPSK" w:hAnsi="TH SarabunPSK" w:cs="TH SarabunPSK" w:hint="cs"/>
-          <w:sz w:val="32"/>
-          <w:szCs w:val="32"/>
-          <w:cs/>
-        </w:rPr>
-        <w:t xml:space="preserve"> </w:t>
-      </w:r>
-      <w:r>
-        <w:rPr>
-          <w:rFonts w:ascii="TH SarabunPSK" w:hAnsi="TH SarabunPSK" w:cs="TH SarabunPSK"/>
-          <w:sz w:val="32"/>
-          <w:szCs w:val="32"/>
-          <w:cs/>
-        </w:rPr>
-        <w:t>สำหรับองค์กร</w:t>
-      </w:r>
-      <w:r>
-        <w:rPr>
-          <w:rFonts w:ascii="TH SarabunPSK" w:hAnsi="TH SarabunPSK" w:cs="TH SarabunPSK"/>
+        <w:t>ระบบผู้ช่วยแบบตัวแทนเชิงปัญญาประดิษฐ์สำหรับองค์กร</w:t>
+      </w:r>
+      <w:r>
+        <w:rPr>
+          <w:rFonts w:ascii="TH SarabunPSK" w:hAnsi="TH SarabunPSK" w:cs="TH SarabunPSK" w:hint="cs"/>
           <w:sz w:val="32"/>
           <w:szCs w:val="32"/>
           <w:cs/>
@@ -3512,8 +2166,8 @@
       </w:r>
       <w:r>
         <w:rPr>
-          <w:rStyle w:val="ae"/>
-          <w:rFonts w:ascii="TH SarabunPSK" w:hAnsi="TH SarabunPSK" w:cs="TH SarabunPSK"/>
+          <w:rStyle w:val="Strong"/>
+          <w:rFonts w:ascii="TH SarabunPSK" w:hAnsi="TH SarabunPSK" w:cs="TH SarabunPSK" w:hint="cs"/>
           <w:b w:val="0"/>
           <w:bCs w:val="0"/>
           <w:sz w:val="32"/>
@@ -3524,105 +2178,93 @@
       </w:r>
       <w:r>
         <w:rPr>
-          <w:rStyle w:val="ae"/>
-          <w:rFonts w:ascii="TH SarabunPSK" w:hAnsi="TH SarabunPSK" w:cs="TH SarabunPSK"/>
+          <w:rFonts w:ascii="Cambria Math" w:hAnsi="Cambria Math" w:cs="Cambria Math" w:hint="cs"/>
+          <w:sz w:val="32"/>
+          <w:szCs w:val="32"/>
+          <w:cs/>
+        </w:rPr>
+        <w:t>𝑥̅</w:t>
+      </w:r>
+      <w:r>
+        <w:rPr>
+          <w:rStyle w:val="Strong"/>
+          <w:rFonts w:ascii="TH SarabunPSK" w:hAnsi="TH SarabunPSK" w:cs="TH SarabunPSK" w:hint="cs"/>
           <w:b w:val="0"/>
           <w:bCs w:val="0"/>
           <w:sz w:val="32"/>
           <w:szCs w:val="32"/>
         </w:rPr>
-        <w:t>x</w:t>
-      </w:r>
-      <w:r>
-        <w:rPr>
-          <w:rStyle w:val="ae"/>
-          <w:rFonts w:ascii="Arial" w:hAnsi="Arial" w:cs="Arial"/>
+        <w:t xml:space="preserve"> = 4.10, S.D. = 0.35)</w:t>
+      </w:r>
+      <w:r>
+        <w:rPr>
+          <w:rFonts w:ascii="TH SarabunPSK" w:hAnsi="TH SarabunPSK" w:cs="TH SarabunPSK" w:hint="cs"/>
+          <w:b/>
+          <w:bCs/>
+          <w:sz w:val="32"/>
+          <w:szCs w:val="32"/>
+        </w:rPr>
+        <w:t xml:space="preserve"> </w:t>
+      </w:r>
+      <w:r>
+        <w:rPr>
+          <w:rFonts w:ascii="TH SarabunPSK" w:hAnsi="TH SarabunPSK" w:cs="TH SarabunPSK" w:hint="cs"/>
+          <w:sz w:val="32"/>
+          <w:szCs w:val="32"/>
+          <w:cs/>
+        </w:rPr>
+        <w:t xml:space="preserve"> โดยมีค่าเฉลี่ย</w:t>
+      </w:r>
+      <w:r>
+        <w:rPr>
+          <w:rFonts w:ascii="TH SarabunPSK" w:hAnsi="TH SarabunPSK" w:cs="TH SarabunPSK" w:hint="cs"/>
+          <w:sz w:val="32"/>
+          <w:szCs w:val="32"/>
+        </w:rPr>
+        <w:t xml:space="preserve"> </w:t>
+      </w:r>
+      <w:r>
+        <w:rPr>
+          <w:rFonts w:ascii="Cambria Math" w:hAnsi="Cambria Math" w:cs="Cambria Math" w:hint="cs"/>
+          <w:sz w:val="32"/>
+          <w:szCs w:val="32"/>
+          <w:cs/>
+        </w:rPr>
+        <w:t>𝑥̅</w:t>
+      </w:r>
+      <w:r>
+        <w:rPr>
+          <w:rStyle w:val="Strong"/>
+          <w:rFonts w:ascii="TH SarabunPSK" w:hAnsi="TH SarabunPSK" w:cs="TH SarabunPSK" w:hint="cs"/>
           <w:b w:val="0"/>
           <w:bCs w:val="0"/>
           <w:sz w:val="32"/>
           <w:szCs w:val="32"/>
         </w:rPr>
-        <w:t>̄</w:t>
-      </w:r>
-      <w:r>
-        <w:rPr>
-          <w:rStyle w:val="ae"/>
-          <w:rFonts w:ascii="TH SarabunPSK" w:hAnsi="TH SarabunPSK" w:cs="TH SarabunPSK"/>
+        <w:t xml:space="preserve"> = 4.10</w:t>
+      </w:r>
+      <w:r>
+        <w:rPr>
+          <w:rFonts w:ascii="TH SarabunPSK" w:hAnsi="TH SarabunPSK" w:cs="TH SarabunPSK" w:hint="cs"/>
+          <w:snapToGrid w:val="0"/>
+          <w:color w:val="000000"/>
+          <w:sz w:val="32"/>
+          <w:szCs w:val="32"/>
+          <w:cs/>
+          <w:lang w:eastAsia="th-TH"/>
+        </w:rPr>
+        <w:t xml:space="preserve"> และมีค่าส่วนเบี่ยงเบนมาตรฐาน </w:t>
+      </w:r>
+      <w:r>
+        <w:rPr>
+          <w:rStyle w:val="Strong"/>
+          <w:rFonts w:ascii="TH SarabunPSK" w:hAnsi="TH SarabunPSK" w:cs="TH SarabunPSK" w:hint="cs"/>
           <w:b w:val="0"/>
           <w:bCs w:val="0"/>
           <w:sz w:val="32"/>
           <w:szCs w:val="32"/>
         </w:rPr>
-        <w:t xml:space="preserve"> = 4.10, S.D. = 0.35)</w:t>
-      </w:r>
-      <w:r>
-        <w:rPr>
-          <w:rFonts w:ascii="TH SarabunPSK" w:hAnsi="TH SarabunPSK" w:cs="TH SarabunPSK"/>
-          <w:b/>
-          <w:bCs/>
-          <w:sz w:val="32"/>
-          <w:szCs w:val="32"/>
-        </w:rPr>
-        <w:t xml:space="preserve"> </w:t>
-      </w:r>
-      <w:r>
-        <w:rPr>
-          <w:rFonts w:ascii="TH SarabunPSK" w:hAnsi="TH SarabunPSK" w:cs="TH SarabunPSK" w:hint="cs"/>
-          <w:sz w:val="32"/>
-          <w:szCs w:val="32"/>
-          <w:cs/>
-        </w:rPr>
-        <w:t xml:space="preserve"> </w:t>
-      </w:r>
-      <w:r>
-        <w:rPr>
-          <w:rFonts w:ascii="TH SarabunPSK" w:hAnsi="TH SarabunPSK" w:cs="TH SarabunPSK"/>
-          <w:sz w:val="32"/>
-          <w:szCs w:val="32"/>
-          <w:cs/>
-        </w:rPr>
-        <w:t>โดยมีค่าเฉลี่ย</w:t>
-      </w:r>
-      <w:r>
-        <w:rPr>
-          <w:rFonts w:ascii="TH SarabunPSK" w:hAnsi="TH SarabunPSK" w:cs="TH SarabunPSK"/>
-          <w:sz w:val="32"/>
-          <w:szCs w:val="32"/>
-        </w:rPr>
-        <w:t xml:space="preserve"> </w:t>
-      </w:r>
-      <w:r>
-        <w:rPr>
-          <w:rStyle w:val="ae"/>
-          <w:rFonts w:ascii="TH SarabunPSK" w:hAnsi="TH SarabunPSK" w:cs="TH SarabunPSK"/>
-          <w:b w:val="0"/>
-          <w:bCs w:val="0"/>
-          <w:sz w:val="32"/>
-          <w:szCs w:val="32"/>
-        </w:rPr>
-        <w:t>x</w:t>
-      </w:r>
-      <w:r>
-        <w:rPr>
-          <w:rStyle w:val="ae"/>
-          <w:rFonts w:ascii="Arial" w:hAnsi="Arial" w:cs="Arial"/>
-          <w:b w:val="0"/>
-          <w:bCs w:val="0"/>
-          <w:sz w:val="32"/>
-          <w:szCs w:val="32"/>
-        </w:rPr>
-        <w:t>̄</w:t>
-      </w:r>
-      <w:r>
-        <w:rPr>
-          <w:rStyle w:val="ae"/>
-          <w:rFonts w:ascii="TH SarabunPSK" w:hAnsi="TH SarabunPSK" w:cs="TH SarabunPSK"/>
-          <w:b w:val="0"/>
-          <w:bCs w:val="0"/>
-          <w:sz w:val="32"/>
-          <w:szCs w:val="32"/>
-        </w:rPr>
-        <w:t xml:space="preserve"> = 4.10</w:t>
+        <w:t>S.D. = 0.35</w:t>
       </w:r>
       <w:r>
         <w:rPr>
@@ -3634,90 +2276,19 @@
           <w:cs/>
           <w:lang w:eastAsia="th-TH"/>
         </w:rPr>
+        <w:t xml:space="preserve"> เป็นไปตามเกณฑ์ที่กำหนดไว้ในสมมติฐานข้อที่ 1</w:t>
+      </w:r>
+      <w:r>
+        <w:rPr>
+          <w:rFonts w:ascii="TH SarabunPSK" w:hAnsi="TH SarabunPSK" w:cs="TH SarabunPSK" w:hint="cs"/>
+          <w:sz w:val="32"/>
+          <w:szCs w:val="32"/>
+        </w:rPr>
         <w:t xml:space="preserve"> </w:t>
       </w:r>
       <w:r>
         <w:rPr>
-          <w:rFonts w:ascii="TH SarabunPSK" w:hAnsi="TH SarabunPSK" w:cs="TH SarabunPSK"/>
-          <w:snapToGrid w:val="0"/>
-          <w:color w:val="000000"/>
-          <w:sz w:val="32"/>
-          <w:szCs w:val="32"/>
-          <w:cs/>
-          <w:lang w:eastAsia="th-TH"/>
-        </w:rPr>
-        <w:t>และมี</w:t>
-      </w:r>
-      <w:r>
-        <w:rPr>
-          <w:rFonts w:ascii="TH SarabunPSK" w:hAnsi="TH SarabunPSK" w:cs="TH SarabunPSK" w:hint="cs"/>
-          <w:snapToGrid w:val="0"/>
-          <w:color w:val="000000"/>
-          <w:sz w:val="32"/>
-          <w:szCs w:val="32"/>
-          <w:cs/>
-          <w:lang w:eastAsia="th-TH"/>
-        </w:rPr>
-        <w:t>ค่า</w:t>
-      </w:r>
-      <w:r>
-        <w:rPr>
-          <w:rFonts w:ascii="TH SarabunPSK" w:hAnsi="TH SarabunPSK" w:cs="TH SarabunPSK"/>
-          <w:snapToGrid w:val="0"/>
-          <w:color w:val="000000"/>
-          <w:sz w:val="32"/>
-          <w:szCs w:val="32"/>
-          <w:cs/>
-          <w:lang w:eastAsia="th-TH"/>
-        </w:rPr>
-        <w:t xml:space="preserve">ส่วนเบี่ยงเบนมาตรฐาน </w:t>
-      </w:r>
-      <w:r>
-        <w:rPr>
-          <w:rStyle w:val="ae"/>
-          <w:rFonts w:ascii="TH SarabunPSK" w:hAnsi="TH SarabunPSK" w:cs="TH SarabunPSK"/>
-          <w:b w:val="0"/>
-          <w:bCs w:val="0"/>
-          <w:sz w:val="32"/>
-          <w:szCs w:val="32"/>
-        </w:rPr>
-        <w:t>S.D. = 0.35</w:t>
-      </w:r>
-      <w:r>
-        <w:rPr>
-          <w:rFonts w:ascii="TH SarabunPSK" w:hAnsi="TH SarabunPSK" w:cs="TH SarabunPSK" w:hint="cs"/>
-          <w:snapToGrid w:val="0"/>
-          <w:color w:val="000000"/>
-          <w:sz w:val="32"/>
-          <w:szCs w:val="32"/>
-          <w:cs/>
-          <w:lang w:eastAsia="th-TH"/>
-        </w:rPr>
-        <w:t xml:space="preserve"> </w:t>
-      </w:r>
-      <w:r>
-        <w:rPr>
-          <w:rFonts w:ascii="TH SarabunPSK" w:hAnsi="TH SarabunPSK" w:cs="TH SarabunPSK"/>
-          <w:snapToGrid w:val="0"/>
-          <w:color w:val="000000"/>
-          <w:sz w:val="32"/>
-          <w:szCs w:val="32"/>
-          <w:cs/>
-          <w:lang w:eastAsia="th-TH"/>
-        </w:rPr>
-        <w:t>เป็นไปตามเกณฑ์ที่กำหนดไว้ในสมมติฐานข้อที่ 1</w:t>
-      </w:r>
-      <w:r>
-        <w:rPr>
-          <w:rFonts w:ascii="TH SarabunPSK" w:hAnsi="TH SarabunPSK" w:cs="TH SarabunPSK"/>
-          <w:sz w:val="32"/>
-          <w:szCs w:val="32"/>
-        </w:rPr>
-        <w:t xml:space="preserve"> </w:t>
-      </w:r>
-      <w:r>
-        <w:rPr>
-          <w:rFonts w:ascii="TH SarabunPSK" w:hAnsi="TH SarabunPSK" w:cs="TH SarabunPSK"/>
+          <w:rFonts w:ascii="TH SarabunPSK" w:hAnsi="TH SarabunPSK" w:cs="TH SarabunPSK" w:hint="cs"/>
           <w:snapToGrid w:val="0"/>
           <w:color w:val="000000"/>
           <w:sz w:val="32"/>
@@ -3772,7 +2343,7 @@
       </w:pPr>
       <w:r>
         <w:rPr>
-          <w:rFonts w:ascii="TH SarabunPSK" w:hAnsi="TH SarabunPSK" w:cs="TH SarabunPSK"/>
+          <w:rFonts w:ascii="TH SarabunPSK" w:hAnsi="TH SarabunPSK" w:cs="TH SarabunPSK" w:hint="cs"/>
           <w:snapToGrid w:val="0"/>
           <w:color w:val="000000"/>
           <w:sz w:val="32"/>
@@ -3802,6 +2373,457 @@
           <w:cs/>
         </w:rPr>
         <w:t xml:space="preserve"> การใช้งานง่าย สะดวก และ เป็นที่ต้องการของผู้ใช้งาน</w:t>
+      </w:r>
+    </w:p>
+    <w:p>
+      <w:pPr>
+        <w:tabs>
+          <w:tab w:val="left" w:pos="425"/>
+          <w:tab w:val="left" w:pos="567"/>
+          <w:tab w:val="left" w:pos="992"/>
+          <w:tab w:val="left" w:pos="1701"/>
+          <w:tab w:val="left" w:pos="1985"/>
+          <w:tab w:val="left" w:pos="2268"/>
+        </w:tabs>
+        <w:spacing w:after="0" w:line="240" w:lineRule="auto"/>
+        <w:jc w:val="thaiDistribute"/>
+        <w:rPr>
+          <w:rFonts w:ascii="TH SarabunPSK" w:hAnsi="TH SarabunPSK" w:cs="TH SarabunPSK" w:hint="cs"/>
+          <w:sz w:val="32"/>
+          <w:szCs w:val="32"/>
+          <w:cs/>
+        </w:rPr>
+      </w:pPr>
+      <w:r>
+        <w:rPr>
+          <w:rFonts w:ascii="TH SarabunPSK" w:hAnsi="TH SarabunPSK" w:cs="TH SarabunPSK" w:hint="cs"/>
+          <w:sz w:val="32"/>
+          <w:szCs w:val="32"/>
+          <w:cs/>
+        </w:rPr>
+        <w:tab/>
+        <w:t>5.2.2</w:t>
+      </w:r>
+      <w:r>
+        <w:rPr>
+          <w:rFonts w:ascii="TH SarabunPSK" w:hAnsi="TH SarabunPSK" w:cs="TH SarabunPSK" w:hint="cs"/>
+          <w:sz w:val="32"/>
+          <w:szCs w:val="32"/>
+          <w:cs/>
+        </w:rPr>
+        <w:tab/>
+        <w:t>ความพึงพอใจของกลุ่มตัวอย่างซึ่งเป็น</w:t>
+      </w:r>
+      <w:r>
+        <w:rPr>
+          <w:rFonts w:ascii="TH SarabunPSK" w:hAnsi="TH SarabunPSK" w:cs="TH SarabunPSK" w:hint="cs"/>
+          <w:sz w:val="32"/>
+          <w:szCs w:val="32"/>
+          <w:cs/>
+        </w:rPr>
+        <w:t xml:space="preserve">พนักงานในองค์กร </w:t>
+      </w:r>
+      <w:r>
+        <w:rPr>
+          <w:rFonts w:ascii="TH SarabunPSK" w:hAnsi="TH SarabunPSK" w:cs="TH SarabunPSK" w:hint="cs"/>
+          <w:sz w:val="32"/>
+          <w:szCs w:val="32"/>
+          <w:cs/>
+        </w:rPr>
+        <w:t xml:space="preserve">จำนวน </w:t>
+      </w:r>
+      <w:r>
+        <w:rPr>
+          <w:rFonts w:ascii="TH SarabunPSK" w:hAnsi="TH SarabunPSK" w:cs="TH SarabunPSK" w:hint="cs"/>
+          <w:sz w:val="32"/>
+          <w:szCs w:val="32"/>
+        </w:rPr>
+        <w:t>10</w:t>
+      </w:r>
+      <w:r>
+        <w:rPr>
+          <w:rFonts w:ascii="TH SarabunPSK" w:hAnsi="TH SarabunPSK" w:cs="TH SarabunPSK" w:hint="cs"/>
+          <w:sz w:val="32"/>
+          <w:szCs w:val="32"/>
+          <w:cs/>
+        </w:rPr>
+        <w:t xml:space="preserve"> คน </w:t>
+      </w:r>
+      <w:r>
+        <w:rPr>
+          <w:rFonts w:ascii="TH SarabunPSK" w:hAnsi="TH SarabunPSK" w:cs="TH SarabunPSK" w:hint="cs"/>
+          <w:snapToGrid w:val="0"/>
+          <w:color w:val="000000"/>
+          <w:sz w:val="32"/>
+          <w:szCs w:val="32"/>
+          <w:cs/>
+          <w:lang w:eastAsia="th-TH"/>
+        </w:rPr>
+        <w:t>ที่มีต่อ</w:t>
+      </w:r>
+      <w:r>
+        <w:rPr>
+          <w:rFonts w:ascii="TH SarabunPSK" w:hAnsi="TH SarabunPSK" w:cs="TH SarabunPSK"/>
+          <w:sz w:val="32"/>
+          <w:szCs w:val="32"/>
+          <w:cs/>
+        </w:rPr>
+        <w:t>ระบบผู้ช่วยแบบตัวแทนเชิงปัญญาประดิษฐ์สำหรับองค์กร</w:t>
+      </w:r>
+      <w:r>
+        <w:rPr>
+          <w:rFonts w:ascii="TH SarabunPSK" w:hAnsi="TH SarabunPSK" w:cs="TH SarabunPSK" w:hint="cs"/>
+          <w:sz w:val="32"/>
+          <w:szCs w:val="32"/>
+          <w:cs/>
+        </w:rPr>
+        <w:t xml:space="preserve"> พบว่า ระดับความคิดเห็นอยู่ในระดับ</w:t>
+      </w:r>
+      <w:r>
+        <w:rPr>
+          <w:rFonts w:ascii="TH SarabunPSK" w:hAnsi="TH SarabunPSK" w:cs="TH SarabunPSK" w:hint="cs"/>
+          <w:sz w:val="32"/>
+          <w:szCs w:val="32"/>
+          <w:cs/>
+        </w:rPr>
+        <w:t xml:space="preserve"> </w:t>
+      </w:r>
+      <w:r>
+        <w:rPr>
+          <w:rFonts w:ascii="TH SarabunPSK" w:hAnsi="TH SarabunPSK" w:cs="TH SarabunPSK" w:hint="cs"/>
+          <w:cs/>
+        </w:rPr>
+        <w:t>ดี</w:t>
+      </w:r>
+      <w:r>
+        <w:rPr>
+          <w:rFonts w:ascii="TH SarabunPSK" w:hAnsi="TH SarabunPSK" w:cs="TH SarabunPSK"/>
+        </w:rPr>
+        <w:t xml:space="preserve"> </w:t>
+      </w:r>
+      <w:r>
+        <w:rPr>
+          <w:rFonts w:ascii="TH SarabunPSK" w:hAnsi="TH SarabunPSK" w:cs="TH SarabunPSK" w:hint="cs"/>
+        </w:rPr>
+        <w:t>(</w:t>
+      </w:r>
+      <w:r>
+        <w:rPr>
+          <w:rFonts w:ascii="Cambria Math" w:hAnsi="Cambria Math" w:cs="Cambria Math" w:hint="cs"/>
+          <w:sz w:val="32"/>
+          <w:szCs w:val="32"/>
+          <w:cs/>
+        </w:rPr>
+        <w:t>𝑥̅</w:t>
+      </w:r>
+      <w:r>
+        <w:rPr>
+          <w:rFonts w:ascii="TH SarabunPSK" w:hAnsi="TH SarabunPSK" w:cs="TH SarabunPSK" w:hint="cs"/>
+          <w:sz w:val="32"/>
+          <w:szCs w:val="32"/>
+        </w:rPr>
+        <w:t xml:space="preserve"> = 4.10, S.D. = 0.33</w:t>
+      </w:r>
+      <w:r>
+        <w:rPr>
+          <w:rFonts w:ascii="TH SarabunPSK" w:hAnsi="TH SarabunPSK" w:cs="TH SarabunPSK" w:hint="cs"/>
+          <w:snapToGrid w:val="0"/>
+          <w:color w:val="000000"/>
+          <w:sz w:val="32"/>
+          <w:szCs w:val="32"/>
+          <w:lang w:eastAsia="th-TH"/>
+        </w:rPr>
+        <w:t>)</w:t>
+      </w:r>
+      <w:r>
+        <w:rPr>
+          <w:rFonts w:ascii="TH SarabunPSK" w:hAnsi="TH SarabunPSK" w:cs="TH SarabunPSK" w:hint="cs"/>
+          <w:snapToGrid w:val="0"/>
+          <w:color w:val="000000"/>
+          <w:sz w:val="32"/>
+          <w:szCs w:val="32"/>
+          <w:cs/>
+          <w:lang w:eastAsia="th-TH"/>
+        </w:rPr>
+        <w:t xml:space="preserve"> </w:t>
+      </w:r>
+      <w:r>
+        <w:rPr>
+          <w:rFonts w:ascii="TH SarabunPSK" w:hAnsi="TH SarabunPSK" w:cs="TH SarabunPSK" w:hint="cs"/>
+          <w:sz w:val="32"/>
+          <w:szCs w:val="32"/>
+          <w:cs/>
+        </w:rPr>
+        <w:t>โดยมีค่าเฉลี่ย</w:t>
+      </w:r>
+      <w:r>
+        <w:rPr>
+          <w:rFonts w:ascii="TH SarabunPSK" w:hAnsi="TH SarabunPSK" w:cs="TH SarabunPSK" w:hint="cs"/>
+          <w:sz w:val="32"/>
+          <w:szCs w:val="32"/>
+        </w:rPr>
+        <w:t xml:space="preserve"> </w:t>
+      </w:r>
+      <w:r>
+        <w:rPr>
+          <w:rFonts w:ascii="Cambria Math" w:hAnsi="Cambria Math" w:cs="Cambria Math" w:hint="cs"/>
+          <w:sz w:val="32"/>
+          <w:szCs w:val="32"/>
+          <w:cs/>
+        </w:rPr>
+        <w:t>𝑥̅</w:t>
+      </w:r>
+      <w:r>
+        <w:rPr>
+          <w:rFonts w:ascii="TH SarabunPSK" w:hAnsi="TH SarabunPSK" w:cs="TH SarabunPSK" w:hint="cs"/>
+          <w:sz w:val="32"/>
+          <w:szCs w:val="32"/>
+        </w:rPr>
+        <w:t xml:space="preserve"> = 4.10</w:t>
+      </w:r>
+      <w:r>
+        <w:rPr>
+          <w:rFonts w:ascii="TH SarabunPSK" w:hAnsi="TH SarabunPSK" w:cs="TH SarabunPSK" w:hint="cs"/>
+          <w:snapToGrid w:val="0"/>
+          <w:color w:val="000000"/>
+          <w:sz w:val="32"/>
+          <w:szCs w:val="32"/>
+          <w:cs/>
+          <w:lang w:eastAsia="th-TH"/>
+        </w:rPr>
+        <w:t xml:space="preserve"> และมีค่าส่วนเบี่ยงเบนมาตรฐาน </w:t>
+      </w:r>
+      <w:r>
+        <w:rPr>
+          <w:rFonts w:ascii="TH SarabunPSK" w:hAnsi="TH SarabunPSK" w:cs="TH SarabunPSK" w:hint="cs"/>
+          <w:sz w:val="32"/>
+          <w:szCs w:val="32"/>
+        </w:rPr>
+        <w:t>S.D. = 0.33</w:t>
+      </w:r>
+      <w:r>
+        <w:rPr>
+          <w:rFonts w:ascii="TH SarabunPSK" w:hAnsi="TH SarabunPSK" w:cs="TH SarabunPSK" w:hint="cs"/>
+          <w:snapToGrid w:val="0"/>
+          <w:color w:val="000000"/>
+          <w:sz w:val="32"/>
+          <w:szCs w:val="32"/>
+          <w:cs/>
+          <w:lang w:eastAsia="th-TH"/>
+        </w:rPr>
+        <w:t xml:space="preserve"> เป็นไป</w:t>
+      </w:r>
+      <w:r>
+        <w:rPr>
+          <w:rFonts w:ascii="TH SarabunPSK" w:hAnsi="TH SarabunPSK" w:cs="TH SarabunPSK" w:hint="cs"/>
+          <w:snapToGrid w:val="0"/>
+          <w:color w:val="000000"/>
+          <w:sz w:val="32"/>
+          <w:szCs w:val="32"/>
+          <w:cs/>
+          <w:lang w:eastAsia="th-TH"/>
+        </w:rPr>
+        <w:lastRenderedPageBreak/>
+        <w:t>ตามเกณฑ์ที่กำหนดไว้ในสมมติฐานข้อที่ 2 ปัจจัยที่ส่งผลให้ระดับความคิดเห็นของกลุ่มตัวอย่างอยู่ในเกณฑ์</w:t>
+      </w:r>
+      <w:r>
+        <w:rPr>
+          <w:rFonts w:ascii="TH SarabunPSK" w:hAnsi="TH SarabunPSK" w:cs="TH SarabunPSK" w:hint="cs"/>
+          <w:sz w:val="32"/>
+          <w:szCs w:val="32"/>
+          <w:cs/>
+        </w:rPr>
+        <w:t>ดี</w:t>
+      </w:r>
+      <w:r>
+        <w:rPr>
+          <w:rFonts w:ascii="TH SarabunPSK" w:hAnsi="TH SarabunPSK" w:cs="TH SarabunPSK" w:hint="cs"/>
+          <w:snapToGrid w:val="0"/>
+          <w:color w:val="000000"/>
+          <w:sz w:val="32"/>
+          <w:szCs w:val="32"/>
+          <w:cs/>
+          <w:lang w:eastAsia="th-TH"/>
+        </w:rPr>
+        <w:t xml:space="preserve"> เนื่องจาก</w:t>
+      </w:r>
+      <w:r>
+        <w:rPr>
+          <w:rFonts w:ascii="TH SarabunPSK" w:hAnsi="TH SarabunPSK" w:cs="TH SarabunPSK" w:hint="cs"/>
+          <w:sz w:val="32"/>
+          <w:szCs w:val="32"/>
+          <w:cs/>
+        </w:rPr>
+        <w:t xml:space="preserve"> การใช้งานง่าย สะดวก และ เป็นที่ต้องการของผู้ใช้งาน</w:t>
+      </w:r>
+    </w:p>
+    <w:p>
+      <w:pPr>
+        <w:spacing w:after="0" w:line="240" w:lineRule="auto"/>
+        <w:rPr>
+          <w:rFonts w:ascii="TH SarabunPSK" w:hAnsi="TH SarabunPSK" w:cs="TH SarabunPSK" w:hint="cs"/>
+          <w:sz w:val="32"/>
+          <w:szCs w:val="32"/>
+        </w:rPr>
+      </w:pPr>
+    </w:p>
+    <w:p>
+      <w:pPr>
+        <w:tabs>
+          <w:tab w:val="left" w:pos="425"/>
+          <w:tab w:val="left" w:pos="567"/>
+          <w:tab w:val="left" w:pos="992"/>
+          <w:tab w:val="left" w:pos="1701"/>
+          <w:tab w:val="left" w:pos="1985"/>
+          <w:tab w:val="left" w:pos="2268"/>
+        </w:tabs>
+        <w:spacing w:after="0" w:line="240" w:lineRule="auto"/>
+        <w:jc w:val="thaiDistribute"/>
+        <w:rPr>
+          <w:rFonts w:ascii="TH SarabunPSK" w:hAnsi="TH SarabunPSK" w:cs="TH SarabunPSK" w:hint="cs"/>
+          <w:b/>
+          <w:bCs/>
+          <w:sz w:val="32"/>
+          <w:szCs w:val="32"/>
+        </w:rPr>
+      </w:pPr>
+      <w:r>
+        <w:rPr>
+          <w:rFonts w:ascii="TH SarabunPSK" w:hAnsi="TH SarabunPSK" w:cs="TH SarabunPSK" w:hint="cs"/>
+          <w:b/>
+          <w:bCs/>
+          <w:sz w:val="32"/>
+          <w:szCs w:val="32"/>
+          <w:cs/>
+        </w:rPr>
+        <w:t>5.3</w:t>
+      </w:r>
+      <w:r>
+        <w:rPr>
+          <w:rFonts w:ascii="TH SarabunPSK" w:hAnsi="TH SarabunPSK" w:cs="TH SarabunPSK" w:hint="cs"/>
+          <w:b/>
+          <w:bCs/>
+          <w:sz w:val="32"/>
+          <w:szCs w:val="32"/>
+          <w:cs/>
+        </w:rPr>
+        <w:tab/>
+        <w:t>ปัญหาที่พบ</w:t>
+      </w:r>
+    </w:p>
+    <w:p>
+      <w:pPr>
+        <w:tabs>
+          <w:tab w:val="left" w:pos="425"/>
+          <w:tab w:val="left" w:pos="567"/>
+          <w:tab w:val="left" w:pos="992"/>
+          <w:tab w:val="left" w:pos="1701"/>
+          <w:tab w:val="left" w:pos="1985"/>
+          <w:tab w:val="left" w:pos="2268"/>
+        </w:tabs>
+        <w:spacing w:after="0" w:line="240" w:lineRule="auto"/>
+        <w:jc w:val="thaiDistribute"/>
+        <w:rPr>
+          <w:rFonts w:ascii="TH SarabunPSK" w:hAnsi="TH SarabunPSK" w:cs="TH SarabunPSK" w:hint="cs"/>
+          <w:sz w:val="32"/>
+          <w:szCs w:val="32"/>
+          <w:cs/>
+        </w:rPr>
+      </w:pPr>
+      <w:r>
+        <w:rPr>
+          <w:rFonts w:ascii="TH SarabunPSK" w:hAnsi="TH SarabunPSK" w:cs="TH SarabunPSK" w:hint="cs"/>
+          <w:sz w:val="32"/>
+          <w:szCs w:val="32"/>
+        </w:rPr>
+        <w:tab/>
+        <w:t>5.3.1</w:t>
+      </w:r>
+      <w:r>
+        <w:rPr>
+          <w:rFonts w:ascii="TH SarabunPSK" w:hAnsi="TH SarabunPSK" w:cs="TH SarabunPSK" w:hint="cs"/>
+          <w:sz w:val="32"/>
+          <w:szCs w:val="32"/>
+          <w:cs/>
+        </w:rPr>
+        <w:t>**</w:t>
+      </w:r>
+      <w:r>
+        <w:rPr>
+          <w:rFonts w:ascii="TH SarabunPSK" w:hAnsi="TH SarabunPSK" w:cs="TH SarabunPSK" w:hint="cs"/>
+          <w:sz w:val="32"/>
+          <w:szCs w:val="32"/>
+          <w:cs/>
+        </w:rPr>
+        <w:t>เมื่อพัฒนาระบบแบบหลายเอเจน</w:t>
+      </w:r>
+      <w:proofErr w:type="spellStart"/>
+      <w:r>
+        <w:rPr>
+          <w:rFonts w:ascii="TH SarabunPSK" w:hAnsi="TH SarabunPSK" w:cs="TH SarabunPSK" w:hint="cs"/>
+          <w:sz w:val="32"/>
+          <w:szCs w:val="32"/>
+          <w:cs/>
+        </w:rPr>
+        <w:t>ต์</w:t>
+      </w:r>
+      <w:proofErr w:type="spellEnd"/>
+      <w:r>
+        <w:rPr>
+          <w:rFonts w:ascii="TH SarabunPSK" w:hAnsi="TH SarabunPSK" w:cs="TH SarabunPSK" w:hint="cs"/>
+          <w:sz w:val="32"/>
+          <w:szCs w:val="32"/>
+          <w:cs/>
+        </w:rPr>
+        <w:t xml:space="preserve"> โดยที่แต่ละเอเจน</w:t>
+      </w:r>
+      <w:proofErr w:type="spellStart"/>
+      <w:r>
+        <w:rPr>
+          <w:rFonts w:ascii="TH SarabunPSK" w:hAnsi="TH SarabunPSK" w:cs="TH SarabunPSK" w:hint="cs"/>
+          <w:sz w:val="32"/>
+          <w:szCs w:val="32"/>
+          <w:cs/>
+        </w:rPr>
+        <w:t>ต์</w:t>
+      </w:r>
+      <w:proofErr w:type="spellEnd"/>
+      <w:r>
+        <w:rPr>
+          <w:rFonts w:ascii="TH SarabunPSK" w:hAnsi="TH SarabunPSK" w:cs="TH SarabunPSK" w:hint="cs"/>
+          <w:sz w:val="32"/>
+          <w:szCs w:val="32"/>
+          <w:cs/>
+        </w:rPr>
+        <w:t>มีหน่วยความจำแยกอิสระ พบว่าบริบทของข้อมูลไม่สอดคล้องกัน ส่งผลให้เอเจน</w:t>
+      </w:r>
+      <w:proofErr w:type="spellStart"/>
+      <w:r>
+        <w:rPr>
+          <w:rFonts w:ascii="TH SarabunPSK" w:hAnsi="TH SarabunPSK" w:cs="TH SarabunPSK" w:hint="cs"/>
+          <w:sz w:val="32"/>
+          <w:szCs w:val="32"/>
+          <w:cs/>
+        </w:rPr>
+        <w:t>ต์</w:t>
+      </w:r>
+      <w:proofErr w:type="spellEnd"/>
+      <w:r>
+        <w:rPr>
+          <w:rFonts w:ascii="TH SarabunPSK" w:hAnsi="TH SarabunPSK" w:cs="TH SarabunPSK" w:hint="cs"/>
+          <w:sz w:val="32"/>
+          <w:szCs w:val="32"/>
+          <w:cs/>
+        </w:rPr>
+        <w:t>มอบหมายงานผิดตัว ตีความคำสั่งคลาดเคลื่อน และเกิดการตัดสินใจซ้ำซ้อน</w:t>
+      </w:r>
+      <w:r>
+        <w:rPr>
+          <w:rFonts w:ascii="TH SarabunPSK" w:hAnsi="TH SarabunPSK" w:cs="TH SarabunPSK" w:hint="cs"/>
+          <w:sz w:val="32"/>
+          <w:szCs w:val="32"/>
+        </w:rPr>
+        <w:tab/>
       </w:r>
     </w:p>
     <w:p>
@@ -3817,100 +2839,62 @@
         <w:spacing w:after="0"/>
         <w:jc w:val="thaiDistribute"/>
         <w:rPr>
-          <w:rFonts w:ascii="TH SarabunPSK" w:hAnsi="TH SarabunPSK" w:cs="TH SarabunPSK"/>
-          <w:sz w:val="32"/>
-          <w:szCs w:val="32"/>
-          <w:cs/>
-        </w:rPr>
-      </w:pPr>
-      <w:r>
-        <w:rPr>
-          <w:rFonts w:ascii="TH SarabunPSK" w:hAnsi="TH SarabunPSK" w:cs="TH SarabunPSK"/>
+          <w:rFonts w:ascii="TH SarabunPSK" w:hAnsi="TH SarabunPSK" w:cs="TH SarabunPSK" w:hint="cs"/>
+          <w:sz w:val="32"/>
+          <w:szCs w:val="32"/>
+        </w:rPr>
+      </w:pPr>
+      <w:r>
+        <w:rPr>
+          <w:rFonts w:ascii="TH SarabunPSK" w:hAnsi="TH SarabunPSK" w:cs="TH SarabunPSK" w:hint="cs"/>
           <w:sz w:val="32"/>
           <w:szCs w:val="32"/>
           <w:cs/>
         </w:rPr>
         <w:tab/>
-        <w:t>5.2.2</w:t>
-      </w:r>
-      <w:r>
-        <w:rPr>
-          <w:rFonts w:ascii="TH SarabunPSK" w:hAnsi="TH SarabunPSK" w:cs="TH SarabunPSK"/>
-          <w:sz w:val="32"/>
-          <w:szCs w:val="32"/>
-          <w:cs/>
-        </w:rPr>
-        <w:tab/>
-        <w:t>ความพึงพอใจของกลุ่มตัวอย่างซึ่งเป็น</w:t>
-      </w:r>
-      <w:r>
-        <w:rPr>
-          <w:rFonts w:ascii="TH SarabunPSK" w:hAnsi="TH SarabunPSK" w:cs="TH SarabunPSK" w:hint="cs"/>
-          <w:sz w:val="32"/>
-          <w:szCs w:val="32"/>
-          <w:cs/>
-        </w:rPr>
-        <w:t xml:space="preserve">พนักงานในองค์กร </w:t>
-      </w:r>
-      <w:r>
-        <w:rPr>
-          <w:rFonts w:ascii="TH SarabunPSK" w:hAnsi="TH SarabunPSK" w:cs="TH SarabunPSK"/>
-          <w:sz w:val="32"/>
-          <w:szCs w:val="32"/>
-          <w:cs/>
-        </w:rPr>
-        <w:t xml:space="preserve">จำนวน </w:t>
-      </w:r>
-      <w:r>
-        <w:rPr>
-          <w:rFonts w:ascii="TH SarabunPSK" w:hAnsi="TH SarabunPSK" w:cs="TH SarabunPSK"/>
-          <w:sz w:val="32"/>
-          <w:szCs w:val="32"/>
-        </w:rPr>
-        <w:t>10</w:t>
-      </w:r>
-      <w:r>
-        <w:rPr>
-          <w:rFonts w:ascii="TH SarabunPSK" w:hAnsi="TH SarabunPSK" w:cs="TH SarabunPSK"/>
-          <w:sz w:val="32"/>
-          <w:szCs w:val="32"/>
-          <w:cs/>
-        </w:rPr>
-        <w:t xml:space="preserve"> คน </w:t>
-      </w:r>
-      <w:r>
-        <w:rPr>
-          <w:rFonts w:ascii="TH SarabunPSK" w:hAnsi="TH SarabunPSK" w:cs="TH SarabunPSK"/>
-          <w:snapToGrid w:val="0"/>
-          <w:color w:val="000000"/>
-          <w:sz w:val="32"/>
-          <w:szCs w:val="32"/>
-          <w:cs/>
-          <w:lang w:eastAsia="th-TH"/>
-        </w:rPr>
-        <w:t>ที่มีต่อ</w:t>
-      </w:r>
-      <w:r>
-        <w:rPr>
-          <w:rFonts w:ascii="TH SarabunPSK" w:hAnsi="TH SarabunPSK" w:cs="TH SarabunPSK"/>
-          <w:sz w:val="32"/>
-          <w:szCs w:val="32"/>
-          <w:cs/>
-        </w:rPr>
-        <w:t>ระบบ</w:t>
-      </w:r>
-      <w:r>
-        <w:rPr>
-          <w:rFonts w:ascii="TH SarabunPSK" w:hAnsi="TH SarabunPSK" w:cs="TH SarabunPSK"/>
-          <w:sz w:val="32"/>
-          <w:szCs w:val="32"/>
-          <w:cs/>
-        </w:rPr>
-        <w:t xml:space="preserve">ผู้ช่วยอัตโนมัติ </w:t>
-      </w:r>
-      <w:r>
-        <w:rPr>
-          <w:rFonts w:ascii="TH SarabunPSK" w:hAnsi="TH SarabunPSK" w:cs="TH SarabunPSK"/>
+        <w:t>5.3.2</w:t>
+      </w:r>
+      <w:r>
+        <w:rPr>
+          <w:rFonts w:ascii="TH SarabunPSK" w:hAnsi="TH SarabunPSK" w:cs="TH SarabunPSK" w:hint="cs"/>
+          <w:sz w:val="32"/>
+          <w:szCs w:val="32"/>
+          <w:cs/>
+        </w:rPr>
+        <w:t>**</w:t>
+      </w:r>
+      <w:r>
+        <w:rPr>
+          <w:rFonts w:ascii="TH SarabunPSK" w:hAnsi="TH SarabunPSK" w:cs="TH SarabunPSK" w:hint="cs"/>
+          <w:sz w:val="32"/>
+          <w:szCs w:val="32"/>
+          <w:cs/>
+        </w:rPr>
+        <w:t>ข้อจำกัดของ</w:t>
+      </w:r>
+      <w:proofErr w:type="spellStart"/>
+      <w:r>
+        <w:rPr>
+          <w:rFonts w:ascii="TH SarabunPSK" w:hAnsi="TH SarabunPSK" w:cs="TH SarabunPSK" w:hint="cs"/>
+          <w:sz w:val="32"/>
+          <w:szCs w:val="32"/>
+          <w:cs/>
+        </w:rPr>
+        <w:t>เวิร์กโฟลว์</w:t>
+      </w:r>
+      <w:proofErr w:type="spellEnd"/>
+      <w:r>
+        <w:rPr>
+          <w:rFonts w:ascii="TH SarabunPSK" w:hAnsi="TH SarabunPSK" w:cs="TH SarabunPSK" w:hint="cs"/>
+          <w:sz w:val="32"/>
+          <w:szCs w:val="32"/>
+          <w:cs/>
+        </w:rPr>
+        <w:t xml:space="preserve">อัตโนมัติบน </w:t>
+      </w:r>
+      <w:r>
+        <w:rPr>
+          <w:rFonts w:ascii="TH SarabunPSK" w:hAnsi="TH SarabunPSK" w:cs="TH SarabunPSK" w:hint="cs"/>
           <w:sz w:val="32"/>
           <w:szCs w:val="32"/>
         </w:rPr>
@@ -3918,7 +2902,7 @@
       </w:r>
       <w:r>
         <w:rPr>
-          <w:rFonts w:ascii="TH SarabunPSK" w:hAnsi="TH SarabunPSK" w:cs="TH SarabunPSK"/>
+          <w:rFonts w:ascii="TH SarabunPSK" w:hAnsi="TH SarabunPSK" w:cs="TH SarabunPSK" w:hint="cs"/>
           <w:sz w:val="32"/>
           <w:szCs w:val="32"/>
           <w:cs/>
@@ -3927,7 +2911,7 @@
       </w:r>
       <w:r>
         <w:rPr>
-          <w:rFonts w:ascii="TH SarabunPSK" w:hAnsi="TH SarabunPSK" w:cs="TH SarabunPSK"/>
+          <w:rFonts w:ascii="TH SarabunPSK" w:hAnsi="TH SarabunPSK" w:cs="TH SarabunPSK" w:hint="cs"/>
           <w:sz w:val="32"/>
           <w:szCs w:val="32"/>
         </w:rPr>
@@ -3935,20 +2919,103 @@
       </w:r>
       <w:r>
         <w:rPr>
-          <w:rFonts w:ascii="TH SarabunPSK" w:hAnsi="TH SarabunPSK" w:cs="TH SarabunPSK"/>
-          <w:sz w:val="32"/>
-          <w:szCs w:val="32"/>
-          <w:cs/>
-        </w:rPr>
-        <w:t xml:space="preserve">ผ่าน </w:t>
-      </w:r>
-      <w:r>
-        <w:rPr>
-          <w:rFonts w:ascii="TH SarabunPSK" w:hAnsi="TH SarabunPSK" w:cs="TH SarabunPSK"/>
-          <w:sz w:val="32"/>
-          <w:szCs w:val="32"/>
-        </w:rPr>
-        <w:t>LINE OA</w:t>
+          <w:rFonts w:ascii="TH SarabunPSK" w:hAnsi="TH SarabunPSK" w:cs="TH SarabunPSK" w:hint="cs"/>
+          <w:sz w:val="32"/>
+          <w:szCs w:val="32"/>
+          <w:cs/>
+        </w:rPr>
+        <w:t>เมื่อระบบขยายขนาดเมื่อระบบมีขนาดและความซับซ้อนเพิ่มขึ้น การจัดการ</w:t>
+      </w:r>
+      <w:proofErr w:type="spellStart"/>
+      <w:r>
+        <w:rPr>
+          <w:rFonts w:ascii="TH SarabunPSK" w:hAnsi="TH SarabunPSK" w:cs="TH SarabunPSK" w:hint="cs"/>
+          <w:sz w:val="32"/>
+          <w:szCs w:val="32"/>
+          <w:cs/>
+        </w:rPr>
+        <w:t>เวิร์กโฟลว์</w:t>
+      </w:r>
+      <w:proofErr w:type="spellEnd"/>
+      <w:r>
+        <w:rPr>
+          <w:rFonts w:ascii="TH SarabunPSK" w:hAnsi="TH SarabunPSK" w:cs="TH SarabunPSK" w:hint="cs"/>
+          <w:sz w:val="32"/>
+          <w:szCs w:val="32"/>
+          <w:cs/>
+        </w:rPr>
+        <w:t xml:space="preserve">จำนวนมากบน </w:t>
+      </w:r>
+      <w:r>
+        <w:rPr>
+          <w:rFonts w:ascii="TH SarabunPSK" w:hAnsi="TH SarabunPSK" w:cs="TH SarabunPSK" w:hint="cs"/>
+          <w:sz w:val="32"/>
+          <w:szCs w:val="32"/>
+        </w:rPr>
+        <w:t>n</w:t>
+      </w:r>
+      <w:r>
+        <w:rPr>
+          <w:rFonts w:ascii="TH SarabunPSK" w:hAnsi="TH SarabunPSK" w:cs="TH SarabunPSK" w:hint="cs"/>
+          <w:sz w:val="32"/>
+          <w:szCs w:val="32"/>
+          <w:cs/>
+        </w:rPr>
+        <w:t>8</w:t>
+      </w:r>
+      <w:r>
+        <w:rPr>
+          <w:rFonts w:ascii="TH SarabunPSK" w:hAnsi="TH SarabunPSK" w:cs="TH SarabunPSK" w:hint="cs"/>
+          <w:sz w:val="32"/>
+          <w:szCs w:val="32"/>
+        </w:rPr>
+        <w:t xml:space="preserve">n </w:t>
+      </w:r>
+      <w:r>
+        <w:rPr>
+          <w:rFonts w:ascii="TH SarabunPSK" w:hAnsi="TH SarabunPSK" w:cs="TH SarabunPSK" w:hint="cs"/>
+          <w:sz w:val="32"/>
+          <w:szCs w:val="32"/>
+          <w:cs/>
+        </w:rPr>
+        <w:t>เริ่มยากต่อการบำรุงรักษา การควบคุม</w:t>
+      </w:r>
+      <w:proofErr w:type="spellStart"/>
+      <w:r>
+        <w:rPr>
+          <w:rFonts w:ascii="TH SarabunPSK" w:hAnsi="TH SarabunPSK" w:cs="TH SarabunPSK" w:hint="cs"/>
+          <w:sz w:val="32"/>
+          <w:szCs w:val="32"/>
+          <w:cs/>
+        </w:rPr>
+        <w:t>เวอร์ชัน</w:t>
+      </w:r>
+      <w:proofErr w:type="spellEnd"/>
+      <w:r>
+        <w:rPr>
+          <w:rFonts w:ascii="TH SarabunPSK" w:hAnsi="TH SarabunPSK" w:cs="TH SarabunPSK" w:hint="cs"/>
+          <w:sz w:val="32"/>
+          <w:szCs w:val="32"/>
+          <w:cs/>
+        </w:rPr>
+        <w:t xml:space="preserve"> การทดสอบ และประสิทธิภาพ จึงเหมาะสมกว่าที่จะปรับไปใช้การพัฒนาแบบเขียนโปรแกรมโดยตรง (</w:t>
+      </w:r>
+      <w:r>
+        <w:rPr>
+          <w:rFonts w:ascii="TH SarabunPSK" w:hAnsi="TH SarabunPSK" w:cs="TH SarabunPSK" w:hint="cs"/>
+          <w:sz w:val="32"/>
+          <w:szCs w:val="32"/>
+        </w:rPr>
+        <w:t xml:space="preserve">code-based) </w:t>
+      </w:r>
+      <w:r>
+        <w:rPr>
+          <w:rFonts w:ascii="TH SarabunPSK" w:hAnsi="TH SarabunPSK" w:cs="TH SarabunPSK" w:hint="cs"/>
+          <w:sz w:val="32"/>
+          <w:szCs w:val="32"/>
+          <w:cs/>
+        </w:rPr>
+        <w:t>หรือแยกเป็นโมดูล</w:t>
       </w:r>
       <w:r>
         <w:rPr>
@@ -3961,285 +3028,13 @@
       </w:r>
       <w:r>
         <w:rPr>
-          <w:rFonts w:ascii="TH SarabunPSK" w:hAnsi="TH SarabunPSK" w:cs="TH SarabunPSK"/>
-          <w:sz w:val="32"/>
-          <w:szCs w:val="32"/>
-          <w:cs/>
-        </w:rPr>
-        <w:t>สำหรับองค์กร</w:t>
-      </w:r>
-      <w:r>
-        <w:rPr>
-          <w:rFonts w:ascii="TH SarabunPSK" w:hAnsi="TH SarabunPSK" w:cs="TH SarabunPSK" w:hint="cs"/>
-          <w:sz w:val="32"/>
-          <w:szCs w:val="32"/>
-          <w:cs/>
-        </w:rPr>
-        <w:t xml:space="preserve"> </w:t>
-      </w:r>
-      <w:r>
-        <w:rPr>
-          <w:rFonts w:ascii="TH SarabunPSK" w:hAnsi="TH SarabunPSK" w:cs="TH SarabunPSK"/>
-          <w:sz w:val="32"/>
-          <w:szCs w:val="32"/>
-          <w:cs/>
-        </w:rPr>
-        <w:t>พบว่า</w:t>
-      </w:r>
-      <w:r>
-        <w:rPr>
-          <w:rFonts w:ascii="TH SarabunPSK" w:hAnsi="TH SarabunPSK" w:cs="TH SarabunPSK" w:hint="cs"/>
-          <w:sz w:val="32"/>
-          <w:szCs w:val="32"/>
-          <w:cs/>
-        </w:rPr>
-        <w:t xml:space="preserve"> </w:t>
-      </w:r>
-      <w:r>
-        <w:rPr>
-          <w:rFonts w:ascii="TH SarabunPSK" w:hAnsi="TH SarabunPSK" w:cs="TH SarabunPSK"/>
-          <w:sz w:val="32"/>
-          <w:szCs w:val="32"/>
-          <w:cs/>
-        </w:rPr>
-        <w:t>ระดับความคิดเห็นอยู่ในระดับ</w:t>
-      </w:r>
-      <w:r>
-        <w:rPr>
-          <w:rFonts w:ascii="TH SarabunPSK" w:hAnsi="TH SarabunPSK" w:cs="TH SarabunPSK" w:hint="cs"/>
-          <w:sz w:val="32"/>
-          <w:szCs w:val="32"/>
-          <w:cs/>
-        </w:rPr>
-        <w:t xml:space="preserve"> </w:t>
-      </w:r>
-      <w:r>
-        <w:rPr>
-          <w:rFonts w:hint="cs"/>
-          <w:cs/>
-        </w:rPr>
-        <w:t>ดี</w:t>
-      </w:r>
-      <w:r>
-        <w:t>(</w:t>
-      </w:r>
-      <w:r>
-        <w:rPr>
-          <w:rFonts w:ascii="TH SarabunPSK" w:hAnsi="TH SarabunPSK" w:cs="TH SarabunPSK"/>
-          <w:sz w:val="32"/>
-          <w:szCs w:val="32"/>
-        </w:rPr>
-        <w:t>x</w:t>
-      </w:r>
-      <w:r>
-        <w:rPr>
-          <w:rFonts w:ascii="Arial" w:hAnsi="Arial" w:cs="Arial"/>
-          <w:sz w:val="32"/>
-          <w:szCs w:val="32"/>
-        </w:rPr>
-        <w:t>̄</w:t>
-      </w:r>
-      <w:r>
-        <w:rPr>
-          <w:rFonts w:ascii="TH SarabunPSK" w:hAnsi="TH SarabunPSK" w:cs="TH SarabunPSK"/>
-          <w:sz w:val="32"/>
-          <w:szCs w:val="32"/>
-        </w:rPr>
-        <w:t xml:space="preserve"> = 4.10, S.D. = 0.33</w:t>
-      </w:r>
-      <w:r>
-        <w:rPr>
-          <w:rFonts w:ascii="TH SarabunPSK" w:hAnsi="TH SarabunPSK" w:cs="TH SarabunPSK"/>
-          <w:snapToGrid w:val="0"/>
-          <w:color w:val="000000"/>
-          <w:sz w:val="32"/>
-          <w:szCs w:val="32"/>
-          <w:lang w:eastAsia="th-TH"/>
-        </w:rPr>
-        <w:t>)</w:t>
-      </w:r>
-      <w:r>
-        <w:rPr>
-          <w:rFonts w:ascii="TH SarabunPSK" w:hAnsi="TH SarabunPSK" w:cs="TH SarabunPSK" w:hint="cs"/>
-          <w:snapToGrid w:val="0"/>
-          <w:color w:val="000000"/>
-          <w:sz w:val="32"/>
-          <w:szCs w:val="32"/>
-          <w:cs/>
-          <w:lang w:eastAsia="th-TH"/>
-        </w:rPr>
-        <w:t xml:space="preserve"> </w:t>
-      </w:r>
-      <w:r>
-        <w:rPr>
-          <w:rFonts w:ascii="TH SarabunPSK" w:hAnsi="TH SarabunPSK" w:cs="TH SarabunPSK"/>
-          <w:sz w:val="32"/>
-          <w:szCs w:val="32"/>
-          <w:cs/>
-        </w:rPr>
-        <w:t>โดยมีค่าเฉลี่ย</w:t>
-      </w:r>
-      <w:r>
-        <w:rPr>
-          <w:rFonts w:ascii="TH SarabunPSK" w:hAnsi="TH SarabunPSK" w:cs="TH SarabunPSK"/>
-          <w:sz w:val="32"/>
-          <w:szCs w:val="32"/>
-        </w:rPr>
-        <w:t xml:space="preserve"> </w:t>
-      </w:r>
-      <w:r>
-        <w:rPr>
-          <w:rFonts w:ascii="TH SarabunPSK" w:hAnsi="TH SarabunPSK" w:cs="TH SarabunPSK"/>
-          <w:sz w:val="32"/>
-          <w:szCs w:val="32"/>
-        </w:rPr>
-        <w:t>x</w:t>
-      </w:r>
-      <w:r>
-        <w:rPr>
-          <w:rFonts w:ascii="Arial" w:hAnsi="Arial" w:cs="Arial"/>
-          <w:sz w:val="32"/>
-          <w:szCs w:val="32"/>
-        </w:rPr>
-        <w:t>̄</w:t>
-      </w:r>
-      <w:r>
-        <w:rPr>
-          <w:rFonts w:ascii="TH SarabunPSK" w:hAnsi="TH SarabunPSK" w:cs="TH SarabunPSK"/>
-          <w:sz w:val="32"/>
-          <w:szCs w:val="32"/>
-        </w:rPr>
-        <w:t xml:space="preserve"> = 4.10</w:t>
-      </w:r>
-      <w:r>
-        <w:rPr>
-          <w:rFonts w:ascii="TH SarabunPSK" w:hAnsi="TH SarabunPSK" w:cs="TH SarabunPSK" w:hint="cs"/>
-          <w:snapToGrid w:val="0"/>
-          <w:color w:val="000000"/>
-          <w:sz w:val="32"/>
-          <w:szCs w:val="32"/>
-          <w:cs/>
-          <w:lang w:eastAsia="th-TH"/>
-        </w:rPr>
-        <w:t xml:space="preserve"> </w:t>
-      </w:r>
-      <w:r>
-        <w:rPr>
-          <w:rFonts w:ascii="TH SarabunPSK" w:hAnsi="TH SarabunPSK" w:cs="TH SarabunPSK"/>
-          <w:snapToGrid w:val="0"/>
-          <w:color w:val="000000"/>
-          <w:sz w:val="32"/>
-          <w:szCs w:val="32"/>
-          <w:cs/>
-          <w:lang w:eastAsia="th-TH"/>
-        </w:rPr>
-        <w:t>และมี</w:t>
-      </w:r>
-      <w:r>
-        <w:rPr>
-          <w:rFonts w:ascii="TH SarabunPSK" w:hAnsi="TH SarabunPSK" w:cs="TH SarabunPSK" w:hint="cs"/>
-          <w:snapToGrid w:val="0"/>
-          <w:color w:val="000000"/>
-          <w:sz w:val="32"/>
-          <w:szCs w:val="32"/>
-          <w:cs/>
-          <w:lang w:eastAsia="th-TH"/>
-        </w:rPr>
-        <w:t>ค่า</w:t>
-      </w:r>
-      <w:r>
-        <w:rPr>
-          <w:rFonts w:ascii="TH SarabunPSK" w:hAnsi="TH SarabunPSK" w:cs="TH SarabunPSK"/>
-          <w:snapToGrid w:val="0"/>
-          <w:color w:val="000000"/>
-          <w:sz w:val="32"/>
-          <w:szCs w:val="32"/>
-          <w:cs/>
-          <w:lang w:eastAsia="th-TH"/>
-        </w:rPr>
-        <w:t xml:space="preserve">ส่วนเบี่ยงเบนมาตรฐาน </w:t>
-      </w:r>
-      <w:r>
-        <w:rPr>
-          <w:rFonts w:ascii="TH SarabunPSK" w:hAnsi="TH SarabunPSK" w:cs="TH SarabunPSK"/>
-          <w:sz w:val="32"/>
-          <w:szCs w:val="32"/>
-        </w:rPr>
-        <w:t>S.D. = 0.33</w:t>
-      </w:r>
-      <w:r>
-        <w:rPr>
-          <w:rFonts w:ascii="TH SarabunPSK" w:hAnsi="TH SarabunPSK" w:cs="TH SarabunPSK" w:hint="cs"/>
-          <w:snapToGrid w:val="0"/>
-          <w:color w:val="000000"/>
-          <w:sz w:val="32"/>
-          <w:szCs w:val="32"/>
-          <w:cs/>
-          <w:lang w:eastAsia="th-TH"/>
-        </w:rPr>
-        <w:t xml:space="preserve"> </w:t>
-      </w:r>
-      <w:r>
-        <w:rPr>
-          <w:rFonts w:ascii="TH SarabunPSK" w:hAnsi="TH SarabunPSK" w:cs="TH SarabunPSK"/>
-          <w:snapToGrid w:val="0"/>
-          <w:color w:val="000000"/>
-          <w:sz w:val="32"/>
-          <w:szCs w:val="32"/>
-          <w:cs/>
-          <w:lang w:eastAsia="th-TH"/>
-        </w:rPr>
-        <w:t>เป็นไปตามเกณฑ์ที่กำหนดไว้ในสมมติฐานข้อที่ 2 ปัจจัยที่ส่งผลให้ระดับความคิดเห็นของกลุ่มตัวอย่างอยู่ในเกณฑ์</w:t>
-      </w:r>
-      <w:r>
-        <w:rPr>
-          <w:rFonts w:ascii="TH SarabunPSK" w:hAnsi="TH SarabunPSK" w:cs="TH SarabunPSK" w:hint="cs"/>
-          <w:sz w:val="32"/>
-          <w:szCs w:val="32"/>
-          <w:cs/>
-        </w:rPr>
-        <w:t>ดี</w:t>
-      </w:r>
-      <w:r>
-        <w:rPr>
-          <w:rFonts w:ascii="TH SarabunPSK" w:hAnsi="TH SarabunPSK" w:cs="TH SarabunPSK"/>
-          <w:snapToGrid w:val="0"/>
-          <w:color w:val="000000"/>
-          <w:sz w:val="32"/>
-          <w:szCs w:val="32"/>
-          <w:cs/>
-          <w:lang w:eastAsia="th-TH"/>
-        </w:rPr>
-        <w:t xml:space="preserve"> เนื่องจาก</w:t>
-      </w:r>
-      <w:r>
-        <w:rPr>
-          <w:rFonts w:ascii="TH SarabunPSK" w:hAnsi="TH SarabunPSK" w:cs="TH SarabunPSK" w:hint="cs"/>
-          <w:sz w:val="32"/>
-          <w:szCs w:val="32"/>
-          <w:cs/>
-        </w:rPr>
-        <w:t xml:space="preserve"> </w:t>
-      </w:r>
-      <w:r>
-        <w:rPr>
-          <w:rFonts w:ascii="TH SarabunPSK" w:hAnsi="TH SarabunPSK" w:cs="TH SarabunPSK" w:hint="cs"/>
-          <w:sz w:val="32"/>
-          <w:szCs w:val="32"/>
-          <w:cs/>
-        </w:rPr>
-        <w:t>การใช้งานง่าย สะดวก และ เป็นที่ต้องการของผู้ใช้งาน</w:t>
-      </w:r>
-    </w:p>
-    <w:p>
-      <w:pPr>
-        <w:spacing w:after="0"/>
-        <w:rPr>
-          <w:rFonts w:ascii="TH SarabunPSK" w:hAnsi="TH SarabunPSK" w:cs="TH SarabunPSK" w:hint="cs"/>
-          <w:sz w:val="32"/>
-          <w:szCs w:val="32"/>
-        </w:rPr>
-      </w:pPr>
+          <w:rFonts w:ascii="TH SarabunPSK" w:hAnsi="TH SarabunPSK" w:cs="TH SarabunPSK" w:hint="cs"/>
+          <w:sz w:val="32"/>
+          <w:szCs w:val="32"/>
+          <w:cs/>
+        </w:rPr>
+        <w:t>บริการเฉพาะ เพื่อเพิ่มความยืดหยุ่น ความเสถียร และการขยายตัวของระบบ</w:t>
+      </w:r>
     </w:p>
     <w:p>
       <w:pPr>
@@ -4254,35 +3049,461 @@
         <w:spacing w:after="0"/>
         <w:jc w:val="thaiDistribute"/>
         <w:rPr>
-          <w:rFonts w:ascii="TH SarabunPSK" w:hAnsi="TH SarabunPSK" w:cs="TH SarabunPSK"/>
-          <w:b/>
-          <w:bCs/>
-          <w:sz w:val="32"/>
-          <w:szCs w:val="32"/>
-        </w:rPr>
-      </w:pPr>
-      <w:r>
-        <w:rPr>
-          <w:rFonts w:ascii="TH SarabunPSK" w:hAnsi="TH SarabunPSK" w:cs="TH SarabunPSK"/>
-          <w:b/>
-          <w:bCs/>
-          <w:sz w:val="32"/>
-          <w:szCs w:val="32"/>
-          <w:cs/>
-        </w:rPr>
-        <w:t>5.3</w:t>
-      </w:r>
-      <w:r>
-        <w:rPr>
-          <w:rFonts w:ascii="TH SarabunPSK" w:hAnsi="TH SarabunPSK" w:cs="TH SarabunPSK"/>
-          <w:b/>
-          <w:bCs/>
+          <w:rFonts w:ascii="TH SarabunPSK" w:hAnsi="TH SarabunPSK" w:cs="TH SarabunPSK" w:hint="cs"/>
+          <w:sz w:val="32"/>
+          <w:szCs w:val="32"/>
+        </w:rPr>
+      </w:pPr>
+      <w:r>
+        <w:rPr>
+          <w:rFonts w:ascii="TH SarabunPSK" w:hAnsi="TH SarabunPSK" w:cs="TH SarabunPSK" w:hint="cs"/>
           <w:sz w:val="32"/>
           <w:szCs w:val="32"/>
           <w:cs/>
         </w:rPr>
         <w:tab/>
-        <w:t>ปัญหาที่พบ</w:t>
+        <w:t>5.3.</w:t>
+      </w:r>
+      <w:r>
+        <w:rPr>
+          <w:rFonts w:ascii="TH SarabunPSK" w:hAnsi="TH SarabunPSK" w:cs="TH SarabunPSK" w:hint="cs"/>
+          <w:sz w:val="32"/>
+          <w:szCs w:val="32"/>
+          <w:cs/>
+        </w:rPr>
+        <w:t>3**</w:t>
+      </w:r>
+      <w:r>
+        <w:rPr>
+          <w:rFonts w:ascii="TH SarabunPSK" w:hAnsi="TH SarabunPSK" w:cs="TH SarabunPSK" w:hint="cs"/>
+          <w:sz w:val="32"/>
+          <w:szCs w:val="32"/>
+          <w:cs/>
+        </w:rPr>
+        <w:t xml:space="preserve">ต้นทุนโทเคนของ </w:t>
+      </w:r>
+      <w:r>
+        <w:rPr>
+          <w:rFonts w:ascii="TH SarabunPSK" w:hAnsi="TH SarabunPSK" w:cs="TH SarabunPSK" w:hint="cs"/>
+          <w:sz w:val="32"/>
+          <w:szCs w:val="32"/>
+        </w:rPr>
+        <w:t xml:space="preserve">AI Agent </w:t>
+      </w:r>
+      <w:r>
+        <w:rPr>
+          <w:rFonts w:ascii="TH SarabunPSK" w:hAnsi="TH SarabunPSK" w:cs="TH SarabunPSK" w:hint="cs"/>
+          <w:sz w:val="32"/>
+          <w:szCs w:val="32"/>
+          <w:cs/>
+        </w:rPr>
+        <w:t>จากการจัดการ</w:t>
+      </w:r>
+      <w:proofErr w:type="spellStart"/>
+      <w:r>
+        <w:rPr>
+          <w:rFonts w:ascii="TH SarabunPSK" w:hAnsi="TH SarabunPSK" w:cs="TH SarabunPSK" w:hint="cs"/>
+          <w:sz w:val="32"/>
+          <w:szCs w:val="32"/>
+          <w:cs/>
+        </w:rPr>
+        <w:t>เวิร์กโฟลว์</w:t>
+      </w:r>
+      <w:proofErr w:type="spellEnd"/>
+      <w:r>
+        <w:rPr>
+          <w:rFonts w:ascii="TH SarabunPSK" w:hAnsi="TH SarabunPSK" w:cs="TH SarabunPSK" w:hint="cs"/>
+          <w:sz w:val="32"/>
+          <w:szCs w:val="32"/>
+          <w:cs/>
+        </w:rPr>
+        <w:t>ที่ไม่เหมาะสม</w:t>
+      </w:r>
+      <w:r>
+        <w:rPr>
+          <w:rFonts w:ascii="TH SarabunPSK" w:hAnsi="TH SarabunPSK" w:cs="TH SarabunPSK" w:hint="cs"/>
+          <w:sz w:val="32"/>
+          <w:szCs w:val="32"/>
+        </w:rPr>
+        <w:t xml:space="preserve">AI Agent </w:t>
+      </w:r>
+      <w:r>
+        <w:rPr>
+          <w:rFonts w:ascii="TH SarabunPSK" w:hAnsi="TH SarabunPSK" w:cs="TH SarabunPSK" w:hint="cs"/>
+          <w:sz w:val="32"/>
+          <w:szCs w:val="32"/>
+          <w:cs/>
+        </w:rPr>
+        <w:t>ที่ทำงานบนโมเดลภาษาจำเป็นต้องใช้โทเคนในการประมวลผล หากออกแบบ</w:t>
+      </w:r>
+      <w:proofErr w:type="spellStart"/>
+      <w:r>
+        <w:rPr>
+          <w:rFonts w:ascii="TH SarabunPSK" w:hAnsi="TH SarabunPSK" w:cs="TH SarabunPSK" w:hint="cs"/>
+          <w:sz w:val="32"/>
+          <w:szCs w:val="32"/>
+          <w:cs/>
+        </w:rPr>
+        <w:t>เวิร์กโฟลว์</w:t>
+      </w:r>
+      <w:proofErr w:type="spellEnd"/>
+      <w:r>
+        <w:rPr>
+          <w:rFonts w:ascii="TH SarabunPSK" w:hAnsi="TH SarabunPSK" w:cs="TH SarabunPSK" w:hint="cs"/>
+          <w:sz w:val="32"/>
+          <w:szCs w:val="32"/>
+          <w:cs/>
+        </w:rPr>
+        <w:t>ไม่ดี</w:t>
+      </w:r>
+      <w:r>
+        <w:rPr>
+          <w:rFonts w:ascii="TH SarabunPSK" w:hAnsi="TH SarabunPSK" w:cs="TH SarabunPSK" w:hint="cs"/>
+          <w:sz w:val="32"/>
+          <w:szCs w:val="32"/>
+          <w:cs/>
+        </w:rPr>
+        <w:t xml:space="preserve"> </w:t>
+      </w:r>
+      <w:r>
+        <w:rPr>
+          <w:rFonts w:ascii="TH SarabunPSK" w:hAnsi="TH SarabunPSK" w:cs="TH SarabunPSK" w:hint="cs"/>
+          <w:sz w:val="32"/>
+          <w:szCs w:val="32"/>
+          <w:cs/>
+        </w:rPr>
+        <w:t>เช่น ส่งบริบทมากเกินจำเป็น เรียกเอเจน</w:t>
+      </w:r>
+      <w:proofErr w:type="spellStart"/>
+      <w:r>
+        <w:rPr>
+          <w:rFonts w:ascii="TH SarabunPSK" w:hAnsi="TH SarabunPSK" w:cs="TH SarabunPSK" w:hint="cs"/>
+          <w:sz w:val="32"/>
+          <w:szCs w:val="32"/>
+          <w:cs/>
+        </w:rPr>
+        <w:t>ต์</w:t>
+      </w:r>
+      <w:proofErr w:type="spellEnd"/>
+      <w:r>
+        <w:rPr>
+          <w:rFonts w:ascii="TH SarabunPSK" w:hAnsi="TH SarabunPSK" w:cs="TH SarabunPSK" w:hint="cs"/>
+          <w:sz w:val="32"/>
+          <w:szCs w:val="32"/>
+          <w:cs/>
+        </w:rPr>
+        <w:t xml:space="preserve"> </w:t>
+      </w:r>
+      <w:r>
+        <w:rPr>
+          <w:rFonts w:ascii="TH SarabunPSK" w:hAnsi="TH SarabunPSK" w:cs="TH SarabunPSK" w:hint="cs"/>
+          <w:sz w:val="32"/>
+          <w:szCs w:val="32"/>
+          <w:cs/>
+        </w:rPr>
+        <w:t>เครื่องมือซ้ำซ้อน หรือปล่อยให้วนลูปการวางแผนโดยไม่มีข้อจำกัด</w:t>
+      </w:r>
+      <w:r>
+        <w:rPr>
+          <w:rFonts w:ascii="TH SarabunPSK" w:hAnsi="TH SarabunPSK" w:cs="TH SarabunPSK" w:hint="cs"/>
+          <w:sz w:val="32"/>
+          <w:szCs w:val="32"/>
+          <w:cs/>
+        </w:rPr>
+        <w:t xml:space="preserve"> </w:t>
+      </w:r>
+      <w:r>
+        <w:rPr>
+          <w:rFonts w:ascii="TH SarabunPSK" w:hAnsi="TH SarabunPSK" w:cs="TH SarabunPSK" w:hint="cs"/>
+          <w:sz w:val="32"/>
+          <w:szCs w:val="32"/>
+          <w:cs/>
+        </w:rPr>
+        <w:t>จะทำให้ใช้โทเคนเกินความจำเป็น ส่งผลให้ต้นทุนและเวลาในการตอบสนองเพิ่มขึ้น</w:t>
+      </w:r>
+      <w:r>
+        <w:rPr>
+          <w:rFonts w:ascii="TH SarabunPSK" w:hAnsi="TH SarabunPSK" w:cs="TH SarabunPSK" w:hint="cs"/>
+          <w:sz w:val="32"/>
+          <w:szCs w:val="32"/>
+          <w:cs/>
+        </w:rPr>
+        <w:br/>
+      </w:r>
+      <w:r>
+        <w:rPr>
+          <w:rFonts w:ascii="TH SarabunPSK" w:hAnsi="TH SarabunPSK" w:cs="TH SarabunPSK" w:hint="cs"/>
+          <w:sz w:val="32"/>
+          <w:szCs w:val="32"/>
+          <w:cs/>
+        </w:rPr>
+        <w:tab/>
+        <w:t>5.3.4**</w:t>
+      </w:r>
+      <w:r>
+        <w:rPr>
+          <w:rFonts w:ascii="TH SarabunPSK" w:hAnsi="TH SarabunPSK" w:cs="TH SarabunPSK" w:hint="cs"/>
+          <w:sz w:val="32"/>
+          <w:szCs w:val="32"/>
+          <w:cs/>
+        </w:rPr>
+        <w:t xml:space="preserve">ข้อจำกัดด้านโครงสร้างพื้นฐานและรูปแบบการใช้งานของ </w:t>
+      </w:r>
+      <w:r>
+        <w:rPr>
+          <w:rFonts w:ascii="TH SarabunPSK" w:hAnsi="TH SarabunPSK" w:cs="TH SarabunPSK" w:hint="cs"/>
+          <w:sz w:val="32"/>
+          <w:szCs w:val="32"/>
+        </w:rPr>
+        <w:t>n</w:t>
+      </w:r>
+      <w:r>
+        <w:rPr>
+          <w:rFonts w:ascii="TH SarabunPSK" w:hAnsi="TH SarabunPSK" w:cs="TH SarabunPSK" w:hint="cs"/>
+          <w:sz w:val="32"/>
+          <w:szCs w:val="32"/>
+          <w:cs/>
+        </w:rPr>
+        <w:t>8</w:t>
+      </w:r>
+      <w:r>
+        <w:rPr>
+          <w:rFonts w:ascii="TH SarabunPSK" w:hAnsi="TH SarabunPSK" w:cs="TH SarabunPSK" w:hint="cs"/>
+          <w:sz w:val="32"/>
+          <w:szCs w:val="32"/>
+        </w:rPr>
+        <w:t>n</w:t>
+      </w:r>
+      <w:r>
+        <w:rPr>
+          <w:rFonts w:ascii="TH SarabunPSK" w:hAnsi="TH SarabunPSK" w:cs="TH SarabunPSK" w:hint="cs"/>
+          <w:sz w:val="32"/>
+          <w:szCs w:val="32"/>
+          <w:cs/>
+        </w:rPr>
+        <w:t>การใช้งานแบบคลาว</w:t>
+      </w:r>
+      <w:proofErr w:type="spellStart"/>
+      <w:r>
+        <w:rPr>
+          <w:rFonts w:ascii="TH SarabunPSK" w:hAnsi="TH SarabunPSK" w:cs="TH SarabunPSK" w:hint="cs"/>
+          <w:sz w:val="32"/>
+          <w:szCs w:val="32"/>
+          <w:cs/>
+        </w:rPr>
+        <w:t>ด์</w:t>
+      </w:r>
+      <w:proofErr w:type="spellEnd"/>
+      <w:r>
+        <w:rPr>
+          <w:rFonts w:ascii="TH SarabunPSK" w:hAnsi="TH SarabunPSK" w:cs="TH SarabunPSK" w:hint="cs"/>
+          <w:sz w:val="32"/>
+          <w:szCs w:val="32"/>
+          <w:cs/>
+        </w:rPr>
+        <w:t>มีค่าใช้จ่ายรายเดือน ขณะที่การติดตั้งใช้งานฟรีบนเครื่องส่วนตัว (</w:t>
+      </w:r>
+      <w:r>
+        <w:rPr>
+          <w:rFonts w:ascii="TH SarabunPSK" w:hAnsi="TH SarabunPSK" w:cs="TH SarabunPSK" w:hint="cs"/>
+          <w:sz w:val="32"/>
+          <w:szCs w:val="32"/>
+        </w:rPr>
+        <w:t xml:space="preserve">localhost) </w:t>
+      </w:r>
+      <w:r>
+        <w:rPr>
+          <w:rFonts w:ascii="TH SarabunPSK" w:hAnsi="TH SarabunPSK" w:cs="TH SarabunPSK" w:hint="cs"/>
+          <w:sz w:val="32"/>
+          <w:szCs w:val="32"/>
+          <w:cs/>
+        </w:rPr>
+        <w:t xml:space="preserve">เหมาะสำหรับการพัฒนาทดสอบเป็นหลักและไม่รองรับการใช้งานร่วมกัน หากต้องการใช้งานร่วมกันในองค์กรจำเป็นต้องติดตั้งแบบ </w:t>
+      </w:r>
+      <w:r>
+        <w:rPr>
+          <w:rFonts w:ascii="TH SarabunPSK" w:hAnsi="TH SarabunPSK" w:cs="TH SarabunPSK" w:hint="cs"/>
+          <w:sz w:val="32"/>
+          <w:szCs w:val="32"/>
+        </w:rPr>
+        <w:t xml:space="preserve">self-host </w:t>
+      </w:r>
+      <w:r>
+        <w:rPr>
+          <w:rFonts w:ascii="TH SarabunPSK" w:hAnsi="TH SarabunPSK" w:cs="TH SarabunPSK" w:hint="cs"/>
+          <w:sz w:val="32"/>
+          <w:szCs w:val="32"/>
+          <w:cs/>
+        </w:rPr>
+        <w:t xml:space="preserve">บน </w:t>
+      </w:r>
+      <w:r>
+        <w:rPr>
+          <w:rFonts w:ascii="TH SarabunPSK" w:hAnsi="TH SarabunPSK" w:cs="TH SarabunPSK" w:hint="cs"/>
+          <w:sz w:val="32"/>
+          <w:szCs w:val="32"/>
+        </w:rPr>
+        <w:t>VPS</w:t>
+      </w:r>
+      <w:r>
+        <w:rPr>
+          <w:rFonts w:ascii="TH SarabunPSK" w:hAnsi="TH SarabunPSK" w:cs="TH SarabunPSK" w:hint="cs"/>
+          <w:sz w:val="32"/>
+          <w:szCs w:val="32"/>
+          <w:cs/>
+        </w:rPr>
+        <w:t xml:space="preserve"> </w:t>
+      </w:r>
+      <w:proofErr w:type="spellStart"/>
+      <w:r>
+        <w:rPr>
+          <w:rFonts w:ascii="TH SarabunPSK" w:hAnsi="TH SarabunPSK" w:cs="TH SarabunPSK" w:hint="cs"/>
+          <w:sz w:val="32"/>
+          <w:szCs w:val="32"/>
+          <w:cs/>
+        </w:rPr>
+        <w:t>เซิร์ฟเวอร์</w:t>
+      </w:r>
+      <w:proofErr w:type="spellEnd"/>
+      <w:r>
+        <w:rPr>
+          <w:rFonts w:ascii="TH SarabunPSK" w:hAnsi="TH SarabunPSK" w:cs="TH SarabunPSK" w:hint="cs"/>
+          <w:sz w:val="32"/>
+          <w:szCs w:val="32"/>
+          <w:cs/>
+        </w:rPr>
+        <w:t xml:space="preserve"> ซึ่งต้องอาศัยความรู้ด้าน </w:t>
+      </w:r>
+      <w:r>
+        <w:rPr>
+          <w:rFonts w:ascii="TH SarabunPSK" w:hAnsi="TH SarabunPSK" w:cs="TH SarabunPSK" w:hint="cs"/>
+          <w:sz w:val="32"/>
+          <w:szCs w:val="32"/>
+        </w:rPr>
+        <w:t>Backend</w:t>
+      </w:r>
+      <w:r>
+        <w:rPr>
+          <w:rFonts w:ascii="TH SarabunPSK" w:hAnsi="TH SarabunPSK" w:cs="TH SarabunPSK" w:hint="cs"/>
+          <w:sz w:val="32"/>
+          <w:szCs w:val="32"/>
+          <w:cs/>
+        </w:rPr>
+        <w:t xml:space="preserve"> </w:t>
+      </w:r>
+      <w:r>
+        <w:rPr>
+          <w:rFonts w:ascii="TH SarabunPSK" w:hAnsi="TH SarabunPSK" w:cs="TH SarabunPSK" w:hint="cs"/>
+          <w:sz w:val="32"/>
+          <w:szCs w:val="32"/>
+        </w:rPr>
+        <w:t>DevOps (</w:t>
+      </w:r>
+      <w:r>
+        <w:rPr>
+          <w:rFonts w:ascii="TH SarabunPSK" w:hAnsi="TH SarabunPSK" w:cs="TH SarabunPSK" w:hint="cs"/>
+          <w:sz w:val="32"/>
+          <w:szCs w:val="32"/>
+          <w:cs/>
+        </w:rPr>
+        <w:t xml:space="preserve">เช่น </w:t>
+      </w:r>
+      <w:r>
+        <w:rPr>
+          <w:rFonts w:ascii="TH SarabunPSK" w:hAnsi="TH SarabunPSK" w:cs="TH SarabunPSK" w:hint="cs"/>
+          <w:sz w:val="32"/>
+          <w:szCs w:val="32"/>
+        </w:rPr>
+        <w:t xml:space="preserve">Docker, </w:t>
+      </w:r>
+      <w:r>
+        <w:rPr>
+          <w:rFonts w:ascii="TH SarabunPSK" w:hAnsi="TH SarabunPSK" w:cs="TH SarabunPSK" w:hint="cs"/>
+          <w:sz w:val="32"/>
+          <w:szCs w:val="32"/>
+          <w:cs/>
+        </w:rPr>
+        <w:t>ฐานข้อมูล</w:t>
+      </w:r>
+      <w:r>
+        <w:rPr>
+          <w:rFonts w:ascii="TH SarabunPSK" w:hAnsi="TH SarabunPSK" w:cs="TH SarabunPSK" w:hint="cs"/>
+          <w:sz w:val="32"/>
+          <w:szCs w:val="32"/>
+        </w:rPr>
+        <w:t xml:space="preserve">, </w:t>
+      </w:r>
+      <w:r>
+        <w:rPr>
+          <w:rFonts w:ascii="TH SarabunPSK" w:hAnsi="TH SarabunPSK" w:cs="TH SarabunPSK" w:hint="cs"/>
+          <w:sz w:val="32"/>
+          <w:szCs w:val="32"/>
+          <w:cs/>
+        </w:rPr>
+        <w:t>การตั้งค่าโดเมน</w:t>
+      </w:r>
+      <w:r>
+        <w:rPr>
+          <w:rFonts w:ascii="TH SarabunPSK" w:hAnsi="TH SarabunPSK" w:cs="TH SarabunPSK" w:hint="cs"/>
+          <w:sz w:val="32"/>
+          <w:szCs w:val="32"/>
+          <w:cs/>
+        </w:rPr>
+        <w:t xml:space="preserve"> </w:t>
+      </w:r>
+      <w:r>
+        <w:rPr>
+          <w:rFonts w:ascii="TH SarabunPSK" w:hAnsi="TH SarabunPSK" w:cs="TH SarabunPSK" w:hint="cs"/>
+          <w:sz w:val="32"/>
+          <w:szCs w:val="32"/>
+        </w:rPr>
+        <w:t>SSL</w:t>
+      </w:r>
+      <w:r>
+        <w:rPr>
+          <w:rFonts w:ascii="TH SarabunPSK" w:hAnsi="TH SarabunPSK" w:cs="TH SarabunPSK" w:hint="cs"/>
+          <w:sz w:val="32"/>
+          <w:szCs w:val="32"/>
+          <w:cs/>
+        </w:rPr>
+        <w:t xml:space="preserve"> </w:t>
+      </w:r>
+      <w:r>
+        <w:rPr>
+          <w:rFonts w:ascii="TH SarabunPSK" w:hAnsi="TH SarabunPSK" w:cs="TH SarabunPSK" w:hint="cs"/>
+          <w:sz w:val="32"/>
+          <w:szCs w:val="32"/>
+        </w:rPr>
+        <w:t xml:space="preserve">Reverse Proxy) </w:t>
+      </w:r>
+      <w:r>
+        <w:rPr>
+          <w:rFonts w:ascii="TH SarabunPSK" w:hAnsi="TH SarabunPSK" w:cs="TH SarabunPSK" w:hint="cs"/>
+          <w:sz w:val="32"/>
+          <w:szCs w:val="32"/>
+          <w:cs/>
+        </w:rPr>
+        <w:t>ตลอดจนการสำรองข้อมูล ความปลอดภัย และการอ</w:t>
+      </w:r>
+      <w:proofErr w:type="spellStart"/>
+      <w:r>
+        <w:rPr>
+          <w:rFonts w:ascii="TH SarabunPSK" w:hAnsi="TH SarabunPSK" w:cs="TH SarabunPSK" w:hint="cs"/>
+          <w:sz w:val="32"/>
+          <w:szCs w:val="32"/>
+          <w:cs/>
+        </w:rPr>
+        <w:t>ัป</w:t>
+      </w:r>
+      <w:proofErr w:type="spellEnd"/>
+      <w:r>
+        <w:rPr>
+          <w:rFonts w:ascii="TH SarabunPSK" w:hAnsi="TH SarabunPSK" w:cs="TH SarabunPSK" w:hint="cs"/>
+          <w:sz w:val="32"/>
+          <w:szCs w:val="32"/>
+          <w:cs/>
+        </w:rPr>
+        <w:t>เดตระบบอย่างต่อเนื่อง</w:t>
       </w:r>
     </w:p>
     <w:p>
@@ -4301,26 +3522,8 @@
           <w:rFonts w:ascii="TH SarabunPSK" w:hAnsi="TH SarabunPSK" w:cs="TH SarabunPSK" w:hint="cs"/>
           <w:sz w:val="32"/>
           <w:szCs w:val="32"/>
-          <w:cs/>
-        </w:rPr>
-      </w:pPr>
-      <w:r>
-        <w:rPr>
-          <w:rFonts w:ascii="TH SarabunPSK" w:hAnsi="TH SarabunPSK" w:cs="TH SarabunPSK"/>
-          <w:sz w:val="32"/>
-          <w:szCs w:val="32"/>
-        </w:rPr>
-        <w:tab/>
-        <w:t>5.3.1</w:t>
-      </w:r>
-      <w:r>
-        <w:rPr>
-          <w:rFonts w:ascii="TH SarabunPSK" w:hAnsi="TH SarabunPSK" w:cs="TH SarabunPSK"/>
-          <w:sz w:val="32"/>
-          <w:szCs w:val="32"/>
-        </w:rPr>
-        <w:tab/>
-      </w:r>
+        </w:rPr>
+      </w:pPr>
     </w:p>
     <w:p>
       <w:pPr>
@@ -4335,37 +3538,35 @@
         <w:spacing w:after="0"/>
         <w:jc w:val="thaiDistribute"/>
         <w:rPr>
-          <w:rFonts w:ascii="TH SarabunPSK" w:hAnsi="TH SarabunPSK" w:cs="TH SarabunPSK"/>
-          <w:sz w:val="32"/>
-          <w:szCs w:val="32"/>
-        </w:rPr>
-      </w:pPr>
-      <w:r>
-        <w:rPr>
-          <w:rFonts w:ascii="TH SarabunPSK" w:hAnsi="TH SarabunPSK" w:cs="TH SarabunPSK"/>
+          <w:rFonts w:ascii="TH SarabunPSK" w:hAnsi="TH SarabunPSK" w:cs="TH SarabunPSK" w:hint="cs"/>
+          <w:b/>
+          <w:bCs/>
+          <w:sz w:val="32"/>
+          <w:szCs w:val="32"/>
+        </w:rPr>
+      </w:pPr>
+      <w:r>
+        <w:rPr>
+          <w:rFonts w:ascii="TH SarabunPSK" w:hAnsi="TH SarabunPSK" w:cs="TH SarabunPSK" w:hint="cs"/>
+          <w:b/>
+          <w:bCs/>
+          <w:sz w:val="32"/>
+          <w:szCs w:val="32"/>
+          <w:cs/>
+        </w:rPr>
+        <w:t>5.4</w:t>
+      </w:r>
+      <w:r>
+        <w:rPr>
+          <w:rFonts w:ascii="TH SarabunPSK" w:hAnsi="TH SarabunPSK" w:cs="TH SarabunPSK" w:hint="cs"/>
+          <w:b/>
+          <w:bCs/>
           <w:sz w:val="32"/>
           <w:szCs w:val="32"/>
           <w:cs/>
         </w:rPr>
         <w:tab/>
-        <w:t>5.3.2</w:t>
-      </w:r>
-      <w:r>
-        <w:rPr>
-          <w:rFonts w:ascii="TH SarabunPSK" w:hAnsi="TH SarabunPSK" w:cs="TH SarabunPSK"/>
-          <w:sz w:val="32"/>
-          <w:szCs w:val="32"/>
-          <w:cs/>
-        </w:rPr>
-        <w:tab/>
-      </w:r>
-      <w:r>
-        <w:rPr>
-          <w:rFonts w:ascii="TH SarabunPSK" w:hAnsi="TH SarabunPSK" w:cs="TH SarabunPSK"/>
-          <w:sz w:val="32"/>
-          <w:szCs w:val="32"/>
-        </w:rPr>
-        <w:t>…………………………………………………………………………..</w:t>
+        <w:t>ข้อเสนอแนะ</w:t>
       </w:r>
     </w:p>
     <w:p>
@@ -4381,30 +3582,36 @@
         <w:spacing w:after="0"/>
         <w:jc w:val="thaiDistribute"/>
         <w:rPr>
-          <w:rFonts w:ascii="TH SarabunPSK" w:hAnsi="TH SarabunPSK" w:cs="TH SarabunPSK"/>
-          <w:sz w:val="32"/>
-          <w:szCs w:val="32"/>
-        </w:rPr>
-      </w:pPr>
-      <w:r>
-        <w:rPr>
-          <w:rFonts w:ascii="TH SarabunPSK" w:hAnsi="TH SarabunPSK" w:cs="TH SarabunPSK"/>
-          <w:sz w:val="32"/>
-          <w:szCs w:val="32"/>
-          <w:cs/>
+          <w:rFonts w:ascii="TH SarabunPSK" w:hAnsi="TH SarabunPSK" w:cs="TH SarabunPSK" w:hint="cs"/>
+          <w:sz w:val="32"/>
+          <w:szCs w:val="32"/>
+        </w:rPr>
+      </w:pPr>
+      <w:r>
+        <w:rPr>
+          <w:rFonts w:ascii="TH SarabunPSK" w:hAnsi="TH SarabunPSK" w:cs="TH SarabunPSK" w:hint="cs"/>
+          <w:sz w:val="32"/>
+          <w:szCs w:val="32"/>
         </w:rPr>
         <w:tab/>
-        <w:t>5.3.3</w:t>
-      </w:r>
-      <w:r>
-        <w:rPr>
-          <w:rFonts w:ascii="TH SarabunPSK" w:hAnsi="TH SarabunPSK" w:cs="TH SarabunPSK"/>
-          <w:sz w:val="32"/>
-          <w:szCs w:val="32"/>
-          <w:cs/>
+        <w:t>5.4.1</w:t>
+      </w:r>
+      <w:r>
+        <w:rPr>
+          <w:rFonts w:ascii="TH SarabunPSK" w:hAnsi="TH SarabunPSK" w:cs="TH SarabunPSK" w:hint="cs"/>
+          <w:sz w:val="32"/>
+          <w:szCs w:val="32"/>
         </w:rPr>
         <w:tab/>
-        <w:t>.....................................................................................</w:t>
+      </w:r>
+      <w:r>
+        <w:rPr>
+          <w:rFonts w:ascii="TH SarabunPSK" w:hAnsi="TH SarabunPSK" w:cs="TH SarabunPSK" w:hint="cs"/>
+          <w:sz w:val="32"/>
+          <w:szCs w:val="32"/>
+          <w:cs/>
+        </w:rPr>
+        <w:t>ข้อเสนอแนะทั่วไป</w:t>
       </w:r>
     </w:p>
     <w:p>
@@ -4425,6 +3632,276 @@
           <w:szCs w:val="32"/>
         </w:rPr>
       </w:pPr>
+      <w:r>
+        <w:rPr>
+          <w:rFonts w:ascii="TH SarabunPSK" w:hAnsi="TH SarabunPSK" w:cs="TH SarabunPSK" w:hint="cs"/>
+          <w:sz w:val="32"/>
+          <w:szCs w:val="32"/>
+          <w:cs/>
+        </w:rPr>
+        <w:tab/>
+      </w:r>
+      <w:r>
+        <w:rPr>
+          <w:rFonts w:ascii="TH SarabunPSK" w:hAnsi="TH SarabunPSK" w:cs="TH SarabunPSK" w:hint="cs"/>
+          <w:sz w:val="32"/>
+          <w:szCs w:val="32"/>
+          <w:cs/>
+        </w:rPr>
+        <w:tab/>
+      </w:r>
+      <w:r>
+        <w:rPr>
+          <w:rFonts w:ascii="TH SarabunPSK" w:hAnsi="TH SarabunPSK" w:cs="TH SarabunPSK" w:hint="cs"/>
+          <w:sz w:val="32"/>
+          <w:szCs w:val="32"/>
+          <w:cs/>
+        </w:rPr>
+        <w:tab/>
+        <w:t>5.4.1.1</w:t>
+      </w:r>
+      <w:r>
+        <w:rPr>
+          <w:rFonts w:ascii="TH SarabunPSK" w:hAnsi="TH SarabunPSK" w:cs="TH SarabunPSK" w:hint="cs"/>
+          <w:sz w:val="32"/>
+          <w:szCs w:val="32"/>
+          <w:cs/>
+        </w:rPr>
+        <w:t>**</w:t>
+      </w:r>
+      <w:r>
+        <w:rPr>
+          <w:rFonts w:ascii="TH SarabunPSK" w:hAnsi="TH SarabunPSK" w:cs="TH SarabunPSK" w:hint="cs"/>
+          <w:sz w:val="32"/>
+          <w:szCs w:val="32"/>
+          <w:cs/>
+        </w:rPr>
+        <w:t>การจัดสถาปัตยกรรมหน่วยความจำของหลายเอเจน</w:t>
+      </w:r>
+      <w:proofErr w:type="spellStart"/>
+      <w:r>
+        <w:rPr>
+          <w:rFonts w:ascii="TH SarabunPSK" w:hAnsi="TH SarabunPSK" w:cs="TH SarabunPSK" w:hint="cs"/>
+          <w:sz w:val="32"/>
+          <w:szCs w:val="32"/>
+          <w:cs/>
+        </w:rPr>
+        <w:t>ต์</w:t>
+      </w:r>
+      <w:proofErr w:type="spellEnd"/>
+      <w:r>
+        <w:rPr>
+          <w:rFonts w:ascii="TH SarabunPSK" w:hAnsi="TH SarabunPSK" w:cs="TH SarabunPSK" w:hint="cs"/>
+          <w:sz w:val="32"/>
+          <w:szCs w:val="32"/>
+          <w:cs/>
+        </w:rPr>
+        <w:t>ให้เป็นหนึ่งเดียว กำหนด “ตัวประสานบริบท</w:t>
+      </w:r>
+      <w:r>
+        <w:rPr>
+          <w:rFonts w:ascii="TH SarabunPSK" w:hAnsi="TH SarabunPSK" w:cs="TH SarabunPSK" w:hint="cs"/>
+          <w:sz w:val="32"/>
+          <w:szCs w:val="32"/>
+          <w:cs/>
+        </w:rPr>
+        <w:t xml:space="preserve"> </w:t>
+      </w:r>
+      <w:r>
+        <w:rPr>
+          <w:rFonts w:ascii="TH SarabunPSK" w:hAnsi="TH SarabunPSK" w:cs="TH SarabunPSK" w:hint="cs"/>
+          <w:sz w:val="32"/>
+          <w:szCs w:val="32"/>
+          <w:cs/>
+        </w:rPr>
+        <w:t>ตัวจัดเส้นทาง (</w:t>
+      </w:r>
+      <w:r>
+        <w:rPr>
+          <w:rFonts w:ascii="TH SarabunPSK" w:hAnsi="TH SarabunPSK" w:cs="TH SarabunPSK" w:hint="cs"/>
+          <w:sz w:val="32"/>
+          <w:szCs w:val="32"/>
+        </w:rPr>
+        <w:t>Orchestrator</w:t>
+      </w:r>
+      <w:r>
+        <w:rPr>
+          <w:rFonts w:ascii="TH SarabunPSK" w:hAnsi="TH SarabunPSK" w:cs="TH SarabunPSK" w:hint="cs"/>
+          <w:sz w:val="32"/>
+          <w:szCs w:val="32"/>
+          <w:cs/>
+        </w:rPr>
+        <w:t xml:space="preserve"> </w:t>
+      </w:r>
+      <w:r>
+        <w:rPr>
+          <w:rFonts w:ascii="TH SarabunPSK" w:hAnsi="TH SarabunPSK" w:cs="TH SarabunPSK" w:hint="cs"/>
+          <w:sz w:val="32"/>
+          <w:szCs w:val="32"/>
+        </w:rPr>
+        <w:t xml:space="preserve">Router)” </w:t>
+      </w:r>
+      <w:r>
+        <w:rPr>
+          <w:rFonts w:ascii="TH SarabunPSK" w:hAnsi="TH SarabunPSK" w:cs="TH SarabunPSK" w:hint="cs"/>
+          <w:sz w:val="32"/>
+          <w:szCs w:val="32"/>
+          <w:cs/>
+        </w:rPr>
+        <w:t xml:space="preserve">กลาง พร้อมที่จัดเก็บบริบทส่วนกลาง (เช่น </w:t>
+      </w:r>
+      <w:r>
+        <w:rPr>
+          <w:rFonts w:ascii="TH SarabunPSK" w:hAnsi="TH SarabunPSK" w:cs="TH SarabunPSK" w:hint="cs"/>
+          <w:sz w:val="32"/>
+          <w:szCs w:val="32"/>
+        </w:rPr>
+        <w:t xml:space="preserve">Session Store) </w:t>
+      </w:r>
+      <w:r>
+        <w:rPr>
+          <w:rFonts w:ascii="TH SarabunPSK" w:hAnsi="TH SarabunPSK" w:cs="TH SarabunPSK" w:hint="cs"/>
+          <w:sz w:val="32"/>
+          <w:szCs w:val="32"/>
+          <w:cs/>
+        </w:rPr>
+        <w:t>และนโยบายการเข้าถึงหน่วยความจำ (ใครอ่าน</w:t>
+      </w:r>
+      <w:r>
+        <w:rPr>
+          <w:rFonts w:ascii="TH SarabunPSK" w:hAnsi="TH SarabunPSK" w:cs="TH SarabunPSK" w:hint="cs"/>
+          <w:sz w:val="32"/>
+          <w:szCs w:val="32"/>
+          <w:cs/>
+        </w:rPr>
+        <w:t xml:space="preserve"> </w:t>
+      </w:r>
+      <w:r>
+        <w:rPr>
+          <w:rFonts w:ascii="TH SarabunPSK" w:hAnsi="TH SarabunPSK" w:cs="TH SarabunPSK" w:hint="cs"/>
+          <w:sz w:val="32"/>
+          <w:szCs w:val="32"/>
+          <w:cs/>
+        </w:rPr>
+        <w:t>เขียนได้) เพื่อลดความไม่สอดคล้องของข้อมูล ระบุ</w:t>
+      </w:r>
+      <w:proofErr w:type="spellStart"/>
+      <w:r>
+        <w:rPr>
+          <w:rFonts w:ascii="TH SarabunPSK" w:hAnsi="TH SarabunPSK" w:cs="TH SarabunPSK" w:hint="cs"/>
+          <w:sz w:val="32"/>
+          <w:szCs w:val="32"/>
+          <w:cs/>
+        </w:rPr>
+        <w:t>สคี</w:t>
+      </w:r>
+      <w:proofErr w:type="spellEnd"/>
+      <w:r>
+        <w:rPr>
+          <w:rFonts w:ascii="TH SarabunPSK" w:hAnsi="TH SarabunPSK" w:cs="TH SarabunPSK" w:hint="cs"/>
+          <w:sz w:val="32"/>
+          <w:szCs w:val="32"/>
+          <w:cs/>
+        </w:rPr>
+        <w:t xml:space="preserve">มาข้อความมาตรฐาน (มี </w:t>
+      </w:r>
+      <w:r>
+        <w:rPr>
+          <w:rFonts w:ascii="TH SarabunPSK" w:hAnsi="TH SarabunPSK" w:cs="TH SarabunPSK" w:hint="cs"/>
+          <w:sz w:val="32"/>
+          <w:szCs w:val="32"/>
+        </w:rPr>
+        <w:t>Session</w:t>
+      </w:r>
+      <w:r>
+        <w:rPr>
+          <w:rFonts w:ascii="TH SarabunPSK" w:hAnsi="TH SarabunPSK" w:cs="TH SarabunPSK" w:hint="cs"/>
+          <w:sz w:val="32"/>
+          <w:szCs w:val="32"/>
+          <w:cs/>
+        </w:rPr>
+        <w:t xml:space="preserve"> </w:t>
+      </w:r>
+      <w:r>
+        <w:rPr>
+          <w:rFonts w:ascii="TH SarabunPSK" w:hAnsi="TH SarabunPSK" w:cs="TH SarabunPSK" w:hint="cs"/>
+          <w:sz w:val="32"/>
+          <w:szCs w:val="32"/>
+        </w:rPr>
+        <w:t xml:space="preserve">Correlation ID) </w:t>
+      </w:r>
+      <w:r>
+        <w:rPr>
+          <w:rFonts w:ascii="TH SarabunPSK" w:hAnsi="TH SarabunPSK" w:cs="TH SarabunPSK" w:hint="cs"/>
+          <w:sz w:val="32"/>
+          <w:szCs w:val="32"/>
+          <w:cs/>
+        </w:rPr>
+        <w:t>แยกพื้นที่ความจำต่อเอเจน</w:t>
+      </w:r>
+      <w:proofErr w:type="spellStart"/>
+      <w:r>
+        <w:rPr>
+          <w:rFonts w:ascii="TH SarabunPSK" w:hAnsi="TH SarabunPSK" w:cs="TH SarabunPSK" w:hint="cs"/>
+          <w:sz w:val="32"/>
+          <w:szCs w:val="32"/>
+          <w:cs/>
+        </w:rPr>
+        <w:t>ต์</w:t>
+      </w:r>
+      <w:proofErr w:type="spellEnd"/>
+      <w:r>
+        <w:rPr>
+          <w:rFonts w:ascii="TH SarabunPSK" w:hAnsi="TH SarabunPSK" w:cs="TH SarabunPSK" w:hint="cs"/>
+          <w:sz w:val="32"/>
+          <w:szCs w:val="32"/>
+          <w:cs/>
+        </w:rPr>
+        <w:t xml:space="preserve"> </w:t>
+      </w:r>
+      <w:r>
+        <w:rPr>
+          <w:rFonts w:ascii="TH SarabunPSK" w:hAnsi="TH SarabunPSK" w:cs="TH SarabunPSK" w:hint="cs"/>
+          <w:sz w:val="32"/>
+          <w:szCs w:val="32"/>
+          <w:cs/>
+        </w:rPr>
+        <w:t>ต่อโดเมนงาน ตั้งอายุข้อมูล (</w:t>
+      </w:r>
+      <w:r>
+        <w:rPr>
+          <w:rFonts w:ascii="TH SarabunPSK" w:hAnsi="TH SarabunPSK" w:cs="TH SarabunPSK" w:hint="cs"/>
+          <w:sz w:val="32"/>
+          <w:szCs w:val="32"/>
+        </w:rPr>
+        <w:t xml:space="preserve">TTL) </w:t>
+      </w:r>
+      <w:r>
+        <w:rPr>
+          <w:rFonts w:ascii="TH SarabunPSK" w:hAnsi="TH SarabunPSK" w:cs="TH SarabunPSK" w:hint="cs"/>
+          <w:sz w:val="32"/>
+          <w:szCs w:val="32"/>
+          <w:cs/>
+        </w:rPr>
+        <w:t>และสรุปบริบท (</w:t>
+      </w:r>
+      <w:r>
+        <w:rPr>
+          <w:rFonts w:ascii="TH SarabunPSK" w:hAnsi="TH SarabunPSK" w:cs="TH SarabunPSK" w:hint="cs"/>
+          <w:sz w:val="32"/>
+          <w:szCs w:val="32"/>
+        </w:rPr>
+        <w:t xml:space="preserve">Memory Summarization) </w:t>
+      </w:r>
+      <w:r>
+        <w:rPr>
+          <w:rFonts w:ascii="TH SarabunPSK" w:hAnsi="TH SarabunPSK" w:cs="TH SarabunPSK" w:hint="cs"/>
+          <w:sz w:val="32"/>
+          <w:szCs w:val="32"/>
+          <w:cs/>
+        </w:rPr>
+        <w:t>เป็นระยะ รวมถึงทดสอบเส้นทางการมอบหมายงานด้วยเคสจำลอง</w:t>
+      </w:r>
     </w:p>
     <w:p>
       <w:pPr>
@@ -4439,35 +3916,205 @@
         <w:spacing w:after="0"/>
         <w:jc w:val="thaiDistribute"/>
         <w:rPr>
-          <w:rFonts w:ascii="TH SarabunPSK" w:hAnsi="TH SarabunPSK" w:cs="TH SarabunPSK"/>
-          <w:b/>
-          <w:bCs/>
-          <w:sz w:val="32"/>
-          <w:szCs w:val="32"/>
-        </w:rPr>
-      </w:pPr>
-      <w:r>
-        <w:rPr>
-          <w:rFonts w:ascii="TH SarabunPSK" w:hAnsi="TH SarabunPSK" w:cs="TH SarabunPSK"/>
-          <w:b/>
-          <w:bCs/>
-          <w:sz w:val="32"/>
-          <w:szCs w:val="32"/>
-          <w:cs/>
-        </w:rPr>
-        <w:t>5.4</w:t>
-      </w:r>
-      <w:r>
-        <w:rPr>
-          <w:rFonts w:ascii="TH SarabunPSK" w:hAnsi="TH SarabunPSK" w:cs="TH SarabunPSK"/>
-          <w:b/>
-          <w:bCs/>
+          <w:rFonts w:ascii="TH SarabunPSK" w:hAnsi="TH SarabunPSK" w:cs="TH SarabunPSK" w:hint="cs"/>
+          <w:sz w:val="32"/>
+          <w:szCs w:val="32"/>
+        </w:rPr>
+      </w:pPr>
+      <w:r>
+        <w:rPr>
+          <w:rFonts w:ascii="TH SarabunPSK" w:hAnsi="TH SarabunPSK" w:cs="TH SarabunPSK" w:hint="cs"/>
           <w:sz w:val="32"/>
           <w:szCs w:val="32"/>
           <w:cs/>
         </w:rPr>
         <w:tab/>
-        <w:t>ข้อเสนอแนะ</w:t>
+      </w:r>
+      <w:r>
+        <w:rPr>
+          <w:rFonts w:ascii="TH SarabunPSK" w:hAnsi="TH SarabunPSK" w:cs="TH SarabunPSK" w:hint="cs"/>
+          <w:sz w:val="32"/>
+          <w:szCs w:val="32"/>
+          <w:cs/>
+        </w:rPr>
+        <w:tab/>
+      </w:r>
+      <w:r>
+        <w:rPr>
+          <w:rFonts w:ascii="TH SarabunPSK" w:hAnsi="TH SarabunPSK" w:cs="TH SarabunPSK" w:hint="cs"/>
+          <w:sz w:val="32"/>
+          <w:szCs w:val="32"/>
+          <w:cs/>
+        </w:rPr>
+        <w:tab/>
+        <w:t>5.4.1.2</w:t>
+      </w:r>
+      <w:r>
+        <w:rPr>
+          <w:rFonts w:ascii="TH SarabunPSK" w:hAnsi="TH SarabunPSK" w:cs="TH SarabunPSK" w:hint="cs"/>
+          <w:sz w:val="32"/>
+          <w:szCs w:val="32"/>
+          <w:cs/>
+        </w:rPr>
+        <w:t>**</w:t>
+      </w:r>
+      <w:r>
+        <w:rPr>
+          <w:rFonts w:ascii="TH SarabunPSK" w:hAnsi="TH SarabunPSK" w:cs="TH SarabunPSK" w:hint="cs"/>
+          <w:sz w:val="32"/>
+          <w:szCs w:val="32"/>
+          <w:cs/>
+        </w:rPr>
+        <w:t xml:space="preserve">การควบคุมต้นทุนโทเคนของ </w:t>
+      </w:r>
+      <w:r>
+        <w:rPr>
+          <w:rFonts w:ascii="TH SarabunPSK" w:hAnsi="TH SarabunPSK" w:cs="TH SarabunPSK" w:hint="cs"/>
+          <w:sz w:val="32"/>
+          <w:szCs w:val="32"/>
+        </w:rPr>
+        <w:t xml:space="preserve">AI Agent </w:t>
+      </w:r>
+      <w:r>
+        <w:rPr>
+          <w:rFonts w:ascii="TH SarabunPSK" w:hAnsi="TH SarabunPSK" w:cs="TH SarabunPSK" w:hint="cs"/>
+          <w:sz w:val="32"/>
+          <w:szCs w:val="32"/>
+          <w:cs/>
+        </w:rPr>
+        <w:t>กำหนดงบโทเคนต่อคำขอ (</w:t>
+      </w:r>
+      <w:r>
+        <w:rPr>
+          <w:rFonts w:ascii="TH SarabunPSK" w:hAnsi="TH SarabunPSK" w:cs="TH SarabunPSK" w:hint="cs"/>
+          <w:sz w:val="32"/>
+          <w:szCs w:val="32"/>
+        </w:rPr>
+        <w:t xml:space="preserve">Prompt Budget) </w:t>
+      </w:r>
+      <w:r>
+        <w:rPr>
+          <w:rFonts w:ascii="TH SarabunPSK" w:hAnsi="TH SarabunPSK" w:cs="TH SarabunPSK" w:hint="cs"/>
+          <w:sz w:val="32"/>
+          <w:szCs w:val="32"/>
+          <w:cs/>
+        </w:rPr>
+        <w:t>ตัดบริบทส่วนเกินด้วยกฎคัดเลือก (</w:t>
+      </w:r>
+      <w:r>
+        <w:rPr>
+          <w:rFonts w:ascii="TH SarabunPSK" w:hAnsi="TH SarabunPSK" w:cs="TH SarabunPSK" w:hint="cs"/>
+          <w:sz w:val="32"/>
+          <w:szCs w:val="32"/>
+        </w:rPr>
+        <w:t>Top-k</w:t>
+      </w:r>
+      <w:r>
+        <w:rPr>
+          <w:rFonts w:ascii="TH SarabunPSK" w:hAnsi="TH SarabunPSK" w:cs="TH SarabunPSK" w:hint="cs"/>
+          <w:sz w:val="32"/>
+          <w:szCs w:val="32"/>
+          <w:cs/>
+        </w:rPr>
+        <w:t xml:space="preserve"> </w:t>
+      </w:r>
+      <w:r>
+        <w:rPr>
+          <w:rFonts w:ascii="TH SarabunPSK" w:hAnsi="TH SarabunPSK" w:cs="TH SarabunPSK" w:hint="cs"/>
+          <w:sz w:val="32"/>
+          <w:szCs w:val="32"/>
+        </w:rPr>
+        <w:t xml:space="preserve">Threshold) </w:t>
+      </w:r>
+      <w:r>
+        <w:rPr>
+          <w:rFonts w:ascii="TH SarabunPSK" w:hAnsi="TH SarabunPSK" w:cs="TH SarabunPSK" w:hint="cs"/>
+          <w:sz w:val="32"/>
+          <w:szCs w:val="32"/>
+          <w:cs/>
+        </w:rPr>
+        <w:t>ใช้แบบฟอร์มคำตอบกะทัดรัด เปิดแคชผลลัพธ์เครื่องมือ ลดการเรียกซ้ำ ตั้งเพดานจำนวนรอบการวางแผน</w:t>
+      </w:r>
+      <w:r>
+        <w:rPr>
+          <w:rFonts w:ascii="TH SarabunPSK" w:hAnsi="TH SarabunPSK" w:cs="TH SarabunPSK" w:hint="cs"/>
+          <w:sz w:val="32"/>
+          <w:szCs w:val="32"/>
+          <w:cs/>
+        </w:rPr>
+        <w:t xml:space="preserve"> </w:t>
+      </w:r>
+      <w:r>
+        <w:rPr>
+          <w:rFonts w:ascii="TH SarabunPSK" w:hAnsi="TH SarabunPSK" w:cs="TH SarabunPSK" w:hint="cs"/>
+          <w:sz w:val="32"/>
+          <w:szCs w:val="32"/>
+          <w:cs/>
+        </w:rPr>
+        <w:t>เรียกเครื่องมือ (</w:t>
+      </w:r>
+      <w:r>
+        <w:rPr>
+          <w:rFonts w:ascii="TH SarabunPSK" w:hAnsi="TH SarabunPSK" w:cs="TH SarabunPSK" w:hint="cs"/>
+          <w:sz w:val="32"/>
+          <w:szCs w:val="32"/>
+        </w:rPr>
+        <w:t xml:space="preserve">Max </w:t>
+      </w:r>
+      <w:r>
+        <w:rPr>
+          <w:rFonts w:ascii="TH SarabunPSK" w:hAnsi="TH SarabunPSK" w:cs="TH SarabunPSK" w:hint="cs"/>
+          <w:sz w:val="32"/>
+          <w:szCs w:val="32"/>
+        </w:rPr>
+        <w:lastRenderedPageBreak/>
+        <w:t>Iterations</w:t>
+      </w:r>
+      <w:r>
+        <w:rPr>
+          <w:rFonts w:ascii="TH SarabunPSK" w:hAnsi="TH SarabunPSK" w:cs="TH SarabunPSK" w:hint="cs"/>
+          <w:sz w:val="32"/>
+          <w:szCs w:val="32"/>
+          <w:cs/>
+        </w:rPr>
+        <w:t xml:space="preserve"> </w:t>
+      </w:r>
+      <w:r>
+        <w:rPr>
+          <w:rFonts w:ascii="TH SarabunPSK" w:hAnsi="TH SarabunPSK" w:cs="TH SarabunPSK" w:hint="cs"/>
+          <w:sz w:val="32"/>
+          <w:szCs w:val="32"/>
+        </w:rPr>
+        <w:t xml:space="preserve">Depth) </w:t>
+      </w:r>
+      <w:r>
+        <w:rPr>
+          <w:rFonts w:ascii="TH SarabunPSK" w:hAnsi="TH SarabunPSK" w:cs="TH SarabunPSK" w:hint="cs"/>
+          <w:sz w:val="32"/>
+          <w:szCs w:val="32"/>
+          <w:cs/>
+        </w:rPr>
+        <w:t>ใช้โมเดลขนาดเล็กสำหรับขั้นตอนคัดกรองเจตนา และติดตามต้นทุนแบบเรียลไทม์ด้วย</w:t>
+      </w:r>
+      <w:proofErr w:type="spellStart"/>
+      <w:r>
+        <w:rPr>
+          <w:rFonts w:ascii="TH SarabunPSK" w:hAnsi="TH SarabunPSK" w:cs="TH SarabunPSK" w:hint="cs"/>
+          <w:sz w:val="32"/>
+          <w:szCs w:val="32"/>
+          <w:cs/>
+        </w:rPr>
+        <w:t>แดช</w:t>
+      </w:r>
+      <w:proofErr w:type="spellEnd"/>
+      <w:r>
+        <w:rPr>
+          <w:rFonts w:ascii="TH SarabunPSK" w:hAnsi="TH SarabunPSK" w:cs="TH SarabunPSK" w:hint="cs"/>
+          <w:sz w:val="32"/>
+          <w:szCs w:val="32"/>
+          <w:cs/>
+        </w:rPr>
+        <w:t>บอร์ดการใช้งาน</w:t>
       </w:r>
     </w:p>
     <w:p>
@@ -4483,23 +4130,31 @@
         <w:spacing w:after="0"/>
         <w:jc w:val="thaiDistribute"/>
         <w:rPr>
-          <w:rFonts w:ascii="TH SarabunPSK" w:hAnsi="TH SarabunPSK" w:cs="TH SarabunPSK"/>
-          <w:sz w:val="32"/>
-          <w:szCs w:val="32"/>
-        </w:rPr>
-      </w:pPr>
-      <w:r>
-        <w:rPr>
-          <w:rFonts w:ascii="TH SarabunPSK" w:hAnsi="TH SarabunPSK" w:cs="TH SarabunPSK"/>
-          <w:sz w:val="32"/>
-          <w:szCs w:val="32"/>
+          <w:rFonts w:ascii="TH SarabunPSK" w:hAnsi="TH SarabunPSK" w:cs="TH SarabunPSK" w:hint="cs"/>
+          <w:sz w:val="32"/>
+          <w:szCs w:val="32"/>
+        </w:rPr>
+      </w:pPr>
+      <w:r>
+        <w:rPr>
+          <w:rFonts w:ascii="TH SarabunPSK" w:hAnsi="TH SarabunPSK" w:cs="TH SarabunPSK" w:hint="cs"/>
+          <w:sz w:val="32"/>
+          <w:szCs w:val="32"/>
+          <w:cs/>
         </w:rPr>
         <w:tab/>
-        <w:t>5.4.1</w:t>
-      </w:r>
-      <w:r>
-        <w:rPr>
-          <w:rFonts w:ascii="TH SarabunPSK" w:hAnsi="TH SarabunPSK" w:cs="TH SarabunPSK"/>
+      </w:r>
+      <w:r>
+        <w:rPr>
+          <w:rFonts w:ascii="TH SarabunPSK" w:hAnsi="TH SarabunPSK" w:cs="TH SarabunPSK" w:hint="cs"/>
+          <w:sz w:val="32"/>
+          <w:szCs w:val="32"/>
+        </w:rPr>
+        <w:t>5.4.2</w:t>
+      </w:r>
+      <w:r>
+        <w:rPr>
+          <w:rFonts w:ascii="TH SarabunPSK" w:hAnsi="TH SarabunPSK" w:cs="TH SarabunPSK" w:hint="cs"/>
           <w:sz w:val="32"/>
           <w:szCs w:val="32"/>
         </w:rPr>
@@ -4507,12 +4162,12 @@
       </w:r>
       <w:r>
         <w:rPr>
-          <w:rFonts w:ascii="TH SarabunPSK" w:hAnsi="TH SarabunPSK" w:cs="TH SarabunPSK"/>
-          <w:sz w:val="32"/>
-          <w:szCs w:val="32"/>
-          <w:cs/>
-        </w:rPr>
-        <w:t>ข้อเสนอแนะทั่วไป</w:t>
+          <w:rFonts w:ascii="TH SarabunPSK" w:hAnsi="TH SarabunPSK" w:cs="TH SarabunPSK" w:hint="cs"/>
+          <w:sz w:val="32"/>
+          <w:szCs w:val="32"/>
+          <w:cs/>
+        </w:rPr>
+        <w:t>ข้อเสนอแนะเพื่อการทำโครงงานสหกิจศึกษาครั้งต่อไป</w:t>
       </w:r>
     </w:p>
     <w:p>
@@ -4528,14 +4183,14 @@
         <w:spacing w:after="0"/>
         <w:jc w:val="thaiDistribute"/>
         <w:rPr>
-          <w:rFonts w:ascii="TH SarabunPSK" w:hAnsi="TH SarabunPSK" w:cs="TH SarabunPSK"/>
-          <w:sz w:val="32"/>
-          <w:szCs w:val="32"/>
-        </w:rPr>
-      </w:pPr>
-      <w:r>
-        <w:rPr>
-          <w:rFonts w:ascii="TH SarabunPSK" w:hAnsi="TH SarabunPSK" w:cs="TH SarabunPSK"/>
+          <w:rFonts w:ascii="TH SarabunPSK" w:hAnsi="TH SarabunPSK" w:cs="TH SarabunPSK" w:hint="cs"/>
+          <w:sz w:val="32"/>
+          <w:szCs w:val="32"/>
+        </w:rPr>
+      </w:pPr>
+      <w:r>
+        <w:rPr>
+          <w:rFonts w:ascii="TH SarabunPSK" w:hAnsi="TH SarabunPSK" w:cs="TH SarabunPSK" w:hint="cs"/>
           <w:sz w:val="32"/>
           <w:szCs w:val="32"/>
           <w:cs/>
@@ -4544,7 +4199,7 @@
       </w:r>
       <w:r>
         <w:rPr>
-          <w:rFonts w:ascii="TH SarabunPSK" w:hAnsi="TH SarabunPSK" w:cs="TH SarabunPSK"/>
+          <w:rFonts w:ascii="TH SarabunPSK" w:hAnsi="TH SarabunPSK" w:cs="TH SarabunPSK" w:hint="cs"/>
           <w:sz w:val="32"/>
           <w:szCs w:val="32"/>
           <w:cs/>
@@ -4553,31 +4208,272 @@
       </w:r>
       <w:r>
         <w:rPr>
-          <w:rFonts w:ascii="TH SarabunPSK" w:hAnsi="TH SarabunPSK" w:cs="TH SarabunPSK"/>
+          <w:rFonts w:ascii="TH SarabunPSK" w:hAnsi="TH SarabunPSK" w:cs="TH SarabunPSK" w:hint="cs"/>
           <w:sz w:val="32"/>
           <w:szCs w:val="32"/>
           <w:cs/>
         </w:rPr>
         <w:tab/>
-      </w:r>
-      <w:r>
-        <w:rPr>
-          <w:rFonts w:ascii="TH SarabunPSK" w:hAnsi="TH SarabunPSK" w:cs="TH SarabunPSK"/>
-          <w:sz w:val="32"/>
-          <w:szCs w:val="32"/>
-          <w:cs/>
-        </w:rPr>
-        <w:t>5.4.1.1</w:t>
-      </w:r>
-      <w:r>
-        <w:rPr>
-          <w:rFonts w:ascii="TH SarabunPSK" w:hAnsi="TH SarabunPSK" w:cs="TH SarabunPSK"/>
-          <w:sz w:val="32"/>
-          <w:szCs w:val="32"/>
-          <w:cs/>
-        </w:rPr>
-        <w:tab/>
-        <w:t>.....................................................................................</w:t>
+        <w:t>5.4.2.1</w:t>
+      </w:r>
+      <w:r>
+        <w:rPr>
+          <w:rFonts w:ascii="TH SarabunPSK" w:hAnsi="TH SarabunPSK" w:cs="TH SarabunPSK" w:hint="cs"/>
+          <w:sz w:val="32"/>
+          <w:szCs w:val="32"/>
+          <w:cs/>
+        </w:rPr>
+        <w:t>**</w:t>
+      </w:r>
+      <w:r>
+        <w:rPr>
+          <w:rFonts w:ascii="TH SarabunPSK" w:hAnsi="TH SarabunPSK" w:cs="TH SarabunPSK" w:hint="cs"/>
+          <w:sz w:val="32"/>
+          <w:szCs w:val="32"/>
+          <w:cs/>
+        </w:rPr>
+        <w:t>เกณฑ์การแยกงานระหว่าง</w:t>
+      </w:r>
+      <w:proofErr w:type="spellStart"/>
+      <w:r>
+        <w:rPr>
+          <w:rFonts w:ascii="TH SarabunPSK" w:hAnsi="TH SarabunPSK" w:cs="TH SarabunPSK" w:hint="cs"/>
+          <w:sz w:val="32"/>
+          <w:szCs w:val="32"/>
+          <w:cs/>
+        </w:rPr>
+        <w:t>เวิร์กโฟลว์</w:t>
+      </w:r>
+      <w:proofErr w:type="spellEnd"/>
+      <w:r>
+        <w:rPr>
+          <w:rFonts w:ascii="TH SarabunPSK" w:hAnsi="TH SarabunPSK" w:cs="TH SarabunPSK" w:hint="cs"/>
+          <w:sz w:val="32"/>
+          <w:szCs w:val="32"/>
+          <w:cs/>
+        </w:rPr>
+        <w:t xml:space="preserve">บน </w:t>
+      </w:r>
+      <w:r>
+        <w:rPr>
+          <w:rFonts w:ascii="TH SarabunPSK" w:hAnsi="TH SarabunPSK" w:cs="TH SarabunPSK" w:hint="cs"/>
+          <w:sz w:val="32"/>
+          <w:szCs w:val="32"/>
+        </w:rPr>
+        <w:t>n</w:t>
+      </w:r>
+      <w:r>
+        <w:rPr>
+          <w:rFonts w:ascii="TH SarabunPSK" w:hAnsi="TH SarabunPSK" w:cs="TH SarabunPSK" w:hint="cs"/>
+          <w:sz w:val="32"/>
+          <w:szCs w:val="32"/>
+          <w:cs/>
+        </w:rPr>
+        <w:t>8</w:t>
+      </w:r>
+      <w:r>
+        <w:rPr>
+          <w:rFonts w:ascii="TH SarabunPSK" w:hAnsi="TH SarabunPSK" w:cs="TH SarabunPSK" w:hint="cs"/>
+          <w:sz w:val="32"/>
+          <w:szCs w:val="32"/>
+        </w:rPr>
+        <w:t xml:space="preserve">n </w:t>
+      </w:r>
+      <w:r>
+        <w:rPr>
+          <w:rFonts w:ascii="TH SarabunPSK" w:hAnsi="TH SarabunPSK" w:cs="TH SarabunPSK" w:hint="cs"/>
+          <w:sz w:val="32"/>
+          <w:szCs w:val="32"/>
+          <w:cs/>
+        </w:rPr>
+        <w:t xml:space="preserve">กับการพัฒนาแบบเขียนโปรแกรมโดยตรง ตั้ง “ตารางตัดสินใจ” ว่า งานใดควรอยู่บน </w:t>
+      </w:r>
+      <w:r>
+        <w:rPr>
+          <w:rFonts w:ascii="TH SarabunPSK" w:hAnsi="TH SarabunPSK" w:cs="TH SarabunPSK" w:hint="cs"/>
+          <w:sz w:val="32"/>
+          <w:szCs w:val="32"/>
+        </w:rPr>
+        <w:t>n</w:t>
+      </w:r>
+      <w:r>
+        <w:rPr>
+          <w:rFonts w:ascii="TH SarabunPSK" w:hAnsi="TH SarabunPSK" w:cs="TH SarabunPSK" w:hint="cs"/>
+          <w:sz w:val="32"/>
+          <w:szCs w:val="32"/>
+          <w:cs/>
+        </w:rPr>
+        <w:t>8</w:t>
+      </w:r>
+      <w:r>
+        <w:rPr>
+          <w:rFonts w:ascii="TH SarabunPSK" w:hAnsi="TH SarabunPSK" w:cs="TH SarabunPSK" w:hint="cs"/>
+          <w:sz w:val="32"/>
+          <w:szCs w:val="32"/>
+        </w:rPr>
+        <w:t>n (</w:t>
+      </w:r>
+      <w:r>
+        <w:rPr>
+          <w:rFonts w:ascii="TH SarabunPSK" w:hAnsi="TH SarabunPSK" w:cs="TH SarabunPSK" w:hint="cs"/>
+          <w:sz w:val="32"/>
+          <w:szCs w:val="32"/>
+          <w:cs/>
+        </w:rPr>
+        <w:t>ต้นแบบ เร็ว เชื่อมระบบพื้นฐาน งานเชิงกำหนดการ) และงานใดควรย้ายไปพัฒนาเป็นบริการโค้ด (งานเชิงสถานะ ซับซ้อน วนลูปยาว ปริมาณเรียกสูง ต้องทดสอบ</w:t>
+      </w:r>
+      <w:r>
+        <w:rPr>
+          <w:rFonts w:ascii="TH SarabunPSK" w:hAnsi="TH SarabunPSK" w:cs="TH SarabunPSK" w:hint="cs"/>
+          <w:sz w:val="32"/>
+          <w:szCs w:val="32"/>
+          <w:cs/>
+        </w:rPr>
+        <w:t xml:space="preserve"> </w:t>
+      </w:r>
+      <w:proofErr w:type="spellStart"/>
+      <w:r>
+        <w:rPr>
+          <w:rFonts w:ascii="TH SarabunPSK" w:hAnsi="TH SarabunPSK" w:cs="TH SarabunPSK" w:hint="cs"/>
+          <w:sz w:val="32"/>
+          <w:szCs w:val="32"/>
+          <w:cs/>
+        </w:rPr>
+        <w:t>เวอร์ชัน</w:t>
+      </w:r>
+      <w:proofErr w:type="spellEnd"/>
+      <w:r>
+        <w:rPr>
+          <w:rFonts w:ascii="TH SarabunPSK" w:hAnsi="TH SarabunPSK" w:cs="TH SarabunPSK" w:hint="cs"/>
+          <w:sz w:val="32"/>
+          <w:szCs w:val="32"/>
+          <w:cs/>
+        </w:rPr>
+        <w:t xml:space="preserve">จริงจัง) พร้อมใช้แนวทาง </w:t>
+      </w:r>
+      <w:r>
+        <w:rPr>
+          <w:rFonts w:ascii="TH SarabunPSK" w:hAnsi="TH SarabunPSK" w:cs="TH SarabunPSK" w:hint="cs"/>
+          <w:sz w:val="32"/>
+          <w:szCs w:val="32"/>
+        </w:rPr>
+        <w:t>workflow-as-code (</w:t>
+      </w:r>
+      <w:r>
+        <w:rPr>
+          <w:rFonts w:ascii="TH SarabunPSK" w:hAnsi="TH SarabunPSK" w:cs="TH SarabunPSK" w:hint="cs"/>
+          <w:sz w:val="32"/>
+          <w:szCs w:val="32"/>
+          <w:cs/>
+        </w:rPr>
+        <w:t>เก็บไฟล์</w:t>
+      </w:r>
+      <w:proofErr w:type="spellStart"/>
+      <w:r>
+        <w:rPr>
+          <w:rFonts w:ascii="TH SarabunPSK" w:hAnsi="TH SarabunPSK" w:cs="TH SarabunPSK" w:hint="cs"/>
+          <w:sz w:val="32"/>
+          <w:szCs w:val="32"/>
+          <w:cs/>
+        </w:rPr>
+        <w:t>เวิร์กโฟลว์</w:t>
+      </w:r>
+      <w:proofErr w:type="spellEnd"/>
+      <w:r>
+        <w:rPr>
+          <w:rFonts w:ascii="TH SarabunPSK" w:hAnsi="TH SarabunPSK" w:cs="TH SarabunPSK" w:hint="cs"/>
+          <w:sz w:val="32"/>
+          <w:szCs w:val="32"/>
+          <w:cs/>
+        </w:rPr>
+        <w:t xml:space="preserve">ใน </w:t>
+      </w:r>
+      <w:r>
+        <w:rPr>
+          <w:rFonts w:ascii="TH SarabunPSK" w:hAnsi="TH SarabunPSK" w:cs="TH SarabunPSK" w:hint="cs"/>
+          <w:sz w:val="32"/>
+          <w:szCs w:val="32"/>
+        </w:rPr>
+        <w:t xml:space="preserve">Git), </w:t>
+      </w:r>
+      <w:r>
+        <w:rPr>
+          <w:rFonts w:ascii="TH SarabunPSK" w:hAnsi="TH SarabunPSK" w:cs="TH SarabunPSK" w:hint="cs"/>
+          <w:sz w:val="32"/>
+          <w:szCs w:val="32"/>
+          <w:cs/>
+        </w:rPr>
+        <w:t xml:space="preserve">ตั้ง </w:t>
+      </w:r>
+      <w:r>
+        <w:rPr>
+          <w:rFonts w:ascii="TH SarabunPSK" w:hAnsi="TH SarabunPSK" w:cs="TH SarabunPSK" w:hint="cs"/>
+          <w:sz w:val="32"/>
+          <w:szCs w:val="32"/>
+        </w:rPr>
+        <w:t xml:space="preserve">CI </w:t>
+      </w:r>
+      <w:r>
+        <w:rPr>
+          <w:rFonts w:ascii="TH SarabunPSK" w:hAnsi="TH SarabunPSK" w:cs="TH SarabunPSK" w:hint="cs"/>
+          <w:sz w:val="32"/>
+          <w:szCs w:val="32"/>
+          <w:cs/>
+        </w:rPr>
+        <w:t>สำหรับทดสอบ</w:t>
+      </w:r>
+      <w:r>
+        <w:rPr>
+          <w:rFonts w:ascii="TH SarabunPSK" w:hAnsi="TH SarabunPSK" w:cs="TH SarabunPSK" w:hint="cs"/>
+          <w:sz w:val="32"/>
+          <w:szCs w:val="32"/>
+          <w:cs/>
+        </w:rPr>
+        <w:t xml:space="preserve"> </w:t>
+      </w:r>
+      <w:r>
+        <w:rPr>
+          <w:rFonts w:ascii="TH SarabunPSK" w:hAnsi="TH SarabunPSK" w:cs="TH SarabunPSK" w:hint="cs"/>
+          <w:sz w:val="32"/>
+          <w:szCs w:val="32"/>
+          <w:cs/>
+        </w:rPr>
+        <w:t>ตรวจสอบ</w:t>
+      </w:r>
+      <w:r>
+        <w:rPr>
+          <w:rFonts w:ascii="TH SarabunPSK" w:hAnsi="TH SarabunPSK" w:cs="TH SarabunPSK" w:hint="cs"/>
+          <w:sz w:val="32"/>
+          <w:szCs w:val="32"/>
+        </w:rPr>
+        <w:t xml:space="preserve">, </w:t>
+      </w:r>
+      <w:r>
+        <w:rPr>
+          <w:rFonts w:ascii="TH SarabunPSK" w:hAnsi="TH SarabunPSK" w:cs="TH SarabunPSK" w:hint="cs"/>
+          <w:sz w:val="32"/>
+          <w:szCs w:val="32"/>
+          <w:cs/>
+        </w:rPr>
+        <w:t>และแยกเป็นโมดูล</w:t>
+      </w:r>
+      <w:r>
+        <w:rPr>
+          <w:rFonts w:ascii="TH SarabunPSK" w:hAnsi="TH SarabunPSK" w:cs="TH SarabunPSK" w:hint="cs"/>
+          <w:sz w:val="32"/>
+          <w:szCs w:val="32"/>
+          <w:cs/>
+        </w:rPr>
+        <w:t xml:space="preserve"> </w:t>
+      </w:r>
+      <w:r>
+        <w:rPr>
+          <w:rFonts w:ascii="TH SarabunPSK" w:hAnsi="TH SarabunPSK" w:cs="TH SarabunPSK" w:hint="cs"/>
+          <w:sz w:val="32"/>
+          <w:szCs w:val="32"/>
+          <w:cs/>
+        </w:rPr>
+        <w:t>บริการย่อยเพื่อรองรับการขยายตัวและการบำรุงรักษา</w:t>
       </w:r>
     </w:p>
     <w:p>
@@ -4593,14 +4489,14 @@
         <w:spacing w:after="0"/>
         <w:jc w:val="thaiDistribute"/>
         <w:rPr>
-          <w:rFonts w:ascii="TH SarabunPSK" w:hAnsi="TH SarabunPSK" w:cs="TH SarabunPSK"/>
-          <w:sz w:val="32"/>
-          <w:szCs w:val="32"/>
-        </w:rPr>
-      </w:pPr>
-      <w:r>
-        <w:rPr>
-          <w:rFonts w:ascii="TH SarabunPSK" w:hAnsi="TH SarabunPSK" w:cs="TH SarabunPSK"/>
+          <w:rFonts w:ascii="TH SarabunPSK" w:hAnsi="TH SarabunPSK" w:cs="TH SarabunPSK" w:hint="cs"/>
+          <w:sz w:val="32"/>
+          <w:szCs w:val="32"/>
+        </w:rPr>
+      </w:pPr>
+      <w:r>
+        <w:rPr>
+          <w:rFonts w:ascii="TH SarabunPSK" w:hAnsi="TH SarabunPSK" w:cs="TH SarabunPSK" w:hint="cs"/>
           <w:sz w:val="32"/>
           <w:szCs w:val="32"/>
           <w:cs/>
@@ -4609,7 +4505,7 @@
       </w:r>
       <w:r>
         <w:rPr>
-          <w:rFonts w:ascii="TH SarabunPSK" w:hAnsi="TH SarabunPSK" w:cs="TH SarabunPSK"/>
+          <w:rFonts w:ascii="TH SarabunPSK" w:hAnsi="TH SarabunPSK" w:cs="TH SarabunPSK" w:hint="cs"/>
           <w:sz w:val="32"/>
           <w:szCs w:val="32"/>
           <w:cs/>
@@ -4618,37 +4514,369 @@
       </w:r>
       <w:r>
         <w:rPr>
-          <w:rFonts w:ascii="TH SarabunPSK" w:hAnsi="TH SarabunPSK" w:cs="TH SarabunPSK"/>
+          <w:rFonts w:ascii="TH SarabunPSK" w:hAnsi="TH SarabunPSK" w:cs="TH SarabunPSK" w:hint="cs"/>
           <w:sz w:val="32"/>
           <w:szCs w:val="32"/>
           <w:cs/>
         </w:rPr>
         <w:tab/>
-      </w:r>
-      <w:r>
-        <w:rPr>
-          <w:rFonts w:ascii="TH SarabunPSK" w:hAnsi="TH SarabunPSK" w:cs="TH SarabunPSK"/>
-          <w:sz w:val="32"/>
-          <w:szCs w:val="32"/>
-          <w:cs/>
-        </w:rPr>
-        <w:t>5.4.1.2</w:t>
-      </w:r>
-      <w:r>
-        <w:rPr>
-          <w:rFonts w:ascii="TH SarabunPSK" w:hAnsi="TH SarabunPSK" w:cs="TH SarabunPSK"/>
+        <w:t>5.4.2.2</w:t>
+      </w:r>
+      <w:r>
+        <w:rPr>
+          <w:rFonts w:ascii="TH SarabunPSK" w:hAnsi="TH SarabunPSK" w:cs="TH SarabunPSK" w:hint="cs"/>
+          <w:sz w:val="32"/>
+          <w:szCs w:val="32"/>
+          <w:cs/>
+        </w:rPr>
+        <w:t>**</w:t>
+      </w:r>
+      <w:r>
+        <w:rPr>
+          <w:rFonts w:ascii="TH SarabunPSK" w:hAnsi="TH SarabunPSK" w:cs="TH SarabunPSK" w:hint="cs"/>
+          <w:sz w:val="32"/>
+          <w:szCs w:val="32"/>
+          <w:cs/>
+        </w:rPr>
+        <w:t xml:space="preserve">แนวปฏิบัติด้านโครงสร้างพื้นฐานสำหรับการใช้งานร่วมกันในองค์กร จัดทำสถาปัตยกรรมอ้างอิงสำหรับการใช้งานร่วมกัน: ติดตั้งแบบ </w:t>
+      </w:r>
+      <w:r>
+        <w:rPr>
+          <w:rFonts w:ascii="TH SarabunPSK" w:hAnsi="TH SarabunPSK" w:cs="TH SarabunPSK" w:hint="cs"/>
+          <w:sz w:val="32"/>
+          <w:szCs w:val="32"/>
+        </w:rPr>
+        <w:t xml:space="preserve">self-host </w:t>
+      </w:r>
+      <w:r>
+        <w:rPr>
+          <w:rFonts w:ascii="TH SarabunPSK" w:hAnsi="TH SarabunPSK" w:cs="TH SarabunPSK" w:hint="cs"/>
+          <w:sz w:val="32"/>
+          <w:szCs w:val="32"/>
+          <w:cs/>
+        </w:rPr>
+        <w:t xml:space="preserve">บน </w:t>
+      </w:r>
+      <w:r>
+        <w:rPr>
+          <w:rFonts w:ascii="TH SarabunPSK" w:hAnsi="TH SarabunPSK" w:cs="TH SarabunPSK" w:hint="cs"/>
+          <w:sz w:val="32"/>
+          <w:szCs w:val="32"/>
+        </w:rPr>
+        <w:t>VPS (</w:t>
+      </w:r>
+      <w:r>
+        <w:rPr>
+          <w:rFonts w:ascii="TH SarabunPSK" w:hAnsi="TH SarabunPSK" w:cs="TH SarabunPSK" w:hint="cs"/>
+          <w:sz w:val="32"/>
+          <w:szCs w:val="32"/>
+          <w:cs/>
+        </w:rPr>
+        <w:t xml:space="preserve">เช่น </w:t>
+      </w:r>
+      <w:r>
+        <w:rPr>
+          <w:rFonts w:ascii="TH SarabunPSK" w:hAnsi="TH SarabunPSK" w:cs="TH SarabunPSK" w:hint="cs"/>
+          <w:sz w:val="32"/>
+          <w:szCs w:val="32"/>
+        </w:rPr>
+        <w:t>Docker Compose: n</w:t>
+      </w:r>
+      <w:r>
+        <w:rPr>
+          <w:rFonts w:ascii="TH SarabunPSK" w:hAnsi="TH SarabunPSK" w:cs="TH SarabunPSK" w:hint="cs"/>
+          <w:sz w:val="32"/>
+          <w:szCs w:val="32"/>
+          <w:cs/>
+        </w:rPr>
+        <w:t>8</w:t>
+      </w:r>
+      <w:r>
+        <w:rPr>
+          <w:rFonts w:ascii="TH SarabunPSK" w:hAnsi="TH SarabunPSK" w:cs="TH SarabunPSK" w:hint="cs"/>
+          <w:sz w:val="32"/>
+          <w:szCs w:val="32"/>
+        </w:rPr>
+        <w:t xml:space="preserve">n, </w:t>
+      </w:r>
+      <w:r>
+        <w:rPr>
+          <w:rFonts w:ascii="TH SarabunPSK" w:hAnsi="TH SarabunPSK" w:cs="TH SarabunPSK" w:hint="cs"/>
+          <w:sz w:val="32"/>
+          <w:szCs w:val="32"/>
+          <w:cs/>
+        </w:rPr>
+        <w:t>ฐานข้อมูล</w:t>
+      </w:r>
+      <w:r>
+        <w:rPr>
+          <w:rFonts w:ascii="TH SarabunPSK" w:hAnsi="TH SarabunPSK" w:cs="TH SarabunPSK" w:hint="cs"/>
+          <w:sz w:val="32"/>
+          <w:szCs w:val="32"/>
+        </w:rPr>
+        <w:t xml:space="preserve">, </w:t>
+      </w:r>
+      <w:r>
+        <w:rPr>
+          <w:rFonts w:ascii="TH SarabunPSK" w:hAnsi="TH SarabunPSK" w:cs="TH SarabunPSK" w:hint="cs"/>
+          <w:sz w:val="32"/>
+          <w:szCs w:val="32"/>
+          <w:cs/>
+        </w:rPr>
+        <w:t>คิวงาน</w:t>
+      </w:r>
+      <w:r>
+        <w:rPr>
+          <w:rFonts w:ascii="TH SarabunPSK" w:hAnsi="TH SarabunPSK" w:cs="TH SarabunPSK" w:hint="cs"/>
+          <w:sz w:val="32"/>
+          <w:szCs w:val="32"/>
+          <w:cs/>
+        </w:rPr>
+        <w:t xml:space="preserve"> </w:t>
+      </w:r>
+      <w:r>
+        <w:rPr>
+          <w:rFonts w:ascii="TH SarabunPSK" w:hAnsi="TH SarabunPSK" w:cs="TH SarabunPSK" w:hint="cs"/>
+          <w:sz w:val="32"/>
+          <w:szCs w:val="32"/>
+          <w:cs/>
+        </w:rPr>
+        <w:t>แคช</w:t>
+      </w:r>
+      <w:r>
+        <w:rPr>
+          <w:rFonts w:ascii="TH SarabunPSK" w:hAnsi="TH SarabunPSK" w:cs="TH SarabunPSK" w:hint="cs"/>
+          <w:sz w:val="32"/>
+          <w:szCs w:val="32"/>
+        </w:rPr>
+        <w:t xml:space="preserve">, Reverse Proxy + SSL) </w:t>
+      </w:r>
+      <w:r>
+        <w:rPr>
+          <w:rFonts w:ascii="TH SarabunPSK" w:hAnsi="TH SarabunPSK" w:cs="TH SarabunPSK" w:hint="cs"/>
+          <w:sz w:val="32"/>
+          <w:szCs w:val="32"/>
+          <w:cs/>
+        </w:rPr>
+        <w:t>จัดการความลับ (</w:t>
+      </w:r>
+      <w:r>
+        <w:rPr>
+          <w:rFonts w:ascii="TH SarabunPSK" w:hAnsi="TH SarabunPSK" w:cs="TH SarabunPSK" w:hint="cs"/>
+          <w:sz w:val="32"/>
+          <w:szCs w:val="32"/>
+        </w:rPr>
+        <w:t xml:space="preserve">Secrets) </w:t>
+      </w:r>
+      <w:r>
+        <w:rPr>
+          <w:rFonts w:ascii="TH SarabunPSK" w:hAnsi="TH SarabunPSK" w:cs="TH SarabunPSK" w:hint="cs"/>
+          <w:sz w:val="32"/>
+          <w:szCs w:val="32"/>
+          <w:cs/>
+        </w:rPr>
+        <w:t>แผนสำรอง</w:t>
+      </w:r>
+      <w:r>
+        <w:rPr>
+          <w:rFonts w:ascii="TH SarabunPSK" w:hAnsi="TH SarabunPSK" w:cs="TH SarabunPSK" w:hint="cs"/>
+          <w:sz w:val="32"/>
+          <w:szCs w:val="32"/>
+          <w:cs/>
+        </w:rPr>
+        <w:t xml:space="preserve"> </w:t>
+      </w:r>
+      <w:r>
+        <w:rPr>
+          <w:rFonts w:ascii="TH SarabunPSK" w:hAnsi="TH SarabunPSK" w:cs="TH SarabunPSK" w:hint="cs"/>
+          <w:sz w:val="32"/>
+          <w:szCs w:val="32"/>
+          <w:cs/>
+        </w:rPr>
+        <w:t>กู้คืนข้อมูล (</w:t>
+      </w:r>
+      <w:r>
+        <w:rPr>
+          <w:rFonts w:ascii="TH SarabunPSK" w:hAnsi="TH SarabunPSK" w:cs="TH SarabunPSK" w:hint="cs"/>
+          <w:sz w:val="32"/>
+          <w:szCs w:val="32"/>
+        </w:rPr>
+        <w:t>Backup</w:t>
+      </w:r>
+      <w:r>
+        <w:rPr>
+          <w:rFonts w:ascii="TH SarabunPSK" w:hAnsi="TH SarabunPSK" w:cs="TH SarabunPSK" w:hint="cs"/>
+          <w:sz w:val="32"/>
+          <w:szCs w:val="32"/>
+          <w:cs/>
+        </w:rPr>
+        <w:t xml:space="preserve"> </w:t>
+      </w:r>
+      <w:r>
+        <w:rPr>
+          <w:rFonts w:ascii="TH SarabunPSK" w:hAnsi="TH SarabunPSK" w:cs="TH SarabunPSK" w:hint="cs"/>
+          <w:sz w:val="32"/>
+          <w:szCs w:val="32"/>
+        </w:rPr>
+        <w:t xml:space="preserve">Restore Runbook) </w:t>
+      </w:r>
+      <w:r>
+        <w:rPr>
+          <w:rFonts w:ascii="TH SarabunPSK" w:hAnsi="TH SarabunPSK" w:cs="TH SarabunPSK" w:hint="cs"/>
+          <w:sz w:val="32"/>
+          <w:szCs w:val="32"/>
+          <w:cs/>
+        </w:rPr>
+        <w:t>การยืนยันตัวตน</w:t>
+      </w:r>
+      <w:r>
+        <w:rPr>
+          <w:rFonts w:ascii="TH SarabunPSK" w:hAnsi="TH SarabunPSK" w:cs="TH SarabunPSK" w:hint="cs"/>
+          <w:sz w:val="32"/>
+          <w:szCs w:val="32"/>
+          <w:cs/>
+        </w:rPr>
+        <w:t xml:space="preserve"> </w:t>
+      </w:r>
+      <w:r>
+        <w:rPr>
+          <w:rFonts w:ascii="TH SarabunPSK" w:hAnsi="TH SarabunPSK" w:cs="TH SarabunPSK" w:hint="cs"/>
+          <w:sz w:val="32"/>
+          <w:szCs w:val="32"/>
+          <w:cs/>
+        </w:rPr>
+        <w:t>กำหนดสิทธิ์ การเฝ้าระวังและบันทึกเหตุการณ์ (</w:t>
+      </w:r>
+      <w:r>
+        <w:rPr>
+          <w:rFonts w:ascii="TH SarabunPSK" w:hAnsi="TH SarabunPSK" w:cs="TH SarabunPSK" w:hint="cs"/>
+          <w:sz w:val="32"/>
+          <w:szCs w:val="32"/>
+        </w:rPr>
+        <w:t>Monitoring</w:t>
+      </w:r>
+      <w:r>
+        <w:rPr>
+          <w:rFonts w:ascii="TH SarabunPSK" w:hAnsi="TH SarabunPSK" w:cs="TH SarabunPSK" w:hint="cs"/>
+          <w:sz w:val="32"/>
+          <w:szCs w:val="32"/>
+          <w:cs/>
+        </w:rPr>
+        <w:t xml:space="preserve"> </w:t>
+      </w:r>
+      <w:r>
+        <w:rPr>
+          <w:rFonts w:ascii="TH SarabunPSK" w:hAnsi="TH SarabunPSK" w:cs="TH SarabunPSK" w:hint="cs"/>
+          <w:sz w:val="32"/>
+          <w:szCs w:val="32"/>
+        </w:rPr>
+        <w:t xml:space="preserve">Logging) </w:t>
+      </w:r>
+      <w:r>
+        <w:rPr>
+          <w:rFonts w:ascii="TH SarabunPSK" w:hAnsi="TH SarabunPSK" w:cs="TH SarabunPSK" w:hint="cs"/>
+          <w:sz w:val="32"/>
+          <w:szCs w:val="32"/>
+          <w:cs/>
+        </w:rPr>
+        <w:t>และแนวทางอ</w:t>
+      </w:r>
+      <w:proofErr w:type="spellStart"/>
+      <w:r>
+        <w:rPr>
+          <w:rFonts w:ascii="TH SarabunPSK" w:hAnsi="TH SarabunPSK" w:cs="TH SarabunPSK" w:hint="cs"/>
+          <w:sz w:val="32"/>
+          <w:szCs w:val="32"/>
+          <w:cs/>
+        </w:rPr>
+        <w:t>ัป</w:t>
+      </w:r>
+      <w:proofErr w:type="spellEnd"/>
+      <w:r>
+        <w:rPr>
+          <w:rFonts w:ascii="TH SarabunPSK" w:hAnsi="TH SarabunPSK" w:cs="TH SarabunPSK" w:hint="cs"/>
+          <w:sz w:val="32"/>
+          <w:szCs w:val="32"/>
+          <w:cs/>
+        </w:rPr>
+        <w:t>เดตแพ</w:t>
+      </w:r>
+      <w:proofErr w:type="spellStart"/>
+      <w:r>
+        <w:rPr>
+          <w:rFonts w:ascii="TH SarabunPSK" w:hAnsi="TH SarabunPSK" w:cs="TH SarabunPSK" w:hint="cs"/>
+          <w:sz w:val="32"/>
+          <w:szCs w:val="32"/>
+          <w:cs/>
+        </w:rPr>
+        <w:t>ตช์</w:t>
+      </w:r>
+      <w:proofErr w:type="spellEnd"/>
+      <w:r>
+        <w:rPr>
+          <w:rFonts w:ascii="TH SarabunPSK" w:hAnsi="TH SarabunPSK" w:cs="TH SarabunPSK" w:hint="cs"/>
+          <w:sz w:val="32"/>
+          <w:szCs w:val="32"/>
+          <w:cs/>
+        </w:rPr>
+        <w:t xml:space="preserve">ความปลอดภัย พร้อมทั้งจัดอบรมทักษะ </w:t>
+      </w:r>
+      <w:r>
+        <w:rPr>
+          <w:rFonts w:ascii="TH SarabunPSK" w:hAnsi="TH SarabunPSK" w:cs="TH SarabunPSK" w:hint="cs"/>
+          <w:sz w:val="32"/>
+          <w:szCs w:val="32"/>
+        </w:rPr>
+        <w:t>Backend</w:t>
+      </w:r>
+      <w:r>
+        <w:rPr>
+          <w:rFonts w:ascii="TH SarabunPSK" w:hAnsi="TH SarabunPSK" w:cs="TH SarabunPSK" w:hint="cs"/>
+          <w:sz w:val="32"/>
+          <w:szCs w:val="32"/>
+          <w:cs/>
+        </w:rPr>
+        <w:t xml:space="preserve"> </w:t>
+      </w:r>
+      <w:r>
+        <w:rPr>
+          <w:rFonts w:ascii="TH SarabunPSK" w:hAnsi="TH SarabunPSK" w:cs="TH SarabunPSK" w:hint="cs"/>
+          <w:sz w:val="32"/>
+          <w:szCs w:val="32"/>
+        </w:rPr>
+        <w:t xml:space="preserve">DevOps </w:t>
+      </w:r>
+      <w:r>
+        <w:rPr>
+          <w:rFonts w:ascii="TH SarabunPSK" w:hAnsi="TH SarabunPSK" w:cs="TH SarabunPSK" w:hint="cs"/>
+          <w:sz w:val="32"/>
+          <w:szCs w:val="32"/>
+          <w:cs/>
+        </w:rPr>
+        <w:t>ที่จำเป็นให้ทีมก่อนขึ้นระบบจริง</w:t>
+      </w:r>
+      <w:r>
+        <w:rPr>
+          <w:rFonts w:ascii="TH SarabunPSK" w:hAnsi="TH SarabunPSK" w:cs="TH SarabunPSK" w:hint="cs"/>
           <w:sz w:val="32"/>
           <w:szCs w:val="32"/>
           <w:cs/>
         </w:rPr>
         <w:tab/>
-        <w:t>.....................................................................................</w:t>
+      </w:r>
+      <w:r>
+        <w:rPr>
+          <w:rFonts w:ascii="TH SarabunPSK" w:hAnsi="TH SarabunPSK" w:cs="TH SarabunPSK" w:hint="cs"/>
+          <w:sz w:val="32"/>
+          <w:szCs w:val="32"/>
+          <w:cs/>
+        </w:rPr>
+        <w:tab/>
       </w:r>
     </w:p>
     <w:p>
       <w:pPr>
         <w:tabs>
-          <w:tab w:val="left" w:pos="425"/>
           <w:tab w:val="left" w:pos="567"/>
           <w:tab w:val="left" w:pos="992"/>
           <w:tab w:val="left" w:pos="1701"/>
@@ -4658,332 +4886,69 @@
         <w:spacing w:after="0"/>
         <w:jc w:val="thaiDistribute"/>
         <w:rPr>
+          <w:rFonts w:ascii="TH SarabunPSK" w:hAnsi="TH SarabunPSK" w:cs="TH SarabunPSK" w:hint="cs"/>
+          <w:sz w:val="32"/>
+          <w:szCs w:val="32"/>
+          <w:cs/>
+        </w:rPr>
+      </w:pPr>
+      <w:r>
+        <w:rPr>
+          <w:rFonts w:ascii="TH SarabunPSK" w:hAnsi="TH SarabunPSK" w:cs="TH SarabunPSK" w:hint="cs"/>
+          <w:sz w:val="32"/>
+          <w:szCs w:val="32"/>
+          <w:cs/>
+        </w:rPr>
+        <w:tab/>
+      </w:r>
+      <w:r>
+        <w:rPr>
+          <w:rFonts w:ascii="TH SarabunPSK" w:hAnsi="TH SarabunPSK" w:cs="TH SarabunPSK" w:hint="cs"/>
+          <w:sz w:val="32"/>
+          <w:szCs w:val="32"/>
+          <w:cs/>
+        </w:rPr>
+        <w:t>จากที่กล่าวมาทั้งหมด สรุปได้ว่า</w:t>
+      </w:r>
+      <w:r>
+        <w:rPr>
+          <w:rFonts w:ascii="TH SarabunPSK" w:hAnsi="TH SarabunPSK" w:cs="TH SarabunPSK" w:hint="cs"/>
+          <w:sz w:val="32"/>
+          <w:szCs w:val="32"/>
+          <w:cs/>
+        </w:rPr>
+        <w:t xml:space="preserve"> </w:t>
+      </w:r>
+      <w:r>
+        <w:rPr>
           <w:rFonts w:ascii="TH SarabunPSK" w:hAnsi="TH SarabunPSK" w:cs="TH SarabunPSK"/>
           <w:sz w:val="32"/>
           <w:szCs w:val="32"/>
-        </w:rPr>
-      </w:pPr>
-      <w:r>
-        <w:rPr>
-          <w:rFonts w:ascii="TH SarabunPSK" w:hAnsi="TH SarabunPSK" w:cs="TH SarabunPSK"/>
-          <w:sz w:val="32"/>
-          <w:szCs w:val="32"/>
-          <w:cs/>
-        </w:rPr>
-        <w:tab/>
-      </w:r>
-      <w:r>
-        <w:rPr>
-          <w:rFonts w:ascii="TH SarabunPSK" w:hAnsi="TH SarabunPSK" w:cs="TH SarabunPSK"/>
-          <w:sz w:val="32"/>
-          <w:szCs w:val="32"/>
-        </w:rPr>
-        <w:t>5.4.2</w:t>
-      </w:r>
-      <w:r>
-        <w:rPr>
-          <w:rFonts w:ascii="TH SarabunPSK" w:hAnsi="TH SarabunPSK" w:cs="TH SarabunPSK"/>
-          <w:sz w:val="32"/>
-          <w:szCs w:val="32"/>
-        </w:rPr>
-        <w:tab/>
-      </w:r>
-      <w:r>
-        <w:rPr>
-          <w:rFonts w:ascii="TH SarabunPSK" w:hAnsi="TH SarabunPSK" w:cs="TH SarabunPSK"/>
-          <w:sz w:val="32"/>
-          <w:szCs w:val="32"/>
-          <w:cs/>
-        </w:rPr>
-        <w:t>ข้อเสนอแนะเพื่อการทำ</w:t>
-      </w:r>
-      <w:r>
-        <w:rPr>
-          <w:rFonts w:ascii="TH SarabunPSK" w:hAnsi="TH SarabunPSK" w:cs="TH SarabunPSK" w:hint="cs"/>
-          <w:sz w:val="32"/>
-          <w:szCs w:val="32"/>
-          <w:cs/>
-        </w:rPr>
-        <w:t>โครงงานสหกิจศึกษา</w:t>
-      </w:r>
-      <w:r>
-        <w:rPr>
-          <w:rFonts w:ascii="TH SarabunPSK" w:hAnsi="TH SarabunPSK" w:cs="TH SarabunPSK"/>
-          <w:sz w:val="32"/>
-          <w:szCs w:val="32"/>
-          <w:cs/>
-        </w:rPr>
-        <w:t>ครั้งต่อไป</w:t>
-      </w:r>
-    </w:p>
-    <w:p>
-      <w:pPr>
-        <w:tabs>
-          <w:tab w:val="left" w:pos="425"/>
-          <w:tab w:val="left" w:pos="567"/>
-          <w:tab w:val="left" w:pos="992"/>
-          <w:tab w:val="left" w:pos="1701"/>
-          <w:tab w:val="left" w:pos="1985"/>
-          <w:tab w:val="left" w:pos="2268"/>
-        </w:tabs>
-        <w:spacing w:after="0"/>
-        <w:jc w:val="thaiDistribute"/>
-        <w:rPr>
-          <w:rFonts w:ascii="TH SarabunPSK" w:hAnsi="TH SarabunPSK" w:cs="TH SarabunPSK"/>
-          <w:sz w:val="32"/>
-          <w:szCs w:val="32"/>
-        </w:rPr>
-      </w:pPr>
-      <w:r>
-        <w:rPr>
-          <w:rFonts w:ascii="TH SarabunPSK" w:hAnsi="TH SarabunPSK" w:cs="TH SarabunPSK"/>
-          <w:sz w:val="32"/>
-          <w:szCs w:val="32"/>
-          <w:cs/>
-        </w:rPr>
-        <w:tab/>
-      </w:r>
-      <w:r>
-        <w:rPr>
-          <w:rFonts w:ascii="TH SarabunPSK" w:hAnsi="TH SarabunPSK" w:cs="TH SarabunPSK"/>
-          <w:sz w:val="32"/>
-          <w:szCs w:val="32"/>
-          <w:cs/>
-        </w:rPr>
-        <w:tab/>
-      </w:r>
-      <w:r>
-        <w:rPr>
-          <w:rFonts w:ascii="TH SarabunPSK" w:hAnsi="TH SarabunPSK" w:cs="TH SarabunPSK"/>
-          <w:sz w:val="32"/>
-          <w:szCs w:val="32"/>
-          <w:cs/>
-        </w:rPr>
-        <w:tab/>
-      </w:r>
-      <w:r>
-        <w:rPr>
-          <w:rFonts w:ascii="TH SarabunPSK" w:hAnsi="TH SarabunPSK" w:cs="TH SarabunPSK"/>
-          <w:sz w:val="32"/>
-          <w:szCs w:val="32"/>
-          <w:cs/>
-        </w:rPr>
-        <w:t>5.4.2.1</w:t>
-      </w:r>
-      <w:r>
-        <w:rPr>
-          <w:rFonts w:ascii="TH SarabunPSK" w:hAnsi="TH SarabunPSK" w:cs="TH SarabunPSK"/>
-          <w:sz w:val="32"/>
-          <w:szCs w:val="32"/>
-          <w:cs/>
-        </w:rPr>
-        <w:tab/>
-        <w:t>.....................................................................................</w:t>
-      </w:r>
-    </w:p>
-    <w:p>
-      <w:pPr>
-        <w:tabs>
-          <w:tab w:val="left" w:pos="425"/>
-          <w:tab w:val="left" w:pos="567"/>
-          <w:tab w:val="left" w:pos="992"/>
-          <w:tab w:val="left" w:pos="1701"/>
-          <w:tab w:val="left" w:pos="1985"/>
-          <w:tab w:val="left" w:pos="2268"/>
-        </w:tabs>
-        <w:spacing w:after="0"/>
-        <w:jc w:val="thaiDistribute"/>
-        <w:rPr>
-          <w:rFonts w:ascii="TH SarabunPSK" w:hAnsi="TH SarabunPSK" w:cs="TH SarabunPSK"/>
-          <w:sz w:val="32"/>
-          <w:szCs w:val="32"/>
-        </w:rPr>
-      </w:pPr>
-      <w:r>
-        <w:rPr>
-          <w:rFonts w:ascii="TH SarabunPSK" w:hAnsi="TH SarabunPSK" w:cs="TH SarabunPSK"/>
-          <w:sz w:val="32"/>
-          <w:szCs w:val="32"/>
-          <w:cs/>
-        </w:rPr>
-        <w:lastRenderedPageBreak/>
-        <w:tab/>
-      </w:r>
-      <w:r>
-        <w:rPr>
-          <w:rFonts w:ascii="TH SarabunPSK" w:hAnsi="TH SarabunPSK" w:cs="TH SarabunPSK"/>
-          <w:sz w:val="32"/>
-          <w:szCs w:val="32"/>
-          <w:cs/>
-        </w:rPr>
-        <w:tab/>
-      </w:r>
-      <w:r>
-        <w:rPr>
-          <w:rFonts w:ascii="TH SarabunPSK" w:hAnsi="TH SarabunPSK" w:cs="TH SarabunPSK"/>
-          <w:sz w:val="32"/>
-          <w:szCs w:val="32"/>
-          <w:cs/>
-        </w:rPr>
-        <w:tab/>
-      </w:r>
-      <w:r>
-        <w:rPr>
-          <w:rFonts w:ascii="TH SarabunPSK" w:hAnsi="TH SarabunPSK" w:cs="TH SarabunPSK"/>
-          <w:sz w:val="32"/>
-          <w:szCs w:val="32"/>
-          <w:cs/>
-        </w:rPr>
-        <w:t>5.4.2.2</w:t>
-      </w:r>
-      <w:r>
-        <w:rPr>
-          <w:rFonts w:ascii="TH SarabunPSK" w:hAnsi="TH SarabunPSK" w:cs="TH SarabunPSK"/>
-          <w:sz w:val="32"/>
-          <w:szCs w:val="32"/>
-          <w:cs/>
-        </w:rPr>
-        <w:tab/>
-        <w:t>.....................................................................................</w:t>
-      </w:r>
-    </w:p>
-    <w:p>
-      <w:pPr>
-        <w:tabs>
-          <w:tab w:val="left" w:pos="425"/>
-          <w:tab w:val="left" w:pos="567"/>
-          <w:tab w:val="left" w:pos="992"/>
-          <w:tab w:val="left" w:pos="1701"/>
-          <w:tab w:val="left" w:pos="1985"/>
-          <w:tab w:val="left" w:pos="2268"/>
-        </w:tabs>
-        <w:spacing w:after="0"/>
-        <w:jc w:val="thaiDistribute"/>
-        <w:rPr>
-          <w:rFonts w:ascii="TH SarabunPSK" w:hAnsi="TH SarabunPSK" w:cs="TH SarabunPSK" w:hint="cs"/>
-          <w:sz w:val="32"/>
-          <w:szCs w:val="32"/>
-          <w:cs/>
-        </w:rPr>
-        <w:sectPr>
-          <w:headerReference w:type="default" r:id="rId8"/>
-          <w:pgSz w:w="11906" w:h="16838" w:code="9"/>
-          <w:pgMar w:top="2880" w:right="1440" w:bottom="1440" w:left="2160" w:header="1440" w:footer="720" w:gutter="0"/>
-          <w:pgNumType w:start="22"/>
-          <w:cols w:space="708"/>
-          <w:titlePg/>
-          <w:docGrid w:linePitch="360"/>
-        </w:sectPr>
-      </w:pPr>
-      <w:r>
-        <w:rPr>
-          <w:rFonts w:ascii="TH SarabunPSK" w:hAnsi="TH SarabunPSK" w:cs="TH SarabunPSK"/>
-          <w:sz w:val="32"/>
-          <w:szCs w:val="32"/>
-          <w:cs/>
-        </w:rPr>
-        <w:tab/>
-      </w:r>
-      <w:r>
-        <w:rPr>
-          <w:rFonts w:ascii="TH SarabunPSK" w:hAnsi="TH SarabunPSK" w:cs="TH SarabunPSK"/>
-          <w:sz w:val="32"/>
-          <w:szCs w:val="32"/>
-          <w:cs/>
-        </w:rPr>
-        <w:tab/>
-      </w:r>
-      <w:r>
-        <w:rPr>
-          <w:rFonts w:ascii="TH SarabunPSK" w:hAnsi="TH SarabunPSK" w:cs="TH SarabunPSK"/>
-          <w:sz w:val="32"/>
-          <w:szCs w:val="32"/>
-          <w:cs/>
-        </w:rPr>
-        <w:t>จากที่กล่าวมาทั้งหมด สรุปได้ว่า</w:t>
-      </w:r>
-      <w:r>
-        <w:rPr>
-          <w:rFonts w:ascii="TH SarabunPSK" w:hAnsi="TH SarabunPSK" w:cs="TH SarabunPSK" w:hint="cs"/>
-          <w:sz w:val="32"/>
-          <w:szCs w:val="32"/>
-          <w:cs/>
-        </w:rPr>
-        <w:t xml:space="preserve"> </w:t>
-      </w:r>
-      <w:r>
-        <w:rPr>
-          <w:rFonts w:ascii="TH SarabunPSK" w:hAnsi="TH SarabunPSK" w:cs="TH SarabunPSK"/>
-          <w:sz w:val="32"/>
-          <w:szCs w:val="32"/>
-          <w:cs/>
-        </w:rPr>
-        <w:t xml:space="preserve"> </w:t>
-      </w:r>
-      <w:r>
-        <w:rPr>
-          <w:rFonts w:ascii="TH SarabunPSK" w:hAnsi="TH SarabunPSK" w:cs="TH SarabunPSK"/>
-          <w:sz w:val="32"/>
-          <w:szCs w:val="32"/>
-          <w:cs/>
-        </w:rPr>
-        <w:t xml:space="preserve">จากที่กล่าวมาทั้งหมด สรุปได้ว่า การพัฒนาระบบผู้ช่วยอัตโนมัติ </w:t>
-      </w:r>
-      <w:r>
-        <w:rPr>
-          <w:rFonts w:ascii="TH SarabunPSK" w:hAnsi="TH SarabunPSK" w:cs="TH SarabunPSK"/>
-          <w:sz w:val="32"/>
-          <w:szCs w:val="32"/>
-        </w:rPr>
-        <w:t xml:space="preserve">n8n </w:t>
-      </w:r>
-      <w:r>
-        <w:rPr>
-          <w:rFonts w:ascii="TH SarabunPSK" w:hAnsi="TH SarabunPSK" w:cs="TH SarabunPSK"/>
-          <w:sz w:val="32"/>
-          <w:szCs w:val="32"/>
-          <w:cs/>
-        </w:rPr>
-        <w:t xml:space="preserve">ผ่าน </w:t>
-      </w:r>
-      <w:r>
-        <w:rPr>
-          <w:rFonts w:ascii="TH SarabunPSK" w:hAnsi="TH SarabunPSK" w:cs="TH SarabunPSK"/>
-          <w:sz w:val="32"/>
-          <w:szCs w:val="32"/>
-        </w:rPr>
-        <w:t xml:space="preserve">LINE OA </w:t>
-      </w:r>
-      <w:r>
-        <w:rPr>
-          <w:rFonts w:ascii="TH SarabunPSK" w:hAnsi="TH SarabunPSK" w:cs="TH SarabunPSK"/>
-          <w:sz w:val="32"/>
-          <w:szCs w:val="32"/>
-          <w:cs/>
-        </w:rPr>
-        <w:t>สำหรับองค์กร สามารถดำเนินงานได้อย่างมีประสิทธิภาพในระดับ ดี โดยระบบสามารถเชื่อมโยงการทำงานภายในองค์กรให้เป็นอัตโนมัติ ตอบสนองต่อความต้องการของผู้ใช้ได้ครบถ้วน ช่วยลดขั้นตอนการทำงานซ้ำซ้อน เพิ่มความสะดวกในการบันทึกเวลา แจ้งเตือน และจัดการข้อมูลต่าง ๆ ได้อย่างถูกต้องและปลอดภัย ทั้งนี้ ผลการประเมินจากผู้เชี่ยวชาญและผู้ใช้จริงมีค่าเฉลี่ยรวมอยู่ในระดับ ดี แสดงให้เห็นว่าระบบที่พัฒนาขึ้นมีความเหมาะสมและสามารถนำไปประยุกต์ใช้จริงในองค์กรได้อย่างมีประสิทธิภาพ และเป็นแนวทางในการพัฒนาระบบอัตโนมัติอื่น ๆ ต่อไปในอนาคต</w:t>
-      </w:r>
-    </w:p>
-    <w:p>
-      <w:pPr>
-        <w:tabs>
-          <w:tab w:val="left" w:pos="425"/>
-          <w:tab w:val="left" w:pos="567"/>
-          <w:tab w:val="left" w:pos="992"/>
-          <w:tab w:val="left" w:pos="1701"/>
-          <w:tab w:val="left" w:pos="1985"/>
-          <w:tab w:val="left" w:pos="2268"/>
-        </w:tabs>
-        <w:spacing w:after="0"/>
-        <w:jc w:val="thaiDistribute"/>
-        <w:rPr>
-          <w:rFonts w:ascii="TH SarabunPSK" w:hAnsi="TH SarabunPSK" w:cs="TH SarabunPSK" w:hint="cs"/>
-          <w:sz w:val="32"/>
-          <w:szCs w:val="32"/>
-        </w:rPr>
-      </w:pPr>
+          <w:cs/>
+        </w:rPr>
+        <w:t>การพัฒนาระบบผู้ช่วยแบบตัวแทนเชิงปัญญาประดิษฐ์สำหรับองค์กร</w:t>
+      </w:r>
+      <w:r>
+        <w:rPr>
+          <w:rFonts w:ascii="TH SarabunPSK" w:hAnsi="TH SarabunPSK" w:cs="TH SarabunPSK" w:hint="cs"/>
+          <w:sz w:val="32"/>
+          <w:szCs w:val="32"/>
+          <w:cs/>
+        </w:rPr>
+        <w:t xml:space="preserve"> สามารถดำเนินงานได้อย่างมีประสิทธิภาพในระดับ ดี โดยระบบสามารถเชื่อมโยงการทำงานภายในองค์กรให้เป็นอัตโนมัติ ตอบสนองต่อความต้องการของผู้ใช้ได้ครบถ้วน ช่วยลดขั้นตอนการทำงานซ้ำซ้อน เพิ่มความสะดวกในการบันทึกเวลา แจ้งเตือน และจัดการข้อมูลต่าง ๆ ได้อย่างถูกต้องและปลอดภัย ทั้งนี้ ผลการประเมินจากผู้เชี่ยวชาญและผู้ใช้จริงมีค่าเฉลี่ยรวมอยู่ในระดับ ดี แสดงให้เห็นว่าระบบที่พัฒนาขึ้นมีความเหมาะสมและสามารถนำไปประยุกต์ใช้จริงในองค์กรได้อย่างมีประสิทธิภาพ และเป็นแนวทางในการพัฒนาระบบอัตโนมัติอื่น ๆ ต่อไปในอนา</w:t>
+      </w:r>
+      <w:r>
+        <w:rPr>
+          <w:rFonts w:ascii="TH SarabunPSK" w:hAnsi="TH SarabunPSK" w:cs="TH SarabunPSK" w:hint="cs"/>
+          <w:sz w:val="32"/>
+          <w:szCs w:val="32"/>
+          <w:cs/>
+        </w:rPr>
+        <w:t>คต</w:t>
+      </w:r>
     </w:p>
     <w:sectPr>
+      <w:headerReference w:type="default" r:id="rId8"/>
       <w:pgSz w:w="11906" w:h="16838" w:code="9"/>
       <w:pgMar w:top="2160" w:right="1440" w:bottom="1440" w:left="2160" w:header="1440" w:footer="720" w:gutter="0"/>
       <w:cols w:space="708"/>
@@ -4994,7 +4959,7 @@
 </file>
 
 <file path=word/endnotes.xml><?xml version="1.0" encoding="utf-8"?>
-<w:endnotes xmlns:wpc="http://schemas.microsoft.com/office/word/2010/wordprocessingCanvas" xmlns:cx="http://schemas.microsoft.com/office/drawing/2014/chartex" xmlns:cx1="http://schemas.microsoft.com/office/drawing/2015/9/8/chartex" xmlns:cx2="http://schemas.microsoft.com/office/drawing/2015/10/21/chartex" xmlns:cx3="http://schemas.microsoft.com/office/drawing/2016/5/9/chartex" xmlns:cx4="http://schemas.microsoft.com/office/drawing/2016/5/10/chartex" xmlns:cx5="http://schemas.microsoft.com/office/drawing/2016/5/11/chartex" xmlns:cx6="http://schemas.microsoft.com/office/drawing/2016/5/12/chartex" xmlns:cx7="http://schemas.microsoft.com/office/drawing/2016/5/13/chartex" xmlns:cx8="http://schemas.microsoft.com/office/drawing/2016/5/14/chartex" xmlns:mc="http://schemas.openxmlformats.org/markup-compatibility/2006" xmlns:aink="http://schemas.microsoft.com/office/drawing/2016/ink" xmlns:am3d="http://schemas.microsoft.com/office/drawing/2017/model3d" xmlns:o="urn:schemas-microsoft-com:office:office" xmlns:oel="http://schemas.microsoft.com/office/2019/extlst" xmlns:r="http://schemas.openxmlformats.org/officeDocument/2006/relationships" xmlns:m="http://schemas.openxmlformats.org/officeDocument/2006/math" xmlns:v="urn:schemas-microsoft-com:vml" xmlns:wp14="http://schemas.microsoft.com/office/word/2010/wordprocessingDrawing" xmlns:wp="http://schemas.openxmlformats.org/drawingml/2006/wordprocessingDrawing" xmlns:w10="urn:schemas-microsoft-com:office:word" xmlns:w="http://schemas.openxmlformats.org/wordprocessingml/2006/main" xmlns:w14="http://schemas.microsoft.com/office/word/2010/wordml" xmlns:w15="http://schemas.microsoft.com/office/word/2012/wordml" xmlns:w16cex="http://schemas.microsoft.com/office/word/2018/wordml/cex" xmlns:w16cid="http://schemas.microsoft.com/office/word/2016/wordml/cid" xmlns:w16="http://schemas.microsoft.com/office/word/2018/wordml" xmlns:w16du="http://schemas.microsoft.com/office/word/2023/wordml/word16du" xmlns:w16sdtdh="http://schemas.microsoft.com/office/word/2020/wordml/sdtdatahash" xmlns:w16sdtfl="http://schemas.microsoft.com/office/word/2024/wordml/sdtformatlock" xmlns:w16se="http://schemas.microsoft.com/office/word/2015/wordml/symex" xmlns:wpg="http://schemas.microsoft.com/office/word/2010/wordprocessingGroup" xmlns:wpi="http://schemas.microsoft.com/office/word/2010/wordprocessingInk" xmlns:wne="http://schemas.microsoft.com/office/word/2006/wordml" xmlns:wps="http://schemas.microsoft.com/office/word/2010/wordprocessingShape" mc:Ignorable="w14 w15 w16se w16cid w16 w16cex w16sdtdh w16sdtfl w16du wp14">
+<w:endnotes xmlns:wpc="http://schemas.microsoft.com/office/word/2010/wordprocessingCanvas" xmlns:cx="http://schemas.microsoft.com/office/drawing/2014/chartex" xmlns:cx1="http://schemas.microsoft.com/office/drawing/2015/9/8/chartex" xmlns:cx2="http://schemas.microsoft.com/office/drawing/2015/10/21/chartex" xmlns:cx3="http://schemas.microsoft.com/office/drawing/2016/5/9/chartex" xmlns:cx4="http://schemas.microsoft.com/office/drawing/2016/5/10/chartex" xmlns:cx5="http://schemas.microsoft.com/office/drawing/2016/5/11/chartex" xmlns:cx6="http://schemas.microsoft.com/office/drawing/2016/5/12/chartex" xmlns:cx7="http://schemas.microsoft.com/office/drawing/2016/5/13/chartex" xmlns:cx8="http://schemas.microsoft.com/office/drawing/2016/5/14/chartex" xmlns:mc="http://schemas.openxmlformats.org/markup-compatibility/2006" xmlns:aink="http://schemas.microsoft.com/office/drawing/2016/ink" xmlns:am3d="http://schemas.microsoft.com/office/drawing/2017/model3d" xmlns:o="urn:schemas-microsoft-com:office:office" xmlns:r="http://schemas.openxmlformats.org/officeDocument/2006/relationships" xmlns:m="http://schemas.openxmlformats.org/officeDocument/2006/math" xmlns:v="urn:schemas-microsoft-com:vml" xmlns:wp14="http://schemas.microsoft.com/office/word/2010/wordprocessingDrawing" xmlns:wp="http://schemas.openxmlformats.org/drawingml/2006/wordprocessingDrawing" xmlns:w10="urn:schemas-microsoft-com:office:word" xmlns:w="http://schemas.openxmlformats.org/wordprocessingml/2006/main" xmlns:w14="http://schemas.microsoft.com/office/word/2010/wordml" xmlns:w15="http://schemas.microsoft.com/office/word/2012/wordml" xmlns:w16cex="http://schemas.microsoft.com/office/word/2018/wordml/cex" xmlns:w16cid="http://schemas.microsoft.com/office/word/2016/wordml/cid" xmlns:w16="http://schemas.microsoft.com/office/word/2018/wordml" xmlns:w16sdtdh="http://schemas.microsoft.com/office/word/2020/wordml/sdtdatahash" xmlns:w16se="http://schemas.microsoft.com/office/word/2015/wordml/symex" xmlns:wpg="http://schemas.microsoft.com/office/word/2010/wordprocessingGroup" xmlns:wpi="http://schemas.microsoft.com/office/word/2010/wordprocessingInk" xmlns:wne="http://schemas.microsoft.com/office/word/2006/wordml" xmlns:wps="http://schemas.microsoft.com/office/word/2010/wordprocessingShape" mc:Ignorable="w14 w15 w16se w16cid w16 w16cex w16sdtdh wp14">
   <w:endnote w:type="separator" w:id="-1">
     <w:p>
       <w:pPr>
@@ -5019,7 +4984,7 @@
 </file>
 
 <file path=word/footnotes.xml><?xml version="1.0" encoding="utf-8"?>
-<w:footnotes xmlns:wpc="http://schemas.microsoft.com/office/word/2010/wordprocessingCanvas" xmlns:cx="http://schemas.microsoft.com/office/drawing/2014/chartex" xmlns:cx1="http://schemas.microsoft.com/office/drawing/2015/9/8/chartex" xmlns:cx2="http://schemas.microsoft.com/office/drawing/2015/10/21/chartex" xmlns:cx3="http://schemas.microsoft.com/office/drawing/2016/5/9/chartex" xmlns:cx4="http://schemas.microsoft.com/office/drawing/2016/5/10/chartex" xmlns:cx5="http://schemas.microsoft.com/office/drawing/2016/5/11/chartex" xmlns:cx6="http://schemas.microsoft.com/office/drawing/2016/5/12/chartex" xmlns:cx7="http://schemas.microsoft.com/office/drawing/2016/5/13/chartex" xmlns:cx8="http://schemas.microsoft.com/office/drawing/2016/5/14/chartex" xmlns:mc="http://schemas.openxmlformats.org/markup-compatibility/2006" xmlns:aink="http://schemas.microsoft.com/office/drawing/2016/ink" xmlns:am3d="http://schemas.microsoft.com/office/drawing/2017/model3d" xmlns:o="urn:schemas-microsoft-com:office:office" xmlns:oel="http://schemas.microsoft.com/office/2019/extlst" xmlns:r="http://schemas.openxmlformats.org/officeDocument/2006/relationships" xmlns:m="http://schemas.openxmlformats.org/officeDocument/2006/math" xmlns:v="urn:schemas-microsoft-com:vml" xmlns:wp14="http://schemas.microsoft.com/office/word/2010/wordprocessingDrawing" xmlns:wp="http://schemas.openxmlformats.org/drawingml/2006/wordprocessingDrawing" xmlns:w10="urn:schemas-microsoft-com:office:word" xmlns:w="http://schemas.openxmlformats.org/wordprocessingml/2006/main" xmlns:w14="http://schemas.microsoft.com/office/word/2010/wordml" xmlns:w15="http://schemas.microsoft.com/office/word/2012/wordml" xmlns:w16cex="http://schemas.microsoft.com/office/word/2018/wordml/cex" xmlns:w16cid="http://schemas.microsoft.com/office/word/2016/wordml/cid" xmlns:w16="http://schemas.microsoft.com/office/word/2018/wordml" xmlns:w16du="http://schemas.microsoft.com/office/word/2023/wordml/word16du" xmlns:w16sdtdh="http://schemas.microsoft.com/office/word/2020/wordml/sdtdatahash" xmlns:w16sdtfl="http://schemas.microsoft.com/office/word/2024/wordml/sdtformatlock" xmlns:w16se="http://schemas.microsoft.com/office/word/2015/wordml/symex" xmlns:wpg="http://schemas.microsoft.com/office/word/2010/wordprocessingGroup" xmlns:wpi="http://schemas.microsoft.com/office/word/2010/wordprocessingInk" xmlns:wne="http://schemas.microsoft.com/office/word/2006/wordml" xmlns:wps="http://schemas.microsoft.com/office/word/2010/wordprocessingShape" mc:Ignorable="w14 w15 w16se w16cid w16 w16cex w16sdtdh w16sdtfl w16du wp14">
+<w:footnotes xmlns:wpc="http://schemas.microsoft.com/office/word/2010/wordprocessingCanvas" xmlns:cx="http://schemas.microsoft.com/office/drawing/2014/chartex" xmlns:cx1="http://schemas.microsoft.com/office/drawing/2015/9/8/chartex" xmlns:cx2="http://schemas.microsoft.com/office/drawing/2015/10/21/chartex" xmlns:cx3="http://schemas.microsoft.com/office/drawing/2016/5/9/chartex" xmlns:cx4="http://schemas.microsoft.com/office/drawing/2016/5/10/chartex" xmlns:cx5="http://schemas.microsoft.com/office/drawing/2016/5/11/chartex" xmlns:cx6="http://schemas.microsoft.com/office/drawing/2016/5/12/chartex" xmlns:cx7="http://schemas.microsoft.com/office/drawing/2016/5/13/chartex" xmlns:cx8="http://schemas.microsoft.com/office/drawing/2016/5/14/chartex" xmlns:mc="http://schemas.openxmlformats.org/markup-compatibility/2006" xmlns:aink="http://schemas.microsoft.com/office/drawing/2016/ink" xmlns:am3d="http://schemas.microsoft.com/office/drawing/2017/model3d" xmlns:o="urn:schemas-microsoft-com:office:office" xmlns:r="http://schemas.openxmlformats.org/officeDocument/2006/relationships" xmlns:m="http://schemas.openxmlformats.org/officeDocument/2006/math" xmlns:v="urn:schemas-microsoft-com:vml" xmlns:wp14="http://schemas.microsoft.com/office/word/2010/wordprocessingDrawing" xmlns:wp="http://schemas.openxmlformats.org/drawingml/2006/wordprocessingDrawing" xmlns:w10="urn:schemas-microsoft-com:office:word" xmlns:w="http://schemas.openxmlformats.org/wordprocessingml/2006/main" xmlns:w14="http://schemas.microsoft.com/office/word/2010/wordml" xmlns:w15="http://schemas.microsoft.com/office/word/2012/wordml" xmlns:w16cex="http://schemas.microsoft.com/office/word/2018/wordml/cex" xmlns:w16cid="http://schemas.microsoft.com/office/word/2016/wordml/cid" xmlns:w16="http://schemas.microsoft.com/office/word/2018/wordml" xmlns:w16sdtdh="http://schemas.microsoft.com/office/word/2020/wordml/sdtdatahash" xmlns:w16se="http://schemas.microsoft.com/office/word/2015/wordml/symex" xmlns:wpg="http://schemas.microsoft.com/office/word/2010/wordprocessingGroup" xmlns:wpi="http://schemas.microsoft.com/office/word/2010/wordprocessingInk" xmlns:wne="http://schemas.microsoft.com/office/word/2006/wordml" xmlns:wps="http://schemas.microsoft.com/office/word/2010/wordprocessingShape" mc:Ignorable="w14 w15 w16se w16cid w16 w16cex w16sdtdh wp14">
   <w:footnote w:type="separator" w:id="-1">
     <w:p>
       <w:pPr>
@@ -5044,7 +5009,7 @@
 </file>
 
 <file path=word/header1.xml><?xml version="1.0" encoding="utf-8"?>
-<w:hdr xmlns:wpc="http://schemas.microsoft.com/office/word/2010/wordprocessingCanvas" xmlns:cx="http://schemas.microsoft.com/office/drawing/2014/chartex" xmlns:cx1="http://schemas.microsoft.com/office/drawing/2015/9/8/chartex" xmlns:cx2="http://schemas.microsoft.com/office/drawing/2015/10/21/chartex" xmlns:cx3="http://schemas.microsoft.com/office/drawing/2016/5/9/chartex" xmlns:cx4="http://schemas.microsoft.com/office/drawing/2016/5/10/chartex" xmlns:cx5="http://schemas.microsoft.com/office/drawing/2016/5/11/chartex" xmlns:cx6="http://schemas.microsoft.com/office/drawing/2016/5/12/chartex" xmlns:cx7="http://schemas.microsoft.com/office/drawing/2016/5/13/chartex" xmlns:cx8="http://schemas.microsoft.com/office/drawing/2016/5/14/chartex" xmlns:mc="http://schemas.openxmlformats.org/markup-compatibility/2006" xmlns:aink="http://schemas.microsoft.com/office/drawing/2016/ink" xmlns:am3d="http://schemas.microsoft.com/office/drawing/2017/model3d" xmlns:o="urn:schemas-microsoft-com:office:office" xmlns:oel="http://schemas.microsoft.com/office/2019/extlst" xmlns:r="http://schemas.openxmlformats.org/officeDocument/2006/relationships" xmlns:m="http://schemas.openxmlformats.org/officeDocument/2006/math" xmlns:v="urn:schemas-microsoft-com:vml" xmlns:wp14="http://schemas.microsoft.com/office/word/2010/wordprocessingDrawing" xmlns:wp="http://schemas.openxmlformats.org/drawingml/2006/wordprocessingDrawing" xmlns:w10="urn:schemas-microsoft-com:office:word" xmlns:w="http://schemas.openxmlformats.org/wordprocessingml/2006/main" xmlns:w14="http://schemas.microsoft.com/office/word/2010/wordml" xmlns:w15="http://schemas.microsoft.com/office/word/2012/wordml" xmlns:w16cex="http://schemas.microsoft.com/office/word/2018/wordml/cex" xmlns:w16cid="http://schemas.microsoft.com/office/word/2016/wordml/cid" xmlns:w16="http://schemas.microsoft.com/office/word/2018/wordml" xmlns:w16du="http://schemas.microsoft.com/office/word/2023/wordml/word16du" xmlns:w16sdtdh="http://schemas.microsoft.com/office/word/2020/wordml/sdtdatahash" xmlns:w16sdtfl="http://schemas.microsoft.com/office/word/2024/wordml/sdtformatlock" xmlns:w16se="http://schemas.microsoft.com/office/word/2015/wordml/symex" xmlns:wpg="http://schemas.microsoft.com/office/word/2010/wordprocessingGroup" xmlns:wpi="http://schemas.microsoft.com/office/word/2010/wordprocessingInk" xmlns:wne="http://schemas.microsoft.com/office/word/2006/wordml" xmlns:wps="http://schemas.microsoft.com/office/word/2010/wordprocessingShape" mc:Ignorable="w14 w15 w16se w16cid w16 w16cex w16sdtdh w16sdtfl w16du wp14">
+<w:hdr xmlns:wpc="http://schemas.microsoft.com/office/word/2010/wordprocessingCanvas" xmlns:cx="http://schemas.microsoft.com/office/drawing/2014/chartex" xmlns:cx1="http://schemas.microsoft.com/office/drawing/2015/9/8/chartex" xmlns:cx2="http://schemas.microsoft.com/office/drawing/2015/10/21/chartex" xmlns:cx3="http://schemas.microsoft.com/office/drawing/2016/5/9/chartex" xmlns:cx4="http://schemas.microsoft.com/office/drawing/2016/5/10/chartex" xmlns:cx5="http://schemas.microsoft.com/office/drawing/2016/5/11/chartex" xmlns:cx6="http://schemas.microsoft.com/office/drawing/2016/5/12/chartex" xmlns:cx7="http://schemas.microsoft.com/office/drawing/2016/5/13/chartex" xmlns:cx8="http://schemas.microsoft.com/office/drawing/2016/5/14/chartex" xmlns:mc="http://schemas.openxmlformats.org/markup-compatibility/2006" xmlns:aink="http://schemas.microsoft.com/office/drawing/2016/ink" xmlns:am3d="http://schemas.microsoft.com/office/drawing/2017/model3d" xmlns:o="urn:schemas-microsoft-com:office:office" xmlns:r="http://schemas.openxmlformats.org/officeDocument/2006/relationships" xmlns:m="http://schemas.openxmlformats.org/officeDocument/2006/math" xmlns:v="urn:schemas-microsoft-com:vml" xmlns:wp14="http://schemas.microsoft.com/office/word/2010/wordprocessingDrawing" xmlns:wp="http://schemas.openxmlformats.org/drawingml/2006/wordprocessingDrawing" xmlns:w10="urn:schemas-microsoft-com:office:word" xmlns:w="http://schemas.openxmlformats.org/wordprocessingml/2006/main" xmlns:w14="http://schemas.microsoft.com/office/word/2010/wordml" xmlns:w15="http://schemas.microsoft.com/office/word/2012/wordml" xmlns:w16cex="http://schemas.microsoft.com/office/word/2018/wordml/cex" xmlns:w16cid="http://schemas.microsoft.com/office/word/2016/wordml/cid" xmlns:w16="http://schemas.microsoft.com/office/word/2018/wordml" xmlns:w16sdtdh="http://schemas.microsoft.com/office/word/2020/wordml/sdtdatahash" xmlns:w16se="http://schemas.microsoft.com/office/word/2015/wordml/symex" xmlns:wpg="http://schemas.microsoft.com/office/word/2010/wordprocessingGroup" xmlns:wpi="http://schemas.microsoft.com/office/word/2010/wordprocessingInk" xmlns:wne="http://schemas.microsoft.com/office/word/2006/wordml" xmlns:wps="http://schemas.microsoft.com/office/word/2010/wordprocessingShape" mc:Ignorable="w14 w15 w16se w16cid w16 w16cex w16sdtdh wp14">
   <w:sdt>
     <w:sdtPr>
       <w:id w:val="2117945953"/>
@@ -5053,10 +5018,11 @@
         <w:docPartUnique/>
       </w:docPartObj>
     </w:sdtPr>
+    <w:sdtEndPr/>
     <w:sdtContent>
       <w:p>
         <w:pPr>
-          <w:pStyle w:val="a4"/>
+          <w:pStyle w:val="Header"/>
           <w:jc w:val="right"/>
         </w:pPr>
         <w:r>
@@ -5108,7 +5074,7 @@
 </file>
 
 <file path=word/numbering.xml><?xml version="1.0" encoding="utf-8"?>
-<w:numbering xmlns:wpc="http://schemas.microsoft.com/office/word/2010/wordprocessingCanvas" xmlns:cx="http://schemas.microsoft.com/office/drawing/2014/chartex" xmlns:cx1="http://schemas.microsoft.com/office/drawing/2015/9/8/chartex" xmlns:cx2="http://schemas.microsoft.com/office/drawing/2015/10/21/chartex" xmlns:cx3="http://schemas.microsoft.com/office/drawing/2016/5/9/chartex" xmlns:cx4="http://schemas.microsoft.com/office/drawing/2016/5/10/chartex" xmlns:cx5="http://schemas.microsoft.com/office/drawing/2016/5/11/chartex" xmlns:cx6="http://schemas.microsoft.com/office/drawing/2016/5/12/chartex" xmlns:cx7="http://schemas.microsoft.com/office/drawing/2016/5/13/chartex" xmlns:cx8="http://schemas.microsoft.com/office/drawing/2016/5/14/chartex" xmlns:mc="http://schemas.openxmlformats.org/markup-compatibility/2006" xmlns:aink="http://schemas.microsoft.com/office/drawing/2016/ink" xmlns:am3d="http://schemas.microsoft.com/office/drawing/2017/model3d" xmlns:o="urn:schemas-microsoft-com:office:office" xmlns:oel="http://schemas.microsoft.com/office/2019/extlst" xmlns:r="http://schemas.openxmlformats.org/officeDocument/2006/relationships" xmlns:m="http://schemas.openxmlformats.org/officeDocument/2006/math" xmlns:v="urn:schemas-microsoft-com:vml" xmlns:wp14="http://schemas.microsoft.com/office/word/2010/wordprocessingDrawing" xmlns:wp="http://schemas.openxmlformats.org/drawingml/2006/wordprocessingDrawing" xmlns:w10="urn:schemas-microsoft-com:office:word" xmlns:w="http://schemas.openxmlformats.org/wordprocessingml/2006/main" xmlns:w14="http://schemas.microsoft.com/office/word/2010/wordml" xmlns:w15="http://schemas.microsoft.com/office/word/2012/wordml" xmlns:w16cex="http://schemas.microsoft.com/office/word/2018/wordml/cex" xmlns:w16cid="http://schemas.microsoft.com/office/word/2016/wordml/cid" xmlns:w16="http://schemas.microsoft.com/office/word/2018/wordml" xmlns:w16du="http://schemas.microsoft.com/office/word/2023/wordml/word16du" xmlns:w16sdtdh="http://schemas.microsoft.com/office/word/2020/wordml/sdtdatahash" xmlns:w16sdtfl="http://schemas.microsoft.com/office/word/2024/wordml/sdtformatlock" xmlns:w16se="http://schemas.microsoft.com/office/word/2015/wordml/symex" xmlns:wpg="http://schemas.microsoft.com/office/word/2010/wordprocessingGroup" xmlns:wpi="http://schemas.microsoft.com/office/word/2010/wordprocessingInk" xmlns:wne="http://schemas.microsoft.com/office/word/2006/wordml" xmlns:wps="http://schemas.microsoft.com/office/word/2010/wordprocessingShape" mc:Ignorable="w14 w15 w16se w16cid w16 w16cex w16sdtdh w16sdtfl w16du wp14">
+<w:numbering xmlns:wpc="http://schemas.microsoft.com/office/word/2010/wordprocessingCanvas" xmlns:cx="http://schemas.microsoft.com/office/drawing/2014/chartex" xmlns:cx1="http://schemas.microsoft.com/office/drawing/2015/9/8/chartex" xmlns:cx2="http://schemas.microsoft.com/office/drawing/2015/10/21/chartex" xmlns:cx3="http://schemas.microsoft.com/office/drawing/2016/5/9/chartex" xmlns:cx4="http://schemas.microsoft.com/office/drawing/2016/5/10/chartex" xmlns:cx5="http://schemas.microsoft.com/office/drawing/2016/5/11/chartex" xmlns:cx6="http://schemas.microsoft.com/office/drawing/2016/5/12/chartex" xmlns:cx7="http://schemas.microsoft.com/office/drawing/2016/5/13/chartex" xmlns:cx8="http://schemas.microsoft.com/office/drawing/2016/5/14/chartex" xmlns:mc="http://schemas.openxmlformats.org/markup-compatibility/2006" xmlns:aink="http://schemas.microsoft.com/office/drawing/2016/ink" xmlns:am3d="http://schemas.microsoft.com/office/drawing/2017/model3d" xmlns:o="urn:schemas-microsoft-com:office:office" xmlns:r="http://schemas.openxmlformats.org/officeDocument/2006/relationships" xmlns:m="http://schemas.openxmlformats.org/officeDocument/2006/math" xmlns:v="urn:schemas-microsoft-com:vml" xmlns:wp14="http://schemas.microsoft.com/office/word/2010/wordprocessingDrawing" xmlns:wp="http://schemas.openxmlformats.org/drawingml/2006/wordprocessingDrawing" xmlns:w10="urn:schemas-microsoft-com:office:word" xmlns:w="http://schemas.openxmlformats.org/wordprocessingml/2006/main" xmlns:w14="http://schemas.microsoft.com/office/word/2010/wordml" xmlns:w15="http://schemas.microsoft.com/office/word/2012/wordml" xmlns:w16cex="http://schemas.microsoft.com/office/word/2018/wordml/cex" xmlns:w16cid="http://schemas.microsoft.com/office/word/2016/wordml/cid" xmlns:w16="http://schemas.microsoft.com/office/word/2018/wordml" xmlns:w16sdtdh="http://schemas.microsoft.com/office/word/2020/wordml/sdtdatahash" xmlns:w16se="http://schemas.microsoft.com/office/word/2015/wordml/symex" xmlns:wpg="http://schemas.microsoft.com/office/word/2010/wordprocessingGroup" xmlns:wpi="http://schemas.microsoft.com/office/word/2010/wordprocessingInk" xmlns:wne="http://schemas.microsoft.com/office/word/2006/wordml" xmlns:wps="http://schemas.microsoft.com/office/word/2010/wordprocessingShape" mc:Ignorable="w14 w15 w16se w16cid w16 w16cex w16sdtdh wp14">
   <w:abstractNum w:abstractNumId="0" w15:restartNumberingAfterBreak="0">
     <w:nsid w:val="00E457BC"/>
     <w:multiLevelType w:val="hybridMultilevel"/>
@@ -6815,62 +6781,62 @@
       </w:pPr>
     </w:lvl>
   </w:abstractNum>
-  <w:num w:numId="1" w16cid:durableId="1480684751">
+  <w:num w:numId="1">
     <w:abstractNumId w:val="0"/>
   </w:num>
-  <w:num w:numId="2" w16cid:durableId="1673097185">
+  <w:num w:numId="2">
     <w:abstractNumId w:val="10"/>
   </w:num>
-  <w:num w:numId="3" w16cid:durableId="1154293518">
+  <w:num w:numId="3">
     <w:abstractNumId w:val="1"/>
   </w:num>
-  <w:num w:numId="4" w16cid:durableId="1944655220">
+  <w:num w:numId="4">
     <w:abstractNumId w:val="5"/>
   </w:num>
-  <w:num w:numId="5" w16cid:durableId="505292972">
+  <w:num w:numId="5">
     <w:abstractNumId w:val="16"/>
   </w:num>
-  <w:num w:numId="6" w16cid:durableId="1713967606">
+  <w:num w:numId="6">
     <w:abstractNumId w:val="11"/>
   </w:num>
-  <w:num w:numId="7" w16cid:durableId="1691830737">
+  <w:num w:numId="7">
     <w:abstractNumId w:val="12"/>
   </w:num>
-  <w:num w:numId="8" w16cid:durableId="15815754">
+  <w:num w:numId="8">
     <w:abstractNumId w:val="6"/>
   </w:num>
-  <w:num w:numId="9" w16cid:durableId="1258446747">
+  <w:num w:numId="9">
     <w:abstractNumId w:val="3"/>
   </w:num>
-  <w:num w:numId="10" w16cid:durableId="534999490">
+  <w:num w:numId="10">
     <w:abstractNumId w:val="8"/>
   </w:num>
-  <w:num w:numId="11" w16cid:durableId="2015304165">
+  <w:num w:numId="11">
     <w:abstractNumId w:val="9"/>
   </w:num>
-  <w:num w:numId="12" w16cid:durableId="1981686609">
+  <w:num w:numId="12">
     <w:abstractNumId w:val="15"/>
   </w:num>
-  <w:num w:numId="13" w16cid:durableId="855466562">
+  <w:num w:numId="13">
     <w:abstractNumId w:val="7"/>
   </w:num>
-  <w:num w:numId="14" w16cid:durableId="1177764864">
+  <w:num w:numId="14">
     <w:abstractNumId w:val="14"/>
   </w:num>
-  <w:num w:numId="15" w16cid:durableId="214506886">
+  <w:num w:numId="15">
     <w:abstractNumId w:val="4"/>
   </w:num>
-  <w:num w:numId="16" w16cid:durableId="362025972">
+  <w:num w:numId="16">
     <w:abstractNumId w:val="13"/>
   </w:num>
-  <w:num w:numId="17" w16cid:durableId="376973906">
+  <w:num w:numId="17">
     <w:abstractNumId w:val="2"/>
   </w:num>
 </w:numbering>
 </file>
 
 <file path=word/styles.xml><?xml version="1.0" encoding="utf-8"?>
-<w:styles xmlns:mc="http://schemas.openxmlformats.org/markup-compatibility/2006" xmlns:r="http://schemas.openxmlformats.org/officeDocument/2006/relationships" xmlns:w="http://schemas.openxmlformats.org/wordprocessingml/2006/main" xmlns:w14="http://schemas.microsoft.com/office/word/2010/wordml" xmlns:w15="http://schemas.microsoft.com/office/word/2012/wordml" xmlns:w16cex="http://schemas.microsoft.com/office/word/2018/wordml/cex" xmlns:w16cid="http://schemas.microsoft.com/office/word/2016/wordml/cid" xmlns:w16="http://schemas.microsoft.com/office/word/2018/wordml" xmlns:w16du="http://schemas.microsoft.com/office/word/2023/wordml/word16du" xmlns:w16sdtdh="http://schemas.microsoft.com/office/word/2020/wordml/sdtdatahash" xmlns:w16sdtfl="http://schemas.microsoft.com/office/word/2024/wordml/sdtformatlock" xmlns:w16se="http://schemas.microsoft.com/office/word/2015/wordml/symex" mc:Ignorable="w14 w15 w16se w16cid w16 w16cex w16sdtdh w16sdtfl w16du">
+<w:styles xmlns:mc="http://schemas.openxmlformats.org/markup-compatibility/2006" xmlns:r="http://schemas.openxmlformats.org/officeDocument/2006/relationships" xmlns:w="http://schemas.openxmlformats.org/wordprocessingml/2006/main" xmlns:w14="http://schemas.microsoft.com/office/word/2010/wordml" xmlns:w15="http://schemas.microsoft.com/office/word/2012/wordml" xmlns:w16cex="http://schemas.microsoft.com/office/word/2018/wordml/cex" xmlns:w16cid="http://schemas.microsoft.com/office/word/2016/wordml/cid" xmlns:w16="http://schemas.microsoft.com/office/word/2018/wordml" xmlns:w16sdtdh="http://schemas.microsoft.com/office/word/2020/wordml/sdtdatahash" xmlns:w16se="http://schemas.microsoft.com/office/word/2015/wordml/symex" mc:Ignorable="w14 w15 w16se w16cid w16 w16cex w16sdtdh">
   <w:docDefaults>
     <w:rPrDefault>
       <w:rPr>
@@ -7264,17 +7230,17 @@
     <w:lsdException w:name="Unresolved Mention" w:semiHidden="1" w:unhideWhenUsed="1"/>
     <w:lsdException w:name="Smart Link" w:semiHidden="1" w:unhideWhenUsed="1"/>
   </w:latentStyles>
-  <w:style w:type="paragraph" w:default="1" w:styleId="a">
+  <w:style w:type="paragraph" w:default="1" w:styleId="Normal">
     <w:name w:val="Normal"/>
     <w:qFormat/>
   </w:style>
-  <w:style w:type="character" w:default="1" w:styleId="a0">
+  <w:style w:type="character" w:default="1" w:styleId="DefaultParagraphFont">
     <w:name w:val="Default Paragraph Font"/>
     <w:uiPriority w:val="1"/>
     <w:semiHidden/>
     <w:unhideWhenUsed/>
   </w:style>
-  <w:style w:type="table" w:default="1" w:styleId="a1">
+  <w:style w:type="table" w:default="1" w:styleId="TableNormal">
     <w:name w:val="Normal Table"/>
     <w:uiPriority w:val="99"/>
     <w:semiHidden/>
@@ -7289,15 +7255,15 @@
       </w:tblCellMar>
     </w:tblPr>
   </w:style>
-  <w:style w:type="numbering" w:default="1" w:styleId="a2">
+  <w:style w:type="numbering" w:default="1" w:styleId="NoList">
     <w:name w:val="No List"/>
     <w:uiPriority w:val="99"/>
     <w:semiHidden/>
     <w:unhideWhenUsed/>
   </w:style>
-  <w:style w:type="paragraph" w:styleId="a3">
+  <w:style w:type="paragraph" w:styleId="ListParagraph">
     <w:name w:val="List Paragraph"/>
-    <w:basedOn w:val="a"/>
+    <w:basedOn w:val="Normal"/>
     <w:uiPriority w:val="34"/>
     <w:qFormat/>
     <w:rsid w:val="00EF0D9C"/>
@@ -7306,10 +7272,10 @@
       <w:contextualSpacing/>
     </w:pPr>
   </w:style>
-  <w:style w:type="paragraph" w:styleId="a4">
+  <w:style w:type="paragraph" w:styleId="Header">
     <w:name w:val="header"/>
-    <w:basedOn w:val="a"/>
-    <w:link w:val="a5"/>
+    <w:basedOn w:val="Normal"/>
+    <w:link w:val="HeaderChar"/>
     <w:uiPriority w:val="99"/>
     <w:unhideWhenUsed/>
     <w:rsid w:val="00A326F6"/>
@@ -7321,17 +7287,17 @@
       <w:spacing w:after="0" w:line="240" w:lineRule="auto"/>
     </w:pPr>
   </w:style>
-  <w:style w:type="character" w:customStyle="1" w:styleId="a5">
-    <w:name w:val="หัวกระดาษ อักขระ"/>
-    <w:basedOn w:val="a0"/>
-    <w:link w:val="a4"/>
+  <w:style w:type="character" w:customStyle="1" w:styleId="HeaderChar">
+    <w:name w:val="Header Char"/>
+    <w:basedOn w:val="DefaultParagraphFont"/>
+    <w:link w:val="Header"/>
     <w:uiPriority w:val="99"/>
     <w:rsid w:val="00A326F6"/>
   </w:style>
-  <w:style w:type="paragraph" w:styleId="a6">
+  <w:style w:type="paragraph" w:styleId="Footer">
     <w:name w:val="footer"/>
-    <w:basedOn w:val="a"/>
-    <w:link w:val="a7"/>
+    <w:basedOn w:val="Normal"/>
+    <w:link w:val="FooterChar"/>
     <w:uiPriority w:val="99"/>
     <w:unhideWhenUsed/>
     <w:rsid w:val="00A326F6"/>
@@ -7343,17 +7309,17 @@
       <w:spacing w:after="0" w:line="240" w:lineRule="auto"/>
     </w:pPr>
   </w:style>
-  <w:style w:type="character" w:customStyle="1" w:styleId="a7">
-    <w:name w:val="ท้ายกระดาษ อักขระ"/>
-    <w:basedOn w:val="a0"/>
-    <w:link w:val="a6"/>
+  <w:style w:type="character" w:customStyle="1" w:styleId="FooterChar">
+    <w:name w:val="Footer Char"/>
+    <w:basedOn w:val="DefaultParagraphFont"/>
+    <w:link w:val="Footer"/>
     <w:uiPriority w:val="99"/>
     <w:rsid w:val="00A326F6"/>
   </w:style>
-  <w:style w:type="paragraph" w:styleId="a8">
+  <w:style w:type="paragraph" w:styleId="BalloonText">
     <w:name w:val="Balloon Text"/>
-    <w:basedOn w:val="a"/>
-    <w:link w:val="a9"/>
+    <w:basedOn w:val="Normal"/>
+    <w:link w:val="BalloonTextChar"/>
     <w:uiPriority w:val="99"/>
     <w:semiHidden/>
     <w:unhideWhenUsed/>
@@ -7367,10 +7333,10 @@
       <w:szCs w:val="20"/>
     </w:rPr>
   </w:style>
-  <w:style w:type="character" w:customStyle="1" w:styleId="a9">
-    <w:name w:val="ข้อความบอลลูน อักขระ"/>
-    <w:basedOn w:val="a0"/>
-    <w:link w:val="a8"/>
+  <w:style w:type="character" w:customStyle="1" w:styleId="BalloonTextChar">
+    <w:name w:val="Balloon Text Char"/>
+    <w:basedOn w:val="DefaultParagraphFont"/>
+    <w:link w:val="BalloonText"/>
     <w:uiPriority w:val="99"/>
     <w:semiHidden/>
     <w:rsid w:val="006B274B"/>
@@ -7380,9 +7346,9 @@
       <w:szCs w:val="20"/>
     </w:rPr>
   </w:style>
-  <w:style w:type="table" w:styleId="aa">
+  <w:style w:type="table" w:styleId="TableGrid">
     <w:name w:val="Table Grid"/>
-    <w:basedOn w:val="a1"/>
+    <w:basedOn w:val="TableNormal"/>
     <w:uiPriority w:val="59"/>
     <w:rsid w:val="000D23C7"/>
     <w:pPr>
@@ -7399,10 +7365,10 @@
       </w:tblBorders>
     </w:tblPr>
   </w:style>
-  <w:style w:type="paragraph" w:styleId="ab">
+  <w:style w:type="paragraph" w:styleId="BodyText">
     <w:name w:val="Body Text"/>
-    <w:basedOn w:val="a"/>
-    <w:link w:val="ac"/>
+    <w:basedOn w:val="Normal"/>
+    <w:link w:val="BodyTextChar"/>
     <w:rsid w:val="00DD0958"/>
     <w:pPr>
       <w:tabs>
@@ -7417,10 +7383,10 @@
       <w:szCs w:val="32"/>
     </w:rPr>
   </w:style>
-  <w:style w:type="character" w:customStyle="1" w:styleId="ac">
-    <w:name w:val="เนื้อความ อักขระ"/>
-    <w:basedOn w:val="a0"/>
-    <w:link w:val="ab"/>
+  <w:style w:type="character" w:customStyle="1" w:styleId="BodyTextChar">
+    <w:name w:val="Body Text Char"/>
+    <w:basedOn w:val="DefaultParagraphFont"/>
+    <w:link w:val="BodyText"/>
     <w:rsid w:val="00DD0958"/>
     <w:rPr>
       <w:rFonts w:ascii="EucrosiaUPC" w:eastAsia="Cordia New" w:hAnsi="EucrosiaUPC" w:cs="EucrosiaUPC"/>
@@ -7430,12 +7396,12 @@
   </w:style>
   <w:style w:type="character" w:customStyle="1" w:styleId="apple-style-span">
     <w:name w:val="apple-style-span"/>
-    <w:basedOn w:val="a0"/>
+    <w:basedOn w:val="DefaultParagraphFont"/>
     <w:rsid w:val="00DD0958"/>
   </w:style>
-  <w:style w:type="table" w:styleId="ad">
+  <w:style w:type="table" w:styleId="TableGridLight">
     <w:name w:val="Grid Table Light"/>
-    <w:basedOn w:val="a1"/>
+    <w:basedOn w:val="TableNormal"/>
     <w:uiPriority w:val="40"/>
     <w:rsid w:val="00DD0958"/>
     <w:pPr>
@@ -7458,15 +7424,25 @@
       </w:tblBorders>
     </w:tblPr>
   </w:style>
-  <w:style w:type="character" w:styleId="ae">
+  <w:style w:type="character" w:styleId="Strong">
     <w:name w:val="Strong"/>
-    <w:basedOn w:val="a0"/>
+    <w:basedOn w:val="DefaultParagraphFont"/>
     <w:uiPriority w:val="22"/>
     <w:qFormat/>
     <w:rsid w:val="00CC34C6"/>
     <w:rPr>
       <w:b/>
       <w:bCs/>
+    </w:rPr>
+  </w:style>
+  <w:style w:type="character" w:styleId="PlaceholderText">
+    <w:name w:val="Placeholder Text"/>
+    <w:basedOn w:val="DefaultParagraphFont"/>
+    <w:uiPriority w:val="99"/>
+    <w:semiHidden/>
+    <w:rsid w:val="000D670D"/>
+    <w:rPr>
+      <w:color w:val="808080"/>
     </w:rPr>
   </w:style>
 </w:styles>

--- a/บทที่ 5.docx
+++ b/บทที่ 5.docx
@@ -14,7 +14,7 @@
         <w:spacing w:after="0"/>
         <w:jc w:val="center"/>
         <w:rPr>
-          <w:rFonts w:ascii="TH SarabunPSK" w:hAnsi="TH SarabunPSK" w:cs="TH SarabunPSK" w:hint="cs"/>
+          <w:rFonts w:ascii="TH SarabunPSK" w:hAnsi="TH SarabunPSK" w:cs="TH SarabunPSK"/>
           <w:b/>
           <w:bCs/>
           <w:sz w:val="40"/>
@@ -45,7 +45,7 @@
         <w:spacing w:after="0"/>
         <w:jc w:val="center"/>
         <w:rPr>
-          <w:rFonts w:ascii="TH SarabunPSK" w:hAnsi="TH SarabunPSK" w:cs="TH SarabunPSK" w:hint="cs"/>
+          <w:rFonts w:ascii="TH SarabunPSK" w:hAnsi="TH SarabunPSK" w:cs="TH SarabunPSK"/>
           <w:b/>
           <w:bCs/>
           <w:sz w:val="32"/>
@@ -76,7 +76,7 @@
         <w:spacing w:after="0"/>
         <w:jc w:val="center"/>
         <w:rPr>
-          <w:rFonts w:ascii="TH SarabunPSK" w:hAnsi="TH SarabunPSK" w:cs="TH SarabunPSK" w:hint="cs"/>
+          <w:rFonts w:ascii="TH SarabunPSK" w:hAnsi="TH SarabunPSK" w:cs="TH SarabunPSK"/>
           <w:b/>
           <w:bCs/>
           <w:sz w:val="32"/>
@@ -97,7 +97,7 @@
         <w:spacing w:after="0"/>
         <w:jc w:val="thaiDistribute"/>
         <w:rPr>
-          <w:rFonts w:ascii="TH SarabunPSK" w:hAnsi="TH SarabunPSK" w:cs="TH SarabunPSK" w:hint="cs"/>
+          <w:rFonts w:ascii="TH SarabunPSK" w:hAnsi="TH SarabunPSK" w:cs="TH SarabunPSK"/>
           <w:sz w:val="32"/>
           <w:szCs w:val="32"/>
         </w:rPr>
@@ -209,7 +209,7 @@
         <w:spacing w:after="0"/>
         <w:jc w:val="thaiDistribute"/>
         <w:rPr>
-          <w:rFonts w:ascii="TH SarabunPSK" w:hAnsi="TH SarabunPSK" w:cs="TH SarabunPSK" w:hint="cs"/>
+          <w:rFonts w:ascii="TH SarabunPSK" w:hAnsi="TH SarabunPSK" w:cs="TH SarabunPSK"/>
           <w:sz w:val="32"/>
           <w:szCs w:val="32"/>
         </w:rPr>
@@ -524,11 +524,20 @@
         <w:spacing w:after="0"/>
         <w:jc w:val="thaiDistribute"/>
         <w:rPr>
-          <w:rFonts w:ascii="TH SarabunPSK" w:hAnsi="TH SarabunPSK" w:cs="TH SarabunPSK" w:hint="cs"/>
-          <w:sz w:val="32"/>
-          <w:szCs w:val="32"/>
-        </w:rPr>
-      </w:pPr>
+          <w:rFonts w:ascii="TH SarabunPSK" w:hAnsi="TH SarabunPSK" w:cs="TH SarabunPSK"/>
+          <w:sz w:val="32"/>
+          <w:szCs w:val="32"/>
+        </w:rPr>
+      </w:pPr>
+      <w:r>
+        <w:rPr>
+          <w:rFonts w:ascii="TH SarabunPSK" w:hAnsi="TH SarabunPSK" w:cs="TH SarabunPSK"/>
+          <w:sz w:val="32"/>
+          <w:szCs w:val="32"/>
+          <w:cs/>
+        </w:rPr>
+        <w:tab/>
+      </w:r>
       <w:r>
         <w:rPr>
           <w:rFonts w:ascii="TH SarabunPSK" w:hAnsi="TH SarabunPSK" w:cs="TH SarabunPSK"/>
@@ -753,10 +762,17 @@
         <w:spacing w:after="0"/>
         <w:jc w:val="thaiDistribute"/>
         <w:rPr>
-          <w:rFonts w:ascii="TH SarabunPSK" w:hAnsi="TH SarabunPSK" w:cs="TH SarabunPSK" w:hint="cs"/>
-          <w:sz w:val="32"/>
-          <w:szCs w:val="32"/>
-        </w:rPr>
+          <w:rFonts w:ascii="TH SarabunPSK" w:hAnsi="TH SarabunPSK" w:cs="TH SarabunPSK"/>
+          <w:sz w:val="32"/>
+          <w:szCs w:val="32"/>
+          <w:cs/>
+        </w:rPr>
+        <w:sectPr>
+          <w:pgSz w:w="11906" w:h="16838" w:code="9"/>
+          <w:pgMar w:top="2160" w:right="1440" w:bottom="1440" w:left="2160" w:header="1440" w:footer="720" w:gutter="0"/>
+          <w:cols w:space="708"/>
+          <w:docGrid w:linePitch="360"/>
+        </w:sectPr>
       </w:pPr>
       <w:r>
         <w:rPr>
@@ -940,7 +956,7 @@
           <w:szCs w:val="32"/>
           <w:cs/>
         </w:rPr>
-        <w:t>อง กับสมมติฐานข้อที่ 2 และสามารถนำไปใช้ได้อย่างมีประสิทธิภาพ</w:t>
+        <w:t>อง กับสมมติฐานข้อที่ 2 และสามารถนำไปใช้ได้อย่างมีประสิทธิภา</w:t>
       </w:r>
     </w:p>
     <w:p>
@@ -956,87 +972,11 @@
         <w:spacing w:after="0"/>
         <w:jc w:val="thaiDistribute"/>
         <w:rPr>
-          <w:rFonts w:ascii="TH SarabunPSK" w:hAnsi="TH SarabunPSK" w:cs="TH SarabunPSK" w:hint="cs"/>
-          <w:sz w:val="32"/>
-          <w:szCs w:val="32"/>
-        </w:rPr>
-      </w:pPr>
-      <w:r>
-        <w:rPr>
-          <w:rFonts w:ascii="TH SarabunPSK" w:hAnsi="TH SarabunPSK" w:cs="TH SarabunPSK" w:hint="cs"/>
-          <w:sz w:val="32"/>
-          <w:szCs w:val="32"/>
-          <w:cs/>
-        </w:rPr>
-        <w:lastRenderedPageBreak/>
-        <w:tab/>
-      </w:r>
-      <w:r>
-        <w:rPr>
-          <w:rFonts w:ascii="TH SarabunPSK" w:hAnsi="TH SarabunPSK" w:cs="TH SarabunPSK" w:hint="cs"/>
-          <w:sz w:val="32"/>
-          <w:szCs w:val="32"/>
-          <w:cs/>
-        </w:rPr>
-        <w:tab/>
-      </w:r>
-      <w:r>
-        <w:rPr>
-          <w:rFonts w:ascii="TH SarabunPSK" w:hAnsi="TH SarabunPSK" w:cs="TH SarabunPSK" w:hint="cs"/>
-          <w:spacing w:val="-2"/>
-          <w:sz w:val="32"/>
-          <w:szCs w:val="32"/>
-          <w:cs/>
-        </w:rPr>
-        <w:t>จากผลการทำ</w:t>
-      </w:r>
-      <w:r>
-        <w:rPr>
-          <w:rFonts w:ascii="TH SarabunPSK" w:hAnsi="TH SarabunPSK" w:cs="TH SarabunPSK" w:hint="cs"/>
-          <w:sz w:val="32"/>
-          <w:szCs w:val="32"/>
-          <w:cs/>
-        </w:rPr>
-        <w:t>โครงงานสหกิจศึกษา</w:t>
-      </w:r>
-      <w:r>
-        <w:rPr>
-          <w:rFonts w:ascii="TH SarabunPSK" w:hAnsi="TH SarabunPSK" w:cs="TH SarabunPSK" w:hint="cs"/>
-          <w:spacing w:val="-2"/>
-          <w:sz w:val="32"/>
-          <w:szCs w:val="32"/>
-          <w:cs/>
-        </w:rPr>
-        <w:t>ตามวัตถุประสงค์และขั้นตอนการดำเนินการที่กล่าวไว้นั้น</w:t>
-      </w:r>
-      <w:r>
-        <w:rPr>
-          <w:rFonts w:ascii="TH SarabunPSK" w:hAnsi="TH SarabunPSK" w:cs="TH SarabunPSK" w:hint="cs"/>
-          <w:spacing w:val="-2"/>
-          <w:sz w:val="32"/>
-          <w:szCs w:val="32"/>
-        </w:rPr>
-        <w:t xml:space="preserve"> </w:t>
-      </w:r>
-      <w:r>
-        <w:rPr>
-          <w:rFonts w:ascii="TH SarabunPSK" w:hAnsi="TH SarabunPSK" w:cs="TH SarabunPSK" w:hint="cs"/>
-          <w:spacing w:val="-2"/>
-          <w:sz w:val="32"/>
-          <w:szCs w:val="32"/>
-          <w:cs/>
-        </w:rPr>
-        <w:t>สามารถ</w:t>
-      </w:r>
-      <w:r>
-        <w:rPr>
-          <w:rFonts w:ascii="TH SarabunPSK" w:hAnsi="TH SarabunPSK" w:cs="TH SarabunPSK" w:hint="cs"/>
-          <w:sz w:val="32"/>
-          <w:szCs w:val="32"/>
-          <w:cs/>
-        </w:rPr>
-        <w:t>นำพาเข้าสู่ประเด็นหลักสำคัญได้ดังต่อไปนี้</w:t>
-      </w:r>
+          <w:rFonts w:ascii="TH SarabunPSK" w:hAnsi="TH SarabunPSK" w:cs="TH SarabunPSK"/>
+          <w:sz w:val="32"/>
+          <w:szCs w:val="32"/>
+        </w:rPr>
+      </w:pPr>
     </w:p>
     <w:p>
       <w:pPr>
@@ -1051,16 +991,17 @@
         <w:spacing w:after="0"/>
         <w:jc w:val="thaiDistribute"/>
         <w:rPr>
-          <w:rFonts w:ascii="TH SarabunPSK" w:hAnsi="TH SarabunPSK" w:cs="TH SarabunPSK" w:hint="cs"/>
-          <w:sz w:val="32"/>
-          <w:szCs w:val="32"/>
-        </w:rPr>
-      </w:pPr>
-      <w:r>
-        <w:rPr>
-          <w:rFonts w:ascii="TH SarabunPSK" w:hAnsi="TH SarabunPSK" w:cs="TH SarabunPSK" w:hint="cs"/>
-          <w:sz w:val="32"/>
-          <w:szCs w:val="32"/>
+          <w:rFonts w:ascii="TH SarabunPSK" w:hAnsi="TH SarabunPSK" w:cs="TH SarabunPSK"/>
+          <w:sz w:val="32"/>
+          <w:szCs w:val="32"/>
+        </w:rPr>
+      </w:pPr>
+      <w:r>
+        <w:rPr>
+          <w:rFonts w:ascii="TH SarabunPSK" w:hAnsi="TH SarabunPSK" w:cs="TH SarabunPSK" w:hint="cs"/>
+          <w:sz w:val="32"/>
+          <w:szCs w:val="32"/>
+          <w:cs/>
         </w:rPr>
         <w:tab/>
       </w:r>
@@ -1069,18 +1010,66 @@
           <w:rFonts w:ascii="TH SarabunPSK" w:hAnsi="TH SarabunPSK" w:cs="TH SarabunPSK" w:hint="cs"/>
           <w:sz w:val="32"/>
           <w:szCs w:val="32"/>
+          <w:cs/>
         </w:rPr>
         <w:tab/>
-        <w:t xml:space="preserve">5.1 </w:t>
-      </w:r>
-      <w:r>
-        <w:rPr>
-          <w:rFonts w:ascii="TH SarabunPSK" w:hAnsi="TH SarabunPSK" w:cs="TH SarabunPSK" w:hint="cs"/>
-          <w:sz w:val="32"/>
-          <w:szCs w:val="32"/>
-          <w:cs/>
-        </w:rPr>
-        <w:t>สรุปผล</w:t>
+      </w:r>
+      <w:r>
+        <w:rPr>
+          <w:rFonts w:ascii="TH SarabunPSK" w:hAnsi="TH SarabunPSK" w:cs="TH SarabunPSK" w:hint="cs"/>
+          <w:spacing w:val="-2"/>
+          <w:sz w:val="32"/>
+          <w:szCs w:val="32"/>
+          <w:cs/>
+        </w:rPr>
+        <w:t>จากผลการทำ</w:t>
+      </w:r>
+      <w:r>
+        <w:rPr>
+          <w:rFonts w:ascii="TH SarabunPSK" w:hAnsi="TH SarabunPSK" w:cs="TH SarabunPSK" w:hint="cs"/>
+          <w:sz w:val="32"/>
+          <w:szCs w:val="32"/>
+          <w:cs/>
+        </w:rPr>
+        <w:t>โครงงานสหกิจศึกษา</w:t>
+      </w:r>
+      <w:r>
+        <w:rPr>
+          <w:rFonts w:ascii="TH SarabunPSK" w:hAnsi="TH SarabunPSK" w:cs="TH SarabunPSK" w:hint="cs"/>
+          <w:spacing w:val="-2"/>
+          <w:sz w:val="32"/>
+          <w:szCs w:val="32"/>
+          <w:cs/>
+        </w:rPr>
+        <w:t>ตามวัตถุประสงค์และขั้นตอนการดำเนินการที่กล่าวไว้นั้น</w:t>
+      </w:r>
+      <w:r>
+        <w:rPr>
+          <w:rFonts w:ascii="TH SarabunPSK" w:hAnsi="TH SarabunPSK" w:cs="TH SarabunPSK" w:hint="cs"/>
+          <w:spacing w:val="-2"/>
+          <w:sz w:val="32"/>
+          <w:szCs w:val="32"/>
+        </w:rPr>
+        <w:t xml:space="preserve"> </w:t>
+      </w:r>
+      <w:r>
+        <w:rPr>
+          <w:rFonts w:ascii="TH SarabunPSK" w:hAnsi="TH SarabunPSK" w:cs="TH SarabunPSK" w:hint="cs"/>
+          <w:spacing w:val="-2"/>
+          <w:sz w:val="32"/>
+          <w:szCs w:val="32"/>
+          <w:cs/>
+        </w:rPr>
+        <w:t>สามารถ</w:t>
+      </w:r>
+      <w:r>
+        <w:rPr>
+          <w:rFonts w:ascii="TH SarabunPSK" w:hAnsi="TH SarabunPSK" w:cs="TH SarabunPSK" w:hint="cs"/>
+          <w:sz w:val="32"/>
+          <w:szCs w:val="32"/>
+          <w:cs/>
+        </w:rPr>
+        <w:t>นำพาเข้าสู่ประเด็นหลักสำคัญได้ดังต่อไปนี้</w:t>
       </w:r>
     </w:p>
     <w:p>
@@ -1096,17 +1085,16 @@
         <w:spacing w:after="0"/>
         <w:jc w:val="thaiDistribute"/>
         <w:rPr>
-          <w:rFonts w:ascii="TH SarabunPSK" w:hAnsi="TH SarabunPSK" w:cs="TH SarabunPSK" w:hint="cs"/>
-          <w:sz w:val="32"/>
-          <w:szCs w:val="32"/>
-        </w:rPr>
-      </w:pPr>
-      <w:r>
-        <w:rPr>
-          <w:rFonts w:ascii="TH SarabunPSK" w:hAnsi="TH SarabunPSK" w:cs="TH SarabunPSK" w:hint="cs"/>
-          <w:sz w:val="32"/>
-          <w:szCs w:val="32"/>
-          <w:cs/>
+          <w:rFonts w:ascii="TH SarabunPSK" w:hAnsi="TH SarabunPSK" w:cs="TH SarabunPSK"/>
+          <w:sz w:val="32"/>
+          <w:szCs w:val="32"/>
+        </w:rPr>
+      </w:pPr>
+      <w:r>
+        <w:rPr>
+          <w:rFonts w:ascii="TH SarabunPSK" w:hAnsi="TH SarabunPSK" w:cs="TH SarabunPSK" w:hint="cs"/>
+          <w:sz w:val="32"/>
+          <w:szCs w:val="32"/>
         </w:rPr>
         <w:tab/>
       </w:r>
@@ -1115,26 +1103,18 @@
           <w:rFonts w:ascii="TH SarabunPSK" w:hAnsi="TH SarabunPSK" w:cs="TH SarabunPSK" w:hint="cs"/>
           <w:sz w:val="32"/>
           <w:szCs w:val="32"/>
-          <w:cs/>
         </w:rPr>
         <w:tab/>
-      </w:r>
-      <w:r>
-        <w:rPr>
-          <w:rFonts w:ascii="TH SarabunPSK" w:hAnsi="TH SarabunPSK" w:cs="TH SarabunPSK" w:hint="cs"/>
-          <w:sz w:val="32"/>
-          <w:szCs w:val="32"/>
-        </w:rPr>
-        <w:t xml:space="preserve">5.2 </w:t>
-      </w:r>
-      <w:r>
-        <w:rPr>
-          <w:rFonts w:ascii="TH SarabunPSK" w:hAnsi="TH SarabunPSK" w:cs="TH SarabunPSK" w:hint="cs"/>
-          <w:sz w:val="32"/>
-          <w:szCs w:val="32"/>
-          <w:cs/>
-        </w:rPr>
-        <w:t>อภิปรายผล</w:t>
+        <w:t xml:space="preserve">5.1 </w:t>
+      </w:r>
+      <w:r>
+        <w:rPr>
+          <w:rFonts w:ascii="TH SarabunPSK" w:hAnsi="TH SarabunPSK" w:cs="TH SarabunPSK" w:hint="cs"/>
+          <w:sz w:val="32"/>
+          <w:szCs w:val="32"/>
+          <w:cs/>
+        </w:rPr>
+        <w:t>สรุปผล</w:t>
       </w:r>
     </w:p>
     <w:p>
@@ -1150,7 +1130,7 @@
         <w:spacing w:after="0"/>
         <w:jc w:val="thaiDistribute"/>
         <w:rPr>
-          <w:rFonts w:ascii="TH SarabunPSK" w:hAnsi="TH SarabunPSK" w:cs="TH SarabunPSK" w:hint="cs"/>
+          <w:rFonts w:ascii="TH SarabunPSK" w:hAnsi="TH SarabunPSK" w:cs="TH SarabunPSK"/>
           <w:sz w:val="32"/>
           <w:szCs w:val="32"/>
         </w:rPr>
@@ -1179,16 +1159,16 @@
           <w:sz w:val="32"/>
           <w:szCs w:val="32"/>
         </w:rPr>
-        <w:t xml:space="preserve">5.3 </w:t>
-      </w:r>
-      <w:r>
-        <w:rPr>
-          <w:rFonts w:ascii="TH SarabunPSK" w:hAnsi="TH SarabunPSK" w:cs="TH SarabunPSK" w:hint="cs"/>
-          <w:sz w:val="32"/>
-          <w:szCs w:val="32"/>
-          <w:cs/>
-        </w:rPr>
-        <w:t>ปัญหาที่พบ</w:t>
+        <w:t xml:space="preserve">5.2 </w:t>
+      </w:r>
+      <w:r>
+        <w:rPr>
+          <w:rFonts w:ascii="TH SarabunPSK" w:hAnsi="TH SarabunPSK" w:cs="TH SarabunPSK" w:hint="cs"/>
+          <w:sz w:val="32"/>
+          <w:szCs w:val="32"/>
+          <w:cs/>
+        </w:rPr>
+        <w:t>อภิปรายผล</w:t>
       </w:r>
     </w:p>
     <w:p>
@@ -1204,7 +1184,7 @@
         <w:spacing w:after="0"/>
         <w:jc w:val="thaiDistribute"/>
         <w:rPr>
-          <w:rFonts w:ascii="TH SarabunPSK" w:hAnsi="TH SarabunPSK" w:cs="TH SarabunPSK" w:hint="cs"/>
+          <w:rFonts w:ascii="TH SarabunPSK" w:hAnsi="TH SarabunPSK" w:cs="TH SarabunPSK"/>
           <w:sz w:val="32"/>
           <w:szCs w:val="32"/>
         </w:rPr>
@@ -1233,16 +1213,16 @@
           <w:sz w:val="32"/>
           <w:szCs w:val="32"/>
         </w:rPr>
-        <w:t xml:space="preserve">5.4 </w:t>
-      </w:r>
-      <w:r>
-        <w:rPr>
-          <w:rFonts w:ascii="TH SarabunPSK" w:hAnsi="TH SarabunPSK" w:cs="TH SarabunPSK" w:hint="cs"/>
-          <w:sz w:val="32"/>
-          <w:szCs w:val="32"/>
-          <w:cs/>
-        </w:rPr>
-        <w:t>ข้อเสนอแนะ</w:t>
+        <w:t xml:space="preserve">5.3 </w:t>
+      </w:r>
+      <w:r>
+        <w:rPr>
+          <w:rFonts w:ascii="TH SarabunPSK" w:hAnsi="TH SarabunPSK" w:cs="TH SarabunPSK" w:hint="cs"/>
+          <w:sz w:val="32"/>
+          <w:szCs w:val="32"/>
+          <w:cs/>
+        </w:rPr>
+        <w:t>ปัญหาที่พบ</w:t>
       </w:r>
     </w:p>
     <w:p>
@@ -1258,11 +1238,46 @@
         <w:spacing w:after="0"/>
         <w:jc w:val="thaiDistribute"/>
         <w:rPr>
-          <w:rFonts w:ascii="TH SarabunPSK" w:hAnsi="TH SarabunPSK" w:cs="TH SarabunPSK" w:hint="cs"/>
-          <w:sz w:val="32"/>
-          <w:szCs w:val="32"/>
-        </w:rPr>
-      </w:pPr>
+          <w:rFonts w:ascii="TH SarabunPSK" w:hAnsi="TH SarabunPSK" w:cs="TH SarabunPSK"/>
+          <w:sz w:val="32"/>
+          <w:szCs w:val="32"/>
+        </w:rPr>
+      </w:pPr>
+      <w:r>
+        <w:rPr>
+          <w:rFonts w:ascii="TH SarabunPSK" w:hAnsi="TH SarabunPSK" w:cs="TH SarabunPSK" w:hint="cs"/>
+          <w:sz w:val="32"/>
+          <w:szCs w:val="32"/>
+          <w:cs/>
+        </w:rPr>
+        <w:tab/>
+      </w:r>
+      <w:r>
+        <w:rPr>
+          <w:rFonts w:ascii="TH SarabunPSK" w:hAnsi="TH SarabunPSK" w:cs="TH SarabunPSK" w:hint="cs"/>
+          <w:sz w:val="32"/>
+          <w:szCs w:val="32"/>
+          <w:cs/>
+        </w:rPr>
+        <w:tab/>
+      </w:r>
+      <w:r>
+        <w:rPr>
+          <w:rFonts w:ascii="TH SarabunPSK" w:hAnsi="TH SarabunPSK" w:cs="TH SarabunPSK" w:hint="cs"/>
+          <w:sz w:val="32"/>
+          <w:szCs w:val="32"/>
+        </w:rPr>
+        <w:t xml:space="preserve">5.4 </w:t>
+      </w:r>
+      <w:r>
+        <w:rPr>
+          <w:rFonts w:ascii="TH SarabunPSK" w:hAnsi="TH SarabunPSK" w:cs="TH SarabunPSK" w:hint="cs"/>
+          <w:sz w:val="32"/>
+          <w:szCs w:val="32"/>
+          <w:cs/>
+        </w:rPr>
+        <w:t>ข้อเสนอแนะ</w:t>
+      </w:r>
     </w:p>
     <w:p>
       <w:pPr>
@@ -1277,36 +1292,11 @@
         <w:spacing w:after="0"/>
         <w:jc w:val="thaiDistribute"/>
         <w:rPr>
-          <w:rFonts w:ascii="TH SarabunPSK" w:hAnsi="TH SarabunPSK" w:cs="TH SarabunPSK" w:hint="cs"/>
-          <w:b/>
-          <w:bCs/>
-          <w:sz w:val="32"/>
-          <w:szCs w:val="32"/>
-        </w:rPr>
-      </w:pPr>
-      <w:r>
-        <w:rPr>
-          <w:rFonts w:ascii="TH SarabunPSK" w:hAnsi="TH SarabunPSK" w:cs="TH SarabunPSK" w:hint="cs"/>
-          <w:b/>
-          <w:bCs/>
-          <w:sz w:val="32"/>
-          <w:szCs w:val="32"/>
-          <w:cs/>
-        </w:rPr>
-        <w:t>5.1</w:t>
-      </w:r>
-      <w:r>
-        <w:rPr>
-          <w:rFonts w:ascii="TH SarabunPSK" w:hAnsi="TH SarabunPSK" w:cs="TH SarabunPSK" w:hint="cs"/>
-          <w:b/>
-          <w:bCs/>
-          <w:sz w:val="32"/>
-          <w:szCs w:val="32"/>
-          <w:cs/>
-        </w:rPr>
-        <w:tab/>
-        <w:t>สรุปผล</w:t>
-      </w:r>
+          <w:rFonts w:ascii="TH SarabunPSK" w:hAnsi="TH SarabunPSK" w:cs="TH SarabunPSK"/>
+          <w:sz w:val="32"/>
+          <w:szCs w:val="32"/>
+        </w:rPr>
+      </w:pPr>
     </w:p>
     <w:p>
       <w:pPr>
@@ -1321,64 +1311,35 @@
         <w:spacing w:after="0"/>
         <w:jc w:val="thaiDistribute"/>
         <w:rPr>
-          <w:rFonts w:ascii="TH SarabunPSK" w:hAnsi="TH SarabunPSK" w:cs="TH SarabunPSK" w:hint="cs"/>
-          <w:sz w:val="32"/>
-          <w:szCs w:val="32"/>
-        </w:rPr>
-      </w:pPr>
-      <w:r>
-        <w:rPr>
-          <w:rFonts w:ascii="TH SarabunPSK" w:hAnsi="TH SarabunPSK" w:cs="TH SarabunPSK" w:hint="cs"/>
+          <w:rFonts w:ascii="TH SarabunPSK" w:hAnsi="TH SarabunPSK" w:cs="TH SarabunPSK"/>
+          <w:b/>
+          <w:bCs/>
+          <w:sz w:val="32"/>
+          <w:szCs w:val="32"/>
+        </w:rPr>
+      </w:pPr>
+      <w:r>
+        <w:rPr>
+          <w:rFonts w:ascii="TH SarabunPSK" w:hAnsi="TH SarabunPSK" w:cs="TH SarabunPSK" w:hint="cs"/>
+          <w:b/>
+          <w:bCs/>
+          <w:sz w:val="32"/>
+          <w:szCs w:val="32"/>
+          <w:cs/>
+        </w:rPr>
+        <w:t>5.1</w:t>
+      </w:r>
+      <w:r>
+        <w:rPr>
+          <w:rFonts w:ascii="TH SarabunPSK" w:hAnsi="TH SarabunPSK" w:cs="TH SarabunPSK" w:hint="cs"/>
+          <w:b/>
+          <w:bCs/>
           <w:sz w:val="32"/>
           <w:szCs w:val="32"/>
           <w:cs/>
         </w:rPr>
         <w:tab/>
-      </w:r>
-      <w:r>
-        <w:rPr>
-          <w:rFonts w:ascii="TH SarabunPSK" w:hAnsi="TH SarabunPSK" w:cs="TH SarabunPSK" w:hint="cs"/>
-          <w:sz w:val="32"/>
-          <w:szCs w:val="32"/>
-          <w:cs/>
-        </w:rPr>
-        <w:tab/>
-        <w:t>โครงงานสหกิจศึกษาเรื่อง</w:t>
-      </w:r>
-      <w:r>
-        <w:rPr>
-          <w:rFonts w:ascii="TH SarabunPSK" w:hAnsi="TH SarabunPSK" w:cs="TH SarabunPSK" w:hint="cs"/>
-          <w:sz w:val="32"/>
-          <w:szCs w:val="32"/>
-          <w:cs/>
-        </w:rPr>
-        <w:t xml:space="preserve"> </w:t>
-      </w:r>
-      <w:r>
-        <w:rPr>
-          <w:rFonts w:ascii="TH SarabunPSK" w:hAnsi="TH SarabunPSK" w:cs="TH SarabunPSK"/>
-          <w:sz w:val="32"/>
-          <w:szCs w:val="32"/>
-          <w:cs/>
-        </w:rPr>
-        <w:t>การพัฒนาระบบผู้ช่วยแบบตัวแทนเชิงปัญญาประดิษฐ์สำหรับองค์กร</w:t>
-      </w:r>
-      <w:r>
-        <w:rPr>
-          <w:rFonts w:ascii="TH SarabunPSK" w:hAnsi="TH SarabunPSK" w:cs="TH SarabunPSK" w:hint="cs"/>
-          <w:sz w:val="32"/>
-          <w:szCs w:val="32"/>
-        </w:rPr>
-        <w:t xml:space="preserve"> </w:t>
-      </w:r>
-      <w:r>
-        <w:rPr>
-          <w:rFonts w:ascii="TH SarabunPSK" w:hAnsi="TH SarabunPSK" w:cs="TH SarabunPSK" w:hint="cs"/>
-          <w:sz w:val="32"/>
-          <w:szCs w:val="32"/>
-          <w:cs/>
-        </w:rPr>
-        <w:t>ปรากฏผลดังนี้</w:t>
+        <w:t>สรุปผล</w:t>
       </w:r>
     </w:p>
     <w:p>
@@ -1394,39 +1355,38 @@
         <w:spacing w:after="0"/>
         <w:jc w:val="thaiDistribute"/>
         <w:rPr>
-          <w:rFonts w:ascii="TH SarabunPSK" w:hAnsi="TH SarabunPSK" w:cs="TH SarabunPSK" w:hint="cs"/>
-          <w:snapToGrid w:val="0"/>
-          <w:color w:val="000000"/>
-          <w:sz w:val="32"/>
-          <w:szCs w:val="32"/>
-          <w:lang w:eastAsia="th-TH"/>
-        </w:rPr>
-      </w:pPr>
-      <w:r>
-        <w:rPr>
-          <w:rFonts w:ascii="TH SarabunPSK" w:hAnsi="TH SarabunPSK" w:cs="TH SarabunPSK" w:hint="cs"/>
-          <w:sz w:val="32"/>
-          <w:szCs w:val="32"/>
+          <w:rFonts w:ascii="TH SarabunPSK" w:hAnsi="TH SarabunPSK" w:cs="TH SarabunPSK"/>
+          <w:sz w:val="32"/>
+          <w:szCs w:val="32"/>
+        </w:rPr>
+      </w:pPr>
+      <w:r>
+        <w:rPr>
+          <w:rFonts w:ascii="TH SarabunPSK" w:hAnsi="TH SarabunPSK" w:cs="TH SarabunPSK" w:hint="cs"/>
+          <w:sz w:val="32"/>
+          <w:szCs w:val="32"/>
+          <w:cs/>
         </w:rPr>
         <w:tab/>
-        <w:t>5.1.1</w:t>
-      </w:r>
-      <w:r>
-        <w:rPr>
-          <w:rFonts w:ascii="TH SarabunPSK" w:hAnsi="TH SarabunPSK" w:cs="TH SarabunPSK" w:hint="cs"/>
-          <w:sz w:val="32"/>
-          <w:szCs w:val="32"/>
+      </w:r>
+      <w:r>
+        <w:rPr>
+          <w:rFonts w:ascii="TH SarabunPSK" w:hAnsi="TH SarabunPSK" w:cs="TH SarabunPSK" w:hint="cs"/>
+          <w:sz w:val="32"/>
+          <w:szCs w:val="32"/>
+          <w:cs/>
         </w:rPr>
         <w:tab/>
-      </w:r>
-      <w:r>
-        <w:rPr>
-          <w:rFonts w:ascii="TH SarabunPSK" w:hAnsi="TH SarabunPSK" w:cs="TH SarabunPSK" w:hint="cs"/>
-          <w:sz w:val="32"/>
-          <w:szCs w:val="32"/>
-          <w:cs/>
-        </w:rPr>
-        <w:t>ผลการสำรวจความคิดเห็นของกลุ่มตัวอย่างผู้เชี่ยวชาญที่มีต่อประสิทธิภาพของ</w:t>
+        <w:t>โครงงานสหกิจศึกษาเรื่อง</w:t>
+      </w:r>
+      <w:r>
+        <w:rPr>
+          <w:rFonts w:ascii="TH SarabunPSK" w:hAnsi="TH SarabunPSK" w:cs="TH SarabunPSK" w:hint="cs"/>
+          <w:sz w:val="32"/>
+          <w:szCs w:val="32"/>
+          <w:cs/>
+        </w:rPr>
+        <w:t xml:space="preserve"> </w:t>
       </w:r>
       <w:r>
         <w:rPr>
@@ -1435,14 +1395,13 @@
           <w:szCs w:val="32"/>
           <w:cs/>
         </w:rPr>
-        <w:t>ระบบผู้ช่วยแบบตัวแทนเชิงปัญญาประดิษฐ์สำหรับองค์กร</w:t>
-      </w:r>
-      <w:r>
-        <w:rPr>
-          <w:rFonts w:ascii="TH SarabunPSK" w:hAnsi="TH SarabunPSK" w:cs="TH SarabunPSK" w:hint="cs"/>
-          <w:sz w:val="32"/>
-          <w:szCs w:val="32"/>
-          <w:cs/>
+        <w:t>การพัฒนาระบบผู้ช่วยแบบตัวแทนเชิงปัญญาประดิษฐ์สำหรับองค์กร</w:t>
+      </w:r>
+      <w:r>
+        <w:rPr>
+          <w:rFonts w:ascii="TH SarabunPSK" w:hAnsi="TH SarabunPSK" w:cs="TH SarabunPSK" w:hint="cs"/>
+          <w:sz w:val="32"/>
+          <w:szCs w:val="32"/>
         </w:rPr>
         <w:t xml:space="preserve"> </w:t>
       </w:r>
@@ -1453,177 +1412,7 @@
           <w:szCs w:val="32"/>
           <w:cs/>
         </w:rPr>
-        <w:t>ที่พัฒนาขึ้น</w:t>
-      </w:r>
-      <w:r>
-        <w:rPr>
-          <w:rFonts w:ascii="TH SarabunPSK" w:hAnsi="TH SarabunPSK" w:cs="TH SarabunPSK" w:hint="cs"/>
-          <w:sz w:val="32"/>
-          <w:szCs w:val="32"/>
-        </w:rPr>
-        <w:t xml:space="preserve"> </w:t>
-      </w:r>
-      <w:r>
-        <w:rPr>
-          <w:rFonts w:ascii="TH SarabunPSK" w:hAnsi="TH SarabunPSK" w:cs="TH SarabunPSK" w:hint="cs"/>
-          <w:sz w:val="32"/>
-          <w:szCs w:val="32"/>
-          <w:cs/>
-        </w:rPr>
-        <w:t>พบว่าระดับความคิดเห็นอยู่ในเกณฑ์</w:t>
-      </w:r>
-      <w:r>
-        <w:rPr>
-          <w:rFonts w:ascii="TH SarabunPSK" w:hAnsi="TH SarabunPSK" w:cs="TH SarabunPSK" w:hint="cs"/>
-          <w:sz w:val="32"/>
-          <w:szCs w:val="32"/>
-          <w:cs/>
-        </w:rPr>
-        <w:t xml:space="preserve"> </w:t>
-      </w:r>
-      <w:r>
-        <w:rPr>
-          <w:rStyle w:val="Strong"/>
-          <w:rFonts w:ascii="TH SarabunPSK" w:hAnsi="TH SarabunPSK" w:cs="TH SarabunPSK" w:hint="cs"/>
-          <w:b w:val="0"/>
-          <w:bCs w:val="0"/>
-          <w:sz w:val="32"/>
-          <w:szCs w:val="32"/>
-          <w:cs/>
-        </w:rPr>
-        <w:t>ดี (</w:t>
-      </w:r>
-      <w:r>
-        <w:rPr>
-          <w:rFonts w:ascii="Cambria Math" w:hAnsi="Cambria Math" w:cs="Cambria Math" w:hint="cs"/>
-          <w:sz w:val="32"/>
-          <w:szCs w:val="32"/>
-          <w:cs/>
-        </w:rPr>
-        <w:t>𝑥̅</w:t>
-      </w:r>
-      <w:r>
-        <w:rPr>
-          <w:rStyle w:val="Strong"/>
-          <w:rFonts w:ascii="TH SarabunPSK" w:hAnsi="TH SarabunPSK" w:cs="TH SarabunPSK" w:hint="cs"/>
-          <w:b w:val="0"/>
-          <w:bCs w:val="0"/>
-          <w:sz w:val="32"/>
-          <w:szCs w:val="32"/>
-        </w:rPr>
-        <w:t xml:space="preserve"> = 4.10, S.D. = 0.35)</w:t>
-      </w:r>
-      <w:r>
-        <w:rPr>
-          <w:rFonts w:ascii="TH SarabunPSK" w:hAnsi="TH SarabunPSK" w:cs="TH SarabunPSK" w:hint="cs"/>
-          <w:b/>
-          <w:bCs/>
-          <w:sz w:val="32"/>
-          <w:szCs w:val="32"/>
-        </w:rPr>
-        <w:t xml:space="preserve"> </w:t>
-      </w:r>
-      <w:r>
-        <w:rPr>
-          <w:rFonts w:ascii="TH SarabunPSK" w:hAnsi="TH SarabunPSK" w:cs="TH SarabunPSK" w:hint="cs"/>
-          <w:sz w:val="32"/>
-          <w:szCs w:val="32"/>
-          <w:cs/>
-        </w:rPr>
-        <w:t>โดยมีค่าเฉลี่ย</w:t>
-      </w:r>
-      <w:r>
-        <w:rPr>
-          <w:rFonts w:ascii="TH SarabunPSK" w:hAnsi="TH SarabunPSK" w:cs="TH SarabunPSK"/>
-          <w:sz w:val="32"/>
-          <w:szCs w:val="32"/>
-        </w:rPr>
-        <w:t xml:space="preserve"> </w:t>
-      </w:r>
-      <w:r>
-        <w:rPr>
-          <w:rFonts w:ascii="Cambria Math" w:hAnsi="Cambria Math" w:cs="Cambria Math" w:hint="cs"/>
-          <w:sz w:val="32"/>
-          <w:szCs w:val="32"/>
-          <w:cs/>
-        </w:rPr>
-        <w:t>𝑥̅</w:t>
-      </w:r>
-      <w:r>
-        <w:rPr>
-          <w:rFonts w:ascii="TH SarabunPSK" w:hAnsi="TH SarabunPSK" w:cs="TH SarabunPSK" w:hint="cs"/>
-          <w:sz w:val="32"/>
-          <w:szCs w:val="32"/>
-        </w:rPr>
-        <w:t xml:space="preserve"> </w:t>
-      </w:r>
-      <w:r>
-        <w:rPr>
-          <w:rFonts w:ascii="TH SarabunPSK" w:hAnsi="TH SarabunPSK" w:cs="TH SarabunPSK" w:hint="cs"/>
-          <w:sz w:val="32"/>
-          <w:szCs w:val="32"/>
-        </w:rPr>
-        <w:t>= 4.10</w:t>
-      </w:r>
-      <w:r>
-        <w:rPr>
-          <w:rFonts w:ascii="TH SarabunPSK" w:hAnsi="TH SarabunPSK" w:cs="TH SarabunPSK" w:hint="cs"/>
-        </w:rPr>
-        <w:t xml:space="preserve"> </w:t>
-      </w:r>
-      <w:r>
-        <w:rPr>
-          <w:rFonts w:ascii="TH SarabunPSK" w:hAnsi="TH SarabunPSK" w:cs="TH SarabunPSK" w:hint="cs"/>
-          <w:snapToGrid w:val="0"/>
-          <w:color w:val="000000"/>
-          <w:sz w:val="32"/>
-          <w:szCs w:val="32"/>
-          <w:cs/>
-          <w:lang w:eastAsia="th-TH"/>
-        </w:rPr>
-        <w:t xml:space="preserve">และมีค่าส่วนเบี่ยงเบนมาตรฐาน </w:t>
-      </w:r>
-      <w:r>
-        <w:rPr>
-          <w:rFonts w:ascii="TH SarabunPSK" w:hAnsi="TH SarabunPSK" w:cs="TH SarabunPSK" w:hint="cs"/>
-          <w:sz w:val="32"/>
-          <w:szCs w:val="32"/>
-        </w:rPr>
-        <w:t>S.D. = 0.35</w:t>
-      </w:r>
-      <w:r>
-        <w:rPr>
-          <w:rFonts w:ascii="TH SarabunPSK" w:hAnsi="TH SarabunPSK" w:cs="TH SarabunPSK" w:hint="cs"/>
-          <w:snapToGrid w:val="0"/>
-          <w:color w:val="000000"/>
-          <w:sz w:val="32"/>
-          <w:szCs w:val="32"/>
-          <w:lang w:eastAsia="th-TH"/>
-        </w:rPr>
-        <w:t xml:space="preserve"> </w:t>
-      </w:r>
-      <w:r>
-        <w:rPr>
-          <w:rFonts w:ascii="TH SarabunPSK" w:hAnsi="TH SarabunPSK" w:cs="TH SarabunPSK" w:hint="cs"/>
-          <w:snapToGrid w:val="0"/>
-          <w:color w:val="000000"/>
-          <w:sz w:val="32"/>
-          <w:szCs w:val="32"/>
-          <w:cs/>
-          <w:lang w:eastAsia="th-TH"/>
-        </w:rPr>
-        <w:t>เป็นไปตามเกณฑ์ที่กำหนดไว้ในสมมติฐานข้อที่ 1</w:t>
-      </w:r>
-      <w:r>
-        <w:rPr>
-          <w:rFonts w:ascii="TH SarabunPSK" w:hAnsi="TH SarabunPSK" w:cs="TH SarabunPSK"/>
-          <w:snapToGrid w:val="0"/>
-          <w:color w:val="000000"/>
-          <w:sz w:val="32"/>
-          <w:szCs w:val="32"/>
-          <w:lang w:eastAsia="th-TH"/>
-        </w:rPr>
-        <w:t xml:space="preserve"> </w:t>
+        <w:t>ปรากฏผลดังนี้</w:t>
       </w:r>
     </w:p>
     <w:p>
@@ -1639,23 +1428,182 @@
         <w:spacing w:after="0"/>
         <w:jc w:val="thaiDistribute"/>
         <w:rPr>
-          <w:rFonts w:ascii="TH SarabunPSK" w:hAnsi="TH SarabunPSK" w:cs="TH SarabunPSK" w:hint="cs"/>
-          <w:sz w:val="32"/>
-          <w:szCs w:val="32"/>
-        </w:rPr>
-      </w:pPr>
-      <w:r>
-        <w:rPr>
-          <w:rFonts w:ascii="TH SarabunPSK" w:hAnsi="TH SarabunPSK" w:cs="TH SarabunPSK" w:hint="cs"/>
+          <w:rFonts w:ascii="TH SarabunPSK" w:hAnsi="TH SarabunPSK" w:cs="TH SarabunPSK"/>
           <w:snapToGrid w:val="0"/>
           <w:color w:val="000000"/>
           <w:sz w:val="32"/>
           <w:szCs w:val="32"/>
-          <w:cs/>
           <w:lang w:eastAsia="th-TH"/>
         </w:rPr>
+      </w:pPr>
+      <w:r>
+        <w:rPr>
+          <w:rFonts w:ascii="TH SarabunPSK" w:hAnsi="TH SarabunPSK" w:cs="TH SarabunPSK" w:hint="cs"/>
+          <w:sz w:val="32"/>
+          <w:szCs w:val="32"/>
+        </w:rPr>
         <w:tab/>
-        <w:t>5.1.2</w:t>
+        <w:t>5.1.1</w:t>
+      </w:r>
+      <w:r>
+        <w:rPr>
+          <w:rFonts w:ascii="TH SarabunPSK" w:hAnsi="TH SarabunPSK" w:cs="TH SarabunPSK" w:hint="cs"/>
+          <w:sz w:val="32"/>
+          <w:szCs w:val="32"/>
+        </w:rPr>
+        <w:tab/>
+      </w:r>
+      <w:r>
+        <w:rPr>
+          <w:rFonts w:ascii="TH SarabunPSK" w:hAnsi="TH SarabunPSK" w:cs="TH SarabunPSK" w:hint="cs"/>
+          <w:sz w:val="32"/>
+          <w:szCs w:val="32"/>
+          <w:cs/>
+        </w:rPr>
+        <w:t>ผลการสำรวจความคิดเห็นของกลุ่มตัวอย่างผู้เชี่ยวชาญที่มีต่อประสิทธิภาพของ</w:t>
+      </w:r>
+      <w:r>
+        <w:rPr>
+          <w:rFonts w:ascii="TH SarabunPSK" w:hAnsi="TH SarabunPSK" w:cs="TH SarabunPSK"/>
+          <w:sz w:val="32"/>
+          <w:szCs w:val="32"/>
+          <w:cs/>
+        </w:rPr>
+        <w:t>ระบบผู้ช่วยแบบตัวแทนเชิงปัญญาประดิษฐ์สำหรับองค์กร</w:t>
+      </w:r>
+      <w:r>
+        <w:rPr>
+          <w:rFonts w:ascii="TH SarabunPSK" w:hAnsi="TH SarabunPSK" w:cs="TH SarabunPSK" w:hint="cs"/>
+          <w:sz w:val="32"/>
+          <w:szCs w:val="32"/>
+          <w:cs/>
+        </w:rPr>
+        <w:t xml:space="preserve"> </w:t>
+      </w:r>
+      <w:r>
+        <w:rPr>
+          <w:rFonts w:ascii="TH SarabunPSK" w:hAnsi="TH SarabunPSK" w:cs="TH SarabunPSK" w:hint="cs"/>
+          <w:sz w:val="32"/>
+          <w:szCs w:val="32"/>
+          <w:cs/>
+        </w:rPr>
+        <w:t>ที่พัฒนาขึ้น</w:t>
+      </w:r>
+      <w:r>
+        <w:rPr>
+          <w:rFonts w:ascii="TH SarabunPSK" w:hAnsi="TH SarabunPSK" w:cs="TH SarabunPSK" w:hint="cs"/>
+          <w:sz w:val="32"/>
+          <w:szCs w:val="32"/>
+        </w:rPr>
+        <w:t xml:space="preserve"> </w:t>
+      </w:r>
+      <w:r>
+        <w:rPr>
+          <w:rFonts w:ascii="TH SarabunPSK" w:hAnsi="TH SarabunPSK" w:cs="TH SarabunPSK" w:hint="cs"/>
+          <w:sz w:val="32"/>
+          <w:szCs w:val="32"/>
+          <w:cs/>
+        </w:rPr>
+        <w:t>พบว่าระดับความคิดเห็นอยู่ในเกณฑ์</w:t>
+      </w:r>
+      <w:r>
+        <w:rPr>
+          <w:rFonts w:ascii="TH SarabunPSK" w:hAnsi="TH SarabunPSK" w:cs="TH SarabunPSK" w:hint="cs"/>
+          <w:sz w:val="32"/>
+          <w:szCs w:val="32"/>
+          <w:cs/>
+        </w:rPr>
+        <w:t xml:space="preserve"> </w:t>
+      </w:r>
+      <w:r>
+        <w:rPr>
+          <w:rStyle w:val="Strong"/>
+          <w:rFonts w:ascii="TH SarabunPSK" w:hAnsi="TH SarabunPSK" w:cs="TH SarabunPSK" w:hint="cs"/>
+          <w:b w:val="0"/>
+          <w:bCs w:val="0"/>
+          <w:sz w:val="32"/>
+          <w:szCs w:val="32"/>
+          <w:cs/>
+        </w:rPr>
+        <w:t>ดี (</w:t>
+      </w:r>
+      <w:r>
+        <w:rPr>
+          <w:rFonts w:ascii="Cambria Math" w:hAnsi="Cambria Math" w:cs="Cambria Math" w:hint="cs"/>
+          <w:sz w:val="32"/>
+          <w:szCs w:val="32"/>
+          <w:cs/>
+        </w:rPr>
+        <w:t>𝑥̅</w:t>
+      </w:r>
+      <w:r>
+        <w:rPr>
+          <w:rStyle w:val="Strong"/>
+          <w:rFonts w:ascii="TH SarabunPSK" w:hAnsi="TH SarabunPSK" w:cs="TH SarabunPSK" w:hint="cs"/>
+          <w:b w:val="0"/>
+          <w:bCs w:val="0"/>
+          <w:sz w:val="32"/>
+          <w:szCs w:val="32"/>
+        </w:rPr>
+        <w:t xml:space="preserve"> = 4.10, S.D. = 0.35)</w:t>
+      </w:r>
+      <w:r>
+        <w:rPr>
+          <w:rFonts w:ascii="TH SarabunPSK" w:hAnsi="TH SarabunPSK" w:cs="TH SarabunPSK" w:hint="cs"/>
+          <w:b/>
+          <w:bCs/>
+          <w:sz w:val="32"/>
+          <w:szCs w:val="32"/>
+        </w:rPr>
+        <w:t xml:space="preserve"> </w:t>
+      </w:r>
+      <w:r>
+        <w:rPr>
+          <w:rFonts w:ascii="TH SarabunPSK" w:hAnsi="TH SarabunPSK" w:cs="TH SarabunPSK" w:hint="cs"/>
+          <w:sz w:val="32"/>
+          <w:szCs w:val="32"/>
+          <w:cs/>
+        </w:rPr>
+        <w:t>โดยมีค่าเฉลี่ย</w:t>
+      </w:r>
+      <w:r>
+        <w:rPr>
+          <w:rFonts w:ascii="TH SarabunPSK" w:hAnsi="TH SarabunPSK" w:cs="TH SarabunPSK"/>
+          <w:sz w:val="32"/>
+          <w:szCs w:val="32"/>
+        </w:rPr>
+        <w:t xml:space="preserve"> </w:t>
+      </w:r>
+      <w:r>
+        <w:rPr>
+          <w:rFonts w:ascii="Cambria Math" w:hAnsi="Cambria Math" w:cs="Cambria Math" w:hint="cs"/>
+          <w:sz w:val="32"/>
+          <w:szCs w:val="32"/>
+          <w:cs/>
+        </w:rPr>
+        <w:t>𝑥̅</w:t>
+      </w:r>
+      <w:r>
+        <w:rPr>
+          <w:rFonts w:ascii="TH SarabunPSK" w:hAnsi="TH SarabunPSK" w:cs="TH SarabunPSK" w:hint="cs"/>
+          <w:sz w:val="32"/>
+          <w:szCs w:val="32"/>
+        </w:rPr>
+        <w:t xml:space="preserve"> </w:t>
+      </w:r>
+      <w:r>
+        <w:rPr>
+          <w:rFonts w:ascii="TH SarabunPSK" w:hAnsi="TH SarabunPSK" w:cs="TH SarabunPSK" w:hint="cs"/>
+          <w:sz w:val="32"/>
+          <w:szCs w:val="32"/>
+        </w:rPr>
+        <w:t>= 4.10</w:t>
+      </w:r>
+      <w:r>
+        <w:rPr>
+          <w:rFonts w:ascii="TH SarabunPSK" w:hAnsi="TH SarabunPSK" w:cs="TH SarabunPSK" w:hint="cs"/>
+        </w:rPr>
+        <w:t xml:space="preserve"> </w:t>
       </w:r>
       <w:r>
         <w:rPr>
@@ -1667,88 +1615,15 @@
           <w:cs/>
           <w:lang w:eastAsia="th-TH"/>
         </w:rPr>
-        <w:tab/>
-      </w:r>
-      <w:r>
-        <w:rPr>
-          <w:rFonts w:ascii="TH SarabunPSK" w:hAnsi="TH SarabunPSK" w:cs="TH SarabunPSK" w:hint="cs"/>
-          <w:sz w:val="32"/>
-          <w:szCs w:val="32"/>
-          <w:cs/>
-        </w:rPr>
-        <w:t>ผลการสำรวจความพึงพอใจของกลุ่มตัวอย่างซึ่งเป็น</w:t>
-      </w:r>
-      <w:r>
-        <w:rPr>
-          <w:rFonts w:ascii="TH SarabunPSK" w:hAnsi="TH SarabunPSK" w:cs="TH SarabunPSK" w:hint="cs"/>
-          <w:sz w:val="32"/>
-          <w:szCs w:val="32"/>
-          <w:cs/>
-        </w:rPr>
-        <w:t>พนักงานในองค์กร</w:t>
-      </w:r>
-      <w:r>
-        <w:rPr>
-          <w:rFonts w:ascii="TH SarabunPSK" w:hAnsi="TH SarabunPSK" w:cs="TH SarabunPSK" w:hint="cs"/>
-          <w:sz w:val="32"/>
-          <w:szCs w:val="32"/>
-          <w:cs/>
-        </w:rPr>
-        <w:t xml:space="preserve"> พบว่า ระดับความคิดเห็นอยู่ในเกณฑ์</w:t>
-      </w:r>
-      <w:r>
-        <w:rPr>
-          <w:rFonts w:ascii="TH SarabunPSK" w:hAnsi="TH SarabunPSK" w:cs="TH SarabunPSK" w:hint="cs"/>
-          <w:sz w:val="32"/>
-          <w:szCs w:val="32"/>
-          <w:cs/>
-        </w:rPr>
-        <w:t xml:space="preserve"> </w:t>
-      </w:r>
-      <w:r>
-        <w:rPr>
-          <w:rFonts w:ascii="TH SarabunPSK" w:hAnsi="TH SarabunPSK" w:cs="TH SarabunPSK" w:hint="cs"/>
-          <w:cs/>
-        </w:rPr>
-        <w:t>ดี</w:t>
-      </w:r>
-      <w:r>
-        <w:rPr>
-          <w:rFonts w:ascii="TH SarabunPSK" w:hAnsi="TH SarabunPSK" w:cs="TH SarabunPSK" w:hint="cs"/>
-          <w:cs/>
-        </w:rPr>
-        <w:t xml:space="preserve"> </w:t>
-      </w:r>
-      <w:r>
-        <w:rPr>
-          <w:rFonts w:ascii="TH SarabunPSK" w:hAnsi="TH SarabunPSK" w:cs="TH SarabunPSK" w:hint="cs"/>
-        </w:rPr>
-        <w:t>(</w:t>
-      </w:r>
-      <w:r>
-        <w:rPr>
-          <w:rFonts w:ascii="Cambria Math" w:hAnsi="Cambria Math" w:cs="Cambria Math" w:hint="cs"/>
-          <w:sz w:val="32"/>
-          <w:szCs w:val="32"/>
-          <w:cs/>
-        </w:rPr>
-        <w:t>𝑥̅</w:t>
-      </w:r>
-      <w:r>
-        <w:rPr>
-          <w:rFonts w:ascii="TH SarabunPSK" w:hAnsi="TH SarabunPSK" w:cs="TH SarabunPSK"/>
-          <w:sz w:val="32"/>
-          <w:szCs w:val="32"/>
-        </w:rPr>
-        <w:t xml:space="preserve"> </w:t>
-      </w:r>
-      <w:r>
-        <w:rPr>
-          <w:rFonts w:ascii="TH SarabunPSK" w:hAnsi="TH SarabunPSK" w:cs="TH SarabunPSK" w:hint="cs"/>
-          <w:sz w:val="32"/>
-          <w:szCs w:val="32"/>
-        </w:rPr>
-        <w:t>= 4.10, S.D. = 0.33</w:t>
+        <w:t xml:space="preserve">และมีค่าส่วนเบี่ยงเบนมาตรฐาน </w:t>
+      </w:r>
+      <w:r>
+        <w:rPr>
+          <w:rFonts w:ascii="TH SarabunPSK" w:hAnsi="TH SarabunPSK" w:cs="TH SarabunPSK" w:hint="cs"/>
+          <w:sz w:val="32"/>
+          <w:szCs w:val="32"/>
+        </w:rPr>
+        <w:t>S.D. = 0.35</w:t>
       </w:r>
       <w:r>
         <w:rPr>
@@ -1759,41 +1634,7 @@
           <w:szCs w:val="32"/>
           <w:lang w:eastAsia="th-TH"/>
         </w:rPr>
-        <w:t>)</w:t>
-      </w:r>
-      <w:r>
-        <w:rPr>
-          <w:rFonts w:ascii="TH SarabunPSK" w:hAnsi="TH SarabunPSK" w:cs="TH SarabunPSK" w:hint="cs"/>
-          <w:sz w:val="32"/>
-          <w:szCs w:val="32"/>
-          <w:cs/>
-        </w:rPr>
-        <w:t>โดยมีค่าเฉลี่ย</w:t>
-      </w:r>
-      <w:r>
-        <w:rPr>
-          <w:rFonts w:ascii="TH SarabunPSK" w:hAnsi="TH SarabunPSK" w:cs="TH SarabunPSK"/>
-          <w:sz w:val="32"/>
-          <w:szCs w:val="32"/>
-        </w:rPr>
         <w:t xml:space="preserve"> </w:t>
-      </w:r>
-      <w:r>
-        <w:rPr>
-          <w:rFonts w:ascii="Cambria Math" w:hAnsi="Cambria Math" w:cs="Cambria Math" w:hint="cs"/>
-          <w:sz w:val="32"/>
-          <w:szCs w:val="32"/>
-          <w:cs/>
-        </w:rPr>
-        <w:t>𝑥̅</w:t>
-      </w:r>
-      <w:r>
-        <w:rPr>
-          <w:rFonts w:ascii="TH SarabunPSK" w:hAnsi="TH SarabunPSK" w:cs="TH SarabunPSK" w:hint="cs"/>
-          <w:sz w:val="32"/>
-          <w:szCs w:val="32"/>
-        </w:rPr>
-        <w:t xml:space="preserve"> = 4.10</w:t>
       </w:r>
       <w:r>
         <w:rPr>
@@ -1805,39 +1646,18 @@
           <w:cs/>
           <w:lang w:eastAsia="th-TH"/>
         </w:rPr>
-        <w:t xml:space="preserve"> และมีค่าส่วนเบี่ยงเบนมาตรฐาน </w:t>
-      </w:r>
-      <w:r>
-        <w:rPr>
-          <w:rFonts w:ascii="TH SarabunPSK" w:hAnsi="TH SarabunPSK" w:cs="TH SarabunPSK" w:hint="cs"/>
-          <w:sz w:val="32"/>
-          <w:szCs w:val="32"/>
-        </w:rPr>
-        <w:t>S.D. = 0.33</w:t>
-      </w:r>
-      <w:r>
-        <w:rPr>
-          <w:rFonts w:ascii="TH SarabunPSK" w:hAnsi="TH SarabunPSK" w:cs="TH SarabunPSK" w:hint="cs"/>
+        <w:t>เป็นไปตามเกณฑ์ที่กำหนดไว้ในสมมติฐานข้อที่ 1</w:t>
+      </w:r>
+      <w:r>
+        <w:rPr>
+          <w:rFonts w:ascii="TH SarabunPSK" w:hAnsi="TH SarabunPSK" w:cs="TH SarabunPSK"/>
           <w:snapToGrid w:val="0"/>
           <w:color w:val="000000"/>
           <w:sz w:val="32"/>
           <w:szCs w:val="32"/>
-          <w:cs/>
           <w:lang w:eastAsia="th-TH"/>
         </w:rPr>
         <w:t xml:space="preserve"> </w:t>
-      </w:r>
-      <w:r>
-        <w:rPr>
-          <w:rFonts w:ascii="TH SarabunPSK" w:hAnsi="TH SarabunPSK" w:cs="TH SarabunPSK" w:hint="cs"/>
-          <w:snapToGrid w:val="0"/>
-          <w:color w:val="000000"/>
-          <w:sz w:val="32"/>
-          <w:szCs w:val="32"/>
-          <w:cs/>
-          <w:lang w:eastAsia="th-TH"/>
-        </w:rPr>
-        <w:t>เป็นไปตามเกณฑ์ที่กำหนดไว้ในสมมติฐานข้อที่ 2</w:t>
       </w:r>
     </w:p>
     <w:p>
@@ -1853,45 +1673,106 @@
         <w:spacing w:after="0"/>
         <w:jc w:val="thaiDistribute"/>
         <w:rPr>
-          <w:rFonts w:ascii="TH SarabunPSK" w:hAnsi="TH SarabunPSK" w:cs="TH SarabunPSK" w:hint="cs"/>
-          <w:sz w:val="32"/>
-          <w:szCs w:val="32"/>
-          <w:cs/>
-        </w:rPr>
-      </w:pPr>
-      <w:r>
-        <w:rPr>
-          <w:rFonts w:ascii="TH SarabunPSK" w:hAnsi="TH SarabunPSK" w:cs="TH SarabunPSK" w:hint="cs"/>
-          <w:sz w:val="32"/>
-          <w:szCs w:val="32"/>
-          <w:cs/>
+          <w:rFonts w:ascii="TH SarabunPSK" w:hAnsi="TH SarabunPSK" w:cs="TH SarabunPSK"/>
+          <w:sz w:val="32"/>
+          <w:szCs w:val="32"/>
+        </w:rPr>
+      </w:pPr>
+      <w:r>
+        <w:rPr>
+          <w:rFonts w:ascii="TH SarabunPSK" w:hAnsi="TH SarabunPSK" w:cs="TH SarabunPSK" w:hint="cs"/>
+          <w:snapToGrid w:val="0"/>
+          <w:color w:val="000000"/>
+          <w:sz w:val="32"/>
+          <w:szCs w:val="32"/>
+          <w:cs/>
+          <w:lang w:eastAsia="th-TH"/>
         </w:rPr>
         <w:tab/>
-      </w:r>
-      <w:r>
-        <w:rPr>
-          <w:rFonts w:ascii="TH SarabunPSK" w:hAnsi="TH SarabunPSK" w:cs="TH SarabunPSK" w:hint="cs"/>
-          <w:sz w:val="32"/>
-          <w:szCs w:val="32"/>
-          <w:cs/>
+        <w:t>5.1.2</w:t>
+      </w:r>
+      <w:r>
+        <w:rPr>
+          <w:rFonts w:ascii="TH SarabunPSK" w:hAnsi="TH SarabunPSK" w:cs="TH SarabunPSK" w:hint="cs"/>
+          <w:snapToGrid w:val="0"/>
+          <w:color w:val="000000"/>
+          <w:sz w:val="32"/>
+          <w:szCs w:val="32"/>
+          <w:cs/>
+          <w:lang w:eastAsia="th-TH"/>
         </w:rPr>
         <w:tab/>
-        <w:t>สรุปได้ว่า</w:t>
+      </w:r>
+      <w:r>
+        <w:rPr>
+          <w:rFonts w:ascii="TH SarabunPSK" w:hAnsi="TH SarabunPSK" w:cs="TH SarabunPSK" w:hint="cs"/>
+          <w:sz w:val="32"/>
+          <w:szCs w:val="32"/>
+          <w:cs/>
+        </w:rPr>
+        <w:t>ผลการสำรวจความพึงพอใจของกลุ่มตัวอย่างซึ่งเป็น</w:t>
+      </w:r>
+      <w:r>
+        <w:rPr>
+          <w:rFonts w:ascii="TH SarabunPSK" w:hAnsi="TH SarabunPSK" w:cs="TH SarabunPSK" w:hint="cs"/>
+          <w:sz w:val="32"/>
+          <w:szCs w:val="32"/>
+          <w:cs/>
+        </w:rPr>
+        <w:t>พนักงานในองค์กร</w:t>
+      </w:r>
+      <w:r>
+        <w:rPr>
+          <w:rFonts w:ascii="TH SarabunPSK" w:hAnsi="TH SarabunPSK" w:cs="TH SarabunPSK" w:hint="cs"/>
+          <w:sz w:val="32"/>
+          <w:szCs w:val="32"/>
+          <w:cs/>
+        </w:rPr>
+        <w:t xml:space="preserve"> พบว่า ระดับความคิดเห็นอยู่ในเกณฑ์</w:t>
+      </w:r>
+      <w:r>
+        <w:rPr>
+          <w:rFonts w:ascii="TH SarabunPSK" w:hAnsi="TH SarabunPSK" w:cs="TH SarabunPSK" w:hint="cs"/>
+          <w:sz w:val="32"/>
+          <w:szCs w:val="32"/>
+          <w:cs/>
+        </w:rPr>
+        <w:t xml:space="preserve"> </w:t>
+      </w:r>
+      <w:r>
+        <w:rPr>
+          <w:rFonts w:ascii="TH SarabunPSK" w:hAnsi="TH SarabunPSK" w:cs="TH SarabunPSK" w:hint="cs"/>
+          <w:cs/>
+        </w:rPr>
+        <w:t>ดี</w:t>
+      </w:r>
+      <w:r>
+        <w:rPr>
+          <w:rFonts w:ascii="TH SarabunPSK" w:hAnsi="TH SarabunPSK" w:cs="TH SarabunPSK" w:hint="cs"/>
+          <w:cs/>
+        </w:rPr>
+        <w:t xml:space="preserve"> </w:t>
+      </w:r>
+      <w:r>
+        <w:rPr>
+          <w:rFonts w:ascii="TH SarabunPSK" w:hAnsi="TH SarabunPSK" w:cs="TH SarabunPSK" w:hint="cs"/>
+        </w:rPr>
+        <w:t>(</w:t>
+      </w:r>
+      <w:r>
+        <w:rPr>
+          <w:rFonts w:ascii="Cambria Math" w:hAnsi="Cambria Math" w:cs="Cambria Math" w:hint="cs"/>
+          <w:sz w:val="32"/>
+          <w:szCs w:val="32"/>
+          <w:cs/>
+        </w:rPr>
+        <w:t>𝑥̅</w:t>
       </w:r>
       <w:r>
         <w:rPr>
           <w:rFonts w:ascii="TH SarabunPSK" w:hAnsi="TH SarabunPSK" w:cs="TH SarabunPSK"/>
           <w:sz w:val="32"/>
           <w:szCs w:val="32"/>
-          <w:cs/>
-        </w:rPr>
-        <w:t>ระบบผู้ช่วยแบบตัวแทนเชิงปัญญาประดิษฐ์สำหรับองค์กร</w:t>
-      </w:r>
-      <w:r>
-        <w:rPr>
-          <w:rFonts w:ascii="TH SarabunPSK" w:hAnsi="TH SarabunPSK" w:cs="TH SarabunPSK" w:hint="cs"/>
-          <w:sz w:val="32"/>
-          <w:szCs w:val="32"/>
         </w:rPr>
         <w:t xml:space="preserve"> </w:t>
       </w:r>
@@ -1900,9 +1781,97 @@
           <w:rFonts w:ascii="TH SarabunPSK" w:hAnsi="TH SarabunPSK" w:cs="TH SarabunPSK" w:hint="cs"/>
           <w:sz w:val="32"/>
           <w:szCs w:val="32"/>
-          <w:cs/>
-        </w:rPr>
-        <w:t>ที่พัฒนาขึ้นมีประสิทธิภาพและความเหมาะสม สามารถนำไปใช้ได้อย่างมีประสิทธิภาพได้</w:t>
+        </w:rPr>
+        <w:t>= 4.10, S.D. = 0.33</w:t>
+      </w:r>
+      <w:r>
+        <w:rPr>
+          <w:rFonts w:ascii="TH SarabunPSK" w:hAnsi="TH SarabunPSK" w:cs="TH SarabunPSK" w:hint="cs"/>
+          <w:snapToGrid w:val="0"/>
+          <w:color w:val="000000"/>
+          <w:sz w:val="32"/>
+          <w:szCs w:val="32"/>
+          <w:lang w:eastAsia="th-TH"/>
+        </w:rPr>
+        <w:t>)</w:t>
+      </w:r>
+      <w:r>
+        <w:rPr>
+          <w:rFonts w:ascii="TH SarabunPSK" w:hAnsi="TH SarabunPSK" w:cs="TH SarabunPSK" w:hint="cs"/>
+          <w:sz w:val="32"/>
+          <w:szCs w:val="32"/>
+          <w:cs/>
+        </w:rPr>
+        <w:t>โดยมีค่าเฉลี่ย</w:t>
+      </w:r>
+      <w:r>
+        <w:rPr>
+          <w:rFonts w:ascii="TH SarabunPSK" w:hAnsi="TH SarabunPSK" w:cs="TH SarabunPSK"/>
+          <w:sz w:val="32"/>
+          <w:szCs w:val="32"/>
+        </w:rPr>
+        <w:t xml:space="preserve"> </w:t>
+      </w:r>
+      <w:r>
+        <w:rPr>
+          <w:rFonts w:ascii="Cambria Math" w:hAnsi="Cambria Math" w:cs="Cambria Math" w:hint="cs"/>
+          <w:sz w:val="32"/>
+          <w:szCs w:val="32"/>
+          <w:cs/>
+        </w:rPr>
+        <w:t>𝑥̅</w:t>
+      </w:r>
+      <w:r>
+        <w:rPr>
+          <w:rFonts w:ascii="TH SarabunPSK" w:hAnsi="TH SarabunPSK" w:cs="TH SarabunPSK" w:hint="cs"/>
+          <w:sz w:val="32"/>
+          <w:szCs w:val="32"/>
+        </w:rPr>
+        <w:t xml:space="preserve"> = 4.10</w:t>
+      </w:r>
+      <w:r>
+        <w:rPr>
+          <w:rFonts w:ascii="TH SarabunPSK" w:hAnsi="TH SarabunPSK" w:cs="TH SarabunPSK" w:hint="cs"/>
+          <w:snapToGrid w:val="0"/>
+          <w:color w:val="000000"/>
+          <w:sz w:val="32"/>
+          <w:szCs w:val="32"/>
+          <w:cs/>
+          <w:lang w:eastAsia="th-TH"/>
+        </w:rPr>
+        <w:t xml:space="preserve"> และมีค่าส่วนเบี่ยงเบนมาตรฐาน </w:t>
+      </w:r>
+      <w:r>
+        <w:rPr>
+          <w:rFonts w:ascii="TH SarabunPSK" w:hAnsi="TH SarabunPSK" w:cs="TH SarabunPSK" w:hint="cs"/>
+          <w:sz w:val="32"/>
+          <w:szCs w:val="32"/>
+        </w:rPr>
+        <w:t>S.D. = 0.33</w:t>
+      </w:r>
+      <w:r>
+        <w:rPr>
+          <w:rFonts w:ascii="TH SarabunPSK" w:hAnsi="TH SarabunPSK" w:cs="TH SarabunPSK" w:hint="cs"/>
+          <w:snapToGrid w:val="0"/>
+          <w:color w:val="000000"/>
+          <w:sz w:val="32"/>
+          <w:szCs w:val="32"/>
+          <w:cs/>
+          <w:lang w:eastAsia="th-TH"/>
+        </w:rPr>
+        <w:t xml:space="preserve"> </w:t>
+      </w:r>
+      <w:r>
+        <w:rPr>
+          <w:rFonts w:ascii="TH SarabunPSK" w:hAnsi="TH SarabunPSK" w:cs="TH SarabunPSK" w:hint="cs"/>
+          <w:snapToGrid w:val="0"/>
+          <w:color w:val="000000"/>
+          <w:sz w:val="32"/>
+          <w:szCs w:val="32"/>
+          <w:cs/>
+          <w:lang w:eastAsia="th-TH"/>
+        </w:rPr>
+        <w:t>เป็นไปตามเกณฑ์ที่กำหนดไว้ในสมมติฐานข้อที่ 2</w:t>
       </w:r>
     </w:p>
     <w:p>
@@ -1918,19 +1887,56 @@
         <w:spacing w:after="0"/>
         <w:jc w:val="thaiDistribute"/>
         <w:rPr>
-          <w:rFonts w:ascii="TH SarabunPSK" w:hAnsi="TH SarabunPSK" w:cs="TH SarabunPSK" w:hint="cs"/>
-          <w:color w:val="00B0F0"/>
-          <w:szCs w:val="22"/>
-        </w:rPr>
-      </w:pPr>
-      <w:r>
-        <w:rPr>
-          <w:rFonts w:ascii="TH SarabunPSK" w:hAnsi="TH SarabunPSK" w:cs="TH SarabunPSK" w:hint="cs"/>
-          <w:color w:val="00B0F0"/>
-          <w:szCs w:val="22"/>
-          <w:cs/>
-        </w:rPr>
-        <w:br/>
+          <w:rFonts w:ascii="TH SarabunPSK" w:hAnsi="TH SarabunPSK" w:cs="TH SarabunPSK"/>
+          <w:sz w:val="32"/>
+          <w:szCs w:val="32"/>
+          <w:cs/>
+        </w:rPr>
+      </w:pPr>
+      <w:r>
+        <w:rPr>
+          <w:rFonts w:ascii="TH SarabunPSK" w:hAnsi="TH SarabunPSK" w:cs="TH SarabunPSK" w:hint="cs"/>
+          <w:sz w:val="32"/>
+          <w:szCs w:val="32"/>
+          <w:cs/>
+        </w:rPr>
+        <w:tab/>
+      </w:r>
+      <w:r>
+        <w:rPr>
+          <w:rFonts w:ascii="TH SarabunPSK" w:hAnsi="TH SarabunPSK" w:cs="TH SarabunPSK" w:hint="cs"/>
+          <w:sz w:val="32"/>
+          <w:szCs w:val="32"/>
+          <w:cs/>
+        </w:rPr>
+        <w:tab/>
+        <w:t>สรุปได้ว่า</w:t>
+      </w:r>
+      <w:r>
+        <w:rPr>
+          <w:rFonts w:ascii="TH SarabunPSK" w:hAnsi="TH SarabunPSK" w:cs="TH SarabunPSK"/>
+          <w:sz w:val="32"/>
+          <w:szCs w:val="32"/>
+          <w:cs/>
+        </w:rPr>
+        <w:t>ระบบผู้ช่วยแบบตัวแทนเชิงปัญญาประดิษฐ์สำหรับองค์กร</w:t>
+      </w:r>
+      <w:r>
+        <w:rPr>
+          <w:rFonts w:ascii="TH SarabunPSK" w:hAnsi="TH SarabunPSK" w:cs="TH SarabunPSK" w:hint="cs"/>
+          <w:sz w:val="32"/>
+          <w:szCs w:val="32"/>
+        </w:rPr>
+        <w:t xml:space="preserve"> </w:t>
+      </w:r>
+      <w:r>
+        <w:rPr>
+          <w:rFonts w:ascii="TH SarabunPSK" w:hAnsi="TH SarabunPSK" w:cs="TH SarabunPSK" w:hint="cs"/>
+          <w:sz w:val="32"/>
+          <w:szCs w:val="32"/>
+          <w:cs/>
+        </w:rPr>
+        <w:t>ที่พัฒนาขึ้นมีประสิทธิภาพและความเหมาะสม สามารถนำไปใช้ได้อย่างมีประสิทธิภาพได้</w:t>
       </w:r>
     </w:p>
     <w:p>
@@ -1946,36 +1952,11 @@
         <w:spacing w:after="0"/>
         <w:jc w:val="thaiDistribute"/>
         <w:rPr>
-          <w:rFonts w:ascii="TH SarabunPSK" w:hAnsi="TH SarabunPSK" w:cs="TH SarabunPSK" w:hint="cs"/>
-          <w:b/>
-          <w:bCs/>
-          <w:sz w:val="32"/>
-          <w:szCs w:val="32"/>
-        </w:rPr>
-      </w:pPr>
-      <w:r>
-        <w:rPr>
-          <w:rFonts w:ascii="TH SarabunPSK" w:hAnsi="TH SarabunPSK" w:cs="TH SarabunPSK" w:hint="cs"/>
-          <w:b/>
-          <w:bCs/>
-          <w:sz w:val="32"/>
-          <w:szCs w:val="32"/>
-          <w:cs/>
-        </w:rPr>
-        <w:t>5.2</w:t>
-      </w:r>
-      <w:r>
-        <w:rPr>
-          <w:rFonts w:ascii="TH SarabunPSK" w:hAnsi="TH SarabunPSK" w:cs="TH SarabunPSK" w:hint="cs"/>
-          <w:b/>
-          <w:bCs/>
-          <w:sz w:val="32"/>
-          <w:szCs w:val="32"/>
-          <w:cs/>
-        </w:rPr>
-        <w:tab/>
-        <w:t>อภิปรายผล</w:t>
-      </w:r>
+          <w:rFonts w:ascii="TH SarabunPSK" w:hAnsi="TH SarabunPSK" w:cs="TH SarabunPSK"/>
+          <w:color w:val="00B0F0"/>
+          <w:szCs w:val="22"/>
+        </w:rPr>
+      </w:pPr>
     </w:p>
     <w:p>
       <w:pPr>
@@ -1990,99 +1971,35 @@
         <w:spacing w:after="0"/>
         <w:jc w:val="thaiDistribute"/>
         <w:rPr>
-          <w:rFonts w:ascii="TH SarabunPSK" w:hAnsi="TH SarabunPSK" w:cs="TH SarabunPSK" w:hint="cs"/>
-          <w:sz w:val="32"/>
-          <w:szCs w:val="32"/>
-          <w:cs/>
-        </w:rPr>
-      </w:pPr>
-      <w:r>
-        <w:rPr>
-          <w:rFonts w:ascii="TH SarabunPSK" w:hAnsi="TH SarabunPSK" w:cs="TH SarabunPSK" w:hint="cs"/>
-          <w:sz w:val="32"/>
-          <w:szCs w:val="32"/>
+          <w:rFonts w:ascii="TH SarabunPSK" w:hAnsi="TH SarabunPSK" w:cs="TH SarabunPSK"/>
+          <w:b/>
+          <w:bCs/>
+          <w:sz w:val="32"/>
+          <w:szCs w:val="32"/>
+        </w:rPr>
+      </w:pPr>
+      <w:r>
+        <w:rPr>
+          <w:rFonts w:ascii="TH SarabunPSK" w:hAnsi="TH SarabunPSK" w:cs="TH SarabunPSK" w:hint="cs"/>
+          <w:b/>
+          <w:bCs/>
+          <w:sz w:val="32"/>
+          <w:szCs w:val="32"/>
+          <w:cs/>
+        </w:rPr>
+        <w:t>5.2</w:t>
+      </w:r>
+      <w:r>
+        <w:rPr>
+          <w:rFonts w:ascii="TH SarabunPSK" w:hAnsi="TH SarabunPSK" w:cs="TH SarabunPSK" w:hint="cs"/>
+          <w:b/>
+          <w:bCs/>
+          <w:sz w:val="32"/>
+          <w:szCs w:val="32"/>
+          <w:cs/>
         </w:rPr>
         <w:tab/>
-      </w:r>
-      <w:r>
-        <w:rPr>
-          <w:rFonts w:ascii="TH SarabunPSK" w:hAnsi="TH SarabunPSK" w:cs="TH SarabunPSK" w:hint="cs"/>
-          <w:sz w:val="32"/>
-          <w:szCs w:val="32"/>
-          <w:cs/>
-        </w:rPr>
-        <w:tab/>
-        <w:t>การทำโครงงานสหกิจศึกษาครั้งนี้เป็นการพัฒนา</w:t>
-      </w:r>
-      <w:r>
-        <w:rPr>
-          <w:rFonts w:ascii="TH SarabunPSK" w:hAnsi="TH SarabunPSK" w:cs="TH SarabunPSK"/>
-          <w:sz w:val="32"/>
-          <w:szCs w:val="32"/>
-          <w:cs/>
-        </w:rPr>
-        <w:t>ระบบผู้ช่วยแบบตัวแทนเชิงปัญญาประดิษฐ์สำหรับองค์กร</w:t>
-      </w:r>
-      <w:r>
-        <w:rPr>
-          <w:rFonts w:ascii="TH SarabunPSK" w:hAnsi="TH SarabunPSK" w:cs="TH SarabunPSK" w:hint="cs"/>
-          <w:sz w:val="32"/>
-          <w:szCs w:val="32"/>
-        </w:rPr>
-        <w:t xml:space="preserve"> </w:t>
-      </w:r>
-      <w:r>
-        <w:rPr>
-          <w:rFonts w:ascii="TH SarabunPSK" w:hAnsi="TH SarabunPSK" w:cs="TH SarabunPSK" w:hint="cs"/>
-          <w:sz w:val="32"/>
-          <w:szCs w:val="32"/>
-          <w:cs/>
-        </w:rPr>
-        <w:t>โดยมี</w:t>
-      </w:r>
-      <w:r>
-        <w:rPr>
-          <w:rFonts w:ascii="TH SarabunPSK" w:hAnsi="TH SarabunPSK" w:cs="TH SarabunPSK"/>
-          <w:sz w:val="32"/>
-          <w:szCs w:val="32"/>
-          <w:cs/>
-        </w:rPr>
-        <w:t>การพัฒนาระบบผู้ช่วยแบบตัวแทนเชิงปัญญาประดิษฐ์สำหรับองค์กร</w:t>
-      </w:r>
-      <w:r>
-        <w:rPr>
-          <w:rFonts w:ascii="TH SarabunPSK" w:hAnsi="TH SarabunPSK" w:cs="TH SarabunPSK" w:hint="cs"/>
-          <w:sz w:val="32"/>
-          <w:szCs w:val="32"/>
-          <w:cs/>
-        </w:rPr>
-        <w:t xml:space="preserve"> </w:t>
-      </w:r>
-      <w:r>
-        <w:rPr>
-          <w:rFonts w:ascii="TH SarabunPSK" w:hAnsi="TH SarabunPSK" w:cs="TH SarabunPSK" w:hint="cs"/>
-          <w:sz w:val="32"/>
-          <w:szCs w:val="32"/>
-          <w:cs/>
-        </w:rPr>
-        <w:t>แล้วจึงหาประสิทธิภาพการทำงานและความพึงพอใจของระบบสารสนเทศที่พัฒนาขึ้น</w:t>
-      </w:r>
-      <w:r>
-        <w:rPr>
-          <w:rFonts w:ascii="TH SarabunPSK" w:hAnsi="TH SarabunPSK" w:cs="TH SarabunPSK" w:hint="cs"/>
-          <w:sz w:val="32"/>
-          <w:szCs w:val="32"/>
-        </w:rPr>
-        <w:t xml:space="preserve"> </w:t>
-      </w:r>
-      <w:r>
-        <w:rPr>
-          <w:rFonts w:ascii="TH SarabunPSK" w:hAnsi="TH SarabunPSK" w:cs="TH SarabunPSK" w:hint="cs"/>
-          <w:sz w:val="32"/>
-          <w:szCs w:val="32"/>
-          <w:cs/>
-        </w:rPr>
-        <w:t>ผลการทำโครงงานสหกิจศึกษาที่ได้พบประเด็นที่สมควรนำมาพิจารณาดังนี้</w:t>
+        <w:t>อภิปรายผล</w:t>
       </w:r>
     </w:p>
     <w:p>
@@ -2098,23 +2015,19 @@
         <w:spacing w:after="0"/>
         <w:jc w:val="thaiDistribute"/>
         <w:rPr>
-          <w:rFonts w:ascii="TH SarabunPSK" w:hAnsi="TH SarabunPSK" w:cs="TH SarabunPSK" w:hint="cs"/>
-          <w:snapToGrid w:val="0"/>
-          <w:color w:val="000000"/>
-          <w:sz w:val="32"/>
-          <w:szCs w:val="32"/>
-          <w:lang w:eastAsia="th-TH"/>
-        </w:rPr>
-      </w:pPr>
-      <w:r>
-        <w:rPr>
-          <w:rFonts w:ascii="TH SarabunPSK" w:hAnsi="TH SarabunPSK" w:cs="TH SarabunPSK" w:hint="cs"/>
-          <w:sz w:val="32"/>
-          <w:szCs w:val="32"/>
-          <w:cs/>
+          <w:rFonts w:ascii="TH SarabunPSK" w:hAnsi="TH SarabunPSK" w:cs="TH SarabunPSK"/>
+          <w:sz w:val="32"/>
+          <w:szCs w:val="32"/>
+          <w:cs/>
+        </w:rPr>
+      </w:pPr>
+      <w:r>
+        <w:rPr>
+          <w:rFonts w:ascii="TH SarabunPSK" w:hAnsi="TH SarabunPSK" w:cs="TH SarabunPSK" w:hint="cs"/>
+          <w:sz w:val="32"/>
+          <w:szCs w:val="32"/>
         </w:rPr>
         <w:tab/>
-        <w:t>5.2.1</w:t>
       </w:r>
       <w:r>
         <w:rPr>
@@ -2124,27 +2037,7 @@
           <w:cs/>
         </w:rPr>
         <w:tab/>
-      </w:r>
-      <w:r>
-        <w:rPr>
-          <w:rFonts w:ascii="TH SarabunPSK" w:hAnsi="TH SarabunPSK" w:cs="TH SarabunPSK" w:hint="cs"/>
-          <w:snapToGrid w:val="0"/>
-          <w:color w:val="000000"/>
-          <w:sz w:val="32"/>
-          <w:szCs w:val="32"/>
-          <w:cs/>
-          <w:lang w:eastAsia="th-TH"/>
-        </w:rPr>
-        <w:t>ความคิดเห็นของกลุ่มตัวอย่างที่มีต่อ</w:t>
-      </w:r>
-      <w:r>
-        <w:rPr>
-          <w:rFonts w:ascii="TH SarabunPSK" w:hAnsi="TH SarabunPSK" w:cs="TH SarabunPSK" w:hint="cs"/>
-          <w:sz w:val="32"/>
-          <w:szCs w:val="32"/>
-          <w:cs/>
-        </w:rPr>
-        <w:t>ประสิทธิภาพของ</w:t>
+        <w:t>การทำโครงงานสหกิจศึกษาครั้งนี้เป็นการพัฒนา</w:t>
       </w:r>
       <w:r>
         <w:rPr>
@@ -2160,49 +2053,6 @@
           <w:rFonts w:ascii="TH SarabunPSK" w:hAnsi="TH SarabunPSK" w:cs="TH SarabunPSK" w:hint="cs"/>
           <w:sz w:val="32"/>
           <w:szCs w:val="32"/>
-          <w:cs/>
-        </w:rPr>
-        <w:t xml:space="preserve"> พบว่าระดับความคิดเห็นอยู่ในระดับ</w:t>
-      </w:r>
-      <w:r>
-        <w:rPr>
-          <w:rStyle w:val="Strong"/>
-          <w:rFonts w:ascii="TH SarabunPSK" w:hAnsi="TH SarabunPSK" w:cs="TH SarabunPSK" w:hint="cs"/>
-          <w:b w:val="0"/>
-          <w:bCs w:val="0"/>
-          <w:sz w:val="32"/>
-          <w:szCs w:val="32"/>
-          <w:cs/>
-        </w:rPr>
-        <w:t>ดี (</w:t>
-      </w:r>
-      <w:r>
-        <w:rPr>
-          <w:rFonts w:ascii="Cambria Math" w:hAnsi="Cambria Math" w:cs="Cambria Math" w:hint="cs"/>
-          <w:sz w:val="32"/>
-          <w:szCs w:val="32"/>
-          <w:cs/>
-        </w:rPr>
-        <w:t>𝑥̅</w:t>
-      </w:r>
-      <w:r>
-        <w:rPr>
-          <w:rStyle w:val="Strong"/>
-          <w:rFonts w:ascii="TH SarabunPSK" w:hAnsi="TH SarabunPSK" w:cs="TH SarabunPSK" w:hint="cs"/>
-          <w:b w:val="0"/>
-          <w:bCs w:val="0"/>
-          <w:sz w:val="32"/>
-          <w:szCs w:val="32"/>
-        </w:rPr>
-        <w:t xml:space="preserve"> = 4.10, S.D. = 0.35)</w:t>
-      </w:r>
-      <w:r>
-        <w:rPr>
-          <w:rFonts w:ascii="TH SarabunPSK" w:hAnsi="TH SarabunPSK" w:cs="TH SarabunPSK" w:hint="cs"/>
-          <w:b/>
-          <w:bCs/>
-          <w:sz w:val="32"/>
-          <w:szCs w:val="32"/>
         </w:rPr>
         <w:t xml:space="preserve"> </w:t>
       </w:r>
@@ -2213,70 +2063,34 @@
           <w:szCs w:val="32"/>
           <w:cs/>
         </w:rPr>
-        <w:t xml:space="preserve"> โดยมีค่าเฉลี่ย</w:t>
-      </w:r>
-      <w:r>
-        <w:rPr>
-          <w:rFonts w:ascii="TH SarabunPSK" w:hAnsi="TH SarabunPSK" w:cs="TH SarabunPSK" w:hint="cs"/>
-          <w:sz w:val="32"/>
-          <w:szCs w:val="32"/>
+        <w:t>โดยมี</w:t>
+      </w:r>
+      <w:r>
+        <w:rPr>
+          <w:rFonts w:ascii="TH SarabunPSK" w:hAnsi="TH SarabunPSK" w:cs="TH SarabunPSK"/>
+          <w:sz w:val="32"/>
+          <w:szCs w:val="32"/>
+          <w:cs/>
+        </w:rPr>
+        <w:t>การพัฒนาระบบผู้ช่วยแบบตัวแทนเชิงปัญญาประดิษฐ์สำหรับองค์กร</w:t>
+      </w:r>
+      <w:r>
+        <w:rPr>
+          <w:rFonts w:ascii="TH SarabunPSK" w:hAnsi="TH SarabunPSK" w:cs="TH SarabunPSK" w:hint="cs"/>
+          <w:sz w:val="32"/>
+          <w:szCs w:val="32"/>
+          <w:cs/>
         </w:rPr>
         <w:t xml:space="preserve"> </w:t>
       </w:r>
       <w:r>
         <w:rPr>
-          <w:rFonts w:ascii="Cambria Math" w:hAnsi="Cambria Math" w:cs="Cambria Math" w:hint="cs"/>
-          <w:sz w:val="32"/>
-          <w:szCs w:val="32"/>
-          <w:cs/>
-        </w:rPr>
-        <w:t>𝑥̅</w:t>
-      </w:r>
-      <w:r>
-        <w:rPr>
-          <w:rStyle w:val="Strong"/>
-          <w:rFonts w:ascii="TH SarabunPSK" w:hAnsi="TH SarabunPSK" w:cs="TH SarabunPSK" w:hint="cs"/>
-          <w:b w:val="0"/>
-          <w:bCs w:val="0"/>
-          <w:sz w:val="32"/>
-          <w:szCs w:val="32"/>
-        </w:rPr>
-        <w:t xml:space="preserve"> = 4.10</w:t>
-      </w:r>
-      <w:r>
-        <w:rPr>
-          <w:rFonts w:ascii="TH SarabunPSK" w:hAnsi="TH SarabunPSK" w:cs="TH SarabunPSK" w:hint="cs"/>
-          <w:snapToGrid w:val="0"/>
-          <w:color w:val="000000"/>
-          <w:sz w:val="32"/>
-          <w:szCs w:val="32"/>
-          <w:cs/>
-          <w:lang w:eastAsia="th-TH"/>
-        </w:rPr>
-        <w:t xml:space="preserve"> และมีค่าส่วนเบี่ยงเบนมาตรฐาน </w:t>
-      </w:r>
-      <w:r>
-        <w:rPr>
-          <w:rStyle w:val="Strong"/>
-          <w:rFonts w:ascii="TH SarabunPSK" w:hAnsi="TH SarabunPSK" w:cs="TH SarabunPSK" w:hint="cs"/>
-          <w:b w:val="0"/>
-          <w:bCs w:val="0"/>
-          <w:sz w:val="32"/>
-          <w:szCs w:val="32"/>
-        </w:rPr>
-        <w:t>S.D. = 0.35</w:t>
-      </w:r>
-      <w:r>
-        <w:rPr>
-          <w:rFonts w:ascii="TH SarabunPSK" w:hAnsi="TH SarabunPSK" w:cs="TH SarabunPSK" w:hint="cs"/>
-          <w:snapToGrid w:val="0"/>
-          <w:color w:val="000000"/>
-          <w:sz w:val="32"/>
-          <w:szCs w:val="32"/>
-          <w:cs/>
-          <w:lang w:eastAsia="th-TH"/>
-        </w:rPr>
-        <w:t xml:space="preserve"> เป็นไปตามเกณฑ์ที่กำหนดไว้ในสมมติฐานข้อที่ 1</w:t>
+          <w:rFonts w:ascii="TH SarabunPSK" w:hAnsi="TH SarabunPSK" w:cs="TH SarabunPSK" w:hint="cs"/>
+          <w:sz w:val="32"/>
+          <w:szCs w:val="32"/>
+          <w:cs/>
+        </w:rPr>
+        <w:t>แล้วจึงหาประสิทธิภาพการทำงานและความพึงพอใจของระบบสารสนเทศที่พัฒนาขึ้น</w:t>
       </w:r>
       <w:r>
         <w:rPr>
@@ -2289,35 +2103,11 @@
       <w:r>
         <w:rPr>
           <w:rFonts w:ascii="TH SarabunPSK" w:hAnsi="TH SarabunPSK" w:cs="TH SarabunPSK" w:hint="cs"/>
-          <w:snapToGrid w:val="0"/>
-          <w:color w:val="000000"/>
-          <w:sz w:val="32"/>
-          <w:szCs w:val="32"/>
-          <w:cs/>
-          <w:lang w:eastAsia="th-TH"/>
-        </w:rPr>
-        <w:t>ปัจจัยที่ส่งผลให้ระดับความคิดเห็นของกลุ่มตัวอย่างอยู่ในเกณฑ์</w:t>
-      </w:r>
-      <w:r>
-        <w:rPr>
-          <w:rFonts w:ascii="TH SarabunPSK" w:hAnsi="TH SarabunPSK" w:cs="TH SarabunPSK" w:hint="cs"/>
-          <w:sz w:val="32"/>
-          <w:szCs w:val="32"/>
-          <w:cs/>
-        </w:rPr>
-        <w:t>ดี</w:t>
-      </w:r>
-      <w:r>
-        <w:rPr>
-          <w:rFonts w:ascii="TH SarabunPSK" w:hAnsi="TH SarabunPSK" w:cs="TH SarabunPSK" w:hint="cs"/>
-          <w:snapToGrid w:val="0"/>
-          <w:color w:val="000000"/>
-          <w:sz w:val="32"/>
-          <w:szCs w:val="32"/>
-          <w:cs/>
-          <w:lang w:eastAsia="th-TH"/>
-        </w:rPr>
-        <w:t xml:space="preserve"> </w:t>
+          <w:sz w:val="32"/>
+          <w:szCs w:val="32"/>
+          <w:cs/>
+        </w:rPr>
+        <w:t>ผลการทำโครงงานสหกิจศึกษาที่ได้พบประเด็นที่สมควรนำมาพิจารณาดังนี้</w:t>
       </w:r>
     </w:p>
     <w:p>
@@ -2333,7 +2123,242 @@
         <w:spacing w:after="0"/>
         <w:jc w:val="thaiDistribute"/>
         <w:rPr>
-          <w:rFonts w:ascii="TH SarabunPSK" w:hAnsi="TH SarabunPSK" w:cs="TH SarabunPSK" w:hint="cs"/>
+          <w:rFonts w:ascii="TH SarabunPSK" w:hAnsi="TH SarabunPSK" w:cs="TH SarabunPSK"/>
+          <w:snapToGrid w:val="0"/>
+          <w:color w:val="000000"/>
+          <w:sz w:val="32"/>
+          <w:szCs w:val="32"/>
+          <w:lang w:eastAsia="th-TH"/>
+        </w:rPr>
+      </w:pPr>
+      <w:r>
+        <w:rPr>
+          <w:rFonts w:ascii="TH SarabunPSK" w:hAnsi="TH SarabunPSK" w:cs="TH SarabunPSK" w:hint="cs"/>
+          <w:sz w:val="32"/>
+          <w:szCs w:val="32"/>
+          <w:cs/>
+        </w:rPr>
+        <w:tab/>
+        <w:t>5.2.1</w:t>
+      </w:r>
+      <w:r>
+        <w:rPr>
+          <w:rFonts w:ascii="TH SarabunPSK" w:hAnsi="TH SarabunPSK" w:cs="TH SarabunPSK" w:hint="cs"/>
+          <w:sz w:val="32"/>
+          <w:szCs w:val="32"/>
+          <w:cs/>
+        </w:rPr>
+        <w:tab/>
+      </w:r>
+      <w:r>
+        <w:rPr>
+          <w:rFonts w:ascii="TH SarabunPSK" w:hAnsi="TH SarabunPSK" w:cs="TH SarabunPSK" w:hint="cs"/>
+          <w:snapToGrid w:val="0"/>
+          <w:color w:val="000000"/>
+          <w:sz w:val="32"/>
+          <w:szCs w:val="32"/>
+          <w:cs/>
+          <w:lang w:eastAsia="th-TH"/>
+        </w:rPr>
+        <w:t>ความคิดเห็นของกลุ่มตัวอย่างที่มีต่อ</w:t>
+      </w:r>
+      <w:r>
+        <w:rPr>
+          <w:rFonts w:ascii="TH SarabunPSK" w:hAnsi="TH SarabunPSK" w:cs="TH SarabunPSK" w:hint="cs"/>
+          <w:sz w:val="32"/>
+          <w:szCs w:val="32"/>
+          <w:cs/>
+        </w:rPr>
+        <w:t>ประสิทธิภาพของ</w:t>
+      </w:r>
+      <w:r>
+        <w:rPr>
+          <w:rFonts w:ascii="TH SarabunPSK" w:hAnsi="TH SarabunPSK" w:cs="TH SarabunPSK"/>
+          <w:sz w:val="32"/>
+          <w:szCs w:val="32"/>
+          <w:cs/>
+        </w:rPr>
+        <w:t>ระบบผู้ช่วยแบบตัวแทนเชิงปัญญาประดิษฐ์สำหรับองค์กร</w:t>
+      </w:r>
+      <w:r>
+        <w:rPr>
+          <w:rFonts w:ascii="TH SarabunPSK" w:hAnsi="TH SarabunPSK" w:cs="TH SarabunPSK" w:hint="cs"/>
+          <w:sz w:val="32"/>
+          <w:szCs w:val="32"/>
+          <w:cs/>
+        </w:rPr>
+        <w:t xml:space="preserve"> พบว่าระดับความคิดเห็นอยู่ในระดับ</w:t>
+      </w:r>
+      <w:r>
+        <w:rPr>
+          <w:rStyle w:val="Strong"/>
+          <w:rFonts w:ascii="TH SarabunPSK" w:hAnsi="TH SarabunPSK" w:cs="TH SarabunPSK" w:hint="cs"/>
+          <w:b w:val="0"/>
+          <w:bCs w:val="0"/>
+          <w:sz w:val="32"/>
+          <w:szCs w:val="32"/>
+          <w:cs/>
+        </w:rPr>
+        <w:t>ดี (</w:t>
+      </w:r>
+      <w:r>
+        <w:rPr>
+          <w:rFonts w:ascii="Cambria Math" w:hAnsi="Cambria Math" w:cs="Cambria Math" w:hint="cs"/>
+          <w:sz w:val="32"/>
+          <w:szCs w:val="32"/>
+          <w:cs/>
+        </w:rPr>
+        <w:t>𝑥̅</w:t>
+      </w:r>
+      <w:r>
+        <w:rPr>
+          <w:rStyle w:val="Strong"/>
+          <w:rFonts w:ascii="TH SarabunPSK" w:hAnsi="TH SarabunPSK" w:cs="TH SarabunPSK" w:hint="cs"/>
+          <w:b w:val="0"/>
+          <w:bCs w:val="0"/>
+          <w:sz w:val="32"/>
+          <w:szCs w:val="32"/>
+        </w:rPr>
+        <w:t xml:space="preserve"> = 4.10, S.D. = 0.35)</w:t>
+      </w:r>
+      <w:r>
+        <w:rPr>
+          <w:rFonts w:ascii="TH SarabunPSK" w:hAnsi="TH SarabunPSK" w:cs="TH SarabunPSK" w:hint="cs"/>
+          <w:b/>
+          <w:bCs/>
+          <w:sz w:val="32"/>
+          <w:szCs w:val="32"/>
+        </w:rPr>
+        <w:t xml:space="preserve"> </w:t>
+      </w:r>
+      <w:r>
+        <w:rPr>
+          <w:rFonts w:ascii="TH SarabunPSK" w:hAnsi="TH SarabunPSK" w:cs="TH SarabunPSK" w:hint="cs"/>
+          <w:sz w:val="32"/>
+          <w:szCs w:val="32"/>
+          <w:cs/>
+        </w:rPr>
+        <w:t xml:space="preserve"> โดยมีค่าเฉลี่ย</w:t>
+      </w:r>
+      <w:r>
+        <w:rPr>
+          <w:rFonts w:ascii="TH SarabunPSK" w:hAnsi="TH SarabunPSK" w:cs="TH SarabunPSK" w:hint="cs"/>
+          <w:sz w:val="32"/>
+          <w:szCs w:val="32"/>
+        </w:rPr>
+        <w:t xml:space="preserve"> </w:t>
+      </w:r>
+      <w:r>
+        <w:rPr>
+          <w:rFonts w:ascii="Cambria Math" w:hAnsi="Cambria Math" w:cs="Cambria Math" w:hint="cs"/>
+          <w:sz w:val="32"/>
+          <w:szCs w:val="32"/>
+          <w:cs/>
+        </w:rPr>
+        <w:t>𝑥̅</w:t>
+      </w:r>
+      <w:r>
+        <w:rPr>
+          <w:rStyle w:val="Strong"/>
+          <w:rFonts w:ascii="TH SarabunPSK" w:hAnsi="TH SarabunPSK" w:cs="TH SarabunPSK" w:hint="cs"/>
+          <w:b w:val="0"/>
+          <w:bCs w:val="0"/>
+          <w:sz w:val="32"/>
+          <w:szCs w:val="32"/>
+        </w:rPr>
+        <w:t xml:space="preserve"> = 4.10</w:t>
+      </w:r>
+      <w:r>
+        <w:rPr>
+          <w:rFonts w:ascii="TH SarabunPSK" w:hAnsi="TH SarabunPSK" w:cs="TH SarabunPSK" w:hint="cs"/>
+          <w:snapToGrid w:val="0"/>
+          <w:color w:val="000000"/>
+          <w:sz w:val="32"/>
+          <w:szCs w:val="32"/>
+          <w:cs/>
+          <w:lang w:eastAsia="th-TH"/>
+        </w:rPr>
+        <w:t xml:space="preserve"> และมีค่าส่วนเบี่ยงเบนมาตรฐาน </w:t>
+      </w:r>
+      <w:r>
+        <w:rPr>
+          <w:rStyle w:val="Strong"/>
+          <w:rFonts w:ascii="TH SarabunPSK" w:hAnsi="TH SarabunPSK" w:cs="TH SarabunPSK" w:hint="cs"/>
+          <w:b w:val="0"/>
+          <w:bCs w:val="0"/>
+          <w:sz w:val="32"/>
+          <w:szCs w:val="32"/>
+        </w:rPr>
+        <w:t>S.D. = 0.35</w:t>
+      </w:r>
+      <w:r>
+        <w:rPr>
+          <w:rFonts w:ascii="TH SarabunPSK" w:hAnsi="TH SarabunPSK" w:cs="TH SarabunPSK" w:hint="cs"/>
+          <w:snapToGrid w:val="0"/>
+          <w:color w:val="000000"/>
+          <w:sz w:val="32"/>
+          <w:szCs w:val="32"/>
+          <w:cs/>
+          <w:lang w:eastAsia="th-TH"/>
+        </w:rPr>
+        <w:t xml:space="preserve"> เป็นไปตามเกณฑ์ที่กำหนดไว้ในสมมติฐานข้อที่ 1</w:t>
+      </w:r>
+      <w:r>
+        <w:rPr>
+          <w:rFonts w:ascii="TH SarabunPSK" w:hAnsi="TH SarabunPSK" w:cs="TH SarabunPSK" w:hint="cs"/>
+          <w:sz w:val="32"/>
+          <w:szCs w:val="32"/>
+        </w:rPr>
+        <w:t xml:space="preserve"> </w:t>
+      </w:r>
+      <w:r>
+        <w:rPr>
+          <w:rFonts w:ascii="TH SarabunPSK" w:hAnsi="TH SarabunPSK" w:cs="TH SarabunPSK" w:hint="cs"/>
+          <w:snapToGrid w:val="0"/>
+          <w:color w:val="000000"/>
+          <w:sz w:val="32"/>
+          <w:szCs w:val="32"/>
+          <w:cs/>
+          <w:lang w:eastAsia="th-TH"/>
+        </w:rPr>
+        <w:t>ปัจจัยที่ส่งผลให้ระดับความคิดเห็นของกลุ่มตัวอย่างอยู่ในเกณฑ์</w:t>
+      </w:r>
+      <w:r>
+        <w:rPr>
+          <w:rFonts w:ascii="TH SarabunPSK" w:hAnsi="TH SarabunPSK" w:cs="TH SarabunPSK" w:hint="cs"/>
+          <w:sz w:val="32"/>
+          <w:szCs w:val="32"/>
+          <w:cs/>
+        </w:rPr>
+        <w:t>ดี</w:t>
+      </w:r>
+      <w:r>
+        <w:rPr>
+          <w:rFonts w:ascii="TH SarabunPSK" w:hAnsi="TH SarabunPSK" w:cs="TH SarabunPSK" w:hint="cs"/>
+          <w:snapToGrid w:val="0"/>
+          <w:color w:val="000000"/>
+          <w:sz w:val="32"/>
+          <w:szCs w:val="32"/>
+          <w:cs/>
+          <w:lang w:eastAsia="th-TH"/>
+        </w:rPr>
+        <w:t xml:space="preserve"> </w:t>
+      </w:r>
+    </w:p>
+    <w:p>
+      <w:pPr>
+        <w:tabs>
+          <w:tab w:val="left" w:pos="425"/>
+          <w:tab w:val="left" w:pos="567"/>
+          <w:tab w:val="left" w:pos="992"/>
+          <w:tab w:val="left" w:pos="1701"/>
+          <w:tab w:val="left" w:pos="1985"/>
+          <w:tab w:val="left" w:pos="2268"/>
+        </w:tabs>
+        <w:spacing w:after="0"/>
+        <w:jc w:val="thaiDistribute"/>
+        <w:rPr>
+          <w:rFonts w:ascii="TH SarabunPSK" w:hAnsi="TH SarabunPSK" w:cs="TH SarabunPSK"/>
           <w:snapToGrid w:val="0"/>
           <w:color w:val="000000"/>
           <w:sz w:val="32"/>
@@ -2388,7 +2413,7 @@
         <w:spacing w:after="0" w:line="240" w:lineRule="auto"/>
         <w:jc w:val="thaiDistribute"/>
         <w:rPr>
-          <w:rFonts w:ascii="TH SarabunPSK" w:hAnsi="TH SarabunPSK" w:cs="TH SarabunPSK" w:hint="cs"/>
+          <w:rFonts w:ascii="TH SarabunPSK" w:hAnsi="TH SarabunPSK" w:cs="TH SarabunPSK"/>
           <w:sz w:val="32"/>
           <w:szCs w:val="32"/>
           <w:cs/>
@@ -2661,7 +2686,7 @@
       <w:pPr>
         <w:spacing w:after="0" w:line="240" w:lineRule="auto"/>
         <w:rPr>
-          <w:rFonts w:ascii="TH SarabunPSK" w:hAnsi="TH SarabunPSK" w:cs="TH SarabunPSK" w:hint="cs"/>
+          <w:rFonts w:ascii="TH SarabunPSK" w:hAnsi="TH SarabunPSK" w:cs="TH SarabunPSK"/>
           <w:sz w:val="32"/>
           <w:szCs w:val="32"/>
         </w:rPr>
@@ -2680,7 +2705,7 @@
         <w:spacing w:after="0" w:line="240" w:lineRule="auto"/>
         <w:jc w:val="thaiDistribute"/>
         <w:rPr>
-          <w:rFonts w:ascii="TH SarabunPSK" w:hAnsi="TH SarabunPSK" w:cs="TH SarabunPSK" w:hint="cs"/>
+          <w:rFonts w:ascii="TH SarabunPSK" w:hAnsi="TH SarabunPSK" w:cs="TH SarabunPSK"/>
           <w:b/>
           <w:bCs/>
           <w:sz w:val="32"/>
@@ -2716,6 +2741,7 @@
         <w:tabs>
           <w:tab w:val="left" w:pos="425"/>
           <w:tab w:val="left" w:pos="567"/>
+          <w:tab w:val="left" w:pos="709"/>
           <w:tab w:val="left" w:pos="992"/>
           <w:tab w:val="left" w:pos="1701"/>
           <w:tab w:val="left" w:pos="1985"/>
@@ -2724,7 +2750,7 @@
         <w:spacing w:after="0" w:line="240" w:lineRule="auto"/>
         <w:jc w:val="thaiDistribute"/>
         <w:rPr>
-          <w:rFonts w:ascii="TH SarabunPSK" w:hAnsi="TH SarabunPSK" w:cs="TH SarabunPSK" w:hint="cs"/>
+          <w:rFonts w:ascii="TH SarabunPSK" w:hAnsi="TH SarabunPSK" w:cs="TH SarabunPSK"/>
           <w:sz w:val="32"/>
           <w:szCs w:val="32"/>
           <w:cs/>
@@ -2741,12 +2767,12 @@
       </w:r>
       <w:r>
         <w:rPr>
-          <w:rFonts w:ascii="TH SarabunPSK" w:hAnsi="TH SarabunPSK" w:cs="TH SarabunPSK" w:hint="cs"/>
-          <w:sz w:val="32"/>
-          <w:szCs w:val="32"/>
-          <w:cs/>
-        </w:rPr>
-        <w:t>**</w:t>
+          <w:rFonts w:ascii="TH SarabunPSK" w:hAnsi="TH SarabunPSK" w:cs="TH SarabunPSK"/>
+          <w:sz w:val="32"/>
+          <w:szCs w:val="32"/>
+          <w:cs/>
+        </w:rPr>
+        <w:tab/>
       </w:r>
       <w:r>
         <w:rPr>
@@ -2839,7 +2865,7 @@
         <w:spacing w:after="0"/>
         <w:jc w:val="thaiDistribute"/>
         <w:rPr>
-          <w:rFonts w:ascii="TH SarabunPSK" w:hAnsi="TH SarabunPSK" w:cs="TH SarabunPSK" w:hint="cs"/>
+          <w:rFonts w:ascii="TH SarabunPSK" w:hAnsi="TH SarabunPSK" w:cs="TH SarabunPSK"/>
           <w:sz w:val="32"/>
           <w:szCs w:val="32"/>
         </w:rPr>
@@ -2856,12 +2882,12 @@
       </w:r>
       <w:r>
         <w:rPr>
-          <w:rFonts w:ascii="TH SarabunPSK" w:hAnsi="TH SarabunPSK" w:cs="TH SarabunPSK" w:hint="cs"/>
-          <w:sz w:val="32"/>
-          <w:szCs w:val="32"/>
-          <w:cs/>
-        </w:rPr>
-        <w:t>**</w:t>
+          <w:rFonts w:ascii="TH SarabunPSK" w:hAnsi="TH SarabunPSK" w:cs="TH SarabunPSK"/>
+          <w:sz w:val="32"/>
+          <w:szCs w:val="32"/>
+          <w:cs/>
+        </w:rPr>
+        <w:tab/>
       </w:r>
       <w:r>
         <w:rPr>
@@ -3049,7 +3075,7 @@
         <w:spacing w:after="0"/>
         <w:jc w:val="thaiDistribute"/>
         <w:rPr>
-          <w:rFonts w:ascii="TH SarabunPSK" w:hAnsi="TH SarabunPSK" w:cs="TH SarabunPSK" w:hint="cs"/>
+          <w:rFonts w:ascii="TH SarabunPSK" w:hAnsi="TH SarabunPSK" w:cs="TH SarabunPSK"/>
           <w:sz w:val="32"/>
           <w:szCs w:val="32"/>
         </w:rPr>
@@ -3071,7 +3097,16 @@
           <w:szCs w:val="32"/>
           <w:cs/>
         </w:rPr>
-        <w:t>3**</w:t>
+        <w:t>3</w:t>
+      </w:r>
+      <w:r>
+        <w:rPr>
+          <w:rFonts w:ascii="TH SarabunPSK" w:hAnsi="TH SarabunPSK" w:cs="TH SarabunPSK"/>
+          <w:sz w:val="32"/>
+          <w:szCs w:val="32"/>
+          <w:cs/>
+        </w:rPr>
+        <w:tab/>
       </w:r>
       <w:r>
         <w:rPr>
@@ -3154,8 +3189,19 @@
           <w:szCs w:val="32"/>
           <w:cs/>
         </w:rPr>
-        <w:t>ไม่ดี</w:t>
-      </w:r>
+        <w:t>ไม่ดี เช่น ส่งบริบทมากเกินจำเป็น เรียกเอเจน</w:t>
+      </w:r>
+      <w:proofErr w:type="spellStart"/>
+      <w:r>
+        <w:rPr>
+          <w:rFonts w:ascii="TH SarabunPSK" w:hAnsi="TH SarabunPSK" w:cs="TH SarabunPSK" w:hint="cs"/>
+          <w:sz w:val="32"/>
+          <w:szCs w:val="32"/>
+          <w:cs/>
+        </w:rPr>
+        <w:t>ต์</w:t>
+      </w:r>
+      <w:proofErr w:type="spellEnd"/>
       <w:r>
         <w:rPr>
           <w:rFonts w:ascii="TH SarabunPSK" w:hAnsi="TH SarabunPSK" w:cs="TH SarabunPSK" w:hint="cs"/>
@@ -3172,7 +3218,78 @@
           <w:szCs w:val="32"/>
           <w:cs/>
         </w:rPr>
-        <w:t>เช่น ส่งบริบทมากเกินจำเป็น เรียกเอเจน</w:t>
+        <w:t>เครื่องมือซ้ำซ้อน หรือปล่อยให้วนลูปการวางแผนโดยไม่มีข้อจำกัด จะทำให้ใช้โทเคนเกินความจำเป็น ส่งผลให้ต้นทุนและเวลาในการตอบสนองเพิ่มขึ้น</w:t>
+      </w:r>
+      <w:r>
+        <w:rPr>
+          <w:rFonts w:ascii="TH SarabunPSK" w:hAnsi="TH SarabunPSK" w:cs="TH SarabunPSK" w:hint="cs"/>
+          <w:sz w:val="32"/>
+          <w:szCs w:val="32"/>
+          <w:cs/>
+        </w:rPr>
+        <w:br/>
+      </w:r>
+      <w:r>
+        <w:rPr>
+          <w:rFonts w:ascii="TH SarabunPSK" w:hAnsi="TH SarabunPSK" w:cs="TH SarabunPSK" w:hint="cs"/>
+          <w:sz w:val="32"/>
+          <w:szCs w:val="32"/>
+          <w:cs/>
+        </w:rPr>
+        <w:tab/>
+        <w:t>5.3.4</w:t>
+      </w:r>
+      <w:r>
+        <w:rPr>
+          <w:rFonts w:ascii="TH SarabunPSK" w:hAnsi="TH SarabunPSK" w:cs="TH SarabunPSK"/>
+          <w:sz w:val="32"/>
+          <w:szCs w:val="32"/>
+          <w:cs/>
+        </w:rPr>
+        <w:tab/>
+      </w:r>
+      <w:r>
+        <w:rPr>
+          <w:rFonts w:ascii="TH SarabunPSK" w:hAnsi="TH SarabunPSK" w:cs="TH SarabunPSK" w:hint="cs"/>
+          <w:sz w:val="32"/>
+          <w:szCs w:val="32"/>
+          <w:cs/>
+        </w:rPr>
+        <w:t xml:space="preserve">ข้อจำกัดด้านโครงสร้างพื้นฐานและรูปแบบการใช้งานของ </w:t>
+      </w:r>
+      <w:r>
+        <w:rPr>
+          <w:rFonts w:ascii="TH SarabunPSK" w:hAnsi="TH SarabunPSK" w:cs="TH SarabunPSK" w:hint="cs"/>
+          <w:sz w:val="32"/>
+          <w:szCs w:val="32"/>
+        </w:rPr>
+        <w:t>n</w:t>
+      </w:r>
+      <w:r>
+        <w:rPr>
+          <w:rFonts w:ascii="TH SarabunPSK" w:hAnsi="TH SarabunPSK" w:cs="TH SarabunPSK" w:hint="cs"/>
+          <w:sz w:val="32"/>
+          <w:szCs w:val="32"/>
+          <w:cs/>
+        </w:rPr>
+        <w:t>8</w:t>
+      </w:r>
+      <w:r>
+        <w:rPr>
+          <w:rFonts w:ascii="TH SarabunPSK" w:hAnsi="TH SarabunPSK" w:cs="TH SarabunPSK" w:hint="cs"/>
+          <w:sz w:val="32"/>
+          <w:szCs w:val="32"/>
+        </w:rPr>
+        <w:t>n</w:t>
+      </w:r>
+      <w:r>
+        <w:rPr>
+          <w:rFonts w:ascii="TH SarabunPSK" w:hAnsi="TH SarabunPSK" w:cs="TH SarabunPSK" w:hint="cs"/>
+          <w:sz w:val="32"/>
+          <w:szCs w:val="32"/>
+          <w:cs/>
+        </w:rPr>
+        <w:t>การใช้งานแบบคลาว</w:t>
       </w:r>
       <w:proofErr w:type="spellStart"/>
       <w:r>
@@ -3182,7 +3299,7 @@
           <w:szCs w:val="32"/>
           <w:cs/>
         </w:rPr>
-        <w:t>ต์</w:t>
+        <w:t>ด์</w:t>
       </w:r>
       <w:proofErr w:type="spellEnd"/>
       <w:r>
@@ -3192,16 +3309,86 @@
           <w:szCs w:val="32"/>
           <w:cs/>
         </w:rPr>
+        <w:t>มีค่าใช้จ่ายรายเดือน ขณะที่การติดตั้งใช้งานฟรีบนเครื่องส่วนตัว (</w:t>
+      </w:r>
+      <w:r>
+        <w:rPr>
+          <w:rFonts w:ascii="TH SarabunPSK" w:hAnsi="TH SarabunPSK" w:cs="TH SarabunPSK" w:hint="cs"/>
+          <w:sz w:val="32"/>
+          <w:szCs w:val="32"/>
+        </w:rPr>
+        <w:t xml:space="preserve">localhost) </w:t>
+      </w:r>
+      <w:r>
+        <w:rPr>
+          <w:rFonts w:ascii="TH SarabunPSK" w:hAnsi="TH SarabunPSK" w:cs="TH SarabunPSK" w:hint="cs"/>
+          <w:sz w:val="32"/>
+          <w:szCs w:val="32"/>
+          <w:cs/>
+        </w:rPr>
+        <w:t xml:space="preserve">เหมาะสำหรับการพัฒนาทดสอบเป็นหลักและไม่รองรับการใช้งานร่วมกัน หากต้องการใช้งานร่วมกันในองค์กรจำเป็นต้องติดตั้งแบบ </w:t>
+      </w:r>
+      <w:r>
+        <w:rPr>
+          <w:rFonts w:ascii="TH SarabunPSK" w:hAnsi="TH SarabunPSK" w:cs="TH SarabunPSK" w:hint="cs"/>
+          <w:sz w:val="32"/>
+          <w:szCs w:val="32"/>
+        </w:rPr>
+        <w:t xml:space="preserve">self-host </w:t>
+      </w:r>
+      <w:r>
+        <w:rPr>
+          <w:rFonts w:ascii="TH SarabunPSK" w:hAnsi="TH SarabunPSK" w:cs="TH SarabunPSK" w:hint="cs"/>
+          <w:sz w:val="32"/>
+          <w:szCs w:val="32"/>
+          <w:cs/>
+        </w:rPr>
+        <w:t xml:space="preserve">บน </w:t>
+      </w:r>
+      <w:r>
+        <w:rPr>
+          <w:rFonts w:ascii="TH SarabunPSK" w:hAnsi="TH SarabunPSK" w:cs="TH SarabunPSK" w:hint="cs"/>
+          <w:sz w:val="32"/>
+          <w:szCs w:val="32"/>
+        </w:rPr>
+        <w:t>VPS</w:t>
+      </w:r>
+      <w:r>
+        <w:rPr>
+          <w:rFonts w:ascii="TH SarabunPSK" w:hAnsi="TH SarabunPSK" w:cs="TH SarabunPSK" w:hint="cs"/>
+          <w:sz w:val="32"/>
+          <w:szCs w:val="32"/>
+          <w:cs/>
+        </w:rPr>
         <w:t xml:space="preserve"> </w:t>
       </w:r>
-      <w:r>
-        <w:rPr>
-          <w:rFonts w:ascii="TH SarabunPSK" w:hAnsi="TH SarabunPSK" w:cs="TH SarabunPSK" w:hint="cs"/>
-          <w:sz w:val="32"/>
-          <w:szCs w:val="32"/>
-          <w:cs/>
-        </w:rPr>
-        <w:t>เครื่องมือซ้ำซ้อน หรือปล่อยให้วนลูปการวางแผนโดยไม่มีข้อจำกัด</w:t>
+      <w:proofErr w:type="spellStart"/>
+      <w:r>
+        <w:rPr>
+          <w:rFonts w:ascii="TH SarabunPSK" w:hAnsi="TH SarabunPSK" w:cs="TH SarabunPSK" w:hint="cs"/>
+          <w:sz w:val="32"/>
+          <w:szCs w:val="32"/>
+          <w:cs/>
+        </w:rPr>
+        <w:t>เซิร์ฟเวอร์</w:t>
+      </w:r>
+      <w:proofErr w:type="spellEnd"/>
+      <w:r>
+        <w:rPr>
+          <w:rFonts w:ascii="TH SarabunPSK" w:hAnsi="TH SarabunPSK" w:cs="TH SarabunPSK" w:hint="cs"/>
+          <w:sz w:val="32"/>
+          <w:szCs w:val="32"/>
+          <w:cs/>
+        </w:rPr>
+        <w:t xml:space="preserve"> ซึ่งต้องอาศัยความรู้ด้าน </w:t>
+      </w:r>
+      <w:r>
+        <w:rPr>
+          <w:rFonts w:ascii="TH SarabunPSK" w:hAnsi="TH SarabunPSK" w:cs="TH SarabunPSK" w:hint="cs"/>
+          <w:sz w:val="32"/>
+          <w:szCs w:val="32"/>
+        </w:rPr>
+        <w:t>Backend</w:t>
       </w:r>
       <w:r>
         <w:rPr>
@@ -3217,185 +3404,6 @@
           <w:rFonts w:ascii="TH SarabunPSK" w:hAnsi="TH SarabunPSK" w:cs="TH SarabunPSK" w:hint="cs"/>
           <w:sz w:val="32"/>
           <w:szCs w:val="32"/>
-          <w:cs/>
-        </w:rPr>
-        <w:t>จะทำให้ใช้โทเคนเกินความจำเป็น ส่งผลให้ต้นทุนและเวลาในการตอบสนองเพิ่มขึ้น</w:t>
-      </w:r>
-      <w:r>
-        <w:rPr>
-          <w:rFonts w:ascii="TH SarabunPSK" w:hAnsi="TH SarabunPSK" w:cs="TH SarabunPSK" w:hint="cs"/>
-          <w:sz w:val="32"/>
-          <w:szCs w:val="32"/>
-          <w:cs/>
-        </w:rPr>
-        <w:br/>
-      </w:r>
-      <w:r>
-        <w:rPr>
-          <w:rFonts w:ascii="TH SarabunPSK" w:hAnsi="TH SarabunPSK" w:cs="TH SarabunPSK" w:hint="cs"/>
-          <w:sz w:val="32"/>
-          <w:szCs w:val="32"/>
-          <w:cs/>
-        </w:rPr>
-        <w:tab/>
-        <w:t>5.3.4**</w:t>
-      </w:r>
-      <w:r>
-        <w:rPr>
-          <w:rFonts w:ascii="TH SarabunPSK" w:hAnsi="TH SarabunPSK" w:cs="TH SarabunPSK" w:hint="cs"/>
-          <w:sz w:val="32"/>
-          <w:szCs w:val="32"/>
-          <w:cs/>
-        </w:rPr>
-        <w:t xml:space="preserve">ข้อจำกัดด้านโครงสร้างพื้นฐานและรูปแบบการใช้งานของ </w:t>
-      </w:r>
-      <w:r>
-        <w:rPr>
-          <w:rFonts w:ascii="TH SarabunPSK" w:hAnsi="TH SarabunPSK" w:cs="TH SarabunPSK" w:hint="cs"/>
-          <w:sz w:val="32"/>
-          <w:szCs w:val="32"/>
-        </w:rPr>
-        <w:t>n</w:t>
-      </w:r>
-      <w:r>
-        <w:rPr>
-          <w:rFonts w:ascii="TH SarabunPSK" w:hAnsi="TH SarabunPSK" w:cs="TH SarabunPSK" w:hint="cs"/>
-          <w:sz w:val="32"/>
-          <w:szCs w:val="32"/>
-          <w:cs/>
-        </w:rPr>
-        <w:t>8</w:t>
-      </w:r>
-      <w:r>
-        <w:rPr>
-          <w:rFonts w:ascii="TH SarabunPSK" w:hAnsi="TH SarabunPSK" w:cs="TH SarabunPSK" w:hint="cs"/>
-          <w:sz w:val="32"/>
-          <w:szCs w:val="32"/>
-        </w:rPr>
-        <w:t>n</w:t>
-      </w:r>
-      <w:r>
-        <w:rPr>
-          <w:rFonts w:ascii="TH SarabunPSK" w:hAnsi="TH SarabunPSK" w:cs="TH SarabunPSK" w:hint="cs"/>
-          <w:sz w:val="32"/>
-          <w:szCs w:val="32"/>
-          <w:cs/>
-        </w:rPr>
-        <w:t>การใช้งานแบบคลาว</w:t>
-      </w:r>
-      <w:proofErr w:type="spellStart"/>
-      <w:r>
-        <w:rPr>
-          <w:rFonts w:ascii="TH SarabunPSK" w:hAnsi="TH SarabunPSK" w:cs="TH SarabunPSK" w:hint="cs"/>
-          <w:sz w:val="32"/>
-          <w:szCs w:val="32"/>
-          <w:cs/>
-        </w:rPr>
-        <w:t>ด์</w:t>
-      </w:r>
-      <w:proofErr w:type="spellEnd"/>
-      <w:r>
-        <w:rPr>
-          <w:rFonts w:ascii="TH SarabunPSK" w:hAnsi="TH SarabunPSK" w:cs="TH SarabunPSK" w:hint="cs"/>
-          <w:sz w:val="32"/>
-          <w:szCs w:val="32"/>
-          <w:cs/>
-        </w:rPr>
-        <w:t>มีค่าใช้จ่ายรายเดือน ขณะที่การติดตั้งใช้งานฟรีบนเครื่องส่วนตัว (</w:t>
-      </w:r>
-      <w:r>
-        <w:rPr>
-          <w:rFonts w:ascii="TH SarabunPSK" w:hAnsi="TH SarabunPSK" w:cs="TH SarabunPSK" w:hint="cs"/>
-          <w:sz w:val="32"/>
-          <w:szCs w:val="32"/>
-        </w:rPr>
-        <w:t xml:space="preserve">localhost) </w:t>
-      </w:r>
-      <w:r>
-        <w:rPr>
-          <w:rFonts w:ascii="TH SarabunPSK" w:hAnsi="TH SarabunPSK" w:cs="TH SarabunPSK" w:hint="cs"/>
-          <w:sz w:val="32"/>
-          <w:szCs w:val="32"/>
-          <w:cs/>
-        </w:rPr>
-        <w:t xml:space="preserve">เหมาะสำหรับการพัฒนาทดสอบเป็นหลักและไม่รองรับการใช้งานร่วมกัน หากต้องการใช้งานร่วมกันในองค์กรจำเป็นต้องติดตั้งแบบ </w:t>
-      </w:r>
-      <w:r>
-        <w:rPr>
-          <w:rFonts w:ascii="TH SarabunPSK" w:hAnsi="TH SarabunPSK" w:cs="TH SarabunPSK" w:hint="cs"/>
-          <w:sz w:val="32"/>
-          <w:szCs w:val="32"/>
-        </w:rPr>
-        <w:t xml:space="preserve">self-host </w:t>
-      </w:r>
-      <w:r>
-        <w:rPr>
-          <w:rFonts w:ascii="TH SarabunPSK" w:hAnsi="TH SarabunPSK" w:cs="TH SarabunPSK" w:hint="cs"/>
-          <w:sz w:val="32"/>
-          <w:szCs w:val="32"/>
-          <w:cs/>
-        </w:rPr>
-        <w:t xml:space="preserve">บน </w:t>
-      </w:r>
-      <w:r>
-        <w:rPr>
-          <w:rFonts w:ascii="TH SarabunPSK" w:hAnsi="TH SarabunPSK" w:cs="TH SarabunPSK" w:hint="cs"/>
-          <w:sz w:val="32"/>
-          <w:szCs w:val="32"/>
-        </w:rPr>
-        <w:t>VPS</w:t>
-      </w:r>
-      <w:r>
-        <w:rPr>
-          <w:rFonts w:ascii="TH SarabunPSK" w:hAnsi="TH SarabunPSK" w:cs="TH SarabunPSK" w:hint="cs"/>
-          <w:sz w:val="32"/>
-          <w:szCs w:val="32"/>
-          <w:cs/>
-        </w:rPr>
-        <w:t xml:space="preserve"> </w:t>
-      </w:r>
-      <w:proofErr w:type="spellStart"/>
-      <w:r>
-        <w:rPr>
-          <w:rFonts w:ascii="TH SarabunPSK" w:hAnsi="TH SarabunPSK" w:cs="TH SarabunPSK" w:hint="cs"/>
-          <w:sz w:val="32"/>
-          <w:szCs w:val="32"/>
-          <w:cs/>
-        </w:rPr>
-        <w:t>เซิร์ฟเวอร์</w:t>
-      </w:r>
-      <w:proofErr w:type="spellEnd"/>
-      <w:r>
-        <w:rPr>
-          <w:rFonts w:ascii="TH SarabunPSK" w:hAnsi="TH SarabunPSK" w:cs="TH SarabunPSK" w:hint="cs"/>
-          <w:sz w:val="32"/>
-          <w:szCs w:val="32"/>
-          <w:cs/>
-        </w:rPr>
-        <w:t xml:space="preserve"> ซึ่งต้องอาศัยความรู้ด้าน </w:t>
-      </w:r>
-      <w:r>
-        <w:rPr>
-          <w:rFonts w:ascii="TH SarabunPSK" w:hAnsi="TH SarabunPSK" w:cs="TH SarabunPSK" w:hint="cs"/>
-          <w:sz w:val="32"/>
-          <w:szCs w:val="32"/>
-        </w:rPr>
-        <w:t>Backend</w:t>
-      </w:r>
-      <w:r>
-        <w:rPr>
-          <w:rFonts w:ascii="TH SarabunPSK" w:hAnsi="TH SarabunPSK" w:cs="TH SarabunPSK" w:hint="cs"/>
-          <w:sz w:val="32"/>
-          <w:szCs w:val="32"/>
-          <w:cs/>
-        </w:rPr>
-        <w:t xml:space="preserve"> </w:t>
-      </w:r>
-      <w:r>
-        <w:rPr>
-          <w:rFonts w:ascii="TH SarabunPSK" w:hAnsi="TH SarabunPSK" w:cs="TH SarabunPSK" w:hint="cs"/>
-          <w:sz w:val="32"/>
-          <w:szCs w:val="32"/>
         </w:rPr>
         <w:t>DevOps (</w:t>
       </w:r>
@@ -3440,16 +3448,7 @@
           <w:szCs w:val="32"/>
           <w:cs/>
         </w:rPr>
-        <w:t>การตั้งค่าโดเมน</w:t>
-      </w:r>
-      <w:r>
-        <w:rPr>
-          <w:rFonts w:ascii="TH SarabunPSK" w:hAnsi="TH SarabunPSK" w:cs="TH SarabunPSK" w:hint="cs"/>
-          <w:sz w:val="32"/>
-          <w:szCs w:val="32"/>
-          <w:cs/>
-        </w:rPr>
-        <w:t xml:space="preserve"> </w:t>
+        <w:t xml:space="preserve">การตั้งค่าโดเมน </w:t>
       </w:r>
       <w:r>
         <w:rPr>
@@ -3519,7 +3518,7 @@
         <w:spacing w:after="0"/>
         <w:jc w:val="thaiDistribute"/>
         <w:rPr>
-          <w:rFonts w:ascii="TH SarabunPSK" w:hAnsi="TH SarabunPSK" w:cs="TH SarabunPSK" w:hint="cs"/>
+          <w:rFonts w:ascii="TH SarabunPSK" w:hAnsi="TH SarabunPSK" w:cs="TH SarabunPSK"/>
           <w:sz w:val="32"/>
           <w:szCs w:val="32"/>
         </w:rPr>
@@ -3538,7 +3537,7 @@
         <w:spacing w:after="0"/>
         <w:jc w:val="thaiDistribute"/>
         <w:rPr>
-          <w:rFonts w:ascii="TH SarabunPSK" w:hAnsi="TH SarabunPSK" w:cs="TH SarabunPSK" w:hint="cs"/>
+          <w:rFonts w:ascii="TH SarabunPSK" w:hAnsi="TH SarabunPSK" w:cs="TH SarabunPSK"/>
           <w:b/>
           <w:bCs/>
           <w:sz w:val="32"/>
@@ -3582,7 +3581,7 @@
         <w:spacing w:after="0"/>
         <w:jc w:val="thaiDistribute"/>
         <w:rPr>
-          <w:rFonts w:ascii="TH SarabunPSK" w:hAnsi="TH SarabunPSK" w:cs="TH SarabunPSK" w:hint="cs"/>
+          <w:rFonts w:ascii="TH SarabunPSK" w:hAnsi="TH SarabunPSK" w:cs="TH SarabunPSK"/>
           <w:sz w:val="32"/>
           <w:szCs w:val="32"/>
         </w:rPr>
@@ -3612,6 +3611,448 @@
           <w:cs/>
         </w:rPr>
         <w:t>ข้อเสนอแนะทั่วไป</w:t>
+      </w:r>
+    </w:p>
+    <w:p>
+      <w:pPr>
+        <w:tabs>
+          <w:tab w:val="left" w:pos="425"/>
+          <w:tab w:val="left" w:pos="567"/>
+          <w:tab w:val="left" w:pos="992"/>
+          <w:tab w:val="left" w:pos="1701"/>
+          <w:tab w:val="left" w:pos="1843"/>
+          <w:tab w:val="left" w:pos="1985"/>
+          <w:tab w:val="left" w:pos="2268"/>
+        </w:tabs>
+        <w:spacing w:after="0"/>
+        <w:jc w:val="thaiDistribute"/>
+        <w:rPr>
+          <w:rFonts w:ascii="TH SarabunPSK" w:hAnsi="TH SarabunPSK" w:cs="TH SarabunPSK"/>
+          <w:sz w:val="32"/>
+          <w:szCs w:val="32"/>
+        </w:rPr>
+      </w:pPr>
+      <w:r>
+        <w:rPr>
+          <w:rFonts w:ascii="TH SarabunPSK" w:hAnsi="TH SarabunPSK" w:cs="TH SarabunPSK" w:hint="cs"/>
+          <w:sz w:val="32"/>
+          <w:szCs w:val="32"/>
+          <w:cs/>
+        </w:rPr>
+        <w:tab/>
+      </w:r>
+      <w:r>
+        <w:rPr>
+          <w:rFonts w:ascii="TH SarabunPSK" w:hAnsi="TH SarabunPSK" w:cs="TH SarabunPSK" w:hint="cs"/>
+          <w:sz w:val="32"/>
+          <w:szCs w:val="32"/>
+          <w:cs/>
+        </w:rPr>
+        <w:tab/>
+      </w:r>
+      <w:r>
+        <w:rPr>
+          <w:rFonts w:ascii="TH SarabunPSK" w:hAnsi="TH SarabunPSK" w:cs="TH SarabunPSK" w:hint="cs"/>
+          <w:sz w:val="32"/>
+          <w:szCs w:val="32"/>
+          <w:cs/>
+        </w:rPr>
+        <w:tab/>
+        <w:t>5.4.1.1</w:t>
+      </w:r>
+      <w:r>
+        <w:rPr>
+          <w:rFonts w:ascii="TH SarabunPSK" w:hAnsi="TH SarabunPSK" w:cs="TH SarabunPSK"/>
+          <w:sz w:val="32"/>
+          <w:szCs w:val="32"/>
+          <w:cs/>
+        </w:rPr>
+        <w:tab/>
+      </w:r>
+      <w:r>
+        <w:rPr>
+          <w:rFonts w:ascii="TH SarabunPSK" w:hAnsi="TH SarabunPSK" w:cs="TH SarabunPSK" w:hint="cs"/>
+          <w:sz w:val="32"/>
+          <w:szCs w:val="32"/>
+          <w:cs/>
+        </w:rPr>
+        <w:t>การจัดสถาปัตยกรรมหน่วยความจำของหลายเอเจน</w:t>
+      </w:r>
+      <w:proofErr w:type="spellStart"/>
+      <w:r>
+        <w:rPr>
+          <w:rFonts w:ascii="TH SarabunPSK" w:hAnsi="TH SarabunPSK" w:cs="TH SarabunPSK" w:hint="cs"/>
+          <w:sz w:val="32"/>
+          <w:szCs w:val="32"/>
+          <w:cs/>
+        </w:rPr>
+        <w:t>ต์</w:t>
+      </w:r>
+      <w:proofErr w:type="spellEnd"/>
+      <w:r>
+        <w:rPr>
+          <w:rFonts w:ascii="TH SarabunPSK" w:hAnsi="TH SarabunPSK" w:cs="TH SarabunPSK" w:hint="cs"/>
+          <w:sz w:val="32"/>
+          <w:szCs w:val="32"/>
+          <w:cs/>
+        </w:rPr>
+        <w:t>ให้เป็นหนึ่งเดียว กำหนด “ตัวประสานบริบท ตัวจัดเส้นทาง (</w:t>
+      </w:r>
+      <w:r>
+        <w:rPr>
+          <w:rFonts w:ascii="TH SarabunPSK" w:hAnsi="TH SarabunPSK" w:cs="TH SarabunPSK" w:hint="cs"/>
+          <w:sz w:val="32"/>
+          <w:szCs w:val="32"/>
+        </w:rPr>
+        <w:t>Orchestrator</w:t>
+      </w:r>
+      <w:r>
+        <w:rPr>
+          <w:rFonts w:ascii="TH SarabunPSK" w:hAnsi="TH SarabunPSK" w:cs="TH SarabunPSK" w:hint="cs"/>
+          <w:sz w:val="32"/>
+          <w:szCs w:val="32"/>
+          <w:cs/>
+        </w:rPr>
+        <w:t xml:space="preserve"> </w:t>
+      </w:r>
+      <w:r>
+        <w:rPr>
+          <w:rFonts w:ascii="TH SarabunPSK" w:hAnsi="TH SarabunPSK" w:cs="TH SarabunPSK" w:hint="cs"/>
+          <w:sz w:val="32"/>
+          <w:szCs w:val="32"/>
+        </w:rPr>
+        <w:t xml:space="preserve">Router)” </w:t>
+      </w:r>
+      <w:r>
+        <w:rPr>
+          <w:rFonts w:ascii="TH SarabunPSK" w:hAnsi="TH SarabunPSK" w:cs="TH SarabunPSK" w:hint="cs"/>
+          <w:sz w:val="32"/>
+          <w:szCs w:val="32"/>
+          <w:cs/>
+        </w:rPr>
+        <w:t xml:space="preserve">กลาง พร้อมที่จัดเก็บบริบทส่วนกลาง (เช่น </w:t>
+      </w:r>
+      <w:r>
+        <w:rPr>
+          <w:rFonts w:ascii="TH SarabunPSK" w:hAnsi="TH SarabunPSK" w:cs="TH SarabunPSK" w:hint="cs"/>
+          <w:sz w:val="32"/>
+          <w:szCs w:val="32"/>
+        </w:rPr>
+        <w:t xml:space="preserve">Session Store) </w:t>
+      </w:r>
+      <w:r>
+        <w:rPr>
+          <w:rFonts w:ascii="TH SarabunPSK" w:hAnsi="TH SarabunPSK" w:cs="TH SarabunPSK" w:hint="cs"/>
+          <w:sz w:val="32"/>
+          <w:szCs w:val="32"/>
+          <w:cs/>
+        </w:rPr>
+        <w:t>และนโยบายการเข้าถึงหน่วยความจำ (ใครอ่าน เขียนได้) เพื่อลดความไม่สอดคล้องของข้อมูล ระบุ</w:t>
+      </w:r>
+      <w:proofErr w:type="spellStart"/>
+      <w:r>
+        <w:rPr>
+          <w:rFonts w:ascii="TH SarabunPSK" w:hAnsi="TH SarabunPSK" w:cs="TH SarabunPSK" w:hint="cs"/>
+          <w:sz w:val="32"/>
+          <w:szCs w:val="32"/>
+          <w:cs/>
+        </w:rPr>
+        <w:t>สคี</w:t>
+      </w:r>
+      <w:proofErr w:type="spellEnd"/>
+      <w:r>
+        <w:rPr>
+          <w:rFonts w:ascii="TH SarabunPSK" w:hAnsi="TH SarabunPSK" w:cs="TH SarabunPSK" w:hint="cs"/>
+          <w:sz w:val="32"/>
+          <w:szCs w:val="32"/>
+          <w:cs/>
+        </w:rPr>
+        <w:t xml:space="preserve">มาข้อความมาตรฐาน (มี </w:t>
+      </w:r>
+      <w:r>
+        <w:rPr>
+          <w:rFonts w:ascii="TH SarabunPSK" w:hAnsi="TH SarabunPSK" w:cs="TH SarabunPSK" w:hint="cs"/>
+          <w:sz w:val="32"/>
+          <w:szCs w:val="32"/>
+        </w:rPr>
+        <w:t>Session</w:t>
+      </w:r>
+      <w:r>
+        <w:rPr>
+          <w:rFonts w:ascii="TH SarabunPSK" w:hAnsi="TH SarabunPSK" w:cs="TH SarabunPSK" w:hint="cs"/>
+          <w:sz w:val="32"/>
+          <w:szCs w:val="32"/>
+          <w:cs/>
+        </w:rPr>
+        <w:t xml:space="preserve"> </w:t>
+      </w:r>
+      <w:r>
+        <w:rPr>
+          <w:rFonts w:ascii="TH SarabunPSK" w:hAnsi="TH SarabunPSK" w:cs="TH SarabunPSK" w:hint="cs"/>
+          <w:sz w:val="32"/>
+          <w:szCs w:val="32"/>
+        </w:rPr>
+        <w:t xml:space="preserve">Correlation ID) </w:t>
+      </w:r>
+      <w:r>
+        <w:rPr>
+          <w:rFonts w:ascii="TH SarabunPSK" w:hAnsi="TH SarabunPSK" w:cs="TH SarabunPSK" w:hint="cs"/>
+          <w:sz w:val="32"/>
+          <w:szCs w:val="32"/>
+          <w:cs/>
+        </w:rPr>
+        <w:t>แยกพื้นที่ความจำต่อเอเจน</w:t>
+      </w:r>
+      <w:proofErr w:type="spellStart"/>
+      <w:r>
+        <w:rPr>
+          <w:rFonts w:ascii="TH SarabunPSK" w:hAnsi="TH SarabunPSK" w:cs="TH SarabunPSK" w:hint="cs"/>
+          <w:sz w:val="32"/>
+          <w:szCs w:val="32"/>
+          <w:cs/>
+        </w:rPr>
+        <w:t>ต์</w:t>
+      </w:r>
+      <w:proofErr w:type="spellEnd"/>
+      <w:r>
+        <w:rPr>
+          <w:rFonts w:ascii="TH SarabunPSK" w:hAnsi="TH SarabunPSK" w:cs="TH SarabunPSK" w:hint="cs"/>
+          <w:sz w:val="32"/>
+          <w:szCs w:val="32"/>
+          <w:cs/>
+        </w:rPr>
+        <w:t xml:space="preserve"> ต่อโดเมนงาน ตั้งอายุข้อมูล (</w:t>
+      </w:r>
+      <w:r>
+        <w:rPr>
+          <w:rFonts w:ascii="TH SarabunPSK" w:hAnsi="TH SarabunPSK" w:cs="TH SarabunPSK" w:hint="cs"/>
+          <w:sz w:val="32"/>
+          <w:szCs w:val="32"/>
+        </w:rPr>
+        <w:t xml:space="preserve">TTL) </w:t>
+      </w:r>
+      <w:r>
+        <w:rPr>
+          <w:rFonts w:ascii="TH SarabunPSK" w:hAnsi="TH SarabunPSK" w:cs="TH SarabunPSK" w:hint="cs"/>
+          <w:sz w:val="32"/>
+          <w:szCs w:val="32"/>
+          <w:cs/>
+        </w:rPr>
+        <w:t>และสรุปบริบท (</w:t>
+      </w:r>
+      <w:r>
+        <w:rPr>
+          <w:rFonts w:ascii="TH SarabunPSK" w:hAnsi="TH SarabunPSK" w:cs="TH SarabunPSK" w:hint="cs"/>
+          <w:sz w:val="32"/>
+          <w:szCs w:val="32"/>
+        </w:rPr>
+        <w:t xml:space="preserve">Memory Summarization) </w:t>
+      </w:r>
+      <w:r>
+        <w:rPr>
+          <w:rFonts w:ascii="TH SarabunPSK" w:hAnsi="TH SarabunPSK" w:cs="TH SarabunPSK" w:hint="cs"/>
+          <w:sz w:val="32"/>
+          <w:szCs w:val="32"/>
+          <w:cs/>
+        </w:rPr>
+        <w:t>เป็นระยะ รวมถึงทดสอบเส้นทางการมอบหมายงานด้วยเคสจำลอง</w:t>
+      </w:r>
+    </w:p>
+    <w:p>
+      <w:pPr>
+        <w:tabs>
+          <w:tab w:val="left" w:pos="425"/>
+          <w:tab w:val="left" w:pos="567"/>
+          <w:tab w:val="left" w:pos="992"/>
+          <w:tab w:val="left" w:pos="1701"/>
+          <w:tab w:val="left" w:pos="1843"/>
+          <w:tab w:val="left" w:pos="1985"/>
+          <w:tab w:val="left" w:pos="2268"/>
+        </w:tabs>
+        <w:spacing w:after="0"/>
+        <w:jc w:val="thaiDistribute"/>
+        <w:rPr>
+          <w:rFonts w:ascii="TH SarabunPSK" w:hAnsi="TH SarabunPSK" w:cs="TH SarabunPSK"/>
+          <w:sz w:val="32"/>
+          <w:szCs w:val="32"/>
+        </w:rPr>
+      </w:pPr>
+      <w:r>
+        <w:rPr>
+          <w:rFonts w:ascii="TH SarabunPSK" w:hAnsi="TH SarabunPSK" w:cs="TH SarabunPSK" w:hint="cs"/>
+          <w:sz w:val="32"/>
+          <w:szCs w:val="32"/>
+          <w:cs/>
+        </w:rPr>
+        <w:tab/>
+      </w:r>
+      <w:r>
+        <w:rPr>
+          <w:rFonts w:ascii="TH SarabunPSK" w:hAnsi="TH SarabunPSK" w:cs="TH SarabunPSK" w:hint="cs"/>
+          <w:sz w:val="32"/>
+          <w:szCs w:val="32"/>
+          <w:cs/>
+        </w:rPr>
+        <w:tab/>
+      </w:r>
+      <w:r>
+        <w:rPr>
+          <w:rFonts w:ascii="TH SarabunPSK" w:hAnsi="TH SarabunPSK" w:cs="TH SarabunPSK" w:hint="cs"/>
+          <w:sz w:val="32"/>
+          <w:szCs w:val="32"/>
+          <w:cs/>
+        </w:rPr>
+        <w:tab/>
+        <w:t>5.4.1.2</w:t>
+      </w:r>
+      <w:r>
+        <w:rPr>
+          <w:rFonts w:ascii="TH SarabunPSK" w:hAnsi="TH SarabunPSK" w:cs="TH SarabunPSK"/>
+          <w:sz w:val="32"/>
+          <w:szCs w:val="32"/>
+          <w:cs/>
+        </w:rPr>
+        <w:tab/>
+      </w:r>
+      <w:r>
+        <w:rPr>
+          <w:rFonts w:ascii="TH SarabunPSK" w:hAnsi="TH SarabunPSK" w:cs="TH SarabunPSK" w:hint="cs"/>
+          <w:sz w:val="32"/>
+          <w:szCs w:val="32"/>
+          <w:cs/>
+        </w:rPr>
+        <w:t xml:space="preserve">การควบคุมต้นทุนโทเคนของ </w:t>
+      </w:r>
+      <w:r>
+        <w:rPr>
+          <w:rFonts w:ascii="TH SarabunPSK" w:hAnsi="TH SarabunPSK" w:cs="TH SarabunPSK" w:hint="cs"/>
+          <w:sz w:val="32"/>
+          <w:szCs w:val="32"/>
+        </w:rPr>
+        <w:t xml:space="preserve">AI Agent </w:t>
+      </w:r>
+      <w:r>
+        <w:rPr>
+          <w:rFonts w:ascii="TH SarabunPSK" w:hAnsi="TH SarabunPSK" w:cs="TH SarabunPSK" w:hint="cs"/>
+          <w:sz w:val="32"/>
+          <w:szCs w:val="32"/>
+          <w:cs/>
+        </w:rPr>
+        <w:t>กำหนดงบโทเคนต่อคำขอ (</w:t>
+      </w:r>
+      <w:r>
+        <w:rPr>
+          <w:rFonts w:ascii="TH SarabunPSK" w:hAnsi="TH SarabunPSK" w:cs="TH SarabunPSK" w:hint="cs"/>
+          <w:sz w:val="32"/>
+          <w:szCs w:val="32"/>
+        </w:rPr>
+        <w:t xml:space="preserve">Prompt Budget) </w:t>
+      </w:r>
+      <w:r>
+        <w:rPr>
+          <w:rFonts w:ascii="TH SarabunPSK" w:hAnsi="TH SarabunPSK" w:cs="TH SarabunPSK" w:hint="cs"/>
+          <w:sz w:val="32"/>
+          <w:szCs w:val="32"/>
+          <w:cs/>
+        </w:rPr>
+        <w:t>ตัดบริบทส่วนเกินด้วยกฎคัดเลือก (</w:t>
+      </w:r>
+      <w:r>
+        <w:rPr>
+          <w:rFonts w:ascii="TH SarabunPSK" w:hAnsi="TH SarabunPSK" w:cs="TH SarabunPSK" w:hint="cs"/>
+          <w:sz w:val="32"/>
+          <w:szCs w:val="32"/>
+        </w:rPr>
+        <w:t>Top-k</w:t>
+      </w:r>
+      <w:r>
+        <w:rPr>
+          <w:rFonts w:ascii="TH SarabunPSK" w:hAnsi="TH SarabunPSK" w:cs="TH SarabunPSK" w:hint="cs"/>
+          <w:sz w:val="32"/>
+          <w:szCs w:val="32"/>
+          <w:cs/>
+        </w:rPr>
+        <w:t xml:space="preserve"> </w:t>
+      </w:r>
+      <w:r>
+        <w:rPr>
+          <w:rFonts w:ascii="TH SarabunPSK" w:hAnsi="TH SarabunPSK" w:cs="TH SarabunPSK" w:hint="cs"/>
+          <w:sz w:val="32"/>
+          <w:szCs w:val="32"/>
+        </w:rPr>
+        <w:t xml:space="preserve">Threshold) </w:t>
+      </w:r>
+      <w:r>
+        <w:rPr>
+          <w:rFonts w:ascii="TH SarabunPSK" w:hAnsi="TH SarabunPSK" w:cs="TH SarabunPSK" w:hint="cs"/>
+          <w:sz w:val="32"/>
+          <w:szCs w:val="32"/>
+          <w:cs/>
+        </w:rPr>
+        <w:t>ใช้แบบฟอร์มคำตอบกะทัดรัด เปิดแคชผลลัพธ์เครื่องมือ ลดการเรียกซ้ำ ตั้งเพดานจำนวนรอบการวางแผน เรียกเครื่องมือ (</w:t>
+      </w:r>
+      <w:r>
+        <w:rPr>
+          <w:rFonts w:ascii="TH SarabunPSK" w:hAnsi="TH SarabunPSK" w:cs="TH SarabunPSK" w:hint="cs"/>
+          <w:sz w:val="32"/>
+          <w:szCs w:val="32"/>
+        </w:rPr>
+        <w:t xml:space="preserve">Max </w:t>
+      </w:r>
+      <w:r>
+        <w:rPr>
+          <w:rFonts w:ascii="TH SarabunPSK" w:hAnsi="TH SarabunPSK" w:cs="TH SarabunPSK" w:hint="cs"/>
+          <w:sz w:val="32"/>
+          <w:szCs w:val="32"/>
+        </w:rPr>
+        <w:lastRenderedPageBreak/>
+        <w:t>Iterations</w:t>
+      </w:r>
+      <w:r>
+        <w:rPr>
+          <w:rFonts w:ascii="TH SarabunPSK" w:hAnsi="TH SarabunPSK" w:cs="TH SarabunPSK" w:hint="cs"/>
+          <w:sz w:val="32"/>
+          <w:szCs w:val="32"/>
+          <w:cs/>
+        </w:rPr>
+        <w:t xml:space="preserve"> </w:t>
+      </w:r>
+      <w:r>
+        <w:rPr>
+          <w:rFonts w:ascii="TH SarabunPSK" w:hAnsi="TH SarabunPSK" w:cs="TH SarabunPSK" w:hint="cs"/>
+          <w:sz w:val="32"/>
+          <w:szCs w:val="32"/>
+        </w:rPr>
+        <w:t xml:space="preserve">Depth) </w:t>
+      </w:r>
+      <w:r>
+        <w:rPr>
+          <w:rFonts w:ascii="TH SarabunPSK" w:hAnsi="TH SarabunPSK" w:cs="TH SarabunPSK" w:hint="cs"/>
+          <w:sz w:val="32"/>
+          <w:szCs w:val="32"/>
+          <w:cs/>
+        </w:rPr>
+        <w:t>ใช้โมเดลขนาดเล็กสำหรับขั้นตอนคัดกรองเจตนา และติดตามต้นทุนแบบเรียลไทม์ด้วย</w:t>
+      </w:r>
+      <w:proofErr w:type="spellStart"/>
+      <w:r>
+        <w:rPr>
+          <w:rFonts w:ascii="TH SarabunPSK" w:hAnsi="TH SarabunPSK" w:cs="TH SarabunPSK" w:hint="cs"/>
+          <w:sz w:val="32"/>
+          <w:szCs w:val="32"/>
+          <w:cs/>
+        </w:rPr>
+        <w:t>แดช</w:t>
+      </w:r>
+      <w:proofErr w:type="spellEnd"/>
+      <w:r>
+        <w:rPr>
+          <w:rFonts w:ascii="TH SarabunPSK" w:hAnsi="TH SarabunPSK" w:cs="TH SarabunPSK" w:hint="cs"/>
+          <w:sz w:val="32"/>
+          <w:szCs w:val="32"/>
+          <w:cs/>
+        </w:rPr>
+        <w:t>บอร์ดการใช้งาน</w:t>
       </w:r>
     </w:p>
     <w:p>
@@ -3627,7 +4068,7 @@
         <w:spacing w:after="0"/>
         <w:jc w:val="thaiDistribute"/>
         <w:rPr>
-          <w:rFonts w:ascii="TH SarabunPSK" w:hAnsi="TH SarabunPSK" w:cs="TH SarabunPSK" w:hint="cs"/>
+          <w:rFonts w:ascii="TH SarabunPSK" w:hAnsi="TH SarabunPSK" w:cs="TH SarabunPSK"/>
           <w:sz w:val="32"/>
           <w:szCs w:val="32"/>
         </w:rPr>
@@ -3646,7 +4087,14 @@
           <w:rFonts w:ascii="TH SarabunPSK" w:hAnsi="TH SarabunPSK" w:cs="TH SarabunPSK" w:hint="cs"/>
           <w:sz w:val="32"/>
           <w:szCs w:val="32"/>
-          <w:cs/>
+        </w:rPr>
+        <w:t>5.4.2</w:t>
+      </w:r>
+      <w:r>
+        <w:rPr>
+          <w:rFonts w:ascii="TH SarabunPSK" w:hAnsi="TH SarabunPSK" w:cs="TH SarabunPSK" w:hint="cs"/>
+          <w:sz w:val="32"/>
+          <w:szCs w:val="32"/>
         </w:rPr>
         <w:tab/>
       </w:r>
@@ -3657,250 +4105,7 @@
           <w:szCs w:val="32"/>
           <w:cs/>
         </w:rPr>
-        <w:tab/>
-        <w:t>5.4.1.1</w:t>
-      </w:r>
-      <w:r>
-        <w:rPr>
-          <w:rFonts w:ascii="TH SarabunPSK" w:hAnsi="TH SarabunPSK" w:cs="TH SarabunPSK" w:hint="cs"/>
-          <w:sz w:val="32"/>
-          <w:szCs w:val="32"/>
-          <w:cs/>
-        </w:rPr>
-        <w:t>**</w:t>
-      </w:r>
-      <w:r>
-        <w:rPr>
-          <w:rFonts w:ascii="TH SarabunPSK" w:hAnsi="TH SarabunPSK" w:cs="TH SarabunPSK" w:hint="cs"/>
-          <w:sz w:val="32"/>
-          <w:szCs w:val="32"/>
-          <w:cs/>
-        </w:rPr>
-        <w:t>การจัดสถาปัตยกรรมหน่วยความจำของหลายเอเจน</w:t>
-      </w:r>
-      <w:proofErr w:type="spellStart"/>
-      <w:r>
-        <w:rPr>
-          <w:rFonts w:ascii="TH SarabunPSK" w:hAnsi="TH SarabunPSK" w:cs="TH SarabunPSK" w:hint="cs"/>
-          <w:sz w:val="32"/>
-          <w:szCs w:val="32"/>
-          <w:cs/>
-        </w:rPr>
-        <w:t>ต์</w:t>
-      </w:r>
-      <w:proofErr w:type="spellEnd"/>
-      <w:r>
-        <w:rPr>
-          <w:rFonts w:ascii="TH SarabunPSK" w:hAnsi="TH SarabunPSK" w:cs="TH SarabunPSK" w:hint="cs"/>
-          <w:sz w:val="32"/>
-          <w:szCs w:val="32"/>
-          <w:cs/>
-        </w:rPr>
-        <w:t>ให้เป็นหนึ่งเดียว กำหนด “ตัวประสานบริบท</w:t>
-      </w:r>
-      <w:r>
-        <w:rPr>
-          <w:rFonts w:ascii="TH SarabunPSK" w:hAnsi="TH SarabunPSK" w:cs="TH SarabunPSK" w:hint="cs"/>
-          <w:sz w:val="32"/>
-          <w:szCs w:val="32"/>
-          <w:cs/>
-        </w:rPr>
-        <w:t xml:space="preserve"> </w:t>
-      </w:r>
-      <w:r>
-        <w:rPr>
-          <w:rFonts w:ascii="TH SarabunPSK" w:hAnsi="TH SarabunPSK" w:cs="TH SarabunPSK" w:hint="cs"/>
-          <w:sz w:val="32"/>
-          <w:szCs w:val="32"/>
-          <w:cs/>
-        </w:rPr>
-        <w:t>ตัวจัดเส้นทาง (</w:t>
-      </w:r>
-      <w:r>
-        <w:rPr>
-          <w:rFonts w:ascii="TH SarabunPSK" w:hAnsi="TH SarabunPSK" w:cs="TH SarabunPSK" w:hint="cs"/>
-          <w:sz w:val="32"/>
-          <w:szCs w:val="32"/>
-        </w:rPr>
-        <w:t>Orchestrator</w:t>
-      </w:r>
-      <w:r>
-        <w:rPr>
-          <w:rFonts w:ascii="TH SarabunPSK" w:hAnsi="TH SarabunPSK" w:cs="TH SarabunPSK" w:hint="cs"/>
-          <w:sz w:val="32"/>
-          <w:szCs w:val="32"/>
-          <w:cs/>
-        </w:rPr>
-        <w:t xml:space="preserve"> </w:t>
-      </w:r>
-      <w:r>
-        <w:rPr>
-          <w:rFonts w:ascii="TH SarabunPSK" w:hAnsi="TH SarabunPSK" w:cs="TH SarabunPSK" w:hint="cs"/>
-          <w:sz w:val="32"/>
-          <w:szCs w:val="32"/>
-        </w:rPr>
-        <w:t xml:space="preserve">Router)” </w:t>
-      </w:r>
-      <w:r>
-        <w:rPr>
-          <w:rFonts w:ascii="TH SarabunPSK" w:hAnsi="TH SarabunPSK" w:cs="TH SarabunPSK" w:hint="cs"/>
-          <w:sz w:val="32"/>
-          <w:szCs w:val="32"/>
-          <w:cs/>
-        </w:rPr>
-        <w:t xml:space="preserve">กลาง พร้อมที่จัดเก็บบริบทส่วนกลาง (เช่น </w:t>
-      </w:r>
-      <w:r>
-        <w:rPr>
-          <w:rFonts w:ascii="TH SarabunPSK" w:hAnsi="TH SarabunPSK" w:cs="TH SarabunPSK" w:hint="cs"/>
-          <w:sz w:val="32"/>
-          <w:szCs w:val="32"/>
-        </w:rPr>
-        <w:t xml:space="preserve">Session Store) </w:t>
-      </w:r>
-      <w:r>
-        <w:rPr>
-          <w:rFonts w:ascii="TH SarabunPSK" w:hAnsi="TH SarabunPSK" w:cs="TH SarabunPSK" w:hint="cs"/>
-          <w:sz w:val="32"/>
-          <w:szCs w:val="32"/>
-          <w:cs/>
-        </w:rPr>
-        <w:t>และนโยบายการเข้าถึงหน่วยความจำ (ใครอ่าน</w:t>
-      </w:r>
-      <w:r>
-        <w:rPr>
-          <w:rFonts w:ascii="TH SarabunPSK" w:hAnsi="TH SarabunPSK" w:cs="TH SarabunPSK" w:hint="cs"/>
-          <w:sz w:val="32"/>
-          <w:szCs w:val="32"/>
-          <w:cs/>
-        </w:rPr>
-        <w:t xml:space="preserve"> </w:t>
-      </w:r>
-      <w:r>
-        <w:rPr>
-          <w:rFonts w:ascii="TH SarabunPSK" w:hAnsi="TH SarabunPSK" w:cs="TH SarabunPSK" w:hint="cs"/>
-          <w:sz w:val="32"/>
-          <w:szCs w:val="32"/>
-          <w:cs/>
-        </w:rPr>
-        <w:t>เขียนได้) เพื่อลดความไม่สอดคล้องของข้อมูล ระบุ</w:t>
-      </w:r>
-      <w:proofErr w:type="spellStart"/>
-      <w:r>
-        <w:rPr>
-          <w:rFonts w:ascii="TH SarabunPSK" w:hAnsi="TH SarabunPSK" w:cs="TH SarabunPSK" w:hint="cs"/>
-          <w:sz w:val="32"/>
-          <w:szCs w:val="32"/>
-          <w:cs/>
-        </w:rPr>
-        <w:t>สคี</w:t>
-      </w:r>
-      <w:proofErr w:type="spellEnd"/>
-      <w:r>
-        <w:rPr>
-          <w:rFonts w:ascii="TH SarabunPSK" w:hAnsi="TH SarabunPSK" w:cs="TH SarabunPSK" w:hint="cs"/>
-          <w:sz w:val="32"/>
-          <w:szCs w:val="32"/>
-          <w:cs/>
-        </w:rPr>
-        <w:t xml:space="preserve">มาข้อความมาตรฐาน (มี </w:t>
-      </w:r>
-      <w:r>
-        <w:rPr>
-          <w:rFonts w:ascii="TH SarabunPSK" w:hAnsi="TH SarabunPSK" w:cs="TH SarabunPSK" w:hint="cs"/>
-          <w:sz w:val="32"/>
-          <w:szCs w:val="32"/>
-        </w:rPr>
-        <w:t>Session</w:t>
-      </w:r>
-      <w:r>
-        <w:rPr>
-          <w:rFonts w:ascii="TH SarabunPSK" w:hAnsi="TH SarabunPSK" w:cs="TH SarabunPSK" w:hint="cs"/>
-          <w:sz w:val="32"/>
-          <w:szCs w:val="32"/>
-          <w:cs/>
-        </w:rPr>
-        <w:t xml:space="preserve"> </w:t>
-      </w:r>
-      <w:r>
-        <w:rPr>
-          <w:rFonts w:ascii="TH SarabunPSK" w:hAnsi="TH SarabunPSK" w:cs="TH SarabunPSK" w:hint="cs"/>
-          <w:sz w:val="32"/>
-          <w:szCs w:val="32"/>
-        </w:rPr>
-        <w:t xml:space="preserve">Correlation ID) </w:t>
-      </w:r>
-      <w:r>
-        <w:rPr>
-          <w:rFonts w:ascii="TH SarabunPSK" w:hAnsi="TH SarabunPSK" w:cs="TH SarabunPSK" w:hint="cs"/>
-          <w:sz w:val="32"/>
-          <w:szCs w:val="32"/>
-          <w:cs/>
-        </w:rPr>
-        <w:t>แยกพื้นที่ความจำต่อเอเจน</w:t>
-      </w:r>
-      <w:proofErr w:type="spellStart"/>
-      <w:r>
-        <w:rPr>
-          <w:rFonts w:ascii="TH SarabunPSK" w:hAnsi="TH SarabunPSK" w:cs="TH SarabunPSK" w:hint="cs"/>
-          <w:sz w:val="32"/>
-          <w:szCs w:val="32"/>
-          <w:cs/>
-        </w:rPr>
-        <w:t>ต์</w:t>
-      </w:r>
-      <w:proofErr w:type="spellEnd"/>
-      <w:r>
-        <w:rPr>
-          <w:rFonts w:ascii="TH SarabunPSK" w:hAnsi="TH SarabunPSK" w:cs="TH SarabunPSK" w:hint="cs"/>
-          <w:sz w:val="32"/>
-          <w:szCs w:val="32"/>
-          <w:cs/>
-        </w:rPr>
-        <w:t xml:space="preserve"> </w:t>
-      </w:r>
-      <w:r>
-        <w:rPr>
-          <w:rFonts w:ascii="TH SarabunPSK" w:hAnsi="TH SarabunPSK" w:cs="TH SarabunPSK" w:hint="cs"/>
-          <w:sz w:val="32"/>
-          <w:szCs w:val="32"/>
-          <w:cs/>
-        </w:rPr>
-        <w:t>ต่อโดเมนงาน ตั้งอายุข้อมูล (</w:t>
-      </w:r>
-      <w:r>
-        <w:rPr>
-          <w:rFonts w:ascii="TH SarabunPSK" w:hAnsi="TH SarabunPSK" w:cs="TH SarabunPSK" w:hint="cs"/>
-          <w:sz w:val="32"/>
-          <w:szCs w:val="32"/>
-        </w:rPr>
-        <w:t xml:space="preserve">TTL) </w:t>
-      </w:r>
-      <w:r>
-        <w:rPr>
-          <w:rFonts w:ascii="TH SarabunPSK" w:hAnsi="TH SarabunPSK" w:cs="TH SarabunPSK" w:hint="cs"/>
-          <w:sz w:val="32"/>
-          <w:szCs w:val="32"/>
-          <w:cs/>
-        </w:rPr>
-        <w:t>และสรุปบริบท (</w:t>
-      </w:r>
-      <w:r>
-        <w:rPr>
-          <w:rFonts w:ascii="TH SarabunPSK" w:hAnsi="TH SarabunPSK" w:cs="TH SarabunPSK" w:hint="cs"/>
-          <w:sz w:val="32"/>
-          <w:szCs w:val="32"/>
-        </w:rPr>
-        <w:t xml:space="preserve">Memory Summarization) </w:t>
-      </w:r>
-      <w:r>
-        <w:rPr>
-          <w:rFonts w:ascii="TH SarabunPSK" w:hAnsi="TH SarabunPSK" w:cs="TH SarabunPSK" w:hint="cs"/>
-          <w:sz w:val="32"/>
-          <w:szCs w:val="32"/>
-          <w:cs/>
-        </w:rPr>
-        <w:t>เป็นระยะ รวมถึงทดสอบเส้นทางการมอบหมายงานด้วยเคสจำลอง</w:t>
+        <w:t>ข้อเสนอแนะเพื่อการทำโครงงานสหกิจศึกษาครั้งต่อไป</w:t>
       </w:r>
     </w:p>
     <w:p>
@@ -3916,7 +4121,7 @@
         <w:spacing w:after="0"/>
         <w:jc w:val="thaiDistribute"/>
         <w:rPr>
-          <w:rFonts w:ascii="TH SarabunPSK" w:hAnsi="TH SarabunPSK" w:cs="TH SarabunPSK" w:hint="cs"/>
+          <w:rFonts w:ascii="TH SarabunPSK" w:hAnsi="TH SarabunPSK" w:cs="TH SarabunPSK"/>
           <w:sz w:val="32"/>
           <w:szCs w:val="32"/>
         </w:rPr>
@@ -3947,154 +4152,25 @@
           <w:cs/>
         </w:rPr>
         <w:tab/>
-        <w:t>5.4.1.2</w:t>
-      </w:r>
-      <w:r>
-        <w:rPr>
-          <w:rFonts w:ascii="TH SarabunPSK" w:hAnsi="TH SarabunPSK" w:cs="TH SarabunPSK" w:hint="cs"/>
-          <w:sz w:val="32"/>
-          <w:szCs w:val="32"/>
-          <w:cs/>
-        </w:rPr>
-        <w:t>**</w:t>
-      </w:r>
-      <w:r>
-        <w:rPr>
-          <w:rFonts w:ascii="TH SarabunPSK" w:hAnsi="TH SarabunPSK" w:cs="TH SarabunPSK" w:hint="cs"/>
-          <w:sz w:val="32"/>
-          <w:szCs w:val="32"/>
-          <w:cs/>
-        </w:rPr>
-        <w:t xml:space="preserve">การควบคุมต้นทุนโทเคนของ </w:t>
-      </w:r>
-      <w:r>
-        <w:rPr>
-          <w:rFonts w:ascii="TH SarabunPSK" w:hAnsi="TH SarabunPSK" w:cs="TH SarabunPSK" w:hint="cs"/>
-          <w:sz w:val="32"/>
-          <w:szCs w:val="32"/>
-        </w:rPr>
-        <w:t xml:space="preserve">AI Agent </w:t>
-      </w:r>
-      <w:r>
-        <w:rPr>
-          <w:rFonts w:ascii="TH SarabunPSK" w:hAnsi="TH SarabunPSK" w:cs="TH SarabunPSK" w:hint="cs"/>
-          <w:sz w:val="32"/>
-          <w:szCs w:val="32"/>
-          <w:cs/>
-        </w:rPr>
-        <w:t>กำหนดงบโทเคนต่อคำขอ (</w:t>
-      </w:r>
-      <w:r>
-        <w:rPr>
-          <w:rFonts w:ascii="TH SarabunPSK" w:hAnsi="TH SarabunPSK" w:cs="TH SarabunPSK" w:hint="cs"/>
-          <w:sz w:val="32"/>
-          <w:szCs w:val="32"/>
-        </w:rPr>
-        <w:t xml:space="preserve">Prompt Budget) </w:t>
-      </w:r>
-      <w:r>
-        <w:rPr>
-          <w:rFonts w:ascii="TH SarabunPSK" w:hAnsi="TH SarabunPSK" w:cs="TH SarabunPSK" w:hint="cs"/>
-          <w:sz w:val="32"/>
-          <w:szCs w:val="32"/>
-          <w:cs/>
-        </w:rPr>
-        <w:t>ตัดบริบทส่วนเกินด้วยกฎคัดเลือก (</w:t>
-      </w:r>
-      <w:r>
-        <w:rPr>
-          <w:rFonts w:ascii="TH SarabunPSK" w:hAnsi="TH SarabunPSK" w:cs="TH SarabunPSK" w:hint="cs"/>
-          <w:sz w:val="32"/>
-          <w:szCs w:val="32"/>
-        </w:rPr>
-        <w:t>Top-k</w:t>
-      </w:r>
-      <w:r>
-        <w:rPr>
-          <w:rFonts w:ascii="TH SarabunPSK" w:hAnsi="TH SarabunPSK" w:cs="TH SarabunPSK" w:hint="cs"/>
-          <w:sz w:val="32"/>
-          <w:szCs w:val="32"/>
-          <w:cs/>
-        </w:rPr>
-        <w:t xml:space="preserve"> </w:t>
-      </w:r>
-      <w:r>
-        <w:rPr>
-          <w:rFonts w:ascii="TH SarabunPSK" w:hAnsi="TH SarabunPSK" w:cs="TH SarabunPSK" w:hint="cs"/>
-          <w:sz w:val="32"/>
-          <w:szCs w:val="32"/>
-        </w:rPr>
-        <w:t xml:space="preserve">Threshold) </w:t>
-      </w:r>
-      <w:r>
-        <w:rPr>
-          <w:rFonts w:ascii="TH SarabunPSK" w:hAnsi="TH SarabunPSK" w:cs="TH SarabunPSK" w:hint="cs"/>
-          <w:sz w:val="32"/>
-          <w:szCs w:val="32"/>
-          <w:cs/>
-        </w:rPr>
-        <w:t>ใช้แบบฟอร์มคำตอบกะทัดรัด เปิดแคชผลลัพธ์เครื่องมือ ลดการเรียกซ้ำ ตั้งเพดานจำนวนรอบการวางแผน</w:t>
-      </w:r>
-      <w:r>
-        <w:rPr>
-          <w:rFonts w:ascii="TH SarabunPSK" w:hAnsi="TH SarabunPSK" w:cs="TH SarabunPSK" w:hint="cs"/>
-          <w:sz w:val="32"/>
-          <w:szCs w:val="32"/>
-          <w:cs/>
-        </w:rPr>
-        <w:t xml:space="preserve"> </w:t>
-      </w:r>
-      <w:r>
-        <w:rPr>
-          <w:rFonts w:ascii="TH SarabunPSK" w:hAnsi="TH SarabunPSK" w:cs="TH SarabunPSK" w:hint="cs"/>
-          <w:sz w:val="32"/>
-          <w:szCs w:val="32"/>
-          <w:cs/>
-        </w:rPr>
-        <w:t>เรียกเครื่องมือ (</w:t>
-      </w:r>
-      <w:r>
-        <w:rPr>
-          <w:rFonts w:ascii="TH SarabunPSK" w:hAnsi="TH SarabunPSK" w:cs="TH SarabunPSK" w:hint="cs"/>
-          <w:sz w:val="32"/>
-          <w:szCs w:val="32"/>
-        </w:rPr>
-        <w:t xml:space="preserve">Max </w:t>
-      </w:r>
-      <w:r>
-        <w:rPr>
-          <w:rFonts w:ascii="TH SarabunPSK" w:hAnsi="TH SarabunPSK" w:cs="TH SarabunPSK" w:hint="cs"/>
-          <w:sz w:val="32"/>
-          <w:szCs w:val="32"/>
-        </w:rPr>
-        <w:lastRenderedPageBreak/>
-        <w:t>Iterations</w:t>
-      </w:r>
-      <w:r>
-        <w:rPr>
-          <w:rFonts w:ascii="TH SarabunPSK" w:hAnsi="TH SarabunPSK" w:cs="TH SarabunPSK" w:hint="cs"/>
-          <w:sz w:val="32"/>
-          <w:szCs w:val="32"/>
-          <w:cs/>
-        </w:rPr>
-        <w:t xml:space="preserve"> </w:t>
-      </w:r>
-      <w:r>
-        <w:rPr>
-          <w:rFonts w:ascii="TH SarabunPSK" w:hAnsi="TH SarabunPSK" w:cs="TH SarabunPSK" w:hint="cs"/>
-          <w:sz w:val="32"/>
-          <w:szCs w:val="32"/>
-        </w:rPr>
-        <w:t xml:space="preserve">Depth) </w:t>
-      </w:r>
-      <w:r>
-        <w:rPr>
-          <w:rFonts w:ascii="TH SarabunPSK" w:hAnsi="TH SarabunPSK" w:cs="TH SarabunPSK" w:hint="cs"/>
-          <w:sz w:val="32"/>
-          <w:szCs w:val="32"/>
-          <w:cs/>
-        </w:rPr>
-        <w:t>ใช้โมเดลขนาดเล็กสำหรับขั้นตอนคัดกรองเจตนา และติดตามต้นทุนแบบเรียลไทม์ด้วย</w:t>
+        <w:t>5.4.2.1</w:t>
+      </w:r>
+      <w:r>
+        <w:rPr>
+          <w:rFonts w:ascii="TH SarabunPSK" w:hAnsi="TH SarabunPSK" w:cs="TH SarabunPSK"/>
+          <w:sz w:val="32"/>
+          <w:szCs w:val="32"/>
+          <w:cs/>
+        </w:rPr>
+        <w:tab/>
+      </w:r>
+      <w:r>
+        <w:rPr>
+          <w:rFonts w:ascii="TH SarabunPSK" w:hAnsi="TH SarabunPSK" w:cs="TH SarabunPSK" w:hint="cs"/>
+          <w:sz w:val="32"/>
+          <w:szCs w:val="32"/>
+          <w:cs/>
+        </w:rPr>
+        <w:t>เกณฑ์การแยกงานระหว่าง</w:t>
       </w:r>
       <w:proofErr w:type="spellStart"/>
       <w:r>
@@ -4104,7 +4180,7 @@
           <w:szCs w:val="32"/>
           <w:cs/>
         </w:rPr>
-        <w:t>แดช</w:t>
+        <w:t>เวิร์กโฟลว์</w:t>
       </w:r>
       <w:proofErr w:type="spellEnd"/>
       <w:r>
@@ -4114,7 +4190,183 @@
           <w:szCs w:val="32"/>
           <w:cs/>
         </w:rPr>
-        <w:t>บอร์ดการใช้งาน</w:t>
+        <w:t xml:space="preserve">บน </w:t>
+      </w:r>
+      <w:r>
+        <w:rPr>
+          <w:rFonts w:ascii="TH SarabunPSK" w:hAnsi="TH SarabunPSK" w:cs="TH SarabunPSK" w:hint="cs"/>
+          <w:sz w:val="32"/>
+          <w:szCs w:val="32"/>
+        </w:rPr>
+        <w:t>n</w:t>
+      </w:r>
+      <w:r>
+        <w:rPr>
+          <w:rFonts w:ascii="TH SarabunPSK" w:hAnsi="TH SarabunPSK" w:cs="TH SarabunPSK" w:hint="cs"/>
+          <w:sz w:val="32"/>
+          <w:szCs w:val="32"/>
+          <w:cs/>
+        </w:rPr>
+        <w:t>8</w:t>
+      </w:r>
+      <w:r>
+        <w:rPr>
+          <w:rFonts w:ascii="TH SarabunPSK" w:hAnsi="TH SarabunPSK" w:cs="TH SarabunPSK" w:hint="cs"/>
+          <w:sz w:val="32"/>
+          <w:szCs w:val="32"/>
+        </w:rPr>
+        <w:t xml:space="preserve">n </w:t>
+      </w:r>
+      <w:r>
+        <w:rPr>
+          <w:rFonts w:ascii="TH SarabunPSK" w:hAnsi="TH SarabunPSK" w:cs="TH SarabunPSK" w:hint="cs"/>
+          <w:sz w:val="32"/>
+          <w:szCs w:val="32"/>
+          <w:cs/>
+        </w:rPr>
+        <w:t xml:space="preserve">กับการพัฒนาแบบเขียนโปรแกรมโดยตรง ตั้ง “ตารางตัดสินใจ” ว่า งานใดควรอยู่บน </w:t>
+      </w:r>
+      <w:r>
+        <w:rPr>
+          <w:rFonts w:ascii="TH SarabunPSK" w:hAnsi="TH SarabunPSK" w:cs="TH SarabunPSK" w:hint="cs"/>
+          <w:sz w:val="32"/>
+          <w:szCs w:val="32"/>
+        </w:rPr>
+        <w:t>n</w:t>
+      </w:r>
+      <w:r>
+        <w:rPr>
+          <w:rFonts w:ascii="TH SarabunPSK" w:hAnsi="TH SarabunPSK" w:cs="TH SarabunPSK" w:hint="cs"/>
+          <w:sz w:val="32"/>
+          <w:szCs w:val="32"/>
+          <w:cs/>
+        </w:rPr>
+        <w:t>8</w:t>
+      </w:r>
+      <w:r>
+        <w:rPr>
+          <w:rFonts w:ascii="TH SarabunPSK" w:hAnsi="TH SarabunPSK" w:cs="TH SarabunPSK" w:hint="cs"/>
+          <w:sz w:val="32"/>
+          <w:szCs w:val="32"/>
+        </w:rPr>
+        <w:t>n (</w:t>
+      </w:r>
+      <w:r>
+        <w:rPr>
+          <w:rFonts w:ascii="TH SarabunPSK" w:hAnsi="TH SarabunPSK" w:cs="TH SarabunPSK" w:hint="cs"/>
+          <w:sz w:val="32"/>
+          <w:szCs w:val="32"/>
+          <w:cs/>
+        </w:rPr>
+        <w:t xml:space="preserve">ต้นแบบ เร็ว เชื่อมระบบพื้นฐาน งานเชิงกำหนดการ) และงานใดควรย้ายไปพัฒนาเป็นบริการโค้ด (งานเชิงสถานะ ซับซ้อน วนลูปยาว ปริมาณเรียกสูง ต้องทดสอบ </w:t>
+      </w:r>
+      <w:proofErr w:type="spellStart"/>
+      <w:r>
+        <w:rPr>
+          <w:rFonts w:ascii="TH SarabunPSK" w:hAnsi="TH SarabunPSK" w:cs="TH SarabunPSK" w:hint="cs"/>
+          <w:sz w:val="32"/>
+          <w:szCs w:val="32"/>
+          <w:cs/>
+        </w:rPr>
+        <w:t>เวอร์ชัน</w:t>
+      </w:r>
+      <w:proofErr w:type="spellEnd"/>
+      <w:r>
+        <w:rPr>
+          <w:rFonts w:ascii="TH SarabunPSK" w:hAnsi="TH SarabunPSK" w:cs="TH SarabunPSK" w:hint="cs"/>
+          <w:sz w:val="32"/>
+          <w:szCs w:val="32"/>
+          <w:cs/>
+        </w:rPr>
+        <w:t xml:space="preserve">จริงจัง) พร้อมใช้แนวทาง </w:t>
+      </w:r>
+      <w:r>
+        <w:rPr>
+          <w:rFonts w:ascii="TH SarabunPSK" w:hAnsi="TH SarabunPSK" w:cs="TH SarabunPSK" w:hint="cs"/>
+          <w:sz w:val="32"/>
+          <w:szCs w:val="32"/>
+        </w:rPr>
+        <w:t>workflow-as-code (</w:t>
+      </w:r>
+      <w:r>
+        <w:rPr>
+          <w:rFonts w:ascii="TH SarabunPSK" w:hAnsi="TH SarabunPSK" w:cs="TH SarabunPSK" w:hint="cs"/>
+          <w:sz w:val="32"/>
+          <w:szCs w:val="32"/>
+          <w:cs/>
+        </w:rPr>
+        <w:t>เก็บไฟล์</w:t>
+      </w:r>
+      <w:proofErr w:type="spellStart"/>
+      <w:r>
+        <w:rPr>
+          <w:rFonts w:ascii="TH SarabunPSK" w:hAnsi="TH SarabunPSK" w:cs="TH SarabunPSK" w:hint="cs"/>
+          <w:sz w:val="32"/>
+          <w:szCs w:val="32"/>
+          <w:cs/>
+        </w:rPr>
+        <w:t>เวิร์กโฟลว์</w:t>
+      </w:r>
+      <w:proofErr w:type="spellEnd"/>
+      <w:r>
+        <w:rPr>
+          <w:rFonts w:ascii="TH SarabunPSK" w:hAnsi="TH SarabunPSK" w:cs="TH SarabunPSK" w:hint="cs"/>
+          <w:sz w:val="32"/>
+          <w:szCs w:val="32"/>
+          <w:cs/>
+        </w:rPr>
+        <w:t xml:space="preserve">ใน </w:t>
+      </w:r>
+      <w:r>
+        <w:rPr>
+          <w:rFonts w:ascii="TH SarabunPSK" w:hAnsi="TH SarabunPSK" w:cs="TH SarabunPSK" w:hint="cs"/>
+          <w:sz w:val="32"/>
+          <w:szCs w:val="32"/>
+        </w:rPr>
+        <w:t xml:space="preserve">Git), </w:t>
+      </w:r>
+      <w:r>
+        <w:rPr>
+          <w:rFonts w:ascii="TH SarabunPSK" w:hAnsi="TH SarabunPSK" w:cs="TH SarabunPSK" w:hint="cs"/>
+          <w:sz w:val="32"/>
+          <w:szCs w:val="32"/>
+          <w:cs/>
+        </w:rPr>
+        <w:t xml:space="preserve">ตั้ง </w:t>
+      </w:r>
+      <w:r>
+        <w:rPr>
+          <w:rFonts w:ascii="TH SarabunPSK" w:hAnsi="TH SarabunPSK" w:cs="TH SarabunPSK" w:hint="cs"/>
+          <w:sz w:val="32"/>
+          <w:szCs w:val="32"/>
+        </w:rPr>
+        <w:t xml:space="preserve">CI </w:t>
+      </w:r>
+      <w:r>
+        <w:rPr>
+          <w:rFonts w:ascii="TH SarabunPSK" w:hAnsi="TH SarabunPSK" w:cs="TH SarabunPSK" w:hint="cs"/>
+          <w:sz w:val="32"/>
+          <w:szCs w:val="32"/>
+          <w:cs/>
+        </w:rPr>
+        <w:t>สำหรับทดสอบ ตรวจสอบ</w:t>
+      </w:r>
+      <w:r>
+        <w:rPr>
+          <w:rFonts w:ascii="TH SarabunPSK" w:hAnsi="TH SarabunPSK" w:cs="TH SarabunPSK" w:hint="cs"/>
+          <w:sz w:val="32"/>
+          <w:szCs w:val="32"/>
+        </w:rPr>
+        <w:t xml:space="preserve">, </w:t>
+      </w:r>
+      <w:r>
+        <w:rPr>
+          <w:rFonts w:ascii="TH SarabunPSK" w:hAnsi="TH SarabunPSK" w:cs="TH SarabunPSK" w:hint="cs"/>
+          <w:sz w:val="32"/>
+          <w:szCs w:val="32"/>
+          <w:cs/>
+        </w:rPr>
+        <w:t>และแยกเป็นโมดูล บริการย่อยเพื่อรองรับการขยายตัวและการบำรุงรักษา</w:t>
       </w:r>
     </w:p>
     <w:p>
@@ -4130,366 +4382,7 @@
         <w:spacing w:after="0"/>
         <w:jc w:val="thaiDistribute"/>
         <w:rPr>
-          <w:rFonts w:ascii="TH SarabunPSK" w:hAnsi="TH SarabunPSK" w:cs="TH SarabunPSK" w:hint="cs"/>
-          <w:sz w:val="32"/>
-          <w:szCs w:val="32"/>
-        </w:rPr>
-      </w:pPr>
-      <w:r>
-        <w:rPr>
-          <w:rFonts w:ascii="TH SarabunPSK" w:hAnsi="TH SarabunPSK" w:cs="TH SarabunPSK" w:hint="cs"/>
-          <w:sz w:val="32"/>
-          <w:szCs w:val="32"/>
-          <w:cs/>
-        </w:rPr>
-        <w:tab/>
-      </w:r>
-      <w:r>
-        <w:rPr>
-          <w:rFonts w:ascii="TH SarabunPSK" w:hAnsi="TH SarabunPSK" w:cs="TH SarabunPSK" w:hint="cs"/>
-          <w:sz w:val="32"/>
-          <w:szCs w:val="32"/>
-        </w:rPr>
-        <w:t>5.4.2</w:t>
-      </w:r>
-      <w:r>
-        <w:rPr>
-          <w:rFonts w:ascii="TH SarabunPSK" w:hAnsi="TH SarabunPSK" w:cs="TH SarabunPSK" w:hint="cs"/>
-          <w:sz w:val="32"/>
-          <w:szCs w:val="32"/>
-        </w:rPr>
-        <w:tab/>
-      </w:r>
-      <w:r>
-        <w:rPr>
-          <w:rFonts w:ascii="TH SarabunPSK" w:hAnsi="TH SarabunPSK" w:cs="TH SarabunPSK" w:hint="cs"/>
-          <w:sz w:val="32"/>
-          <w:szCs w:val="32"/>
-          <w:cs/>
-        </w:rPr>
-        <w:t>ข้อเสนอแนะเพื่อการทำโครงงานสหกิจศึกษาครั้งต่อไป</w:t>
-      </w:r>
-    </w:p>
-    <w:p>
-      <w:pPr>
-        <w:tabs>
-          <w:tab w:val="left" w:pos="425"/>
-          <w:tab w:val="left" w:pos="567"/>
-          <w:tab w:val="left" w:pos="992"/>
-          <w:tab w:val="left" w:pos="1701"/>
-          <w:tab w:val="left" w:pos="1985"/>
-          <w:tab w:val="left" w:pos="2268"/>
-        </w:tabs>
-        <w:spacing w:after="0"/>
-        <w:jc w:val="thaiDistribute"/>
-        <w:rPr>
-          <w:rFonts w:ascii="TH SarabunPSK" w:hAnsi="TH SarabunPSK" w:cs="TH SarabunPSK" w:hint="cs"/>
-          <w:sz w:val="32"/>
-          <w:szCs w:val="32"/>
-        </w:rPr>
-      </w:pPr>
-      <w:r>
-        <w:rPr>
-          <w:rFonts w:ascii="TH SarabunPSK" w:hAnsi="TH SarabunPSK" w:cs="TH SarabunPSK" w:hint="cs"/>
-          <w:sz w:val="32"/>
-          <w:szCs w:val="32"/>
-          <w:cs/>
-        </w:rPr>
-        <w:tab/>
-      </w:r>
-      <w:r>
-        <w:rPr>
-          <w:rFonts w:ascii="TH SarabunPSK" w:hAnsi="TH SarabunPSK" w:cs="TH SarabunPSK" w:hint="cs"/>
-          <w:sz w:val="32"/>
-          <w:szCs w:val="32"/>
-          <w:cs/>
-        </w:rPr>
-        <w:tab/>
-      </w:r>
-      <w:r>
-        <w:rPr>
-          <w:rFonts w:ascii="TH SarabunPSK" w:hAnsi="TH SarabunPSK" w:cs="TH SarabunPSK" w:hint="cs"/>
-          <w:sz w:val="32"/>
-          <w:szCs w:val="32"/>
-          <w:cs/>
-        </w:rPr>
-        <w:tab/>
-        <w:t>5.4.2.1</w:t>
-      </w:r>
-      <w:r>
-        <w:rPr>
-          <w:rFonts w:ascii="TH SarabunPSK" w:hAnsi="TH SarabunPSK" w:cs="TH SarabunPSK" w:hint="cs"/>
-          <w:sz w:val="32"/>
-          <w:szCs w:val="32"/>
-          <w:cs/>
-        </w:rPr>
-        <w:t>**</w:t>
-      </w:r>
-      <w:r>
-        <w:rPr>
-          <w:rFonts w:ascii="TH SarabunPSK" w:hAnsi="TH SarabunPSK" w:cs="TH SarabunPSK" w:hint="cs"/>
-          <w:sz w:val="32"/>
-          <w:szCs w:val="32"/>
-          <w:cs/>
-        </w:rPr>
-        <w:t>เกณฑ์การแยกงานระหว่าง</w:t>
-      </w:r>
-      <w:proofErr w:type="spellStart"/>
-      <w:r>
-        <w:rPr>
-          <w:rFonts w:ascii="TH SarabunPSK" w:hAnsi="TH SarabunPSK" w:cs="TH SarabunPSK" w:hint="cs"/>
-          <w:sz w:val="32"/>
-          <w:szCs w:val="32"/>
-          <w:cs/>
-        </w:rPr>
-        <w:t>เวิร์กโฟลว์</w:t>
-      </w:r>
-      <w:proofErr w:type="spellEnd"/>
-      <w:r>
-        <w:rPr>
-          <w:rFonts w:ascii="TH SarabunPSK" w:hAnsi="TH SarabunPSK" w:cs="TH SarabunPSK" w:hint="cs"/>
-          <w:sz w:val="32"/>
-          <w:szCs w:val="32"/>
-          <w:cs/>
-        </w:rPr>
-        <w:t xml:space="preserve">บน </w:t>
-      </w:r>
-      <w:r>
-        <w:rPr>
-          <w:rFonts w:ascii="TH SarabunPSK" w:hAnsi="TH SarabunPSK" w:cs="TH SarabunPSK" w:hint="cs"/>
-          <w:sz w:val="32"/>
-          <w:szCs w:val="32"/>
-        </w:rPr>
-        <w:t>n</w:t>
-      </w:r>
-      <w:r>
-        <w:rPr>
-          <w:rFonts w:ascii="TH SarabunPSK" w:hAnsi="TH SarabunPSK" w:cs="TH SarabunPSK" w:hint="cs"/>
-          <w:sz w:val="32"/>
-          <w:szCs w:val="32"/>
-          <w:cs/>
-        </w:rPr>
-        <w:t>8</w:t>
-      </w:r>
-      <w:r>
-        <w:rPr>
-          <w:rFonts w:ascii="TH SarabunPSK" w:hAnsi="TH SarabunPSK" w:cs="TH SarabunPSK" w:hint="cs"/>
-          <w:sz w:val="32"/>
-          <w:szCs w:val="32"/>
-        </w:rPr>
-        <w:t xml:space="preserve">n </w:t>
-      </w:r>
-      <w:r>
-        <w:rPr>
-          <w:rFonts w:ascii="TH SarabunPSK" w:hAnsi="TH SarabunPSK" w:cs="TH SarabunPSK" w:hint="cs"/>
-          <w:sz w:val="32"/>
-          <w:szCs w:val="32"/>
-          <w:cs/>
-        </w:rPr>
-        <w:t xml:space="preserve">กับการพัฒนาแบบเขียนโปรแกรมโดยตรง ตั้ง “ตารางตัดสินใจ” ว่า งานใดควรอยู่บน </w:t>
-      </w:r>
-      <w:r>
-        <w:rPr>
-          <w:rFonts w:ascii="TH SarabunPSK" w:hAnsi="TH SarabunPSK" w:cs="TH SarabunPSK" w:hint="cs"/>
-          <w:sz w:val="32"/>
-          <w:szCs w:val="32"/>
-        </w:rPr>
-        <w:t>n</w:t>
-      </w:r>
-      <w:r>
-        <w:rPr>
-          <w:rFonts w:ascii="TH SarabunPSK" w:hAnsi="TH SarabunPSK" w:cs="TH SarabunPSK" w:hint="cs"/>
-          <w:sz w:val="32"/>
-          <w:szCs w:val="32"/>
-          <w:cs/>
-        </w:rPr>
-        <w:t>8</w:t>
-      </w:r>
-      <w:r>
-        <w:rPr>
-          <w:rFonts w:ascii="TH SarabunPSK" w:hAnsi="TH SarabunPSK" w:cs="TH SarabunPSK" w:hint="cs"/>
-          <w:sz w:val="32"/>
-          <w:szCs w:val="32"/>
-        </w:rPr>
-        <w:t>n (</w:t>
-      </w:r>
-      <w:r>
-        <w:rPr>
-          <w:rFonts w:ascii="TH SarabunPSK" w:hAnsi="TH SarabunPSK" w:cs="TH SarabunPSK" w:hint="cs"/>
-          <w:sz w:val="32"/>
-          <w:szCs w:val="32"/>
-          <w:cs/>
-        </w:rPr>
-        <w:t>ต้นแบบ เร็ว เชื่อมระบบพื้นฐาน งานเชิงกำหนดการ) และงานใดควรย้ายไปพัฒนาเป็นบริการโค้ด (งานเชิงสถานะ ซับซ้อน วนลูปยาว ปริมาณเรียกสูง ต้องทดสอบ</w:t>
-      </w:r>
-      <w:r>
-        <w:rPr>
-          <w:rFonts w:ascii="TH SarabunPSK" w:hAnsi="TH SarabunPSK" w:cs="TH SarabunPSK" w:hint="cs"/>
-          <w:sz w:val="32"/>
-          <w:szCs w:val="32"/>
-          <w:cs/>
-        </w:rPr>
-        <w:t xml:space="preserve"> </w:t>
-      </w:r>
-      <w:proofErr w:type="spellStart"/>
-      <w:r>
-        <w:rPr>
-          <w:rFonts w:ascii="TH SarabunPSK" w:hAnsi="TH SarabunPSK" w:cs="TH SarabunPSK" w:hint="cs"/>
-          <w:sz w:val="32"/>
-          <w:szCs w:val="32"/>
-          <w:cs/>
-        </w:rPr>
-        <w:t>เวอร์ชัน</w:t>
-      </w:r>
-      <w:proofErr w:type="spellEnd"/>
-      <w:r>
-        <w:rPr>
-          <w:rFonts w:ascii="TH SarabunPSK" w:hAnsi="TH SarabunPSK" w:cs="TH SarabunPSK" w:hint="cs"/>
-          <w:sz w:val="32"/>
-          <w:szCs w:val="32"/>
-          <w:cs/>
-        </w:rPr>
-        <w:t xml:space="preserve">จริงจัง) พร้อมใช้แนวทาง </w:t>
-      </w:r>
-      <w:r>
-        <w:rPr>
-          <w:rFonts w:ascii="TH SarabunPSK" w:hAnsi="TH SarabunPSK" w:cs="TH SarabunPSK" w:hint="cs"/>
-          <w:sz w:val="32"/>
-          <w:szCs w:val="32"/>
-        </w:rPr>
-        <w:t>workflow-as-code (</w:t>
-      </w:r>
-      <w:r>
-        <w:rPr>
-          <w:rFonts w:ascii="TH SarabunPSK" w:hAnsi="TH SarabunPSK" w:cs="TH SarabunPSK" w:hint="cs"/>
-          <w:sz w:val="32"/>
-          <w:szCs w:val="32"/>
-          <w:cs/>
-        </w:rPr>
-        <w:t>เก็บไฟล์</w:t>
-      </w:r>
-      <w:proofErr w:type="spellStart"/>
-      <w:r>
-        <w:rPr>
-          <w:rFonts w:ascii="TH SarabunPSK" w:hAnsi="TH SarabunPSK" w:cs="TH SarabunPSK" w:hint="cs"/>
-          <w:sz w:val="32"/>
-          <w:szCs w:val="32"/>
-          <w:cs/>
-        </w:rPr>
-        <w:t>เวิร์กโฟลว์</w:t>
-      </w:r>
-      <w:proofErr w:type="spellEnd"/>
-      <w:r>
-        <w:rPr>
-          <w:rFonts w:ascii="TH SarabunPSK" w:hAnsi="TH SarabunPSK" w:cs="TH SarabunPSK" w:hint="cs"/>
-          <w:sz w:val="32"/>
-          <w:szCs w:val="32"/>
-          <w:cs/>
-        </w:rPr>
-        <w:t xml:space="preserve">ใน </w:t>
-      </w:r>
-      <w:r>
-        <w:rPr>
-          <w:rFonts w:ascii="TH SarabunPSK" w:hAnsi="TH SarabunPSK" w:cs="TH SarabunPSK" w:hint="cs"/>
-          <w:sz w:val="32"/>
-          <w:szCs w:val="32"/>
-        </w:rPr>
-        <w:t xml:space="preserve">Git), </w:t>
-      </w:r>
-      <w:r>
-        <w:rPr>
-          <w:rFonts w:ascii="TH SarabunPSK" w:hAnsi="TH SarabunPSK" w:cs="TH SarabunPSK" w:hint="cs"/>
-          <w:sz w:val="32"/>
-          <w:szCs w:val="32"/>
-          <w:cs/>
-        </w:rPr>
-        <w:t xml:space="preserve">ตั้ง </w:t>
-      </w:r>
-      <w:r>
-        <w:rPr>
-          <w:rFonts w:ascii="TH SarabunPSK" w:hAnsi="TH SarabunPSK" w:cs="TH SarabunPSK" w:hint="cs"/>
-          <w:sz w:val="32"/>
-          <w:szCs w:val="32"/>
-        </w:rPr>
-        <w:t xml:space="preserve">CI </w:t>
-      </w:r>
-      <w:r>
-        <w:rPr>
-          <w:rFonts w:ascii="TH SarabunPSK" w:hAnsi="TH SarabunPSK" w:cs="TH SarabunPSK" w:hint="cs"/>
-          <w:sz w:val="32"/>
-          <w:szCs w:val="32"/>
-          <w:cs/>
-        </w:rPr>
-        <w:t>สำหรับทดสอบ</w:t>
-      </w:r>
-      <w:r>
-        <w:rPr>
-          <w:rFonts w:ascii="TH SarabunPSK" w:hAnsi="TH SarabunPSK" w:cs="TH SarabunPSK" w:hint="cs"/>
-          <w:sz w:val="32"/>
-          <w:szCs w:val="32"/>
-          <w:cs/>
-        </w:rPr>
-        <w:t xml:space="preserve"> </w:t>
-      </w:r>
-      <w:r>
-        <w:rPr>
-          <w:rFonts w:ascii="TH SarabunPSK" w:hAnsi="TH SarabunPSK" w:cs="TH SarabunPSK" w:hint="cs"/>
-          <w:sz w:val="32"/>
-          <w:szCs w:val="32"/>
-          <w:cs/>
-        </w:rPr>
-        <w:t>ตรวจสอบ</w:t>
-      </w:r>
-      <w:r>
-        <w:rPr>
-          <w:rFonts w:ascii="TH SarabunPSK" w:hAnsi="TH SarabunPSK" w:cs="TH SarabunPSK" w:hint="cs"/>
-          <w:sz w:val="32"/>
-          <w:szCs w:val="32"/>
-        </w:rPr>
-        <w:t xml:space="preserve">, </w:t>
-      </w:r>
-      <w:r>
-        <w:rPr>
-          <w:rFonts w:ascii="TH SarabunPSK" w:hAnsi="TH SarabunPSK" w:cs="TH SarabunPSK" w:hint="cs"/>
-          <w:sz w:val="32"/>
-          <w:szCs w:val="32"/>
-          <w:cs/>
-        </w:rPr>
-        <w:t>และแยกเป็นโมดูล</w:t>
-      </w:r>
-      <w:r>
-        <w:rPr>
-          <w:rFonts w:ascii="TH SarabunPSK" w:hAnsi="TH SarabunPSK" w:cs="TH SarabunPSK" w:hint="cs"/>
-          <w:sz w:val="32"/>
-          <w:szCs w:val="32"/>
-          <w:cs/>
-        </w:rPr>
-        <w:t xml:space="preserve"> </w:t>
-      </w:r>
-      <w:r>
-        <w:rPr>
-          <w:rFonts w:ascii="TH SarabunPSK" w:hAnsi="TH SarabunPSK" w:cs="TH SarabunPSK" w:hint="cs"/>
-          <w:sz w:val="32"/>
-          <w:szCs w:val="32"/>
-          <w:cs/>
-        </w:rPr>
-        <w:t>บริการย่อยเพื่อรองรับการขยายตัวและการบำรุงรักษา</w:t>
-      </w:r>
-    </w:p>
-    <w:p>
-      <w:pPr>
-        <w:tabs>
-          <w:tab w:val="left" w:pos="425"/>
-          <w:tab w:val="left" w:pos="567"/>
-          <w:tab w:val="left" w:pos="992"/>
-          <w:tab w:val="left" w:pos="1701"/>
-          <w:tab w:val="left" w:pos="1985"/>
-          <w:tab w:val="left" w:pos="2268"/>
-        </w:tabs>
-        <w:spacing w:after="0"/>
-        <w:jc w:val="thaiDistribute"/>
-        <w:rPr>
-          <w:rFonts w:ascii="TH SarabunPSK" w:hAnsi="TH SarabunPSK" w:cs="TH SarabunPSK" w:hint="cs"/>
+          <w:rFonts w:ascii="TH SarabunPSK" w:hAnsi="TH SarabunPSK" w:cs="TH SarabunPSK"/>
           <w:sz w:val="32"/>
           <w:szCs w:val="32"/>
         </w:rPr>
@@ -4524,12 +4417,12 @@
       </w:r>
       <w:r>
         <w:rPr>
-          <w:rFonts w:ascii="TH SarabunPSK" w:hAnsi="TH SarabunPSK" w:cs="TH SarabunPSK" w:hint="cs"/>
-          <w:sz w:val="32"/>
-          <w:szCs w:val="32"/>
-          <w:cs/>
-        </w:rPr>
-        <w:t>**</w:t>
+          <w:rFonts w:ascii="TH SarabunPSK" w:hAnsi="TH SarabunPSK" w:cs="TH SarabunPSK"/>
+          <w:sz w:val="32"/>
+          <w:szCs w:val="32"/>
+          <w:cs/>
+        </w:rPr>
+        <w:tab/>
       </w:r>
       <w:r>
         <w:rPr>
@@ -4623,7 +4516,49 @@
           <w:szCs w:val="32"/>
           <w:cs/>
         </w:rPr>
-        <w:t>คิวงาน</w:t>
+        <w:t>คิวงาน แคช</w:t>
+      </w:r>
+      <w:r>
+        <w:rPr>
+          <w:rFonts w:ascii="TH SarabunPSK" w:hAnsi="TH SarabunPSK" w:cs="TH SarabunPSK" w:hint="cs"/>
+          <w:sz w:val="32"/>
+          <w:szCs w:val="32"/>
+        </w:rPr>
+        <w:t xml:space="preserve">, Reverse Proxy + SSL) </w:t>
+      </w:r>
+      <w:r>
+        <w:rPr>
+          <w:rFonts w:ascii="TH SarabunPSK" w:hAnsi="TH SarabunPSK" w:cs="TH SarabunPSK" w:hint="cs"/>
+          <w:sz w:val="32"/>
+          <w:szCs w:val="32"/>
+          <w:cs/>
+        </w:rPr>
+        <w:t>จัดการความลับ (</w:t>
+      </w:r>
+      <w:r>
+        <w:rPr>
+          <w:rFonts w:ascii="TH SarabunPSK" w:hAnsi="TH SarabunPSK" w:cs="TH SarabunPSK" w:hint="cs"/>
+          <w:sz w:val="32"/>
+          <w:szCs w:val="32"/>
+        </w:rPr>
+        <w:t xml:space="preserve">Secrets) </w:t>
+      </w:r>
+      <w:r>
+        <w:rPr>
+          <w:rFonts w:ascii="TH SarabunPSK" w:hAnsi="TH SarabunPSK" w:cs="TH SarabunPSK" w:hint="cs"/>
+          <w:sz w:val="32"/>
+          <w:szCs w:val="32"/>
+          <w:cs/>
+        </w:rPr>
+        <w:t>แผนสำรอง กู้คืนข้อมูล (</w:t>
+      </w:r>
+      <w:r>
+        <w:rPr>
+          <w:rFonts w:ascii="TH SarabunPSK" w:hAnsi="TH SarabunPSK" w:cs="TH SarabunPSK" w:hint="cs"/>
+          <w:sz w:val="32"/>
+          <w:szCs w:val="32"/>
+        </w:rPr>
+        <w:t>Backup</w:t>
       </w:r>
       <w:r>
         <w:rPr>
@@ -4639,84 +4574,6 @@
           <w:rFonts w:ascii="TH SarabunPSK" w:hAnsi="TH SarabunPSK" w:cs="TH SarabunPSK" w:hint="cs"/>
           <w:sz w:val="32"/>
           <w:szCs w:val="32"/>
-          <w:cs/>
-        </w:rPr>
-        <w:t>แคช</w:t>
-      </w:r>
-      <w:r>
-        <w:rPr>
-          <w:rFonts w:ascii="TH SarabunPSK" w:hAnsi="TH SarabunPSK" w:cs="TH SarabunPSK" w:hint="cs"/>
-          <w:sz w:val="32"/>
-          <w:szCs w:val="32"/>
-        </w:rPr>
-        <w:t xml:space="preserve">, Reverse Proxy + SSL) </w:t>
-      </w:r>
-      <w:r>
-        <w:rPr>
-          <w:rFonts w:ascii="TH SarabunPSK" w:hAnsi="TH SarabunPSK" w:cs="TH SarabunPSK" w:hint="cs"/>
-          <w:sz w:val="32"/>
-          <w:szCs w:val="32"/>
-          <w:cs/>
-        </w:rPr>
-        <w:t>จัดการความลับ (</w:t>
-      </w:r>
-      <w:r>
-        <w:rPr>
-          <w:rFonts w:ascii="TH SarabunPSK" w:hAnsi="TH SarabunPSK" w:cs="TH SarabunPSK" w:hint="cs"/>
-          <w:sz w:val="32"/>
-          <w:szCs w:val="32"/>
-        </w:rPr>
-        <w:t xml:space="preserve">Secrets) </w:t>
-      </w:r>
-      <w:r>
-        <w:rPr>
-          <w:rFonts w:ascii="TH SarabunPSK" w:hAnsi="TH SarabunPSK" w:cs="TH SarabunPSK" w:hint="cs"/>
-          <w:sz w:val="32"/>
-          <w:szCs w:val="32"/>
-          <w:cs/>
-        </w:rPr>
-        <w:t>แผนสำรอง</w:t>
-      </w:r>
-      <w:r>
-        <w:rPr>
-          <w:rFonts w:ascii="TH SarabunPSK" w:hAnsi="TH SarabunPSK" w:cs="TH SarabunPSK" w:hint="cs"/>
-          <w:sz w:val="32"/>
-          <w:szCs w:val="32"/>
-          <w:cs/>
-        </w:rPr>
-        <w:t xml:space="preserve"> </w:t>
-      </w:r>
-      <w:r>
-        <w:rPr>
-          <w:rFonts w:ascii="TH SarabunPSK" w:hAnsi="TH SarabunPSK" w:cs="TH SarabunPSK" w:hint="cs"/>
-          <w:sz w:val="32"/>
-          <w:szCs w:val="32"/>
-          <w:cs/>
-        </w:rPr>
-        <w:t>กู้คืนข้อมูล (</w:t>
-      </w:r>
-      <w:r>
-        <w:rPr>
-          <w:rFonts w:ascii="TH SarabunPSK" w:hAnsi="TH SarabunPSK" w:cs="TH SarabunPSK" w:hint="cs"/>
-          <w:sz w:val="32"/>
-          <w:szCs w:val="32"/>
-        </w:rPr>
-        <w:t>Backup</w:t>
-      </w:r>
-      <w:r>
-        <w:rPr>
-          <w:rFonts w:ascii="TH SarabunPSK" w:hAnsi="TH SarabunPSK" w:cs="TH SarabunPSK" w:hint="cs"/>
-          <w:sz w:val="32"/>
-          <w:szCs w:val="32"/>
-          <w:cs/>
-        </w:rPr>
-        <w:t xml:space="preserve"> </w:t>
-      </w:r>
-      <w:r>
-        <w:rPr>
-          <w:rFonts w:ascii="TH SarabunPSK" w:hAnsi="TH SarabunPSK" w:cs="TH SarabunPSK" w:hint="cs"/>
-          <w:sz w:val="32"/>
-          <w:szCs w:val="32"/>
         </w:rPr>
         <w:t xml:space="preserve">Restore Runbook) </w:t>
       </w:r>
@@ -4727,25 +4584,7 @@
           <w:szCs w:val="32"/>
           <w:cs/>
         </w:rPr>
-        <w:t>การยืนยันตัวตน</w:t>
-      </w:r>
-      <w:r>
-        <w:rPr>
-          <w:rFonts w:ascii="TH SarabunPSK" w:hAnsi="TH SarabunPSK" w:cs="TH SarabunPSK" w:hint="cs"/>
-          <w:sz w:val="32"/>
-          <w:szCs w:val="32"/>
-          <w:cs/>
-        </w:rPr>
-        <w:t xml:space="preserve"> </w:t>
-      </w:r>
-      <w:r>
-        <w:rPr>
-          <w:rFonts w:ascii="TH SarabunPSK" w:hAnsi="TH SarabunPSK" w:cs="TH SarabunPSK" w:hint="cs"/>
-          <w:sz w:val="32"/>
-          <w:szCs w:val="32"/>
-          <w:cs/>
-        </w:rPr>
-        <w:t>กำหนดสิทธิ์ การเฝ้าระวังและบันทึกเหตุการณ์ (</w:t>
+        <w:t>การยืนยันตัวตน กำหนดสิทธิ์ การเฝ้าระวังและบันทึกเหตุการณ์ (</w:t>
       </w:r>
       <w:r>
         <w:rPr>
@@ -4886,7 +4725,7 @@
         <w:spacing w:after="0"/>
         <w:jc w:val="thaiDistribute"/>
         <w:rPr>
-          <w:rFonts w:ascii="TH SarabunPSK" w:hAnsi="TH SarabunPSK" w:cs="TH SarabunPSK" w:hint="cs"/>
+          <w:rFonts w:ascii="TH SarabunPSK" w:hAnsi="TH SarabunPSK" w:cs="TH SarabunPSK"/>
           <w:sz w:val="32"/>
           <w:szCs w:val="32"/>
           <w:cs/>
@@ -4949,8 +4788,10 @@
     </w:p>
     <w:sectPr>
       <w:headerReference w:type="default" r:id="rId8"/>
+      <w:type w:val="continuous"/>
       <w:pgSz w:w="11906" w:h="16838" w:code="9"/>
       <w:pgMar w:top="2160" w:right="1440" w:bottom="1440" w:left="2160" w:header="1440" w:footer="720" w:gutter="0"/>
+      <w:pgNumType w:start="53"/>
       <w:cols w:space="708"/>
       <w:docGrid w:linePitch="360"/>
     </w:sectPr>
@@ -5012,7 +4853,7 @@
 <w:hdr xmlns:wpc="http://schemas.microsoft.com/office/word/2010/wordprocessingCanvas" xmlns:cx="http://schemas.microsoft.com/office/drawing/2014/chartex" xmlns:cx1="http://schemas.microsoft.com/office/drawing/2015/9/8/chartex" xmlns:cx2="http://schemas.microsoft.com/office/drawing/2015/10/21/chartex" xmlns:cx3="http://schemas.microsoft.com/office/drawing/2016/5/9/chartex" xmlns:cx4="http://schemas.microsoft.com/office/drawing/2016/5/10/chartex" xmlns:cx5="http://schemas.microsoft.com/office/drawing/2016/5/11/chartex" xmlns:cx6="http://schemas.microsoft.com/office/drawing/2016/5/12/chartex" xmlns:cx7="http://schemas.microsoft.com/office/drawing/2016/5/13/chartex" xmlns:cx8="http://schemas.microsoft.com/office/drawing/2016/5/14/chartex" xmlns:mc="http://schemas.openxmlformats.org/markup-compatibility/2006" xmlns:aink="http://schemas.microsoft.com/office/drawing/2016/ink" xmlns:am3d="http://schemas.microsoft.com/office/drawing/2017/model3d" xmlns:o="urn:schemas-microsoft-com:office:office" xmlns:r="http://schemas.openxmlformats.org/officeDocument/2006/relationships" xmlns:m="http://schemas.openxmlformats.org/officeDocument/2006/math" xmlns:v="urn:schemas-microsoft-com:vml" xmlns:wp14="http://schemas.microsoft.com/office/word/2010/wordprocessingDrawing" xmlns:wp="http://schemas.openxmlformats.org/drawingml/2006/wordprocessingDrawing" xmlns:w10="urn:schemas-microsoft-com:office:word" xmlns:w="http://schemas.openxmlformats.org/wordprocessingml/2006/main" xmlns:w14="http://schemas.microsoft.com/office/word/2010/wordml" xmlns:w15="http://schemas.microsoft.com/office/word/2012/wordml" xmlns:w16cex="http://schemas.microsoft.com/office/word/2018/wordml/cex" xmlns:w16cid="http://schemas.microsoft.com/office/word/2016/wordml/cid" xmlns:w16="http://schemas.microsoft.com/office/word/2018/wordml" xmlns:w16sdtdh="http://schemas.microsoft.com/office/word/2020/wordml/sdtdatahash" xmlns:w16se="http://schemas.microsoft.com/office/word/2015/wordml/symex" xmlns:wpg="http://schemas.microsoft.com/office/word/2010/wordprocessingGroup" xmlns:wpi="http://schemas.microsoft.com/office/word/2010/wordprocessingInk" xmlns:wne="http://schemas.microsoft.com/office/word/2006/wordml" xmlns:wps="http://schemas.microsoft.com/office/word/2010/wordprocessingShape" mc:Ignorable="w14 w15 w16se w16cid w16 w16cex w16sdtdh wp14">
   <w:sdt>
     <w:sdtPr>
-      <w:id w:val="2117945953"/>
+      <w:id w:val="-1617670669"/>
       <w:docPartObj>
         <w:docPartGallery w:val="Page Numbers (Top of Page)"/>
         <w:docPartUnique/>
